--- a/publication_study/output/documents/manuscript_BMC_Public_Health.docx
+++ b/publication_study/output/documents/manuscript_BMC_Public_Health.docx
@@ -54,7 +54,7 @@
         </w:rPr>
         <w:t>PROVISIONAL ANALYTICAL DRAFT - NOT FOR SUBMISSION</w:t>
         <w:br/>
-        <w:t>Official GBD 2023 population and official NCI Joinpoint outputs remain external submission gates.</w:t>
+        <w:t>The reconstructed population proxy must be replaced by the matching official GBD 2023 population export. Trend estimates are descriptive analyses of annual GBD posterior means.</w:t>
       </w:r>
     </w:p>
     <w:p>
@@ -72,17 +72,17 @@
     </w:p>
     <w:p>
       <w:r>
-        <w:t>Methods: We analyzed GBD 2023 incidence, prevalence, and disability-adjusted life-year (DALY) estimates for 1990-2023. We summarized all-age counts and age-standardized rates (ASRs), characterized nonlinear trends with permutation-selected segmented log-linear regression, controlled pairwise comparison multiplicity using the Benjamini-Hochberg procedure, and decomposed adult count changes into population growth, population ageing, and age-specific rate change using permutation-averaged Shapley replacement. Incidence age-period-cohort estimable functions were secondary.</w:t>
+        <w:t>Methods: We analyzed GBD 2023 incidence, prevalence, and disability-adjusted life-year (DALY) estimates for 1990-2023. We summarized all-age quantities and age-standardized rates (ASRs), described nonlinear trends with Bayesian-information-criterion-selected segmented log-linear regression, and decomposed changes among persons aged 15 years and older into population growth, population ageing, and age-specific rate change using Shapley replacement. Incidence age-period-cohort estimable functions were secondary.</w:t>
       </w:r>
     </w:p>
     <w:p>
       <w:r>
-        <w:t>Results: From 1990 to 2023, all-age counts increased for every outcome, country, and sex stratum. DALY ASRs in China changed from 175.3 to 177.6 per 100,000 among females and 207.2 to 209.1 among males. Corresponding U.S. rates declined from 269.5 to 247.9 among females and 281.2 to 270.2 among males. After false-discovery-rate control, 12 of 12 prespecified trajectory comparisons rejected parallelism. Population growth was the principal positive contributor to rising counts in most strata, while age-specific rate change separated the near-stable Chinese rates from declining U.S. rates.</w:t>
+        <w:t>Results: From 1990 to 2023, estimated incident cases, prevalent cases, and DALYs increased in every country-sex stratum. DALY ASRs in China changed from 175.3 to 177.6 per 100,000 among females and 207.2 to 209.1 among males. Corresponding U.S. rates changed from 269.5 to 247.9 among females and 281.2 to 270.2 among males. Descriptive segmented slopes and pairwise average annual percentage change contrasts indicated near-stable Chinese rates and declining U.S. rates. Population growth was the principal positive contributor to increasing absolute quantities in most strata.</w:t>
       </w:r>
     </w:p>
     <w:p>
       <w:r>
-        <w:t>Conclusions: Rising schizophrenia counts in both countries did not imply worsening age-standardized burden. The China-U.S. divergence was primarily a rate-trajectory and demographic-composition phenomenon, supporting sex- and age-responsive service planning while avoiding causal attribution to health-system differences.</w:t>
+        <w:t>Conclusions: Increasing incident and prevalent case counts and DALYs did not imply worsening age-standardized burden. The estimates identify contrasting demographic and rate patterns that may inform sex- and age-responsive capacity planning; they do not establish effects of health systems or policies.</w:t>
       </w:r>
     </w:p>
     <w:p>
@@ -95,27 +95,27 @@
         <w:pStyle w:val="Heading1"/>
       </w:pPr>
       <w:r>
-        <w:t>Introduction</w:t>
+        <w:t>Background</w:t>
       </w:r>
     </w:p>
     <w:p>
       <w:r>
-        <w:t>Schizophrenia is a severe mental disorder associated with persistent functional impairment, premature mortality, family burden, and high demand for health and social services. In the Global Burden of Disease (GBD) framework, its direct disease burden is expressed almost entirely through years lived with disability because schizophrenia is not assigned a direct fatal cause component. Consequently, prevalence and disability trends are central to interpreting service need.</w:t>
+        <w:t>Schizophrenia is a severe mental disorder associated with persistent functional impairment, premature mortality, family burden, and substantial health and social care needs [1-3]. In these GBD extracts, schizophrenia DALYs equal years lived with disability (YLDs) because GBD does not assign schizophrenia a direct fatal component; this accounting convention does not imply an absence of excess mortality among people with schizophrenia [1,3].</w:t>
       </w:r>
     </w:p>
     <w:p>
       <w:r>
-        <w:t>Global analyses consistently show that numbers of people living with schizophrenia and associated DALYs have risen while age-standardized rates have changed much less. This apparent paradox reflects population growth and changing age structures rather than a single epidemiologic process. China and the United States provide an informative comparison: each contains a large population, but their demographic histories and estimated schizophrenia rate trajectories differ.</w:t>
+        <w:t>Earlier global GBD analyses found that incident and prevalent case counts and DALYs increased substantially while age-standardized schizophrenia rates changed much less [2,3]. Counts and standardized rates therefore answer different questions: absolute quantities reflect population size and age structure as well as age-specific rates, whereas ASRs remove differences in population age composition.</w:t>
       </w:r>
     </w:p>
     <w:p>
       <w:r>
-        <w:t>Recent GBD publications have already described global schizophrenia patterns, China-specific trends, joinpoint models, decomposition, and forecasts. A further generic trend-and-projection analysis would add little. What remains useful is a prespecified, sex-stratified comparison that formally assesses trajectory non-parallelism and links count changes to demographic and rate components without treating ecological contrasts as causal.</w:t>
+        <w:t>A 2026 GBD 2023 study of China already reported the same 1990-2023 endpoints, sex strata, and decomposition into population growth, ageing, and epidemiological change [4]. The Chinese 1990 and 2023 endpoint point estimates used here overlap exactly with that publication because both analyses use the same GBD release. Earlier GBD 2021 work also used sex- and age-specific trends, joinpoint models, and projections for China [5]. The China results alone are therefore not novel. The incremental contribution of the present study is a prespecified China-U.S. comparison that places sex-specific trajectories and demographic components in one reproducible framework, reports descriptive paired contrasts, and keeps ecological differences separate from causal explanations.</w:t>
       </w:r>
     </w:p>
     <w:p>
       <w:r>
-        <w:t>We therefore examined incidence, prevalence, and DALY burden in China and the United States from 1990 through 2023. Our objectives were to quantify endpoint and nonlinear trends, test country and sex trajectory differences, decompose adult count changes, and determine whether secondary age-period-cohort estimable summaries supported the primary findings.</w:t>
+        <w:t>We therefore examined incidence, prevalence, and DALY burden in China and the United States from 1990 through 2023. Our objectives were to quantify endpoints and nonlinear trends, compare country and sex trajectories descriptively, decompose changes among persons aged 15 years and older, and assess agreement between primary trends and secondary age-period-cohort estimable summaries.</w:t>
       </w:r>
     </w:p>
     <w:p>
@@ -136,7 +136,7 @@
     </w:p>
     <w:p>
       <w:r>
-        <w:t>We conducted a comparative secondary analysis of GBD 2023 modeled health estimates. The analytic population comprised females and males in China and the United States from 1990 through 2023. The burden extract contained annual point estimates and 95% uncertainty intervals (UIs) for incidence, prevalence, years lived with disability (YLDs), and DALYs by age, sex, country, year, and metric. The source files contained aggregated, non-identifiable population estimates; institutional review board review and informed consent were therefore not applicable.</w:t>
+        <w:t>We conducted a comparative secondary analysis of GBD 2023 modeled health estimates [6]. The analytic population comprised females and males in China and the United States from 1990 through 2023. The burden extract contained annual posterior means and 95% uncertainty intervals (UIs) for incidence, prevalence, YLDs, and DALYs by age, sex, country, year, and metric. The source files contained aggregated, non-identifiable population estimates; institutional review board review and informed consent were therefore not applicable.</w:t>
       </w:r>
     </w:p>
     <w:p>
@@ -149,7 +149,7 @@
     </w:p>
     <w:p>
       <w:r>
-        <w:t>Primary outcomes were incidence, prevalence, and DALYs. Trend analyses used all-age numbers and age-standardized rates per 100,000. Decomposition used age-specific rates and populations from ages 15-19 through 70+ years. We excluded the GBD Percent metric because its denominator and age basis differed by outcome. Probability-of-death and available risk-factor extracts were excluded because they did not represent schizophrenia-specific causal attribution. YLD and DALY estimates were audited for numerical identity and YLDs were not duplicated in results.</w:t>
+        <w:t>Primary outcomes were incidence, prevalence, and DALYs. Trend analyses used all-age numbers and ASRs per 100,000. Decomposition used age-specific rates and populations from ages 15-19 through 70+ years; throughout, we describe this range as persons aged 15 years and older rather than adults. Ages younger than 15 years were outside the prespecified decomposition range, so reconstructed decomposition totals are not all-age totals. We excluded the GBD Percent metric because its denominator and age basis differed by outcome. Probability-of-death and available risk-factor extracts were excluded because they did not represent schizophrenia-specific causal attribution. YLD and DALY estimates were audited for numerical identity and YLDs were not duplicated in results.</w:t>
       </w:r>
     </w:p>
     <w:p>
@@ -162,7 +162,7 @@
     </w:p>
     <w:p>
       <w:r>
-        <w:t>We audited dimensional uniqueness, completeness across 34 years, missingness, positivity, uncertainty-bound ordering, and age-bin consistency. Decomposition currently uses a provisional population proxy reconstructed from matched GBD count-rate pairs. A production build requires population estimates from the same GBD 2023 release. We checked age-specific reconstruction by multiplying population by rate and dividing by 100,000.</w:t>
+        <w:t>We audited dimensional uniqueness, completeness across 34 years, missingness, positivity, uncertainty-bound ordering, and age-bin consistency. Decomposition currently uses a provisional population proxy reconstructed from matched GBD count-rate pairs. A submission build requires an authenticated population export from the same GBD 2023 release. We checked age-specific reconstruction by multiplying population by rate and dividing by 100,000.</w:t>
       </w:r>
     </w:p>
     <w:p>
@@ -175,12 +175,12 @@
     </w:p>
     <w:p>
       <w:r>
-        <w:t>We modeled log ASRs using an independently implemented permutation-selected segmented regression that must not be described as NCI Joinpoint. Models allowed zero to two change points, required at least four annual observations per segment, used 4,499 residual permutations for sequential model selection, and reported segment annual percentage changes and overall average annual percentage changes (AAPCs) with model-based 95% confidence intervals. Primary models were homoscedastic because GBD UIs are not independent sampling standard errors. Weighting by log-scale standard errors approximated from marginal UIs was a sensitivity analysis.</w:t>
+        <w:t>We modeled log ASRs with an open Python implementation of piecewise linear regression, using the general joinpoint parameterization [8]. Candidate models allowed zero to two change points and required at least four annual observations per segment. The number and locations of change points were selected by the Bayesian information criterion. Segment annual percentage changes and overall average annual percentage changes (AAPCs) summarize fitted changes in the annual GBD posterior means; they are descriptive and are not presented with model p values or confidence intervals. As a sensitivity analysis, we refitted the selected knot locations with weights derived from log-UI widths; these UIs are not sampling standard errors, so the weighted results also remained descriptive. A registered NCI Joinpoint 6.1.0 analysis may be used as optional validation but is not required for the primary open workflow [9].</w:t>
       </w:r>
     </w:p>
     <w:p>
       <w:r>
-        <w:t>We tested trajectory parallelism for China versus the United States within outcome and sex, and for females versus males within outcome and country. Benjamini-Hochberg correction was applied separately to the six country and six sex comparisons. Native GBD UIs were reported for original estimates. Derived ratios, differences, and changes remained point estimates because posterior draws and cross-estimate correlations were unavailable.</w:t>
+        <w:t>We summarized China-U.S. contrasts within outcome and sex and female-male contrasts within outcome and country as differences in descriptive AAPCs. Lag-1 residual autocorrelation was used as a diagnostic because annual GBD estimates may be serially correlated. We did not conduct parallelism F tests or multiplicity-adjusted significance tests. Native GBD UIs were reported only for original GBD estimates. Derived ratios, differences, changes, AAPCs, and decomposition components remained point estimates because posterior draws and cross-estimate correlations were unavailable.</w:t>
       </w:r>
     </w:p>
     <w:p>
@@ -193,7 +193,7 @@
     </w:p>
     <w:p>
       <w:r>
-        <w:t>For each outcome, country, and sex, we decomposed the change in reconstructed adult counts into total adult population growth, changing age composition, and changing age-specific rates. We averaged marginal contributions over all six possible factor-replacement orders, which is equivalent to a Shapley decomposition. Components were required to sum to total reconstructed change within numerical tolerance. Primary estimates used 1990-2023; 2000-2023, 2010-2023, annual-chain, and five-year-chain analyses assessed endpoint and path sensitivity.</w:t>
+        <w:t>For each outcome, country, and sex, we decomposed the change in reconstructed quantities among persons aged 15 years and older into total population growth, changing age composition, and changing age-specific rates [10]. We averaged marginal contributions over all six possible factor-replacement orders, which is equivalent to a Shapley decomposition. Components were required to sum to total reconstructed change within numerical tolerance. Primary estimates used 1990-2023; 2000-2023, 2010-2023, annual-chain, and five-year-chain analyses assessed endpoint and path sensitivity.</w:t>
       </w:r>
     </w:p>
     <w:p>
@@ -206,7 +206,7 @@
     </w:p>
     <w:p>
       <w:r>
-        <w:t>Secondary incidence analysis used 11 equal five-year age groups from 15-19 through 65-69 years and six equal periods from 1994-1998 through 2019-2023. We estimated net drift, age-specific local drift, and nonlinear age, period, and cohort curvature contrasts. The design explicitly separated estimable curvature from the unidentified linear age-period-cohort dependency. We did not interpret period or cohort patterns causally. Excluding 2019-2023 assessed sensitivity to the pandemic-era endpoint.</w:t>
+        <w:t>Secondary incidence analysis used 11 equal five-year age groups from 15-19 through 65-69 years and six equal periods from 1994-1998 through 2019-2023. We estimated net drift, age-specific local drift, and nonlinear age, period, and cohort curvature contrasts. The design separated estimable curvature from the unidentified linear age-period-cohort dependency [11-14]. We did not interpret period or cohort patterns causally. A sensitivity analysis truncated annual trend series at 2019, thereby excluding 2020-2023; the grouped APC sensitivity omitted the 2019-2023 period because that five-year cell cannot isolate 2020-2023.</w:t>
       </w:r>
     </w:p>
     <w:p>
@@ -219,7 +219,7 @@
     </w:p>
     <w:p>
       <w:r>
-        <w:t>The analysis was conducted in Python with a deterministic random seed. Every table and figure is generated from saved machine-readable inputs. Reporting follows the Guidelines for Accurate and Transparent Health Estimates Reporting (GATHER). The complete code, provenance table, data dictionary, and submission-gate metadata accompany the manuscript.</w:t>
+        <w:t>The analysis was conducted in Python with deterministic settings. Every table and figure is generated from saved machine-readable inputs. Reporting follows the Guidelines for Accurate and Transparent Health Estimates Reporting (GATHER) [7]. The working package contains the complete code, provenance table, data dictionary, and readiness metadata; these materials will be deposited at a persistent repository before submission.</w:t>
       </w:r>
     </w:p>
     <w:p>
@@ -240,7 +240,7 @@
     </w:p>
     <w:p>
       <w:r>
-        <w:t>All 12 primary country-sex-outcome panels contained 34 annual all-age counts and 34 annual ASRs. Each decomposition panel contained 12 adult age groups. No invalid UI ordering or nonpositive point estimates were identified. DALYs and YLDs were numerically identical across 3,944 matched cells (maximum relative point-estimate difference 2.60e-08); YLDs were therefore omitted as duplicate outcomes. The 99th percentile absolute population-rate reconstruction discrepancy was 7.06e-11%.</w:t>
+        <w:t>All 12 primary country-sex-outcome panels contained 34 annual all-age quantities and 34 annual ASRs. Each decomposition panel contained 12 age groups spanning 15-19 through 70+ years. No invalid UI ordering or nonpositive point estimates were identified. DALYs and YLDs were numerically identical across 3,944 matched cells (maximum relative point-estimate difference 2.60e-08); YLDs were therefore omitted as duplicate outcomes. The 99th percentile absolute population-rate reconstruction discrepancy was 7.06e-11%.</w:t>
       </w:r>
     </w:p>
     <w:p>
@@ -264,7 +264,7 @@
         <w:t>Table 1.</w:t>
       </w:r>
       <w:r>
-        <w:t xml:space="preserve"> Endpoint burden and modeled trends</w:t>
+        <w:t xml:space="preserve"> Endpoint burden and descriptive trends</w:t>
       </w:r>
     </w:p>
     <w:tbl>
@@ -388,7 +388,7 @@
                 <w:color w:val="FFFFFF"/>
                 <w:sz w:val="14"/>
               </w:rPr>
-              <w:t>Count 2023 (95% UI)</w:t>
+              <w:t>2023 quantity (95% UI)</w:t>
             </w:r>
           </w:p>
         </w:tc>
@@ -414,7 +414,7 @@
                 <w:color w:val="FFFFFF"/>
                 <w:sz w:val="14"/>
               </w:rPr>
-              <w:t>Count change, %</w:t>
+              <w:t>Quantity change, %</w:t>
             </w:r>
           </w:p>
         </w:tc>
@@ -492,7 +492,7 @@
                 <w:color w:val="FFFFFF"/>
                 <w:sz w:val="14"/>
               </w:rPr>
-              <w:t>AAPC, %/year</w:t>
+              <w:t>Descriptive AAPC, %/year</w:t>
             </w:r>
           </w:p>
         </w:tc>
@@ -681,7 +681,7 @@
               <w:rPr>
                 <w:sz w:val="14"/>
               </w:rPr>
-              <w:t>0.012 (0.010 to 0.015)</w:t>
+              <w:t>0.012</w:t>
             </w:r>
           </w:p>
         </w:tc>
@@ -870,7 +870,7 @@
               <w:rPr>
                 <w:sz w:val="14"/>
               </w:rPr>
-              <w:t>0.024 (0.020 to 0.027)</w:t>
+              <w:t>0.024</w:t>
             </w:r>
           </w:p>
         </w:tc>
@@ -1059,7 +1059,7 @@
               <w:rPr>
                 <w:sz w:val="14"/>
               </w:rPr>
-              <w:t>0.048 (0.044 to 0.051)</w:t>
+              <w:t>0.048</w:t>
             </w:r>
           </w:p>
         </w:tc>
@@ -1248,7 +1248,7 @@
               <w:rPr>
                 <w:sz w:val="14"/>
               </w:rPr>
-              <w:t>-0.001 (-0.005 to 0.002)</w:t>
+              <w:t>-0.001</w:t>
             </w:r>
           </w:p>
         </w:tc>
@@ -1437,7 +1437,7 @@
               <w:rPr>
                 <w:sz w:val="14"/>
               </w:rPr>
-              <w:t>0.015 (0.011 to 0.020)</w:t>
+              <w:t>0.015</w:t>
             </w:r>
           </w:p>
         </w:tc>
@@ -1626,7 +1626,7 @@
               <w:rPr>
                 <w:sz w:val="14"/>
               </w:rPr>
-              <w:t>0.036 (0.031 to 0.042)</w:t>
+              <w:t>0.036</w:t>
             </w:r>
           </w:p>
         </w:tc>
@@ -1815,7 +1815,7 @@
               <w:rPr>
                 <w:sz w:val="14"/>
               </w:rPr>
-              <w:t>-0.210 (-0.225 to -0.195)</w:t>
+              <w:t>-0.210</w:t>
             </w:r>
           </w:p>
         </w:tc>
@@ -2004,7 +2004,7 @@
               <w:rPr>
                 <w:sz w:val="14"/>
               </w:rPr>
-              <w:t>-0.230 (-0.242 to -0.218)</w:t>
+              <w:t>-0.230</w:t>
             </w:r>
           </w:p>
         </w:tc>
@@ -2193,7 +2193,7 @@
               <w:rPr>
                 <w:sz w:val="14"/>
               </w:rPr>
-              <w:t>-0.249 (-0.261 to -0.237)</w:t>
+              <w:t>-0.249</w:t>
             </w:r>
           </w:p>
         </w:tc>
@@ -2382,7 +2382,7 @@
               <w:rPr>
                 <w:sz w:val="14"/>
               </w:rPr>
-              <w:t>-0.076 (-0.084 to -0.068)</w:t>
+              <w:t>-0.076</w:t>
             </w:r>
           </w:p>
         </w:tc>
@@ -2571,7 +2571,7 @@
               <w:rPr>
                 <w:sz w:val="14"/>
               </w:rPr>
-              <w:t>-0.079 (-0.089 to -0.069)</w:t>
+              <w:t>-0.079</w:t>
             </w:r>
           </w:p>
         </w:tc>
@@ -2760,13 +2760,18 @@
               <w:rPr>
                 <w:sz w:val="14"/>
               </w:rPr>
-              <w:t>-0.109 (-0.117 to -0.101)</w:t>
+              <w:t>-0.109</w:t>
             </w:r>
           </w:p>
         </w:tc>
       </w:tr>
     </w:tbl>
     <w:p/>
+    <w:p>
+      <w:r>
+        <w:t>Quantity denotes incident cases, prevalent cases, or DALYs; DALYs are healthy life-years lost, not people. The 95% UIs apply to native GBD endpoint estimates. Percentage changes and AAPCs are point summaries without propagated posterior uncertainty.</w:t>
+      </w:r>
+    </w:p>
     <w:p>
       <w:pPr>
         <w:jc w:val="center"/>
@@ -2826,12 +2831,12 @@
         <w:pStyle w:val="Heading2"/>
       </w:pPr>
       <w:r>
-        <w:t>Segmented trends and formal comparisons</w:t>
+        <w:t>Segmented trends and descriptive comparisons</w:t>
       </w:r>
     </w:p>
     <w:p>
       <w:r>
-        <w:t>Permutation-selected models identified nonlinear rate trajectories in several panels. False-discovery-rate-adjusted parallelism tests rejected parallel trends in 12 of 12 comparisons. These tests quantify trajectory differences and do not identify causal explanations for them.</w:t>
+        <w:t>BIC-selected segmented curves summarized nonlinear features of the annual posterior means. Lag-1 residual diagnostics flagged material autocorrelation in 8 of 12 panels. No change point, slope, or between-group contrast was interpreted as a significance test.</w:t>
       </w:r>
     </w:p>
     <w:p>
@@ -2842,7 +2847,7 @@
         <w:t>Table 2.</w:t>
       </w:r>
       <w:r>
-        <w:t xml:space="preserve"> Prespecified trajectory parallelism tests</w:t>
+        <w:t xml:space="preserve"> Prespecified descriptive trajectory contrasts</w:t>
       </w:r>
     </w:p>
     <w:tbl>
@@ -2853,13 +2858,15 @@
         <w:tblLook w:firstColumn="1" w:firstRow="1" w:lastColumn="0" w:lastRow="0" w:noHBand="0" w:noVBand="1" w:val="04A0"/>
       </w:tblPr>
       <w:tblGrid>
-        <w:gridCol w:w="1419"/>
-        <w:gridCol w:w="1419"/>
-        <w:gridCol w:w="1419"/>
-        <w:gridCol w:w="1419"/>
-        <w:gridCol w:w="1419"/>
-        <w:gridCol w:w="1419"/>
-        <w:gridCol w:w="1419"/>
+        <w:gridCol w:w="1104"/>
+        <w:gridCol w:w="1104"/>
+        <w:gridCol w:w="1104"/>
+        <w:gridCol w:w="1104"/>
+        <w:gridCol w:w="1104"/>
+        <w:gridCol w:w="1104"/>
+        <w:gridCol w:w="1104"/>
+        <w:gridCol w:w="1104"/>
+        <w:gridCol w:w="1104"/>
       </w:tblGrid>
       <w:tr>
         <w:trPr>
@@ -2867,7 +2874,7 @@
         </w:trPr>
         <w:tc>
           <w:tcPr>
-            <w:tcW w:type="dxa" w:w="1419"/>
+            <w:tcW w:type="dxa" w:w="1104"/>
             <w:shd w:fill="1F4E78"/>
             <w:tcMar>
               <w:top w:w="80" w:type="dxa"/>
@@ -2885,7 +2892,7 @@
               <w:rPr>
                 <w:b/>
                 <w:color w:val="FFFFFF"/>
-                <w:sz w:val="16"/>
+                <w:sz w:val="14"/>
               </w:rPr>
               <w:t>Family</w:t>
             </w:r>
@@ -2893,7 +2900,7 @@
         </w:tc>
         <w:tc>
           <w:tcPr>
-            <w:tcW w:type="dxa" w:w="1419"/>
+            <w:tcW w:type="dxa" w:w="1104"/>
             <w:shd w:fill="1F4E78"/>
             <w:tcMar>
               <w:top w:w="80" w:type="dxa"/>
@@ -2911,7 +2918,7 @@
               <w:rPr>
                 <w:b/>
                 <w:color w:val="FFFFFF"/>
-                <w:sz w:val="16"/>
+                <w:sz w:val="14"/>
               </w:rPr>
               <w:t>Stratum</w:t>
             </w:r>
@@ -2919,7 +2926,7 @@
         </w:tc>
         <w:tc>
           <w:tcPr>
-            <w:tcW w:type="dxa" w:w="1419"/>
+            <w:tcW w:type="dxa" w:w="1104"/>
             <w:shd w:fill="1F4E78"/>
             <w:tcMar>
               <w:top w:w="80" w:type="dxa"/>
@@ -2937,7 +2944,7 @@
               <w:rPr>
                 <w:b/>
                 <w:color w:val="FFFFFF"/>
-                <w:sz w:val="16"/>
+                <w:sz w:val="14"/>
               </w:rPr>
               <w:t>Outcome</w:t>
             </w:r>
@@ -2945,7 +2952,7 @@
         </w:tc>
         <w:tc>
           <w:tcPr>
-            <w:tcW w:type="dxa" w:w="1419"/>
+            <w:tcW w:type="dxa" w:w="1104"/>
             <w:shd w:fill="1F4E78"/>
             <w:tcMar>
               <w:top w:w="80" w:type="dxa"/>
@@ -2963,7 +2970,7 @@
               <w:rPr>
                 <w:b/>
                 <w:color w:val="FFFFFF"/>
-                <w:sz w:val="16"/>
+                <w:sz w:val="14"/>
               </w:rPr>
               <w:t>Comparison</w:t>
             </w:r>
@@ -2971,7 +2978,7 @@
         </w:tc>
         <w:tc>
           <w:tcPr>
-            <w:tcW w:type="dxa" w:w="1419"/>
+            <w:tcW w:type="dxa" w:w="1104"/>
             <w:shd w:fill="1F4E78"/>
             <w:tcMar>
               <w:top w:w="80" w:type="dxa"/>
@@ -2989,15 +2996,15 @@
               <w:rPr>
                 <w:b/>
                 <w:color w:val="FFFFFF"/>
-                <w:sz w:val="16"/>
+                <w:sz w:val="14"/>
               </w:rPr>
-              <w:t>P value</w:t>
+              <w:t>Group A annualized change, %/year</w:t>
             </w:r>
           </w:p>
         </w:tc>
         <w:tc>
           <w:tcPr>
-            <w:tcW w:type="dxa" w:w="1419"/>
+            <w:tcW w:type="dxa" w:w="1104"/>
             <w:shd w:fill="1F4E78"/>
             <w:tcMar>
               <w:top w:w="80" w:type="dxa"/>
@@ -3015,15 +3022,15 @@
               <w:rPr>
                 <w:b/>
                 <w:color w:val="FFFFFF"/>
-                <w:sz w:val="16"/>
+                <w:sz w:val="14"/>
               </w:rPr>
-              <w:t>BH q value</w:t>
+              <w:t>Group B annualized change, %/year</w:t>
             </w:r>
           </w:p>
         </w:tc>
         <w:tc>
           <w:tcPr>
-            <w:tcW w:type="dxa" w:w="1419"/>
+            <w:tcW w:type="dxa" w:w="1104"/>
             <w:shd w:fill="1F4E78"/>
             <w:tcMar>
               <w:top w:w="80" w:type="dxa"/>
@@ -3041,9 +3048,61 @@
               <w:rPr>
                 <w:b/>
                 <w:color w:val="FFFFFF"/>
-                <w:sz w:val="16"/>
+                <w:sz w:val="14"/>
               </w:rPr>
-              <w:t>Nonparallel at q&lt;0.05</w:t>
+              <w:t>Difference, B-A</w:t>
+            </w:r>
+          </w:p>
+        </w:tc>
+        <w:tc>
+          <w:tcPr>
+            <w:tcW w:type="dxa" w:w="1104"/>
+            <w:shd w:fill="1F4E78"/>
+            <w:tcMar>
+              <w:top w:w="80" w:type="dxa"/>
+              <w:start w:w="90" w:type="dxa"/>
+              <w:bottom w:w="80" w:type="dxa"/>
+              <w:end w:w="90" w:type="dxa"/>
+            </w:tcMar>
+            <w:vAlign w:val="center"/>
+          </w:tcPr>
+          <w:p>
+            <w:pPr>
+              <w:jc w:val="center"/>
+            </w:pPr>
+            <w:r>
+              <w:rPr>
+                <w:b/>
+                <w:color w:val="FFFFFF"/>
+                <w:sz w:val="14"/>
+              </w:rPr>
+              <w:t>Annual-change correlation</w:t>
+            </w:r>
+          </w:p>
+        </w:tc>
+        <w:tc>
+          <w:tcPr>
+            <w:tcW w:type="dxa" w:w="1104"/>
+            <w:shd w:fill="1F4E78"/>
+            <w:tcMar>
+              <w:top w:w="80" w:type="dxa"/>
+              <w:start w:w="90" w:type="dxa"/>
+              <w:bottom w:w="80" w:type="dxa"/>
+              <w:end w:w="90" w:type="dxa"/>
+            </w:tcMar>
+            <w:vAlign w:val="center"/>
+          </w:tcPr>
+          <w:p>
+            <w:pPr>
+              <w:jc w:val="center"/>
+            </w:pPr>
+            <w:r>
+              <w:rPr>
+                <w:b/>
+                <w:color w:val="FFFFFF"/>
+                <w:sz w:val="14"/>
+              </w:rPr>
+              <w:t>Same direction</w:t>
             </w:r>
           </w:p>
         </w:tc>
@@ -3054,7 +3113,7 @@
         </w:trPr>
         <w:tc>
           <w:tcPr>
-            <w:tcW w:type="dxa" w:w="1419"/>
+            <w:tcW w:type="dxa" w:w="1104"/>
             <w:vAlign w:val="center"/>
             <w:tcMar>
               <w:top w:w="80" w:type="dxa"/>
@@ -3069,7 +3128,7 @@
             </w:pPr>
             <w:r>
               <w:rPr>
-                <w:sz w:val="16"/>
+                <w:sz w:val="14"/>
               </w:rPr>
               <w:t>country</w:t>
             </w:r>
@@ -3077,7 +3136,7 @@
         </w:tc>
         <w:tc>
           <w:tcPr>
-            <w:tcW w:type="dxa" w:w="1419"/>
+            <w:tcW w:type="dxa" w:w="1104"/>
             <w:vAlign w:val="center"/>
             <w:tcMar>
               <w:top w:w="80" w:type="dxa"/>
@@ -3092,7 +3151,7 @@
             </w:pPr>
             <w:r>
               <w:rPr>
-                <w:sz w:val="16"/>
+                <w:sz w:val="14"/>
               </w:rPr>
               <w:t>Female</w:t>
             </w:r>
@@ -3100,7 +3159,7 @@
         </w:tc>
         <w:tc>
           <w:tcPr>
-            <w:tcW w:type="dxa" w:w="1419"/>
+            <w:tcW w:type="dxa" w:w="1104"/>
             <w:vAlign w:val="center"/>
             <w:tcMar>
               <w:top w:w="80" w:type="dxa"/>
@@ -3115,7 +3174,7 @@
             </w:pPr>
             <w:r>
               <w:rPr>
-                <w:sz w:val="16"/>
+                <w:sz w:val="14"/>
               </w:rPr>
               <w:t>Incidence</w:t>
             </w:r>
@@ -3123,7 +3182,7 @@
         </w:tc>
         <w:tc>
           <w:tcPr>
-            <w:tcW w:type="dxa" w:w="1419"/>
+            <w:tcW w:type="dxa" w:w="1104"/>
             <w:vAlign w:val="center"/>
             <w:tcMar>
               <w:top w:w="80" w:type="dxa"/>
@@ -3138,7 +3197,7 @@
             </w:pPr>
             <w:r>
               <w:rPr>
-                <w:sz w:val="16"/>
+                <w:sz w:val="14"/>
               </w:rPr>
               <w:t>China vs United States</w:t>
             </w:r>
@@ -3146,7 +3205,7 @@
         </w:tc>
         <w:tc>
           <w:tcPr>
-            <w:tcW w:type="dxa" w:w="1419"/>
+            <w:tcW w:type="dxa" w:w="1104"/>
             <w:vAlign w:val="center"/>
             <w:tcMar>
               <w:top w:w="80" w:type="dxa"/>
@@ -3161,15 +3220,15 @@
             </w:pPr>
             <w:r>
               <w:rPr>
-                <w:sz w:val="16"/>
+                <w:sz w:val="14"/>
               </w:rPr>
-              <w:t>1.02e-45</w:t>
+              <w:t>0.013</w:t>
             </w:r>
           </w:p>
         </w:tc>
         <w:tc>
           <w:tcPr>
-            <w:tcW w:type="dxa" w:w="1419"/>
+            <w:tcW w:type="dxa" w:w="1104"/>
             <w:vAlign w:val="center"/>
             <w:tcMar>
               <w:top w:w="80" w:type="dxa"/>
@@ -3184,15 +3243,15 @@
             </w:pPr>
             <w:r>
               <w:rPr>
-                <w:sz w:val="16"/>
+                <w:sz w:val="14"/>
               </w:rPr>
-              <w:t>2.04e-45</w:t>
+              <w:t>-0.193</w:t>
             </w:r>
           </w:p>
         </w:tc>
         <w:tc>
           <w:tcPr>
-            <w:tcW w:type="dxa" w:w="1419"/>
+            <w:tcW w:type="dxa" w:w="1104"/>
             <w:vAlign w:val="center"/>
             <w:tcMar>
               <w:top w:w="80" w:type="dxa"/>
@@ -3207,9 +3266,55 @@
             </w:pPr>
             <w:r>
               <w:rPr>
-                <w:sz w:val="16"/>
+                <w:sz w:val="14"/>
               </w:rPr>
-              <w:t>Yes</w:t>
+              <w:t>-0.206</w:t>
+            </w:r>
+          </w:p>
+        </w:tc>
+        <w:tc>
+          <w:tcPr>
+            <w:tcW w:type="dxa" w:w="1104"/>
+            <w:vAlign w:val="center"/>
+            <w:tcMar>
+              <w:top w:w="80" w:type="dxa"/>
+              <w:start w:w="90" w:type="dxa"/>
+              <w:bottom w:w="80" w:type="dxa"/>
+              <w:end w:w="90" w:type="dxa"/>
+            </w:tcMar>
+          </w:tcPr>
+          <w:p>
+            <w:pPr>
+              <w:jc w:val="center"/>
+            </w:pPr>
+            <w:r>
+              <w:rPr>
+                <w:sz w:val="14"/>
+              </w:rPr>
+              <w:t>0.543</w:t>
+            </w:r>
+          </w:p>
+        </w:tc>
+        <w:tc>
+          <w:tcPr>
+            <w:tcW w:type="dxa" w:w="1104"/>
+            <w:vAlign w:val="center"/>
+            <w:tcMar>
+              <w:top w:w="80" w:type="dxa"/>
+              <w:start w:w="90" w:type="dxa"/>
+              <w:bottom w:w="80" w:type="dxa"/>
+              <w:end w:w="90" w:type="dxa"/>
+            </w:tcMar>
+          </w:tcPr>
+          <w:p>
+            <w:pPr>
+              <w:jc w:val="center"/>
+            </w:pPr>
+            <w:r>
+              <w:rPr>
+                <w:sz w:val="14"/>
+              </w:rPr>
+              <w:t>No</w:t>
             </w:r>
           </w:p>
         </w:tc>
@@ -3220,7 +3325,7 @@
         </w:trPr>
         <w:tc>
           <w:tcPr>
-            <w:tcW w:type="dxa" w:w="1419"/>
+            <w:tcW w:type="dxa" w:w="1104"/>
             <w:vAlign w:val="center"/>
             <w:tcMar>
               <w:top w:w="80" w:type="dxa"/>
@@ -3235,7 +3340,7 @@
             </w:pPr>
             <w:r>
               <w:rPr>
-                <w:sz w:val="16"/>
+                <w:sz w:val="14"/>
               </w:rPr>
               <w:t>country</w:t>
             </w:r>
@@ -3243,7 +3348,7 @@
         </w:tc>
         <w:tc>
           <w:tcPr>
-            <w:tcW w:type="dxa" w:w="1419"/>
+            <w:tcW w:type="dxa" w:w="1104"/>
             <w:vAlign w:val="center"/>
             <w:tcMar>
               <w:top w:w="80" w:type="dxa"/>
@@ -3258,7 +3363,7 @@
             </w:pPr>
             <w:r>
               <w:rPr>
-                <w:sz w:val="16"/>
+                <w:sz w:val="14"/>
               </w:rPr>
               <w:t>Female</w:t>
             </w:r>
@@ -3266,7 +3371,7 @@
         </w:tc>
         <w:tc>
           <w:tcPr>
-            <w:tcW w:type="dxa" w:w="1419"/>
+            <w:tcW w:type="dxa" w:w="1104"/>
             <w:vAlign w:val="center"/>
             <w:tcMar>
               <w:top w:w="80" w:type="dxa"/>
@@ -3281,7 +3386,7 @@
             </w:pPr>
             <w:r>
               <w:rPr>
-                <w:sz w:val="16"/>
+                <w:sz w:val="14"/>
               </w:rPr>
               <w:t>Prevalence</w:t>
             </w:r>
@@ -3289,7 +3394,7 @@
         </w:tc>
         <w:tc>
           <w:tcPr>
-            <w:tcW w:type="dxa" w:w="1419"/>
+            <w:tcW w:type="dxa" w:w="1104"/>
             <w:vAlign w:val="center"/>
             <w:tcMar>
               <w:top w:w="80" w:type="dxa"/>
@@ -3304,7 +3409,7 @@
             </w:pPr>
             <w:r>
               <w:rPr>
-                <w:sz w:val="16"/>
+                <w:sz w:val="14"/>
               </w:rPr>
               <w:t>China vs United States</w:t>
             </w:r>
@@ -3312,7 +3417,7 @@
         </w:tc>
         <w:tc>
           <w:tcPr>
-            <w:tcW w:type="dxa" w:w="1419"/>
+            <w:tcW w:type="dxa" w:w="1104"/>
             <w:vAlign w:val="center"/>
             <w:tcMar>
               <w:top w:w="80" w:type="dxa"/>
@@ -3327,15 +3432,15 @@
             </w:pPr>
             <w:r>
               <w:rPr>
-                <w:sz w:val="16"/>
+                <w:sz w:val="14"/>
               </w:rPr>
-              <w:t>2.24e-57</w:t>
+              <w:t>0.021</w:t>
             </w:r>
           </w:p>
         </w:tc>
         <w:tc>
           <w:tcPr>
-            <w:tcW w:type="dxa" w:w="1419"/>
+            <w:tcW w:type="dxa" w:w="1104"/>
             <w:vAlign w:val="center"/>
             <w:tcMar>
               <w:top w:w="80" w:type="dxa"/>
@@ -3350,15 +3455,15 @@
             </w:pPr>
             <w:r>
               <w:rPr>
-                <w:sz w:val="16"/>
+                <w:sz w:val="14"/>
               </w:rPr>
-              <w:t>6.73e-57</w:t>
+              <w:t>-0.231</w:t>
             </w:r>
           </w:p>
         </w:tc>
         <w:tc>
           <w:tcPr>
-            <w:tcW w:type="dxa" w:w="1419"/>
+            <w:tcW w:type="dxa" w:w="1104"/>
             <w:vAlign w:val="center"/>
             <w:tcMar>
               <w:top w:w="80" w:type="dxa"/>
@@ -3373,9 +3478,55 @@
             </w:pPr>
             <w:r>
               <w:rPr>
-                <w:sz w:val="16"/>
+                <w:sz w:val="14"/>
               </w:rPr>
-              <w:t>Yes</w:t>
+              <w:t>-0.252</w:t>
+            </w:r>
+          </w:p>
+        </w:tc>
+        <w:tc>
+          <w:tcPr>
+            <w:tcW w:type="dxa" w:w="1104"/>
+            <w:vAlign w:val="center"/>
+            <w:tcMar>
+              <w:top w:w="80" w:type="dxa"/>
+              <w:start w:w="90" w:type="dxa"/>
+              <w:bottom w:w="80" w:type="dxa"/>
+              <w:end w:w="90" w:type="dxa"/>
+            </w:tcMar>
+          </w:tcPr>
+          <w:p>
+            <w:pPr>
+              <w:jc w:val="center"/>
+            </w:pPr>
+            <w:r>
+              <w:rPr>
+                <w:sz w:val="14"/>
+              </w:rPr>
+              <w:t>-0.330</w:t>
+            </w:r>
+          </w:p>
+        </w:tc>
+        <w:tc>
+          <w:tcPr>
+            <w:tcW w:type="dxa" w:w="1104"/>
+            <w:vAlign w:val="center"/>
+            <w:tcMar>
+              <w:top w:w="80" w:type="dxa"/>
+              <w:start w:w="90" w:type="dxa"/>
+              <w:bottom w:w="80" w:type="dxa"/>
+              <w:end w:w="90" w:type="dxa"/>
+            </w:tcMar>
+          </w:tcPr>
+          <w:p>
+            <w:pPr>
+              <w:jc w:val="center"/>
+            </w:pPr>
+            <w:r>
+              <w:rPr>
+                <w:sz w:val="14"/>
+              </w:rPr>
+              <w:t>No</w:t>
             </w:r>
           </w:p>
         </w:tc>
@@ -3386,7 +3537,7 @@
         </w:trPr>
         <w:tc>
           <w:tcPr>
-            <w:tcW w:type="dxa" w:w="1419"/>
+            <w:tcW w:type="dxa" w:w="1104"/>
             <w:vAlign w:val="center"/>
             <w:tcMar>
               <w:top w:w="80" w:type="dxa"/>
@@ -3401,7 +3552,7 @@
             </w:pPr>
             <w:r>
               <w:rPr>
-                <w:sz w:val="16"/>
+                <w:sz w:val="14"/>
               </w:rPr>
               <w:t>country</w:t>
             </w:r>
@@ -3409,7 +3560,7 @@
         </w:tc>
         <w:tc>
           <w:tcPr>
-            <w:tcW w:type="dxa" w:w="1419"/>
+            <w:tcW w:type="dxa" w:w="1104"/>
             <w:vAlign w:val="center"/>
             <w:tcMar>
               <w:top w:w="80" w:type="dxa"/>
@@ -3424,7 +3575,7 @@
             </w:pPr>
             <w:r>
               <w:rPr>
-                <w:sz w:val="16"/>
+                <w:sz w:val="14"/>
               </w:rPr>
               <w:t>Female</w:t>
             </w:r>
@@ -3432,7 +3583,7 @@
         </w:tc>
         <w:tc>
           <w:tcPr>
-            <w:tcW w:type="dxa" w:w="1419"/>
+            <w:tcW w:type="dxa" w:w="1104"/>
             <w:vAlign w:val="center"/>
             <w:tcMar>
               <w:top w:w="80" w:type="dxa"/>
@@ -3447,7 +3598,7 @@
             </w:pPr>
             <w:r>
               <w:rPr>
-                <w:sz w:val="16"/>
+                <w:sz w:val="14"/>
               </w:rPr>
               <w:t>DALYs</w:t>
             </w:r>
@@ -3455,7 +3606,7 @@
         </w:tc>
         <w:tc>
           <w:tcPr>
-            <w:tcW w:type="dxa" w:w="1419"/>
+            <w:tcW w:type="dxa" w:w="1104"/>
             <w:vAlign w:val="center"/>
             <w:tcMar>
               <w:top w:w="80" w:type="dxa"/>
@@ -3470,7 +3621,7 @@
             </w:pPr>
             <w:r>
               <w:rPr>
-                <w:sz w:val="16"/>
+                <w:sz w:val="14"/>
               </w:rPr>
               <w:t>China vs United States</w:t>
             </w:r>
@@ -3478,7 +3629,7 @@
         </w:tc>
         <w:tc>
           <w:tcPr>
-            <w:tcW w:type="dxa" w:w="1419"/>
+            <w:tcW w:type="dxa" w:w="1104"/>
             <w:vAlign w:val="center"/>
             <w:tcMar>
               <w:top w:w="80" w:type="dxa"/>
@@ -3493,15 +3644,15 @@
             </w:pPr>
             <w:r>
               <w:rPr>
-                <w:sz w:val="16"/>
+                <w:sz w:val="14"/>
               </w:rPr>
-              <w:t>2.14e-59</w:t>
+              <w:t>0.040</w:t>
             </w:r>
           </w:p>
         </w:tc>
         <w:tc>
           <w:tcPr>
-            <w:tcW w:type="dxa" w:w="1419"/>
+            <w:tcW w:type="dxa" w:w="1104"/>
             <w:vAlign w:val="center"/>
             <w:tcMar>
               <w:top w:w="80" w:type="dxa"/>
@@ -3516,15 +3667,15 @@
             </w:pPr>
             <w:r>
               <w:rPr>
-                <w:sz w:val="16"/>
+                <w:sz w:val="14"/>
               </w:rPr>
-              <w:t>1.28e-58</w:t>
+              <w:t>-0.253</w:t>
             </w:r>
           </w:p>
         </w:tc>
         <w:tc>
           <w:tcPr>
-            <w:tcW w:type="dxa" w:w="1419"/>
+            <w:tcW w:type="dxa" w:w="1104"/>
             <w:vAlign w:val="center"/>
             <w:tcMar>
               <w:top w:w="80" w:type="dxa"/>
@@ -3539,9 +3690,55 @@
             </w:pPr>
             <w:r>
               <w:rPr>
-                <w:sz w:val="16"/>
+                <w:sz w:val="14"/>
               </w:rPr>
-              <w:t>Yes</w:t>
+              <w:t>-0.293</w:t>
+            </w:r>
+          </w:p>
+        </w:tc>
+        <w:tc>
+          <w:tcPr>
+            <w:tcW w:type="dxa" w:w="1104"/>
+            <w:vAlign w:val="center"/>
+            <w:tcMar>
+              <w:top w:w="80" w:type="dxa"/>
+              <w:start w:w="90" w:type="dxa"/>
+              <w:bottom w:w="80" w:type="dxa"/>
+              <w:end w:w="90" w:type="dxa"/>
+            </w:tcMar>
+          </w:tcPr>
+          <w:p>
+            <w:pPr>
+              <w:jc w:val="center"/>
+            </w:pPr>
+            <w:r>
+              <w:rPr>
+                <w:sz w:val="14"/>
+              </w:rPr>
+              <w:t>0.083</w:t>
+            </w:r>
+          </w:p>
+        </w:tc>
+        <w:tc>
+          <w:tcPr>
+            <w:tcW w:type="dxa" w:w="1104"/>
+            <w:vAlign w:val="center"/>
+            <w:tcMar>
+              <w:top w:w="80" w:type="dxa"/>
+              <w:start w:w="90" w:type="dxa"/>
+              <w:bottom w:w="80" w:type="dxa"/>
+              <w:end w:w="90" w:type="dxa"/>
+            </w:tcMar>
+          </w:tcPr>
+          <w:p>
+            <w:pPr>
+              <w:jc w:val="center"/>
+            </w:pPr>
+            <w:r>
+              <w:rPr>
+                <w:sz w:val="14"/>
+              </w:rPr>
+              <w:t>No</w:t>
             </w:r>
           </w:p>
         </w:tc>
@@ -3552,7 +3749,7 @@
         </w:trPr>
         <w:tc>
           <w:tcPr>
-            <w:tcW w:type="dxa" w:w="1419"/>
+            <w:tcW w:type="dxa" w:w="1104"/>
             <w:vAlign w:val="center"/>
             <w:tcMar>
               <w:top w:w="80" w:type="dxa"/>
@@ -3567,7 +3764,7 @@
             </w:pPr>
             <w:r>
               <w:rPr>
-                <w:sz w:val="16"/>
+                <w:sz w:val="14"/>
               </w:rPr>
               <w:t>country</w:t>
             </w:r>
@@ -3575,7 +3772,7 @@
         </w:tc>
         <w:tc>
           <w:tcPr>
-            <w:tcW w:type="dxa" w:w="1419"/>
+            <w:tcW w:type="dxa" w:w="1104"/>
             <w:vAlign w:val="center"/>
             <w:tcMar>
               <w:top w:w="80" w:type="dxa"/>
@@ -3590,7 +3787,7 @@
             </w:pPr>
             <w:r>
               <w:rPr>
-                <w:sz w:val="16"/>
+                <w:sz w:val="14"/>
               </w:rPr>
               <w:t>Male</w:t>
             </w:r>
@@ -3598,7 +3795,7 @@
         </w:tc>
         <w:tc>
           <w:tcPr>
-            <w:tcW w:type="dxa" w:w="1419"/>
+            <w:tcW w:type="dxa" w:w="1104"/>
             <w:vAlign w:val="center"/>
             <w:tcMar>
               <w:top w:w="80" w:type="dxa"/>
@@ -3613,7 +3810,7 @@
             </w:pPr>
             <w:r>
               <w:rPr>
-                <w:sz w:val="16"/>
+                <w:sz w:val="14"/>
               </w:rPr>
               <w:t>Incidence</w:t>
             </w:r>
@@ -3621,7 +3818,7 @@
         </w:tc>
         <w:tc>
           <w:tcPr>
-            <w:tcW w:type="dxa" w:w="1419"/>
+            <w:tcW w:type="dxa" w:w="1104"/>
             <w:vAlign w:val="center"/>
             <w:tcMar>
               <w:top w:w="80" w:type="dxa"/>
@@ -3636,7 +3833,7 @@
             </w:pPr>
             <w:r>
               <w:rPr>
-                <w:sz w:val="16"/>
+                <w:sz w:val="14"/>
               </w:rPr>
               <w:t>China vs United States</w:t>
             </w:r>
@@ -3644,7 +3841,7 @@
         </w:tc>
         <w:tc>
           <w:tcPr>
-            <w:tcW w:type="dxa" w:w="1419"/>
+            <w:tcW w:type="dxa" w:w="1104"/>
             <w:vAlign w:val="center"/>
             <w:tcMar>
               <w:top w:w="80" w:type="dxa"/>
@@ -3659,15 +3856,15 @@
             </w:pPr>
             <w:r>
               <w:rPr>
-                <w:sz w:val="16"/>
+                <w:sz w:val="14"/>
               </w:rPr>
-              <w:t>4.31e-33</w:t>
+              <w:t>-0.001</w:t>
             </w:r>
           </w:p>
         </w:tc>
         <w:tc>
           <w:tcPr>
-            <w:tcW w:type="dxa" w:w="1419"/>
+            <w:tcW w:type="dxa" w:w="1104"/>
             <w:vAlign w:val="center"/>
             <w:tcMar>
               <w:top w:w="80" w:type="dxa"/>
@@ -3682,15 +3879,15 @@
             </w:pPr>
             <w:r>
               <w:rPr>
-                <w:sz w:val="16"/>
+                <w:sz w:val="14"/>
               </w:rPr>
-              <w:t>4.31e-33</w:t>
+              <w:t>-0.097</w:t>
             </w:r>
           </w:p>
         </w:tc>
         <w:tc>
           <w:tcPr>
-            <w:tcW w:type="dxa" w:w="1419"/>
+            <w:tcW w:type="dxa" w:w="1104"/>
             <w:vAlign w:val="center"/>
             <w:tcMar>
               <w:top w:w="80" w:type="dxa"/>
@@ -3705,7 +3902,53 @@
             </w:pPr>
             <w:r>
               <w:rPr>
-                <w:sz w:val="16"/>
+                <w:sz w:val="14"/>
+              </w:rPr>
+              <w:t>-0.095</w:t>
+            </w:r>
+          </w:p>
+        </w:tc>
+        <w:tc>
+          <w:tcPr>
+            <w:tcW w:type="dxa" w:w="1104"/>
+            <w:vAlign w:val="center"/>
+            <w:tcMar>
+              <w:top w:w="80" w:type="dxa"/>
+              <w:start w:w="90" w:type="dxa"/>
+              <w:bottom w:w="80" w:type="dxa"/>
+              <w:end w:w="90" w:type="dxa"/>
+            </w:tcMar>
+          </w:tcPr>
+          <w:p>
+            <w:pPr>
+              <w:jc w:val="center"/>
+            </w:pPr>
+            <w:r>
+              <w:rPr>
+                <w:sz w:val="14"/>
+              </w:rPr>
+              <w:t>0.415</w:t>
+            </w:r>
+          </w:p>
+        </w:tc>
+        <w:tc>
+          <w:tcPr>
+            <w:tcW w:type="dxa" w:w="1104"/>
+            <w:vAlign w:val="center"/>
+            <w:tcMar>
+              <w:top w:w="80" w:type="dxa"/>
+              <w:start w:w="90" w:type="dxa"/>
+              <w:bottom w:w="80" w:type="dxa"/>
+              <w:end w:w="90" w:type="dxa"/>
+            </w:tcMar>
+          </w:tcPr>
+          <w:p>
+            <w:pPr>
+              <w:jc w:val="center"/>
+            </w:pPr>
+            <w:r>
+              <w:rPr>
+                <w:sz w:val="14"/>
               </w:rPr>
               <w:t>Yes</w:t>
             </w:r>
@@ -3718,7 +3961,7 @@
         </w:trPr>
         <w:tc>
           <w:tcPr>
-            <w:tcW w:type="dxa" w:w="1419"/>
+            <w:tcW w:type="dxa" w:w="1104"/>
             <w:vAlign w:val="center"/>
             <w:tcMar>
               <w:top w:w="80" w:type="dxa"/>
@@ -3733,7 +3976,7 @@
             </w:pPr>
             <w:r>
               <w:rPr>
-                <w:sz w:val="16"/>
+                <w:sz w:val="14"/>
               </w:rPr>
               <w:t>country</w:t>
             </w:r>
@@ -3741,7 +3984,7 @@
         </w:tc>
         <w:tc>
           <w:tcPr>
-            <w:tcW w:type="dxa" w:w="1419"/>
+            <w:tcW w:type="dxa" w:w="1104"/>
             <w:vAlign w:val="center"/>
             <w:tcMar>
               <w:top w:w="80" w:type="dxa"/>
@@ -3756,7 +3999,7 @@
             </w:pPr>
             <w:r>
               <w:rPr>
-                <w:sz w:val="16"/>
+                <w:sz w:val="14"/>
               </w:rPr>
               <w:t>Male</w:t>
             </w:r>
@@ -3764,7 +4007,7 @@
         </w:tc>
         <w:tc>
           <w:tcPr>
-            <w:tcW w:type="dxa" w:w="1419"/>
+            <w:tcW w:type="dxa" w:w="1104"/>
             <w:vAlign w:val="center"/>
             <w:tcMar>
               <w:top w:w="80" w:type="dxa"/>
@@ -3779,7 +4022,7 @@
             </w:pPr>
             <w:r>
               <w:rPr>
-                <w:sz w:val="16"/>
+                <w:sz w:val="14"/>
               </w:rPr>
               <w:t>Prevalence</w:t>
             </w:r>
@@ -3787,7 +4030,7 @@
         </w:tc>
         <w:tc>
           <w:tcPr>
-            <w:tcW w:type="dxa" w:w="1419"/>
+            <w:tcW w:type="dxa" w:w="1104"/>
             <w:vAlign w:val="center"/>
             <w:tcMar>
               <w:top w:w="80" w:type="dxa"/>
@@ -3802,7 +4045,7 @@
             </w:pPr>
             <w:r>
               <w:rPr>
-                <w:sz w:val="16"/>
+                <w:sz w:val="14"/>
               </w:rPr>
               <w:t>China vs United States</w:t>
             </w:r>
@@ -3810,7 +4053,7 @@
         </w:tc>
         <w:tc>
           <w:tcPr>
-            <w:tcW w:type="dxa" w:w="1419"/>
+            <w:tcW w:type="dxa" w:w="1104"/>
             <w:vAlign w:val="center"/>
             <w:tcMar>
               <w:top w:w="80" w:type="dxa"/>
@@ -3825,15 +4068,15 @@
             </w:pPr>
             <w:r>
               <w:rPr>
-                <w:sz w:val="16"/>
+                <w:sz w:val="14"/>
               </w:rPr>
-              <w:t>5.65e-39</w:t>
+              <w:t>0.018</w:t>
             </w:r>
           </w:p>
         </w:tc>
         <w:tc>
           <w:tcPr>
-            <w:tcW w:type="dxa" w:w="1419"/>
+            <w:tcW w:type="dxa" w:w="1104"/>
             <w:vAlign w:val="center"/>
             <w:tcMar>
               <w:top w:w="80" w:type="dxa"/>
@@ -3848,15 +4091,15 @@
             </w:pPr>
             <w:r>
               <w:rPr>
-                <w:sz w:val="16"/>
+                <w:sz w:val="14"/>
               </w:rPr>
-              <w:t>6.78e-39</w:t>
+              <w:t>-0.099</w:t>
             </w:r>
           </w:p>
         </w:tc>
         <w:tc>
           <w:tcPr>
-            <w:tcW w:type="dxa" w:w="1419"/>
+            <w:tcW w:type="dxa" w:w="1104"/>
             <w:vAlign w:val="center"/>
             <w:tcMar>
               <w:top w:w="80" w:type="dxa"/>
@@ -3871,9 +4114,55 @@
             </w:pPr>
             <w:r>
               <w:rPr>
-                <w:sz w:val="16"/>
+                <w:sz w:val="14"/>
               </w:rPr>
-              <w:t>Yes</w:t>
+              <w:t>-0.118</w:t>
+            </w:r>
+          </w:p>
+        </w:tc>
+        <w:tc>
+          <w:tcPr>
+            <w:tcW w:type="dxa" w:w="1104"/>
+            <w:vAlign w:val="center"/>
+            <w:tcMar>
+              <w:top w:w="80" w:type="dxa"/>
+              <w:start w:w="90" w:type="dxa"/>
+              <w:bottom w:w="80" w:type="dxa"/>
+              <w:end w:w="90" w:type="dxa"/>
+            </w:tcMar>
+          </w:tcPr>
+          <w:p>
+            <w:pPr>
+              <w:jc w:val="center"/>
+            </w:pPr>
+            <w:r>
+              <w:rPr>
+                <w:sz w:val="14"/>
+              </w:rPr>
+              <w:t>0.234</w:t>
+            </w:r>
+          </w:p>
+        </w:tc>
+        <w:tc>
+          <w:tcPr>
+            <w:tcW w:type="dxa" w:w="1104"/>
+            <w:vAlign w:val="center"/>
+            <w:tcMar>
+              <w:top w:w="80" w:type="dxa"/>
+              <w:start w:w="90" w:type="dxa"/>
+              <w:bottom w:w="80" w:type="dxa"/>
+              <w:end w:w="90" w:type="dxa"/>
+            </w:tcMar>
+          </w:tcPr>
+          <w:p>
+            <w:pPr>
+              <w:jc w:val="center"/>
+            </w:pPr>
+            <w:r>
+              <w:rPr>
+                <w:sz w:val="14"/>
+              </w:rPr>
+              <w:t>No</w:t>
             </w:r>
           </w:p>
         </w:tc>
@@ -3884,7 +4173,7 @@
         </w:trPr>
         <w:tc>
           <w:tcPr>
-            <w:tcW w:type="dxa" w:w="1419"/>
+            <w:tcW w:type="dxa" w:w="1104"/>
             <w:vAlign w:val="center"/>
             <w:tcMar>
               <w:top w:w="80" w:type="dxa"/>
@@ -3899,7 +4188,7 @@
             </w:pPr>
             <w:r>
               <w:rPr>
-                <w:sz w:val="16"/>
+                <w:sz w:val="14"/>
               </w:rPr>
               <w:t>country</w:t>
             </w:r>
@@ -3907,7 +4196,7 @@
         </w:tc>
         <w:tc>
           <w:tcPr>
-            <w:tcW w:type="dxa" w:w="1419"/>
+            <w:tcW w:type="dxa" w:w="1104"/>
             <w:vAlign w:val="center"/>
             <w:tcMar>
               <w:top w:w="80" w:type="dxa"/>
@@ -3922,7 +4211,7 @@
             </w:pPr>
             <w:r>
               <w:rPr>
-                <w:sz w:val="16"/>
+                <w:sz w:val="14"/>
               </w:rPr>
               <w:t>Male</w:t>
             </w:r>
@@ -3930,7 +4219,7 @@
         </w:tc>
         <w:tc>
           <w:tcPr>
-            <w:tcW w:type="dxa" w:w="1419"/>
+            <w:tcW w:type="dxa" w:w="1104"/>
             <w:vAlign w:val="center"/>
             <w:tcMar>
               <w:top w:w="80" w:type="dxa"/>
@@ -3945,7 +4234,7 @@
             </w:pPr>
             <w:r>
               <w:rPr>
-                <w:sz w:val="16"/>
+                <w:sz w:val="14"/>
               </w:rPr>
               <w:t>DALYs</w:t>
             </w:r>
@@ -3953,7 +4242,7 @@
         </w:tc>
         <w:tc>
           <w:tcPr>
-            <w:tcW w:type="dxa" w:w="1419"/>
+            <w:tcW w:type="dxa" w:w="1104"/>
             <w:vAlign w:val="center"/>
             <w:tcMar>
               <w:top w:w="80" w:type="dxa"/>
@@ -3968,7 +4257,7 @@
             </w:pPr>
             <w:r>
               <w:rPr>
-                <w:sz w:val="16"/>
+                <w:sz w:val="14"/>
               </w:rPr>
               <w:t>China vs United States</w:t>
             </w:r>
@@ -3976,7 +4265,7 @@
         </w:tc>
         <w:tc>
           <w:tcPr>
-            <w:tcW w:type="dxa" w:w="1419"/>
+            <w:tcW w:type="dxa" w:w="1104"/>
             <w:vAlign w:val="center"/>
             <w:tcMar>
               <w:top w:w="80" w:type="dxa"/>
@@ -3991,15 +4280,15 @@
             </w:pPr>
             <w:r>
               <w:rPr>
-                <w:sz w:val="16"/>
+                <w:sz w:val="14"/>
               </w:rPr>
-              <w:t>1.06e-43</w:t>
+              <w:t>0.028</w:t>
             </w:r>
           </w:p>
         </w:tc>
         <w:tc>
           <w:tcPr>
-            <w:tcW w:type="dxa" w:w="1419"/>
+            <w:tcW w:type="dxa" w:w="1104"/>
             <w:vAlign w:val="center"/>
             <w:tcMar>
               <w:top w:w="80" w:type="dxa"/>
@@ -4014,15 +4303,15 @@
             </w:pPr>
             <w:r>
               <w:rPr>
-                <w:sz w:val="16"/>
+                <w:sz w:val="14"/>
               </w:rPr>
-              <w:t>1.59e-43</w:t>
+              <w:t>-0.121</w:t>
             </w:r>
           </w:p>
         </w:tc>
         <w:tc>
           <w:tcPr>
-            <w:tcW w:type="dxa" w:w="1419"/>
+            <w:tcW w:type="dxa" w:w="1104"/>
             <w:vAlign w:val="center"/>
             <w:tcMar>
               <w:top w:w="80" w:type="dxa"/>
@@ -4037,9 +4326,55 @@
             </w:pPr>
             <w:r>
               <w:rPr>
-                <w:sz w:val="16"/>
+                <w:sz w:val="14"/>
               </w:rPr>
-              <w:t>Yes</w:t>
+              <w:t>-0.149</w:t>
+            </w:r>
+          </w:p>
+        </w:tc>
+        <w:tc>
+          <w:tcPr>
+            <w:tcW w:type="dxa" w:w="1104"/>
+            <w:vAlign w:val="center"/>
+            <w:tcMar>
+              <w:top w:w="80" w:type="dxa"/>
+              <w:start w:w="90" w:type="dxa"/>
+              <w:bottom w:w="80" w:type="dxa"/>
+              <w:end w:w="90" w:type="dxa"/>
+            </w:tcMar>
+          </w:tcPr>
+          <w:p>
+            <w:pPr>
+              <w:jc w:val="center"/>
+            </w:pPr>
+            <w:r>
+              <w:rPr>
+                <w:sz w:val="14"/>
+              </w:rPr>
+              <w:t>0.214</w:t>
+            </w:r>
+          </w:p>
+        </w:tc>
+        <w:tc>
+          <w:tcPr>
+            <w:tcW w:type="dxa" w:w="1104"/>
+            <w:vAlign w:val="center"/>
+            <w:tcMar>
+              <w:top w:w="80" w:type="dxa"/>
+              <w:start w:w="90" w:type="dxa"/>
+              <w:bottom w:w="80" w:type="dxa"/>
+              <w:end w:w="90" w:type="dxa"/>
+            </w:tcMar>
+          </w:tcPr>
+          <w:p>
+            <w:pPr>
+              <w:jc w:val="center"/>
+            </w:pPr>
+            <w:r>
+              <w:rPr>
+                <w:sz w:val="14"/>
+              </w:rPr>
+              <w:t>No</w:t>
             </w:r>
           </w:p>
         </w:tc>
@@ -4050,7 +4385,7 @@
         </w:trPr>
         <w:tc>
           <w:tcPr>
-            <w:tcW w:type="dxa" w:w="1419"/>
+            <w:tcW w:type="dxa" w:w="1104"/>
             <w:vAlign w:val="center"/>
             <w:tcMar>
               <w:top w:w="80" w:type="dxa"/>
@@ -4065,7 +4400,7 @@
             </w:pPr>
             <w:r>
               <w:rPr>
-                <w:sz w:val="16"/>
+                <w:sz w:val="14"/>
               </w:rPr>
               <w:t>sex</w:t>
             </w:r>
@@ -4073,7 +4408,7 @@
         </w:tc>
         <w:tc>
           <w:tcPr>
-            <w:tcW w:type="dxa" w:w="1419"/>
+            <w:tcW w:type="dxa" w:w="1104"/>
             <w:vAlign w:val="center"/>
             <w:tcMar>
               <w:top w:w="80" w:type="dxa"/>
@@ -4088,7 +4423,7 @@
             </w:pPr>
             <w:r>
               <w:rPr>
-                <w:sz w:val="16"/>
+                <w:sz w:val="14"/>
               </w:rPr>
               <w:t>China</w:t>
             </w:r>
@@ -4096,7 +4431,7 @@
         </w:tc>
         <w:tc>
           <w:tcPr>
-            <w:tcW w:type="dxa" w:w="1419"/>
+            <w:tcW w:type="dxa" w:w="1104"/>
             <w:vAlign w:val="center"/>
             <w:tcMar>
               <w:top w:w="80" w:type="dxa"/>
@@ -4111,7 +4446,7 @@
             </w:pPr>
             <w:r>
               <w:rPr>
-                <w:sz w:val="16"/>
+                <w:sz w:val="14"/>
               </w:rPr>
               <w:t>Incidence</w:t>
             </w:r>
@@ -4119,7 +4454,7 @@
         </w:tc>
         <w:tc>
           <w:tcPr>
-            <w:tcW w:type="dxa" w:w="1419"/>
+            <w:tcW w:type="dxa" w:w="1104"/>
             <w:vAlign w:val="center"/>
             <w:tcMar>
               <w:top w:w="80" w:type="dxa"/>
@@ -4134,7 +4469,7 @@
             </w:pPr>
             <w:r>
               <w:rPr>
-                <w:sz w:val="16"/>
+                <w:sz w:val="14"/>
               </w:rPr>
               <w:t>Female vs Male</w:t>
             </w:r>
@@ -4142,7 +4477,7 @@
         </w:tc>
         <w:tc>
           <w:tcPr>
-            <w:tcW w:type="dxa" w:w="1419"/>
+            <w:tcW w:type="dxa" w:w="1104"/>
             <w:vAlign w:val="center"/>
             <w:tcMar>
               <w:top w:w="80" w:type="dxa"/>
@@ -4157,15 +4492,15 @@
             </w:pPr>
             <w:r>
               <w:rPr>
-                <w:sz w:val="16"/>
+                <w:sz w:val="14"/>
               </w:rPr>
-              <w:t>1.11e-05</w:t>
+              <w:t>0.013</w:t>
             </w:r>
           </w:p>
         </w:tc>
         <w:tc>
           <w:tcPr>
-            <w:tcW w:type="dxa" w:w="1419"/>
+            <w:tcW w:type="dxa" w:w="1104"/>
             <w:vAlign w:val="center"/>
             <w:tcMar>
               <w:top w:w="80" w:type="dxa"/>
@@ -4180,15 +4515,15 @@
             </w:pPr>
             <w:r>
               <w:rPr>
-                <w:sz w:val="16"/>
+                <w:sz w:val="14"/>
               </w:rPr>
-              <w:t>1.34e-05</w:t>
+              <w:t>-0.001</w:t>
             </w:r>
           </w:p>
         </w:tc>
         <w:tc>
           <w:tcPr>
-            <w:tcW w:type="dxa" w:w="1419"/>
+            <w:tcW w:type="dxa" w:w="1104"/>
             <w:vAlign w:val="center"/>
             <w:tcMar>
               <w:top w:w="80" w:type="dxa"/>
@@ -4203,9 +4538,55 @@
             </w:pPr>
             <w:r>
               <w:rPr>
-                <w:sz w:val="16"/>
+                <w:sz w:val="14"/>
               </w:rPr>
-              <w:t>Yes</w:t>
+              <w:t>-0.014</w:t>
+            </w:r>
+          </w:p>
+        </w:tc>
+        <w:tc>
+          <w:tcPr>
+            <w:tcW w:type="dxa" w:w="1104"/>
+            <w:vAlign w:val="center"/>
+            <w:tcMar>
+              <w:top w:w="80" w:type="dxa"/>
+              <w:start w:w="90" w:type="dxa"/>
+              <w:bottom w:w="80" w:type="dxa"/>
+              <w:end w:w="90" w:type="dxa"/>
+            </w:tcMar>
+          </w:tcPr>
+          <w:p>
+            <w:pPr>
+              <w:jc w:val="center"/>
+            </w:pPr>
+            <w:r>
+              <w:rPr>
+                <w:sz w:val="14"/>
+              </w:rPr>
+              <w:t>0.785</w:t>
+            </w:r>
+          </w:p>
+        </w:tc>
+        <w:tc>
+          <w:tcPr>
+            <w:tcW w:type="dxa" w:w="1104"/>
+            <w:vAlign w:val="center"/>
+            <w:tcMar>
+              <w:top w:w="80" w:type="dxa"/>
+              <w:start w:w="90" w:type="dxa"/>
+              <w:bottom w:w="80" w:type="dxa"/>
+              <w:end w:w="90" w:type="dxa"/>
+            </w:tcMar>
+          </w:tcPr>
+          <w:p>
+            <w:pPr>
+              <w:jc w:val="center"/>
+            </w:pPr>
+            <w:r>
+              <w:rPr>
+                <w:sz w:val="14"/>
+              </w:rPr>
+              <w:t>No</w:t>
             </w:r>
           </w:p>
         </w:tc>
@@ -4216,7 +4597,7 @@
         </w:trPr>
         <w:tc>
           <w:tcPr>
-            <w:tcW w:type="dxa" w:w="1419"/>
+            <w:tcW w:type="dxa" w:w="1104"/>
             <w:vAlign w:val="center"/>
             <w:tcMar>
               <w:top w:w="80" w:type="dxa"/>
@@ -4231,7 +4612,7 @@
             </w:pPr>
             <w:r>
               <w:rPr>
-                <w:sz w:val="16"/>
+                <w:sz w:val="14"/>
               </w:rPr>
               <w:t>sex</w:t>
             </w:r>
@@ -4239,7 +4620,7 @@
         </w:tc>
         <w:tc>
           <w:tcPr>
-            <w:tcW w:type="dxa" w:w="1419"/>
+            <w:tcW w:type="dxa" w:w="1104"/>
             <w:vAlign w:val="center"/>
             <w:tcMar>
               <w:top w:w="80" w:type="dxa"/>
@@ -4254,7 +4635,7 @@
             </w:pPr>
             <w:r>
               <w:rPr>
-                <w:sz w:val="16"/>
+                <w:sz w:val="14"/>
               </w:rPr>
               <w:t>China</w:t>
             </w:r>
@@ -4262,7 +4643,7 @@
         </w:tc>
         <w:tc>
           <w:tcPr>
-            <w:tcW w:type="dxa" w:w="1419"/>
+            <w:tcW w:type="dxa" w:w="1104"/>
             <w:vAlign w:val="center"/>
             <w:tcMar>
               <w:top w:w="80" w:type="dxa"/>
@@ -4277,7 +4658,7 @@
             </w:pPr>
             <w:r>
               <w:rPr>
-                <w:sz w:val="16"/>
+                <w:sz w:val="14"/>
               </w:rPr>
               <w:t>Prevalence</w:t>
             </w:r>
@@ -4285,7 +4666,7 @@
         </w:tc>
         <w:tc>
           <w:tcPr>
-            <w:tcW w:type="dxa" w:w="1419"/>
+            <w:tcW w:type="dxa" w:w="1104"/>
             <w:vAlign w:val="center"/>
             <w:tcMar>
               <w:top w:w="80" w:type="dxa"/>
@@ -4300,7 +4681,7 @@
             </w:pPr>
             <w:r>
               <w:rPr>
-                <w:sz w:val="16"/>
+                <w:sz w:val="14"/>
               </w:rPr>
               <w:t>Female vs Male</w:t>
             </w:r>
@@ -4308,7 +4689,7 @@
         </w:tc>
         <w:tc>
           <w:tcPr>
-            <w:tcW w:type="dxa" w:w="1419"/>
+            <w:tcW w:type="dxa" w:w="1104"/>
             <w:vAlign w:val="center"/>
             <w:tcMar>
               <w:top w:w="80" w:type="dxa"/>
@@ -4323,15 +4704,15 @@
             </w:pPr>
             <w:r>
               <w:rPr>
-                <w:sz w:val="16"/>
+                <w:sz w:val="14"/>
               </w:rPr>
-              <w:t>0.0112</w:t>
+              <w:t>0.021</w:t>
             </w:r>
           </w:p>
         </w:tc>
         <w:tc>
           <w:tcPr>
-            <w:tcW w:type="dxa" w:w="1419"/>
+            <w:tcW w:type="dxa" w:w="1104"/>
             <w:vAlign w:val="center"/>
             <w:tcMar>
               <w:top w:w="80" w:type="dxa"/>
@@ -4346,15 +4727,15 @@
             </w:pPr>
             <w:r>
               <w:rPr>
-                <w:sz w:val="16"/>
+                <w:sz w:val="14"/>
               </w:rPr>
-              <w:t>0.0112</w:t>
+              <w:t>0.018</w:t>
             </w:r>
           </w:p>
         </w:tc>
         <w:tc>
           <w:tcPr>
-            <w:tcW w:type="dxa" w:w="1419"/>
+            <w:tcW w:type="dxa" w:w="1104"/>
             <w:vAlign w:val="center"/>
             <w:tcMar>
               <w:top w:w="80" w:type="dxa"/>
@@ -4369,7 +4750,53 @@
             </w:pPr>
             <w:r>
               <w:rPr>
-                <w:sz w:val="16"/>
+                <w:sz w:val="14"/>
+              </w:rPr>
+              <w:t>-0.003</w:t>
+            </w:r>
+          </w:p>
+        </w:tc>
+        <w:tc>
+          <w:tcPr>
+            <w:tcW w:type="dxa" w:w="1104"/>
+            <w:vAlign w:val="center"/>
+            <w:tcMar>
+              <w:top w:w="80" w:type="dxa"/>
+              <w:start w:w="90" w:type="dxa"/>
+              <w:bottom w:w="80" w:type="dxa"/>
+              <w:end w:w="90" w:type="dxa"/>
+            </w:tcMar>
+          </w:tcPr>
+          <w:p>
+            <w:pPr>
+              <w:jc w:val="center"/>
+            </w:pPr>
+            <w:r>
+              <w:rPr>
+                <w:sz w:val="14"/>
+              </w:rPr>
+              <w:t>0.445</w:t>
+            </w:r>
+          </w:p>
+        </w:tc>
+        <w:tc>
+          <w:tcPr>
+            <w:tcW w:type="dxa" w:w="1104"/>
+            <w:vAlign w:val="center"/>
+            <w:tcMar>
+              <w:top w:w="80" w:type="dxa"/>
+              <w:start w:w="90" w:type="dxa"/>
+              <w:bottom w:w="80" w:type="dxa"/>
+              <w:end w:w="90" w:type="dxa"/>
+            </w:tcMar>
+          </w:tcPr>
+          <w:p>
+            <w:pPr>
+              <w:jc w:val="center"/>
+            </w:pPr>
+            <w:r>
+              <w:rPr>
+                <w:sz w:val="14"/>
               </w:rPr>
               <w:t>Yes</w:t>
             </w:r>
@@ -4382,7 +4809,7 @@
         </w:trPr>
         <w:tc>
           <w:tcPr>
-            <w:tcW w:type="dxa" w:w="1419"/>
+            <w:tcW w:type="dxa" w:w="1104"/>
             <w:vAlign w:val="center"/>
             <w:tcMar>
               <w:top w:w="80" w:type="dxa"/>
@@ -4397,7 +4824,7 @@
             </w:pPr>
             <w:r>
               <w:rPr>
-                <w:sz w:val="16"/>
+                <w:sz w:val="14"/>
               </w:rPr>
               <w:t>sex</w:t>
             </w:r>
@@ -4405,7 +4832,7 @@
         </w:tc>
         <w:tc>
           <w:tcPr>
-            <w:tcW w:type="dxa" w:w="1419"/>
+            <w:tcW w:type="dxa" w:w="1104"/>
             <w:vAlign w:val="center"/>
             <w:tcMar>
               <w:top w:w="80" w:type="dxa"/>
@@ -4420,7 +4847,7 @@
             </w:pPr>
             <w:r>
               <w:rPr>
-                <w:sz w:val="16"/>
+                <w:sz w:val="14"/>
               </w:rPr>
               <w:t>China</w:t>
             </w:r>
@@ -4428,7 +4855,7 @@
         </w:tc>
         <w:tc>
           <w:tcPr>
-            <w:tcW w:type="dxa" w:w="1419"/>
+            <w:tcW w:type="dxa" w:w="1104"/>
             <w:vAlign w:val="center"/>
             <w:tcMar>
               <w:top w:w="80" w:type="dxa"/>
@@ -4443,7 +4870,7 @@
             </w:pPr>
             <w:r>
               <w:rPr>
-                <w:sz w:val="16"/>
+                <w:sz w:val="14"/>
               </w:rPr>
               <w:t>DALYs</w:t>
             </w:r>
@@ -4451,7 +4878,7 @@
         </w:tc>
         <w:tc>
           <w:tcPr>
-            <w:tcW w:type="dxa" w:w="1419"/>
+            <w:tcW w:type="dxa" w:w="1104"/>
             <w:vAlign w:val="center"/>
             <w:tcMar>
               <w:top w:w="80" w:type="dxa"/>
@@ -4466,7 +4893,7 @@
             </w:pPr>
             <w:r>
               <w:rPr>
-                <w:sz w:val="16"/>
+                <w:sz w:val="14"/>
               </w:rPr>
               <w:t>Female vs Male</w:t>
             </w:r>
@@ -4474,7 +4901,7 @@
         </w:tc>
         <w:tc>
           <w:tcPr>
-            <w:tcW w:type="dxa" w:w="1419"/>
+            <w:tcW w:type="dxa" w:w="1104"/>
             <w:vAlign w:val="center"/>
             <w:tcMar>
               <w:top w:w="80" w:type="dxa"/>
@@ -4489,15 +4916,15 @@
             </w:pPr>
             <w:r>
               <w:rPr>
-                <w:sz w:val="16"/>
+                <w:sz w:val="14"/>
               </w:rPr>
-              <w:t>7.42e-10</w:t>
+              <w:t>0.040</w:t>
             </w:r>
           </w:p>
         </w:tc>
         <w:tc>
           <w:tcPr>
-            <w:tcW w:type="dxa" w:w="1419"/>
+            <w:tcW w:type="dxa" w:w="1104"/>
             <w:vAlign w:val="center"/>
             <w:tcMar>
               <w:top w:w="80" w:type="dxa"/>
@@ -4512,15 +4939,15 @@
             </w:pPr>
             <w:r>
               <w:rPr>
-                <w:sz w:val="16"/>
+                <w:sz w:val="14"/>
               </w:rPr>
-              <w:t>1.11e-09</w:t>
+              <w:t>0.028</w:t>
             </w:r>
           </w:p>
         </w:tc>
         <w:tc>
           <w:tcPr>
-            <w:tcW w:type="dxa" w:w="1419"/>
+            <w:tcW w:type="dxa" w:w="1104"/>
             <w:vAlign w:val="center"/>
             <w:tcMar>
               <w:top w:w="80" w:type="dxa"/>
@@ -4535,7 +4962,53 @@
             </w:pPr>
             <w:r>
               <w:rPr>
-                <w:sz w:val="16"/>
+                <w:sz w:val="14"/>
+              </w:rPr>
+              <w:t>-0.013</w:t>
+            </w:r>
+          </w:p>
+        </w:tc>
+        <w:tc>
+          <w:tcPr>
+            <w:tcW w:type="dxa" w:w="1104"/>
+            <w:vAlign w:val="center"/>
+            <w:tcMar>
+              <w:top w:w="80" w:type="dxa"/>
+              <w:start w:w="90" w:type="dxa"/>
+              <w:bottom w:w="80" w:type="dxa"/>
+              <w:end w:w="90" w:type="dxa"/>
+            </w:tcMar>
+          </w:tcPr>
+          <w:p>
+            <w:pPr>
+              <w:jc w:val="center"/>
+            </w:pPr>
+            <w:r>
+              <w:rPr>
+                <w:sz w:val="14"/>
+              </w:rPr>
+              <w:t>0.361</w:t>
+            </w:r>
+          </w:p>
+        </w:tc>
+        <w:tc>
+          <w:tcPr>
+            <w:tcW w:type="dxa" w:w="1104"/>
+            <w:vAlign w:val="center"/>
+            <w:tcMar>
+              <w:top w:w="80" w:type="dxa"/>
+              <w:start w:w="90" w:type="dxa"/>
+              <w:bottom w:w="80" w:type="dxa"/>
+              <w:end w:w="90" w:type="dxa"/>
+            </w:tcMar>
+          </w:tcPr>
+          <w:p>
+            <w:pPr>
+              <w:jc w:val="center"/>
+            </w:pPr>
+            <w:r>
+              <w:rPr>
+                <w:sz w:val="14"/>
               </w:rPr>
               <w:t>Yes</w:t>
             </w:r>
@@ -4548,7 +5021,7 @@
         </w:trPr>
         <w:tc>
           <w:tcPr>
-            <w:tcW w:type="dxa" w:w="1419"/>
+            <w:tcW w:type="dxa" w:w="1104"/>
             <w:vAlign w:val="center"/>
             <w:tcMar>
               <w:top w:w="80" w:type="dxa"/>
@@ -4563,7 +5036,7 @@
             </w:pPr>
             <w:r>
               <w:rPr>
-                <w:sz w:val="16"/>
+                <w:sz w:val="14"/>
               </w:rPr>
               <w:t>sex</w:t>
             </w:r>
@@ -4571,7 +5044,7 @@
         </w:tc>
         <w:tc>
           <w:tcPr>
-            <w:tcW w:type="dxa" w:w="1419"/>
+            <w:tcW w:type="dxa" w:w="1104"/>
             <w:vAlign w:val="center"/>
             <w:tcMar>
               <w:top w:w="80" w:type="dxa"/>
@@ -4586,7 +5059,7 @@
             </w:pPr>
             <w:r>
               <w:rPr>
-                <w:sz w:val="16"/>
+                <w:sz w:val="14"/>
               </w:rPr>
               <w:t>United States</w:t>
             </w:r>
@@ -4594,7 +5067,7 @@
         </w:tc>
         <w:tc>
           <w:tcPr>
-            <w:tcW w:type="dxa" w:w="1419"/>
+            <w:tcW w:type="dxa" w:w="1104"/>
             <w:vAlign w:val="center"/>
             <w:tcMar>
               <w:top w:w="80" w:type="dxa"/>
@@ -4609,7 +5082,7 @@
             </w:pPr>
             <w:r>
               <w:rPr>
-                <w:sz w:val="16"/>
+                <w:sz w:val="14"/>
               </w:rPr>
               <w:t>Incidence</w:t>
             </w:r>
@@ -4617,7 +5090,7 @@
         </w:tc>
         <w:tc>
           <w:tcPr>
-            <w:tcW w:type="dxa" w:w="1419"/>
+            <w:tcW w:type="dxa" w:w="1104"/>
             <w:vAlign w:val="center"/>
             <w:tcMar>
               <w:top w:w="80" w:type="dxa"/>
@@ -4632,7 +5105,7 @@
             </w:pPr>
             <w:r>
               <w:rPr>
-                <w:sz w:val="16"/>
+                <w:sz w:val="14"/>
               </w:rPr>
               <w:t>Female vs Male</w:t>
             </w:r>
@@ -4640,7 +5113,7 @@
         </w:tc>
         <w:tc>
           <w:tcPr>
-            <w:tcW w:type="dxa" w:w="1419"/>
+            <w:tcW w:type="dxa" w:w="1104"/>
             <w:vAlign w:val="center"/>
             <w:tcMar>
               <w:top w:w="80" w:type="dxa"/>
@@ -4655,15 +5128,15 @@
             </w:pPr>
             <w:r>
               <w:rPr>
-                <w:sz w:val="16"/>
+                <w:sz w:val="14"/>
               </w:rPr>
-              <w:t>1.56e-33</w:t>
+              <w:t>-0.193</w:t>
             </w:r>
           </w:p>
         </w:tc>
         <w:tc>
           <w:tcPr>
-            <w:tcW w:type="dxa" w:w="1419"/>
+            <w:tcW w:type="dxa" w:w="1104"/>
             <w:vAlign w:val="center"/>
             <w:tcMar>
               <w:top w:w="80" w:type="dxa"/>
@@ -4678,15 +5151,15 @@
             </w:pPr>
             <w:r>
               <w:rPr>
-                <w:sz w:val="16"/>
+                <w:sz w:val="14"/>
               </w:rPr>
-              <w:t>3.11e-33</w:t>
+              <w:t>-0.097</w:t>
             </w:r>
           </w:p>
         </w:tc>
         <w:tc>
           <w:tcPr>
-            <w:tcW w:type="dxa" w:w="1419"/>
+            <w:tcW w:type="dxa" w:w="1104"/>
             <w:vAlign w:val="center"/>
             <w:tcMar>
               <w:top w:w="80" w:type="dxa"/>
@@ -4701,7 +5174,53 @@
             </w:pPr>
             <w:r>
               <w:rPr>
-                <w:sz w:val="16"/>
+                <w:sz w:val="14"/>
+              </w:rPr>
+              <w:t>0.097</w:t>
+            </w:r>
+          </w:p>
+        </w:tc>
+        <w:tc>
+          <w:tcPr>
+            <w:tcW w:type="dxa" w:w="1104"/>
+            <w:vAlign w:val="center"/>
+            <w:tcMar>
+              <w:top w:w="80" w:type="dxa"/>
+              <w:start w:w="90" w:type="dxa"/>
+              <w:bottom w:w="80" w:type="dxa"/>
+              <w:end w:w="90" w:type="dxa"/>
+            </w:tcMar>
+          </w:tcPr>
+          <w:p>
+            <w:pPr>
+              <w:jc w:val="center"/>
+            </w:pPr>
+            <w:r>
+              <w:rPr>
+                <w:sz w:val="14"/>
+              </w:rPr>
+              <w:t>0.277</w:t>
+            </w:r>
+          </w:p>
+        </w:tc>
+        <w:tc>
+          <w:tcPr>
+            <w:tcW w:type="dxa" w:w="1104"/>
+            <w:vAlign w:val="center"/>
+            <w:tcMar>
+              <w:top w:w="80" w:type="dxa"/>
+              <w:start w:w="90" w:type="dxa"/>
+              <w:bottom w:w="80" w:type="dxa"/>
+              <w:end w:w="90" w:type="dxa"/>
+            </w:tcMar>
+          </w:tcPr>
+          <w:p>
+            <w:pPr>
+              <w:jc w:val="center"/>
+            </w:pPr>
+            <w:r>
+              <w:rPr>
+                <w:sz w:val="14"/>
               </w:rPr>
               <w:t>Yes</w:t>
             </w:r>
@@ -4714,7 +5233,7 @@
         </w:trPr>
         <w:tc>
           <w:tcPr>
-            <w:tcW w:type="dxa" w:w="1419"/>
+            <w:tcW w:type="dxa" w:w="1104"/>
             <w:vAlign w:val="center"/>
             <w:tcMar>
               <w:top w:w="80" w:type="dxa"/>
@@ -4729,7 +5248,7 @@
             </w:pPr>
             <w:r>
               <w:rPr>
-                <w:sz w:val="16"/>
+                <w:sz w:val="14"/>
               </w:rPr>
               <w:t>sex</w:t>
             </w:r>
@@ -4737,7 +5256,7 @@
         </w:tc>
         <w:tc>
           <w:tcPr>
-            <w:tcW w:type="dxa" w:w="1419"/>
+            <w:tcW w:type="dxa" w:w="1104"/>
             <w:vAlign w:val="center"/>
             <w:tcMar>
               <w:top w:w="80" w:type="dxa"/>
@@ -4752,7 +5271,7 @@
             </w:pPr>
             <w:r>
               <w:rPr>
-                <w:sz w:val="16"/>
+                <w:sz w:val="14"/>
               </w:rPr>
               <w:t>United States</w:t>
             </w:r>
@@ -4760,7 +5279,7 @@
         </w:tc>
         <w:tc>
           <w:tcPr>
-            <w:tcW w:type="dxa" w:w="1419"/>
+            <w:tcW w:type="dxa" w:w="1104"/>
             <w:vAlign w:val="center"/>
             <w:tcMar>
               <w:top w:w="80" w:type="dxa"/>
@@ -4775,7 +5294,7 @@
             </w:pPr>
             <w:r>
               <w:rPr>
-                <w:sz w:val="16"/>
+                <w:sz w:val="14"/>
               </w:rPr>
               <w:t>Prevalence</w:t>
             </w:r>
@@ -4783,7 +5302,7 @@
         </w:tc>
         <w:tc>
           <w:tcPr>
-            <w:tcW w:type="dxa" w:w="1419"/>
+            <w:tcW w:type="dxa" w:w="1104"/>
             <w:vAlign w:val="center"/>
             <w:tcMar>
               <w:top w:w="80" w:type="dxa"/>
@@ -4798,7 +5317,7 @@
             </w:pPr>
             <w:r>
               <w:rPr>
-                <w:sz w:val="16"/>
+                <w:sz w:val="14"/>
               </w:rPr>
               <w:t>Female vs Male</w:t>
             </w:r>
@@ -4806,7 +5325,7 @@
         </w:tc>
         <w:tc>
           <w:tcPr>
-            <w:tcW w:type="dxa" w:w="1419"/>
+            <w:tcW w:type="dxa" w:w="1104"/>
             <w:vAlign w:val="center"/>
             <w:tcMar>
               <w:top w:w="80" w:type="dxa"/>
@@ -4821,15 +5340,15 @@
             </w:pPr>
             <w:r>
               <w:rPr>
-                <w:sz w:val="16"/>
+                <w:sz w:val="14"/>
               </w:rPr>
-              <w:t>7.85e-37</w:t>
+              <w:t>-0.231</w:t>
             </w:r>
           </w:p>
         </w:tc>
         <w:tc>
           <w:tcPr>
-            <w:tcW w:type="dxa" w:w="1419"/>
+            <w:tcW w:type="dxa" w:w="1104"/>
             <w:vAlign w:val="center"/>
             <w:tcMar>
               <w:top w:w="80" w:type="dxa"/>
@@ -4844,15 +5363,15 @@
             </w:pPr>
             <w:r>
               <w:rPr>
-                <w:sz w:val="16"/>
+                <w:sz w:val="14"/>
               </w:rPr>
-              <w:t>4.71e-36</w:t>
+              <w:t>-0.099</w:t>
             </w:r>
           </w:p>
         </w:tc>
         <w:tc>
           <w:tcPr>
-            <w:tcW w:type="dxa" w:w="1419"/>
+            <w:tcW w:type="dxa" w:w="1104"/>
             <w:vAlign w:val="center"/>
             <w:tcMar>
               <w:top w:w="80" w:type="dxa"/>
@@ -4867,7 +5386,53 @@
             </w:pPr>
             <w:r>
               <w:rPr>
-                <w:sz w:val="16"/>
+                <w:sz w:val="14"/>
+              </w:rPr>
+              <w:t>0.131</w:t>
+            </w:r>
+          </w:p>
+        </w:tc>
+        <w:tc>
+          <w:tcPr>
+            <w:tcW w:type="dxa" w:w="1104"/>
+            <w:vAlign w:val="center"/>
+            <w:tcMar>
+              <w:top w:w="80" w:type="dxa"/>
+              <w:start w:w="90" w:type="dxa"/>
+              <w:bottom w:w="80" w:type="dxa"/>
+              <w:end w:w="90" w:type="dxa"/>
+            </w:tcMar>
+          </w:tcPr>
+          <w:p>
+            <w:pPr>
+              <w:jc w:val="center"/>
+            </w:pPr>
+            <w:r>
+              <w:rPr>
+                <w:sz w:val="14"/>
+              </w:rPr>
+              <w:t>0.535</w:t>
+            </w:r>
+          </w:p>
+        </w:tc>
+        <w:tc>
+          <w:tcPr>
+            <w:tcW w:type="dxa" w:w="1104"/>
+            <w:vAlign w:val="center"/>
+            <w:tcMar>
+              <w:top w:w="80" w:type="dxa"/>
+              <w:start w:w="90" w:type="dxa"/>
+              <w:bottom w:w="80" w:type="dxa"/>
+              <w:end w:w="90" w:type="dxa"/>
+            </w:tcMar>
+          </w:tcPr>
+          <w:p>
+            <w:pPr>
+              <w:jc w:val="center"/>
+            </w:pPr>
+            <w:r>
+              <w:rPr>
+                <w:sz w:val="14"/>
               </w:rPr>
               <w:t>Yes</w:t>
             </w:r>
@@ -4880,7 +5445,7 @@
         </w:trPr>
         <w:tc>
           <w:tcPr>
-            <w:tcW w:type="dxa" w:w="1419"/>
+            <w:tcW w:type="dxa" w:w="1104"/>
             <w:vAlign w:val="center"/>
             <w:tcMar>
               <w:top w:w="80" w:type="dxa"/>
@@ -4895,7 +5460,7 @@
             </w:pPr>
             <w:r>
               <w:rPr>
-                <w:sz w:val="16"/>
+                <w:sz w:val="14"/>
               </w:rPr>
               <w:t>sex</w:t>
             </w:r>
@@ -4903,7 +5468,7 @@
         </w:tc>
         <w:tc>
           <w:tcPr>
-            <w:tcW w:type="dxa" w:w="1419"/>
+            <w:tcW w:type="dxa" w:w="1104"/>
             <w:vAlign w:val="center"/>
             <w:tcMar>
               <w:top w:w="80" w:type="dxa"/>
@@ -4918,7 +5483,7 @@
             </w:pPr>
             <w:r>
               <w:rPr>
-                <w:sz w:val="16"/>
+                <w:sz w:val="14"/>
               </w:rPr>
               <w:t>United States</w:t>
             </w:r>
@@ -4926,7 +5491,7 @@
         </w:tc>
         <w:tc>
           <w:tcPr>
-            <w:tcW w:type="dxa" w:w="1419"/>
+            <w:tcW w:type="dxa" w:w="1104"/>
             <w:vAlign w:val="center"/>
             <w:tcMar>
               <w:top w:w="80" w:type="dxa"/>
@@ -4941,7 +5506,7 @@
             </w:pPr>
             <w:r>
               <w:rPr>
-                <w:sz w:val="16"/>
+                <w:sz w:val="14"/>
               </w:rPr>
               <w:t>DALYs</w:t>
             </w:r>
@@ -4949,7 +5514,7 @@
         </w:tc>
         <w:tc>
           <w:tcPr>
-            <w:tcW w:type="dxa" w:w="1419"/>
+            <w:tcW w:type="dxa" w:w="1104"/>
             <w:vAlign w:val="center"/>
             <w:tcMar>
               <w:top w:w="80" w:type="dxa"/>
@@ -4964,7 +5529,7 @@
             </w:pPr>
             <w:r>
               <w:rPr>
-                <w:sz w:val="16"/>
+                <w:sz w:val="14"/>
               </w:rPr>
               <w:t>Female vs Male</w:t>
             </w:r>
@@ -4972,7 +5537,7 @@
         </w:tc>
         <w:tc>
           <w:tcPr>
-            <w:tcW w:type="dxa" w:w="1419"/>
+            <w:tcW w:type="dxa" w:w="1104"/>
             <w:vAlign w:val="center"/>
             <w:tcMar>
               <w:top w:w="80" w:type="dxa"/>
@@ -4987,15 +5552,15 @@
             </w:pPr>
             <w:r>
               <w:rPr>
-                <w:sz w:val="16"/>
+                <w:sz w:val="14"/>
               </w:rPr>
-              <w:t>2.78e-36</w:t>
+              <w:t>-0.253</w:t>
             </w:r>
           </w:p>
         </w:tc>
         <w:tc>
           <w:tcPr>
-            <w:tcW w:type="dxa" w:w="1419"/>
+            <w:tcW w:type="dxa" w:w="1104"/>
             <w:vAlign w:val="center"/>
             <w:tcMar>
               <w:top w:w="80" w:type="dxa"/>
@@ -5010,15 +5575,15 @@
             </w:pPr>
             <w:r>
               <w:rPr>
-                <w:sz w:val="16"/>
+                <w:sz w:val="14"/>
               </w:rPr>
-              <w:t>8.34e-36</w:t>
+              <w:t>-0.121</w:t>
             </w:r>
           </w:p>
         </w:tc>
         <w:tc>
           <w:tcPr>
-            <w:tcW w:type="dxa" w:w="1419"/>
+            <w:tcW w:type="dxa" w:w="1104"/>
             <w:vAlign w:val="center"/>
             <w:tcMar>
               <w:top w:w="80" w:type="dxa"/>
@@ -5033,7 +5598,53 @@
             </w:pPr>
             <w:r>
               <w:rPr>
-                <w:sz w:val="16"/>
+                <w:sz w:val="14"/>
+              </w:rPr>
+              <w:t>0.132</w:t>
+            </w:r>
+          </w:p>
+        </w:tc>
+        <w:tc>
+          <w:tcPr>
+            <w:tcW w:type="dxa" w:w="1104"/>
+            <w:vAlign w:val="center"/>
+            <w:tcMar>
+              <w:top w:w="80" w:type="dxa"/>
+              <w:start w:w="90" w:type="dxa"/>
+              <w:bottom w:w="80" w:type="dxa"/>
+              <w:end w:w="90" w:type="dxa"/>
+            </w:tcMar>
+          </w:tcPr>
+          <w:p>
+            <w:pPr>
+              <w:jc w:val="center"/>
+            </w:pPr>
+            <w:r>
+              <w:rPr>
+                <w:sz w:val="14"/>
+              </w:rPr>
+              <w:t>0.613</w:t>
+            </w:r>
+          </w:p>
+        </w:tc>
+        <w:tc>
+          <w:tcPr>
+            <w:tcW w:type="dxa" w:w="1104"/>
+            <w:vAlign w:val="center"/>
+            <w:tcMar>
+              <w:top w:w="80" w:type="dxa"/>
+              <w:start w:w="90" w:type="dxa"/>
+              <w:bottom w:w="80" w:type="dxa"/>
+              <w:end w:w="90" w:type="dxa"/>
+            </w:tcMar>
+          </w:tcPr>
+          <w:p>
+            <w:pPr>
+              <w:jc w:val="center"/>
+            </w:pPr>
+            <w:r>
+              <w:rPr>
+                <w:sz w:val="14"/>
               </w:rPr>
               <w:t>Yes</w:t>
             </w:r>
@@ -5042,6 +5653,11 @@
       </w:tr>
     </w:tbl>
     <w:p/>
+    <w:p>
+      <w:r>
+        <w:t>Table 2 contains descriptive point contrasts only. It provides no test of parallelism and no inferential p or q values.</w:t>
+      </w:r>
+    </w:p>
     <w:p>
       <w:pPr>
         <w:jc w:val="center"/>
@@ -5093,7 +5709,7 @@
         <w:t xml:space="preserve">Figure 2. </w:t>
       </w:r>
       <w:r>
-        <w:t>Observed and fitted segmented age-standardized rate trajectories. The provisional curves use the independent permutation implementation and are not NCI Joinpoint output.</w:t>
+        <w:t>Observed and fitted descriptive segmented age-standardized rate trajectories. Curves were selected by BIC in the open Python workflow and are not NCI Joinpoint output.</w:t>
       </w:r>
     </w:p>
     <w:p>
@@ -5106,7 +5722,7 @@
     </w:p>
     <w:p>
       <w:r>
-        <w:t>The age profiles differed by outcome and sex, but male rates were generally higher. Incidence peaked in younger adulthood, whereas prevalence and DALY rates remained substantial across middle adulthood. The coarse 70+ terminal category limited interpretation of late-life heterogeneity.</w:t>
+        <w:t>The age profiles differed by outcome and sex, but male rates were generally higher. Incidence peaked in early adulthood, whereas prevalence and DALY rates remained substantial across middle adulthood. The coarse 70+ terminal category limited interpretation of late-life heterogeneity.</w:t>
       </w:r>
     </w:p>
     <w:p>
@@ -5168,7 +5784,7 @@
         <w:pStyle w:val="Heading2"/>
       </w:pPr>
       <w:r>
-        <w:t>Drivers of changing adult counts</w:t>
+        <w:t>Drivers of changing quantities among persons aged 15 years and older</w:t>
       </w:r>
     </w:p>
     <w:p>
@@ -5179,7 +5795,7 @@
         <w:t>Table 3.</w:t>
       </w:r>
       <w:r>
-        <w:t xml:space="preserve"> Shapley decomposition of adult count changes, 1990-2023</w:t>
+        <w:t xml:space="preserve"> Shapley decomposition of changes among persons aged 15 years and older, 1990-2023</w:t>
       </w:r>
     </w:p>
     <w:tbl>
@@ -7381,7 +7997,7 @@
     <w:p/>
     <w:p>
       <w:r>
-        <w:t>Population growth was the dominant positive contribution in most panels. Population ageing and age-specific rate change varied in direction and magnitude by country, sex, and outcome. Negative components represent countervailing forces; component percentages can therefore exceed 100% and were not treated as compositional shares.</w:t>
+        <w:t>Population growth contributed positively in every panel. In China, age-composition change reduced incident cases but increased prevalent cases and DALYs; age-specific rate change was small relative to demographic components. In the United States, age-composition and rate changes countervailed population growth across all three outcomes and both sexes. Negative components represent countervailing forces; component percentages can therefore exceed 100% and were not treated as compositional shares.</w:t>
       </w:r>
     </w:p>
     <w:p>
@@ -7392,7 +8008,7 @@
         <w:drawing>
           <wp:inline xmlns:a="http://schemas.openxmlformats.org/drawingml/2006/main" xmlns:pic="http://schemas.openxmlformats.org/drawingml/2006/picture">
             <wp:extent cx="5074920" cy="4234786"/>
-            <wp:docPr id="4" name="Picture 4" descr="Six panels decomposing adult count changes into population growth, ageing, and rate change." title="Six panels decomposing adult count changes into population growth, ageing, and r"/>
+            <wp:docPr id="4" name="Picture 4" descr="Six panels decomposing changes among persons aged 15 years and older into population growth, ageing, and rate change." title="Six panels decomposing changes among persons aged 15 years and older into popula"/>
             <wp:cNvGraphicFramePr>
               <a:graphicFrameLocks noChangeAspect="1"/>
             </wp:cNvGraphicFramePr>
@@ -7435,7 +8051,7 @@
         <w:t xml:space="preserve">Figure 4. </w:t>
       </w:r>
       <w:r>
-        <w:t>Shapley decomposition of changes in reconstructed adult schizophrenia counts, 1990-2023. Components are deterministic attributions based on posterior mean rates.</w:t>
+        <w:t>Shapley decomposition of changes in reconstructed schizophrenia quantities among persons aged 15 years and older, 1990-2023. Components are deterministic attributions based on posterior mean rates.</w:t>
       </w:r>
     </w:p>
     <w:p>
@@ -7448,7 +8064,7 @@
     </w:p>
     <w:p>
       <w:r>
-        <w:t>Incidence net and local drifts were directionally consistent with the primary rate-trend results. Nonlinear age, period, and cohort curvature contrasts are presented in the supplement. Their interpretation remained descriptive because the exact linear dependency among age, period, and cohort prevents unique causal separation.</w:t>
+        <w:t>The signs of incidence APC net drift and primary segmented AAPC agreed in 2 of 4 country-sex strata, indicating partial rather than uniform directional corroboration. Nonlinear age, period, and cohort curvature contrasts are presented in the supplement. Their interpretation remained descriptive because the exact linear dependency among age, period, and cohort prevents unique causal separation.</w:t>
       </w:r>
     </w:p>
     <w:p>
@@ -7461,17 +8077,22 @@
     </w:p>
     <w:p>
       <w:r>
-        <w:t>This comparative study found a shared increase in the absolute number of people affected by schizophrenia-related outcomes but divergent standardized-rate trajectories. Chinese age-standardized rates were broadly stable, whereas U.S. rates declined, particularly among females. The apparent contradiction between rising counts and flat or falling ASRs was largely explained by population growth and changing population structure.</w:t>
+        <w:t>This comparative study found increases in estimated incident cases, people living with schizophrenia, and DALYs, alongside contrasting standardized-rate trajectories. Chinese ASRs were broadly stable, whereas U.S. ASRs declined, particularly among females. The combination of increasing absolute quantities and flat or falling ASRs is not contradictory: population growth, age composition, and age-specific rates contribute separately.</w:t>
       </w:r>
     </w:p>
     <w:p>
       <w:r>
-        <w:t>The distinction has direct public-health relevance. Counts approximate the scale of service demand, while standardized rates better describe changes in population risk after controlling for age structure. Service planning based only on standardized rates may underestimate future capacity needs; interpreting count growth as evidence of worsening individual risk would be equally misleading.</w:t>
+        <w:t>The China endpoint point estimates are identical to those reported by Song and colleagues because both studies use the same GBD 2023 source [4]; this is expected data overlap, not independent validation. The component pattern also closely reproduces that study: population growth was the largest positive component, ageing reduced incidence but increased prevalence and DALYs, and rate change was comparatively small. The added comparison shows a different U.S. pattern, in which population growth was partly offset by age-composition and rate changes for each outcome and sex. These deterministic decompositions allocate endpoint differences under the specified identity; they do not identify causes of the demographic or rate changes.</w:t>
       </w:r>
     </w:p>
     <w:p>
       <w:r>
-        <w:t>Sex-specific analyses showed persistent male excess for several outcomes, consistent with established differences in age at onset, course, and disability. However, modeled GBD estimates cannot determine whether country or sex contrasts arise from true incidence, diagnostic recognition, data availability, care access, remission, excess mortality, or modeling assumptions. Health-system differences are therefore contextual hypotheses rather than tested mechanisms.</w:t>
+        <w:t>The distinction between measures has practical relevance. Incident and prevalent case counts can help approximate potential service-volume need, whereas DALYs quantify healthy life lost and are not a count of people. None of these quantities measures realized service use or demand, which also depends on detection, access, coverage, severity, and treatment pathways. ASRs facilitate temporal and cross-country rate comparisons after standardizing age composition. Planning based on ASRs alone may miss growth in potential service volume, while interpreting count growth as worsening individual risk would also be misleading.</w:t>
+      </w:r>
+    </w:p>
+    <w:p>
+      <w:r>
+        <w:t>Sex-specific estimates showed a persistent male excess for several outcomes and an incidence peak in younger age groups, patterns broadly consistent with earlier GBD schizophrenia analyses [2,3]. However, modeled estimates cannot determine whether country or sex contrasts reflect underlying incidence, diagnostic recognition, data availability, care access, remission, excess mortality, or model assumptions. Health-system and policy differences remain contextual hypotheses rather than tested mechanisms.</w:t>
       </w:r>
     </w:p>
     <w:p>
@@ -7484,12 +8105,12 @@
     </w:p>
     <w:p>
       <w:r>
-        <w:t>Strengths include a prespecified comparative question, consistent GBD 2023 outcome definitions, explicit separation of native UIs from model CIs, formal multiplicity-controlled trajectory comparisons, exact Shapley decomposition, and restriction of APC interpretation to estimable functions. The pipeline records exclusions and prevents a provisional population source from being silently treated as official.</w:t>
+        <w:t>Strengths include a prespecified comparative question, consistent GBD 2023 outcome definitions, explicit separation of native UIs from derived point summaries, deterministic and reproducible trend selection, exact Shapley decomposition, and restriction of APC interpretation to estimable functions. The pipeline records exclusions and prevents a provisional population source from being silently treated as official.</w:t>
       </w:r>
     </w:p>
     <w:p>
       <w:r>
-        <w:t>Several limitations are important. First, GBD values are modeled estimates rather than direct observations and may share smoothing assumptions across years and countries. Second, posterior draws were unavailable, so exact uncertainty could not be propagated to changes, ratios, decomposition components, or comparative tests. Third, cross-year and cross-stratum correlations were unknown. Fourth, the 70+ age category obscured late-life patterns. Fifth, APC estimates remain sensitive to grouping and cannot identify independent causal age, period, and cohort effects. Sixth, ecological country contrasts cannot support causal attribution to policy or health systems. Finally, the provisional build requires the authenticated official GBD 2023 population export and user-registered NCI output before submission.</w:t>
+        <w:t>Several limitations are important. First, GBD values are modeled estimates rather than direct observations and may share smoothing assumptions across years, sexes, outcomes, and countries. Annual posterior means therefore cannot be treated as independent observations; segmented curves, change points, AAPCs, and pairwise contrasts are descriptive. Second, posterior draws were unavailable, so uncertainty could not be propagated to changes, ratios, decomposition components, or trajectory contrasts. Third, the decomposition is restricted to ages 15 years and older and its totals are not all-age totals; the 70+ category also obscures late-life heterogeneity. Fourth, APC estimates are sensitive to grouping and cannot identify independent causal age, period, and cohort effects; their direction agreed only partly with primary incidence trends. Fifth, ecological country contrasts cannot support causal attribution to policy or health systems. Finally, the provisional build uses a reconstructed population proxy that must be replaced with the authenticated GBD 2023 population export before submission. Registered NCI Joinpoint output and posterior draws would provide useful validation and uncertainty propagation, respectively, but are not mandatory for the primary open analysis.</w:t>
       </w:r>
     </w:p>
     <w:p>
@@ -7502,7 +8123,20 @@
     </w:p>
     <w:p>
       <w:r>
-        <w:t>Between 1990 and 2023, schizophrenia incidence, prevalence, and DALY counts increased in China and the United States even as standardized-rate trajectories diverged. Population growth drove much of the increase in absolute burden, while age-specific rate change distinguished the two countries. Public-health planning should jointly consider service-volume counts, standardized epidemiologic trends, age structure, and sex-specific needs.</w:t>
+        <w:t>Between 1990 and 2023, estimated incident and prevalent case counts and DALYs increased in China and the United States while standardized-rate trajectories differed. Population growth contributed positively throughout, but age-composition and rate components contrasted between countries. These modeled patterns support considering potential service volume, health loss, standardized rates, age structure, and sex jointly in planning; they do not establish causal effects of policy or health systems.</w:t>
+      </w:r>
+    </w:p>
+    <w:p>
+      <w:pPr>
+        <w:pStyle w:val="Heading1"/>
+      </w:pPr>
+      <w:r>
+        <w:t>List of abbreviations</w:t>
+      </w:r>
+    </w:p>
+    <w:p>
+      <w:r>
+        <w:t>AAPC: average annual percentage change; APC: age-period-cohort; ASR: age-standardized rate; BIC: Bayesian information criterion; DALY: disability-adjusted life-year; GATHER: Guidelines for Accurate and Transparent Health Estimates Reporting; GBD: Global Burden of Disease; IHME: Institute for Health Metrics and Evaluation; NCI: National Cancer Institute; UI: uncertainty interval; YLD: year lived with disability.</w:t>
       </w:r>
     </w:p>
     <w:p>
@@ -7549,7 +8183,7 @@
     </w:p>
     <w:p>
       <w:r>
-        <w:t>GBD estimates are available through the IHME GBD Results Tool subject to IHME terms. Analytic code, derived tables, provenance metadata, and exact model settings accompany this submission. The repository does not redistribute data beyond applicable IHME terms.</w:t>
+        <w:t>GBD estimates are available through the IHME GBD Results Tool subject to IHME terms [6]. Analytic code, derived tables, provenance metadata, and exact model settings are prepared for archiving, but a persistent repository link must be added before submission. The repository will not redistribute source data beyond applicable IHME terms.</w:t>
       </w:r>
     </w:p>
     <w:p>
@@ -7593,6 +8227,19 @@
     </w:p>
     <w:p>
       <w:pPr>
+        <w:pStyle w:val="Heading2"/>
+      </w:pPr>
+      <w:r>
+        <w:t>Acknowledgements</w:t>
+      </w:r>
+    </w:p>
+    <w:p>
+      <w:r>
+        <w:t>Not applicable.</w:t>
+      </w:r>
+    </w:p>
+    <w:p>
+      <w:pPr>
         <w:pStyle w:val="Heading1"/>
       </w:pPr>
       <w:r>
@@ -7608,7 +8255,7 @@
         <w:rPr>
           <w:sz w:val="18"/>
         </w:rPr>
-        <w:t>1. GBD 2021 Mental Disorders Collaborators. Global, regional, and national burden of 12 mental disorders in 204 countries and territories, 1990-2019. Lancet Psychiatry. 2022;9:137-150.</w:t>
+        <w:t>1. GBD 2019 Mental Disorders Collaborators. Global, regional, and national burden of 12 mental disorders in 204 countries and territories, 1990-2019: a systematic analysis for the Global Burden of Disease Study 2019. Lancet Psychiatry. 2022;9(2):137-150. doi:10.1016/S2215-0366(21)00395-3.</w:t>
       </w:r>
     </w:p>
     <w:p>
@@ -7620,7 +8267,7 @@
         <w:rPr>
           <w:sz w:val="18"/>
         </w:rPr>
-        <w:t>2. Charlson FJ, Ferrari AJ, Santomauro DF, et al. Global epidemiology and burden of schizophrenia: findings from the Global Burden of Disease Study 2016. Schizophr Bull. 2018;44:1195-1203.</w:t>
+        <w:t>2. Charlson FJ, Ferrari AJ, Santomauro DF, et al. Global epidemiology and burden of schizophrenia: findings from the Global Burden of Disease Study 2016. Schizophr Bull. 2018;44(6):1195-1203. doi:10.1093/schbul/sby058.</w:t>
       </w:r>
     </w:p>
     <w:p>
@@ -7632,7 +8279,7 @@
         <w:rPr>
           <w:sz w:val="18"/>
         </w:rPr>
-        <w:t>3. Solmi M, Seitidis G, Mavridis D, et al. Incidence, prevalence, and global burden of schizophrenia: data, with critical appraisal, from GBD 2019. Mol Psychiatry. 2023;28:5319-5327.</w:t>
+        <w:t>3. Solmi M, Seitidis G, Mavridis D, et al. Incidence, prevalence, and global burden of schizophrenia - data, with critical appraisal, from the Global Burden of Disease (GBD) 2019. Mol Psychiatry. 2023;28(12):5319-5327. doi:10.1038/s41380-023-02138-4.</w:t>
       </w:r>
     </w:p>
     <w:p>
@@ -7644,7 +8291,7 @@
         <w:rPr>
           <w:sz w:val="18"/>
         </w:rPr>
-        <w:t>4. Global Burden of Disease Collaborative Network. Global Burden of Disease Study 2023 results. Institute for Health Metrics and Evaluation; 2026. https://vizhub.healthdata.org/gbd-results/.</w:t>
+        <w:t>4. Song H, Fang L, Li H. Long-term trends in the burden of schizophrenia in China, 1990-2052: an analysis of the Global Burden of Disease Study 2023. Psychol Res Behav Manag. 2026;19:574531. doi:10.2147/PRBM.S574531.</w:t>
       </w:r>
     </w:p>
     <w:p>
@@ -7656,7 +8303,7 @@
         <w:rPr>
           <w:sz w:val="18"/>
         </w:rPr>
-        <w:t>5. Stevens GA, Alkema L, Black RE, et al. Guidelines for Accurate and Transparent Health Estimates Reporting: the GATHER statement. Lancet. 2016;388:e19-e23.</w:t>
+        <w:t>5. Huo J, Li R, Ren X, et al. Trends in incidence, prevalence, and disability-adjusted life years of schizophrenia in China from 1990 to 2021, with projections for 2022-2050. Front Psychiatry. 2025;16:1651350. doi:10.3389/fpsyt.2025.1651350.</w:t>
       </w:r>
     </w:p>
     <w:p>
@@ -7668,7 +8315,7 @@
         <w:rPr>
           <w:sz w:val="18"/>
         </w:rPr>
-        <w:t>6. Kim HJ, Fay MP, Feuer EJ, Midthune DN. Permutation tests for joinpoint regression with applications to cancer rates. Stat Med. 2000;19:335-351; correction 2001;20:655.</w:t>
+        <w:t>6. Global Burden of Disease Collaborative Network. Global Burden of Disease Study 2023 (GBD 2023) Results. Seattle, United States: Institute for Health Metrics and Evaluation; 2026. https://vizhub.healthdata.org/gbd-results/. Accessed 1 September 2026.</w:t>
       </w:r>
     </w:p>
     <w:p>
@@ -7680,7 +8327,7 @@
         <w:rPr>
           <w:sz w:val="18"/>
         </w:rPr>
-        <w:t>7. National Cancer Institute. Joinpoint Regression Program, version 6.0.1. Surveillance Research Program; 2026. https://surveillance.cancer.gov/joinpoint/.</w:t>
+        <w:t>7. Stevens GA, Alkema L, Black RE, et al. Guidelines for Accurate and Transparent Health Estimates Reporting: the GATHER statement. Lancet. 2016;388(10062):e19-e23. doi:10.1016/S0140-6736(16)30388-9.</w:t>
       </w:r>
     </w:p>
     <w:p>
@@ -7692,7 +8339,7 @@
         <w:rPr>
           <w:sz w:val="18"/>
         </w:rPr>
-        <w:t>8. Das Gupta P. Standardization and decomposition of rates: a user's manual. US Bureau of the Census; 1993.</w:t>
+        <w:t>8. Kim HJ, Fay MP, Feuer EJ, Midthune DN. Permutation tests for joinpoint regression with applications to cancer rates. Stat Med. 2000;19(3):335-351; correction 2001;20(4):655.</w:t>
       </w:r>
     </w:p>
     <w:p>
@@ -7704,7 +8351,7 @@
         <w:rPr>
           <w:sz w:val="18"/>
         </w:rPr>
-        <w:t>9. Holford TR. The estimation of age, period and cohort effects for vital rates. Biometrics. 1983;39:311-324.</w:t>
+        <w:t>9. National Cancer Institute. Joinpoint Regression Program, version 6.1.0. Surveillance Research Program. https://surveillance.cancer.gov/joinpoint/. Accessed 1 September 2026.</w:t>
       </w:r>
     </w:p>
     <w:p>
@@ -7716,7 +8363,7 @@
         <w:rPr>
           <w:sz w:val="18"/>
         </w:rPr>
-        <w:t>10. Clayton D, Schifflers E. Models for temporal variation in cancer rates. II: age-period-cohort models. Stat Med. 1987;6:469-481.</w:t>
+        <w:t>10. Das Gupta P. Standardization and decomposition of rates: a user's manual. Current Population Reports, Series P23-186. Washington, DC: US Bureau of the Census; 1993.</w:t>
       </w:r>
     </w:p>
     <w:p>
@@ -7728,7 +8375,7 @@
         <w:rPr>
           <w:sz w:val="18"/>
         </w:rPr>
-        <w:t>11. Luo L. Assessing validity and application scope of the intrinsic estimator approach to the age-period-cohort problem. Demography. 2013;50:1945-1967.</w:t>
+        <w:t>11. Holford TR. The estimation of age, period and cohort effects for vital rates. Biometrics. 1983;39(2):311-324.</w:t>
       </w:r>
     </w:p>
     <w:p>
@@ -7740,7 +8387,31 @@
         <w:rPr>
           <w:sz w:val="18"/>
         </w:rPr>
-        <w:t>12. Rutherford MJ, Lambert PC, Thompson JR. Age-period-cohort modeling. Stata J. 2010;10:606-627.</w:t>
+        <w:t>12. Clayton D, Schifflers E. Models for temporal variation in cancer rates. II: age-period-cohort models. Stat Med. 1987;6(4):469-481.</w:t>
+      </w:r>
+    </w:p>
+    <w:p>
+      <w:pPr>
+        <w:spacing w:after="60"/>
+        <w:ind w:hanging="288" w:left="288"/>
+      </w:pPr>
+      <w:r>
+        <w:rPr>
+          <w:sz w:val="18"/>
+        </w:rPr>
+        <w:t>13. Luo L. Assessing validity and application scope of the intrinsic estimator approach to the age-period-cohort problem. Demography. 2013;50(6):1945-1967.</w:t>
+      </w:r>
+    </w:p>
+    <w:p>
+      <w:pPr>
+        <w:spacing w:after="60"/>
+        <w:ind w:hanging="288" w:left="288"/>
+      </w:pPr>
+      <w:r>
+        <w:rPr>
+          <w:sz w:val="18"/>
+        </w:rPr>
+        <w:t>14. Rutherford MJ, Lambert PC, Thompson JR. Age-period-cohort modeling. Stata J. 2010;10(4):606-627.</w:t>
       </w:r>
     </w:p>
     <w:sectPr>

--- a/publication_study/output/documents/manuscript_BMC_Public_Health.docx
+++ b/publication_study/output/documents/manuscript_BMC_Public_Health.docx
@@ -8,12 +8,12 @@
       </w:pPr>
       <w:r>
         <w:rPr>
-          <w:rFonts w:ascii="Arial" w:hAnsi="Arial"/>
+          <w:rFonts w:ascii="Calibri" w:hAnsi="Calibri" w:eastAsia="Calibri"/>
           <w:b/>
-          <w:color w:val="1F4E78"/>
-          <w:sz w:val="40"/>
+          <w:color w:val="1F4D78"/>
+          <w:sz w:val="36"/>
         </w:rPr>
-        <w:t>Divergent sex-specific trends and demographic drivers of schizophrenia burden in China and the United States, 1990-2023</w:t>
+        <w:t>Contrasting sex-specific trends and demographic contributions to schizophrenia burden in China and the United States, 1990–2023</w:t>
       </w:r>
     </w:p>
     <w:p>
@@ -22,6 +22,7 @@
       </w:pPr>
       <w:r>
         <w:rPr>
+          <w:rFonts w:ascii="Calibri" w:hAnsi="Calibri" w:eastAsia="Calibri"/>
           <w:i/>
           <w:color w:val="666666"/>
           <w:sz w:val="22"/>
@@ -35,26 +36,12 @@
       </w:pPr>
       <w:r>
         <w:rPr>
+          <w:rFonts w:ascii="Calibri" w:hAnsi="Calibri" w:eastAsia="Calibri"/>
           <w:b/>
+          <w:color w:val="666666"/>
+          <w:sz w:val="22"/>
         </w:rPr>
         <w:t>Blinded manuscript</w:t>
-      </w:r>
-    </w:p>
-    <w:p>
-      <w:pPr>
-        <w:spacing w:before="80" w:after="200"/>
-        <w:ind w:left="72" w:right="72"/>
-        <w:jc w:val="center"/>
-        <w:shd w:fill="FCE4D6"/>
-      </w:pPr>
-      <w:r>
-        <w:rPr>
-          <w:b/>
-          <w:color w:val="9C5700"/>
-        </w:rPr>
-        <w:t>PROVISIONAL ANALYTICAL DRAFT - NOT FOR SUBMISSION</w:t>
-        <w:br/>
-        <w:t>The reconstructed population proxy must be replaced by the matching official GBD 2023 population export. Trend estimates are descriptive analyses of annual GBD posterior means.</w:t>
       </w:r>
     </w:p>
     <w:p>
@@ -72,12 +59,12 @@
     </w:p>
     <w:p>
       <w:r>
-        <w:t>Methods: We analyzed GBD 2023 incidence, prevalence, and disability-adjusted life-year (DALY) estimates for 1990-2023. We summarized all-age quantities and age-standardized rates (ASRs), described nonlinear trends with Bayesian-information-criterion-selected segmented log-linear regression, and decomposed changes among persons aged 15 years and older into population growth, population ageing, and age-specific rate change using Shapley replacement. Incidence age-period-cohort estimable functions were secondary.</w:t>
+        <w:t>Methods: We analyzed GBD 2023 incidence, prevalence, and disability-adjusted life-year (DALY) estimates for 1990-2023. We summarized all-age quantities and age-standardized rates (ASRs), described nonlinear trends with Bayesian-information-criterion-selected segmented log-linear regression, and decomposed all-age changes into population-size, age-structure, and age-specific-rate components using Shapley replacement. Age-period-cohort (APC) estimable functions for all three outcomes were secondary. All derived results are point estimates because posterior draws were unavailable.</w:t>
       </w:r>
     </w:p>
     <w:p>
       <w:r>
-        <w:t>Results: From 1990 to 2023, estimated incident cases, prevalent cases, and DALYs increased in every country-sex stratum. DALY ASRs in China changed from 175.3 to 177.6 per 100,000 among females and 207.2 to 209.1 among males. Corresponding U.S. rates changed from 269.5 to 247.9 among females and 281.2 to 270.2 among males. Descriptive segmented slopes and pairwise average annual percentage change contrasts indicated near-stable Chinese rates and declining U.S. rates. Population growth was the principal positive contributor to increasing absolute quantities in most strata.</w:t>
+        <w:t>Results: From 1990 to 2023, estimated incident cases, prevalent cases, and DALYs increased in every country-sex stratum. DALY ASRs in China changed from 175.3 to 177.6 per 100,000 among females and 207.2 to 209.1 among males. Corresponding U.S. rates changed from 269.5 to 247.9 among females and 281.2 to 270.2 among males. Descriptive segmented trends were near stable in China and declined in the United States. Population-size change was the principal positive contributor in most strata, but collapsing age bins materially changed at least one decomposition component in 3 of 12 panels.</w:t>
       </w:r>
     </w:p>
     <w:p>
@@ -110,12 +97,12 @@
     </w:p>
     <w:p>
       <w:r>
-        <w:t>A 2026 GBD 2023 study of China already reported the same 1990-2023 endpoints, sex strata, and decomposition into population growth, ageing, and epidemiological change [4]. The Chinese 1990 and 2023 endpoint point estimates used here overlap exactly with that publication because both analyses use the same GBD release. Earlier GBD 2021 work also used sex- and age-specific trends, joinpoint models, and projections for China [5]. The China results alone are therefore not novel. The incremental contribution of the present study is a prespecified China-U.S. comparison that places sex-specific trajectories and demographic components in one reproducible framework, reports descriptive paired contrasts, and keeps ecological differences separate from causal explanations.</w:t>
+        <w:t>A 2026 GBD 2023 study of China already reported the same 1990-2023 endpoints, sex strata, and decomposition into population growth, ageing, and age-specific-rate change [4]. The Chinese 1990 and 2023 endpoint point estimates used here overlap exactly with that publication because both analyses use the same GBD release. GBD 2021 studies have also combined schizophrenia trends with sex and age patterns, country comparisons, decomposition, joinpoint models, inequalities, and projections [5-7]. Country-level trend and decomposition analysis is therefore a crowded literature, and neither method is claimed as novel here. The incremental contribution is a release-matched, sex-specific China-U.S. comparison through 2023 in one reproducible framework, with descriptive paired contrasts and no causal interpretation of ecological differences.</w:t>
       </w:r>
     </w:p>
     <w:p>
       <w:r>
-        <w:t>We therefore examined incidence, prevalence, and DALY burden in China and the United States from 1990 through 2023. Our objectives were to quantify endpoints and nonlinear trends, compare country and sex trajectories descriptively, decompose changes among persons aged 15 years and older, and assess agreement between primary trends and secondary age-period-cohort estimable summaries.</w:t>
+        <w:t>We therefore examined incidence, prevalence, and DALY burden in China and the United States from 1990 through 2023. Our objectives were to quantify endpoints and nonlinear trends, compare country and sex trajectories descriptively, decompose all-age changes, and assess agreement between primary trends and secondary age-period-cohort estimable summaries.</w:t>
       </w:r>
     </w:p>
     <w:p>
@@ -136,7 +123,7 @@
     </w:p>
     <w:p>
       <w:r>
-        <w:t>We conducted a comparative secondary analysis of GBD 2023 modeled health estimates [6]. The analytic population comprised females and males in China and the United States from 1990 through 2023. The burden extract contained annual posterior means and 95% uncertainty intervals (UIs) for incidence, prevalence, YLDs, and DALYs by age, sex, country, year, and metric. The source files contained aggregated, non-identifiable population estimates; institutional review board review and informed consent were therefore not applicable.</w:t>
+        <w:t>We conducted a comparative secondary analysis of GBD 2023 modeled health estimates [8]. The analytic population comprised females and males in China and the United States from 1990 through 2023. The burden extract contained annual posterior means and 95% uncertainty intervals (UIs) for incidence, prevalence, and DALYs by age, sex, country, year, and metric. The source files contained aggregated, non-identifiable population estimates; institutional review board review and informed consent were therefore not applicable.</w:t>
       </w:r>
     </w:p>
     <w:p>
@@ -144,12 +131,12 @@
         <w:pStyle w:val="Heading2"/>
       </w:pPr>
       <w:r>
-        <w:t>Outcomes and prespecified exclusions</w:t>
+        <w:t>Outcomes and analytical exclusions</w:t>
       </w:r>
     </w:p>
     <w:p>
       <w:r>
-        <w:t>Primary outcomes were incidence, prevalence, and DALYs. Trend analyses used all-age numbers and ASRs per 100,000. Decomposition used age-specific rates and populations from ages 15-19 through 70+ years; throughout, we describe this range as persons aged 15 years and older rather than adults. Ages younger than 15 years were outside the prespecified decomposition range, so reconstructed decomposition totals are not all-age totals. We excluded the GBD Percent metric because its denominator and age basis differed by outcome. Probability-of-death and available risk-factor extracts were excluded because they did not represent schizophrenia-specific causal attribution. YLD and DALY estimates were audited for numerical identity and YLDs were not duplicated in results.</w:t>
+        <w:t>Primary outcomes were incidence, prevalence, and DALYs. Trend analyses used all-age numbers and ASRs per 100,000. The production decomposition used matching Number and Rate estimates plus official population for 20 mutually exclusive age groups from 0-4 through 95+ years. We excluded the GBD Percent metric because its denominator and age basis differed by outcome. Probability-of-death and available risk-factor extracts were excluded because they did not represent schizophrenia-specific causal attribution. YLDs were not included in the production export and were not required because they were not a study outcome.</w:t>
       </w:r>
     </w:p>
     <w:p>
@@ -162,7 +149,7 @@
     </w:p>
     <w:p>
       <w:r>
-        <w:t>We audited dimensional uniqueness, completeness across 34 years, missingness, positivity, uncertainty-bound ordering, and age-bin consistency. Decomposition currently uses a provisional population proxy reconstructed from matched GBD count-rate pairs. A submission build requires an authenticated population export from the same GBD 2023 release. We checked age-specific reconstruction by multiplying population by rate and dividing by 100,000.</w:t>
+        <w:t>We audited dimensional uniqueness, completeness across 34 years, missingness, positivity, uncertainty-bound ordering, and age-bin consistency. Decomposition used official GBD 2023 population estimates. The matching fine-age burden and population exports were accompanied by verified retrieval records, export identifiers, query dimensions, preserved raw-file records, and SHA-256 hashes. We checked age-specific reconstruction by multiplying population by rate and dividing by 100,000.</w:t>
       </w:r>
     </w:p>
     <w:p>
@@ -175,7 +162,7 @@
     </w:p>
     <w:p>
       <w:r>
-        <w:t>We modeled log ASRs with an open Python implementation of piecewise linear regression, using the general joinpoint parameterization [8]. Candidate models allowed zero to two change points and required at least four annual observations per segment. The number and locations of change points were selected by the Bayesian information criterion. Segment annual percentage changes and overall average annual percentage changes (AAPCs) summarize fitted changes in the annual GBD posterior means; they are descriptive and are not presented with model p values or confidence intervals. As a sensitivity analysis, we refitted the selected knot locations with weights derived from log-UI widths; these UIs are not sampling standard errors, so the weighted results also remained descriptive. A registered NCI Joinpoint 6.1.0 analysis may be used as optional validation but is not required for the primary open workflow [9].</w:t>
+        <w:t>We modeled log ASRs with an open Python implementation of piecewise linear regression, using the general joinpoint parameterization [9]. Candidate models allowed zero to two change points and required at least four annual observations per segment. The number and locations of change points were selected by the Bayesian information criterion. Segment annual percentage changes and overall average annual percentage changes (AAPCs) summarize fitted changes in the annual GBD posterior means; they are descriptive and are not presented with model p values or confidence intervals. Sensitivities varied the maximum breakpoint count, minimum segment length, calendar window, rate versus log-rate scale, and weights based on log-UI widths. The native UIs are not sampling standard errors, so weighted results also remained descriptive. A registered NCI Joinpoint 6.1.0 analysis may be used as optional validation but is not required for the primary open workflow [10].</w:t>
       </w:r>
     </w:p>
     <w:p>
@@ -193,7 +180,7 @@
     </w:p>
     <w:p>
       <w:r>
-        <w:t>For each outcome, country, and sex, we decomposed the change in reconstructed quantities among persons aged 15 years and older into total population growth, changing age composition, and changing age-specific rates [10]. We averaged marginal contributions over all six possible factor-replacement orders, which is equivalent to a Shapley decomposition. Components were required to sum to total reconstructed change within numerical tolerance. Primary estimates used 1990-2023; 2000-2023, 2010-2023, annual-chain, and five-year-chain analyses assessed endpoint and path sensitivity.</w:t>
+        <w:t>For each outcome, country, and sex, we decomposed the change in reconstructed all-age quantities into population-size change, age-structure change, and age-specific-rate change [11]. We averaged marginal contributions over all six possible factor-replacement orders, which is equivalent to a Shapley decomposition. Components were required to sum to total reconstructed change within numerical tolerance, and reconstructed endpoint quantities were checked against the reported all-age numbers. Primary estimates used 1990-2023; 2000-2023, 2010-2023, annual-chain, and five-year-chain analyses assessed endpoint and path sensitivity. We also compared the finest available age partition with a four-group collapse and flagged sign, magnitude-rank, or component-size changes.</w:t>
       </w:r>
     </w:p>
     <w:p>
@@ -206,7 +193,7 @@
     </w:p>
     <w:p>
       <w:r>
-        <w:t>Secondary incidence analysis used 11 equal five-year age groups from 15-19 through 65-69 years and six equal periods from 1994-1998 through 2019-2023. We estimated net drift, age-specific local drift, and nonlinear age, period, and cohort curvature contrasts. The design separated estimable curvature from the unidentified linear age-period-cohort dependency [11-14]. We did not interpret period or cohort patterns causally. A sensitivity analysis truncated annual trend series at 2019, thereby excluding 2020-2023; the grouped APC sensitivity omitted the 2019-2023 period because that five-year cell cannot isolate 2020-2023.</w:t>
+        <w:t>Secondary APC analyses of incidence, prevalence, and DALYs used equal five-year age groups covering 10-14 to 65-69 years and six equal periods from 1994-1998 through 2019-2023. We estimated net drift, age-specific local drift, longitudinal age relative risks, and nonlinear period and cohort relative risks. The design included an intercept, two identifiable linear trends, and nonlinear age, period, and cohort bases that were orthogonal to intercept and linear trend; it did not fit three unrestricted linear effects [12-15]. Reference relative risks were set to one. We did not interpret period or cohort patterns causally. The grouped sensitivity used the six complete periods from 1990-1994 through 2015-2019, thereby excluding 2020-2023 without shortening the six-period design.</w:t>
       </w:r>
     </w:p>
     <w:p>
@@ -219,7 +206,7 @@
     </w:p>
     <w:p>
       <w:r>
-        <w:t>The analysis was conducted in Python with deterministic settings. Every table and figure is generated from saved machine-readable inputs. Reporting follows the Guidelines for Accurate and Transparent Health Estimates Reporting (GATHER) [7]. The working package contains the complete code, provenance table, data dictionary, and readiness metadata; these materials will be deposited at a persistent repository before submission.</w:t>
+        <w:t>The analysis was conducted in Python with deterministic settings. Every table and figure is generated from saved machine-readable inputs. Reporting follows the Guidelines for Accurate and Transparent Health Estimates Reporting (GATHER) [16]. The working package contains the complete code, provenance table, data dictionary, and readiness metadata; these materials will be deposited at a persistent repository before submission. OpenAI Codex, a large language model tool, was used during software engineering and manuscript drafting. All generated code, analyses, claims, and references were reviewed and remain the authors' responsibility; the tool is not an author.</w:t>
       </w:r>
     </w:p>
     <w:p>
@@ -240,7 +227,7 @@
     </w:p>
     <w:p>
       <w:r>
-        <w:t>All 12 primary country-sex-outcome panels contained 34 annual all-age quantities and 34 annual ASRs. Each decomposition panel contained 12 age groups spanning 15-19 through 70+ years. No invalid UI ordering or nonpositive point estimates were identified. DALYs and YLDs were numerically identical across 3,944 matched cells (maximum relative point-estimate difference 2.60e-08); YLDs were therefore omitted as duplicate outcomes. The 99th percentile absolute population-rate reconstruction discrepancy was 7.06e-11%.</w:t>
+        <w:t>All 12 primary country-sex-outcome panels contained 34 annual all-age quantities and 34 annual ASRs. The production decomposition panels contained 20 age groups spanning 0-4 through 95+ years. No invalid UI ordering or nonpositive point estimates were identified. The export did not include YLDs; the YLD-DALY duplication audit was therefore recorded as not available and did not affect the three specified study outcomes. The 99th percentile absolute population-rate reconstruction discrepancy was 9.06e-11%, and decomposition endpoint reconstructions agreed with reported all-age numbers within floating-point tolerance.</w:t>
       </w:r>
     </w:p>
     <w:p>
@@ -270,19 +257,21 @@
     <w:tbl>
       <w:tblPr>
         <w:tblStyle w:val="TableGrid"/>
-        <w:tblW w:type="auto" w:w="0"/>
-        <w:jc w:val="center"/>
+        <w:tblW w:type="dxa" w:w="9360"/>
+        <w:jc w:val="left"/>
         <w:tblLook w:firstColumn="1" w:firstRow="1" w:lastColumn="0" w:lastRow="0" w:noHBand="0" w:noVBand="1" w:val="04A0"/>
+        <w:tblInd w:w="120" w:type="dxa"/>
+        <w:tblLayout w:type="fixed"/>
       </w:tblPr>
       <w:tblGrid>
-        <w:gridCol w:w="1242"/>
-        <w:gridCol w:w="1242"/>
-        <w:gridCol w:w="1242"/>
-        <w:gridCol w:w="1242"/>
-        <w:gridCol w:w="1242"/>
-        <w:gridCol w:w="1242"/>
-        <w:gridCol w:w="1242"/>
-        <w:gridCol w:w="1242"/>
+        <w:gridCol w:w="1111"/>
+        <w:gridCol w:w="995"/>
+        <w:gridCol w:w="1061"/>
+        <w:gridCol w:w="1411"/>
+        <w:gridCol w:w="1195"/>
+        <w:gridCol w:w="1028"/>
+        <w:gridCol w:w="1261"/>
+        <w:gridCol w:w="1298"/>
       </w:tblGrid>
       <w:tr>
         <w:trPr>
@@ -290,13 +279,13 @@
         </w:trPr>
         <w:tc>
           <w:tcPr>
-            <w:tcW w:type="dxa" w:w="1242"/>
-            <w:shd w:fill="1F4E78"/>
+            <w:tcW w:type="dxa" w:w="1111"/>
+            <w:shd w:fill="F2F4F7"/>
             <w:tcMar>
               <w:top w:w="80" w:type="dxa"/>
-              <w:start w:w="90" w:type="dxa"/>
+              <w:start w:w="120" w:type="dxa"/>
               <w:bottom w:w="80" w:type="dxa"/>
-              <w:end w:w="90" w:type="dxa"/>
+              <w:end w:w="120" w:type="dxa"/>
             </w:tcMar>
             <w:vAlign w:val="center"/>
           </w:tcPr>
@@ -306,8 +295,9 @@
             </w:pPr>
             <w:r>
               <w:rPr>
+                <w:rFonts w:ascii="Calibri" w:hAnsi="Calibri" w:eastAsia="Calibri"/>
                 <w:b/>
-                <w:color w:val="FFFFFF"/>
+                <w:color w:val="1F4D78"/>
                 <w:sz w:val="14"/>
               </w:rPr>
               <w:t>Location</w:t>
@@ -316,13 +306,13 @@
         </w:tc>
         <w:tc>
           <w:tcPr>
-            <w:tcW w:type="dxa" w:w="1242"/>
-            <w:shd w:fill="1F4E78"/>
+            <w:tcW w:type="dxa" w:w="995"/>
+            <w:shd w:fill="F2F4F7"/>
             <w:tcMar>
               <w:top w:w="80" w:type="dxa"/>
-              <w:start w:w="90" w:type="dxa"/>
+              <w:start w:w="120" w:type="dxa"/>
               <w:bottom w:w="80" w:type="dxa"/>
-              <w:end w:w="90" w:type="dxa"/>
+              <w:end w:w="120" w:type="dxa"/>
             </w:tcMar>
             <w:vAlign w:val="center"/>
           </w:tcPr>
@@ -332,8 +322,9 @@
             </w:pPr>
             <w:r>
               <w:rPr>
+                <w:rFonts w:ascii="Calibri" w:hAnsi="Calibri" w:eastAsia="Calibri"/>
                 <w:b/>
-                <w:color w:val="FFFFFF"/>
+                <w:color w:val="1F4D78"/>
                 <w:sz w:val="14"/>
               </w:rPr>
               <w:t>Sex</w:t>
@@ -342,13 +333,13 @@
         </w:tc>
         <w:tc>
           <w:tcPr>
-            <w:tcW w:type="dxa" w:w="1242"/>
-            <w:shd w:fill="1F4E78"/>
+            <w:tcW w:type="dxa" w:w="1061"/>
+            <w:shd w:fill="F2F4F7"/>
             <w:tcMar>
               <w:top w:w="80" w:type="dxa"/>
-              <w:start w:w="90" w:type="dxa"/>
+              <w:start w:w="120" w:type="dxa"/>
               <w:bottom w:w="80" w:type="dxa"/>
-              <w:end w:w="90" w:type="dxa"/>
+              <w:end w:w="120" w:type="dxa"/>
             </w:tcMar>
             <w:vAlign w:val="center"/>
           </w:tcPr>
@@ -358,8 +349,9 @@
             </w:pPr>
             <w:r>
               <w:rPr>
+                <w:rFonts w:ascii="Calibri" w:hAnsi="Calibri" w:eastAsia="Calibri"/>
                 <w:b/>
-                <w:color w:val="FFFFFF"/>
+                <w:color w:val="1F4D78"/>
                 <w:sz w:val="14"/>
               </w:rPr>
               <w:t>Outcome</w:t>
@@ -368,13 +360,13 @@
         </w:tc>
         <w:tc>
           <w:tcPr>
-            <w:tcW w:type="dxa" w:w="1242"/>
-            <w:shd w:fill="1F4E78"/>
+            <w:tcW w:type="dxa" w:w="1411"/>
+            <w:shd w:fill="F2F4F7"/>
             <w:tcMar>
               <w:top w:w="80" w:type="dxa"/>
-              <w:start w:w="90" w:type="dxa"/>
+              <w:start w:w="120" w:type="dxa"/>
               <w:bottom w:w="80" w:type="dxa"/>
-              <w:end w:w="90" w:type="dxa"/>
+              <w:end w:w="120" w:type="dxa"/>
             </w:tcMar>
             <w:vAlign w:val="center"/>
           </w:tcPr>
@@ -384,8 +376,9 @@
             </w:pPr>
             <w:r>
               <w:rPr>
+                <w:rFonts w:ascii="Calibri" w:hAnsi="Calibri" w:eastAsia="Calibri"/>
                 <w:b/>
-                <w:color w:val="FFFFFF"/>
+                <w:color w:val="1F4D78"/>
                 <w:sz w:val="14"/>
               </w:rPr>
               <w:t>2023 quantity (95% UI)</w:t>
@@ -394,13 +387,13 @@
         </w:tc>
         <w:tc>
           <w:tcPr>
-            <w:tcW w:type="dxa" w:w="1242"/>
-            <w:shd w:fill="1F4E78"/>
+            <w:tcW w:type="dxa" w:w="1195"/>
+            <w:shd w:fill="F2F4F7"/>
             <w:tcMar>
               <w:top w:w="80" w:type="dxa"/>
-              <w:start w:w="90" w:type="dxa"/>
+              <w:start w:w="120" w:type="dxa"/>
               <w:bottom w:w="80" w:type="dxa"/>
-              <w:end w:w="90" w:type="dxa"/>
+              <w:end w:w="120" w:type="dxa"/>
             </w:tcMar>
             <w:vAlign w:val="center"/>
           </w:tcPr>
@@ -410,8 +403,9 @@
             </w:pPr>
             <w:r>
               <w:rPr>
+                <w:rFonts w:ascii="Calibri" w:hAnsi="Calibri" w:eastAsia="Calibri"/>
                 <w:b/>
-                <w:color w:val="FFFFFF"/>
+                <w:color w:val="1F4D78"/>
                 <w:sz w:val="14"/>
               </w:rPr>
               <w:t>Quantity change, %</w:t>
@@ -420,13 +414,13 @@
         </w:tc>
         <w:tc>
           <w:tcPr>
-            <w:tcW w:type="dxa" w:w="1242"/>
-            <w:shd w:fill="1F4E78"/>
+            <w:tcW w:type="dxa" w:w="1028"/>
+            <w:shd w:fill="F2F4F7"/>
             <w:tcMar>
               <w:top w:w="80" w:type="dxa"/>
-              <w:start w:w="90" w:type="dxa"/>
+              <w:start w:w="120" w:type="dxa"/>
               <w:bottom w:w="80" w:type="dxa"/>
-              <w:end w:w="90" w:type="dxa"/>
+              <w:end w:w="120" w:type="dxa"/>
             </w:tcMar>
             <w:vAlign w:val="center"/>
           </w:tcPr>
@@ -436,8 +430,9 @@
             </w:pPr>
             <w:r>
               <w:rPr>
+                <w:rFonts w:ascii="Calibri" w:hAnsi="Calibri" w:eastAsia="Calibri"/>
                 <w:b/>
-                <w:color w:val="FFFFFF"/>
+                <w:color w:val="1F4D78"/>
                 <w:sz w:val="14"/>
               </w:rPr>
               <w:t>ASR 1990</w:t>
@@ -446,13 +441,13 @@
         </w:tc>
         <w:tc>
           <w:tcPr>
-            <w:tcW w:type="dxa" w:w="1242"/>
-            <w:shd w:fill="1F4E78"/>
+            <w:tcW w:type="dxa" w:w="1261"/>
+            <w:shd w:fill="F2F4F7"/>
             <w:tcMar>
               <w:top w:w="80" w:type="dxa"/>
-              <w:start w:w="90" w:type="dxa"/>
+              <w:start w:w="120" w:type="dxa"/>
               <w:bottom w:w="80" w:type="dxa"/>
-              <w:end w:w="90" w:type="dxa"/>
+              <w:end w:w="120" w:type="dxa"/>
             </w:tcMar>
             <w:vAlign w:val="center"/>
           </w:tcPr>
@@ -462,8 +457,9 @@
             </w:pPr>
             <w:r>
               <w:rPr>
+                <w:rFonts w:ascii="Calibri" w:hAnsi="Calibri" w:eastAsia="Calibri"/>
                 <w:b/>
-                <w:color w:val="FFFFFF"/>
+                <w:color w:val="1F4D78"/>
                 <w:sz w:val="14"/>
               </w:rPr>
               <w:t>ASR 2023 (95% UI)</w:t>
@@ -472,13 +468,13 @@
         </w:tc>
         <w:tc>
           <w:tcPr>
-            <w:tcW w:type="dxa" w:w="1242"/>
-            <w:shd w:fill="1F4E78"/>
+            <w:tcW w:type="dxa" w:w="1298"/>
+            <w:shd w:fill="F2F4F7"/>
             <w:tcMar>
               <w:top w:w="80" w:type="dxa"/>
-              <w:start w:w="90" w:type="dxa"/>
+              <w:start w:w="120" w:type="dxa"/>
               <w:bottom w:w="80" w:type="dxa"/>
-              <w:end w:w="90" w:type="dxa"/>
+              <w:end w:w="120" w:type="dxa"/>
             </w:tcMar>
             <w:vAlign w:val="center"/>
           </w:tcPr>
@@ -488,8 +484,9 @@
             </w:pPr>
             <w:r>
               <w:rPr>
+                <w:rFonts w:ascii="Calibri" w:hAnsi="Calibri" w:eastAsia="Calibri"/>
                 <w:b/>
-                <w:color w:val="FFFFFF"/>
+                <w:color w:val="1F4D78"/>
                 <w:sz w:val="14"/>
               </w:rPr>
               <w:t>Descriptive AAPC, %/year</w:t>
@@ -503,13 +500,13 @@
         </w:trPr>
         <w:tc>
           <w:tcPr>
-            <w:tcW w:type="dxa" w:w="1242"/>
+            <w:tcW w:type="dxa" w:w="1111"/>
             <w:vAlign w:val="center"/>
             <w:tcMar>
               <w:top w:w="80" w:type="dxa"/>
-              <w:start w:w="90" w:type="dxa"/>
+              <w:start w:w="120" w:type="dxa"/>
               <w:bottom w:w="80" w:type="dxa"/>
-              <w:end w:w="90" w:type="dxa"/>
+              <w:end w:w="120" w:type="dxa"/>
             </w:tcMar>
           </w:tcPr>
           <w:p>
@@ -518,6 +515,7 @@
             </w:pPr>
             <w:r>
               <w:rPr>
+                <w:rFonts w:ascii="Calibri" w:hAnsi="Calibri" w:eastAsia="Calibri"/>
                 <w:sz w:val="14"/>
               </w:rPr>
               <w:t>China</w:t>
@@ -526,13 +524,13 @@
         </w:tc>
         <w:tc>
           <w:tcPr>
-            <w:tcW w:type="dxa" w:w="1242"/>
+            <w:tcW w:type="dxa" w:w="995"/>
             <w:vAlign w:val="center"/>
             <w:tcMar>
               <w:top w:w="80" w:type="dxa"/>
-              <w:start w:w="90" w:type="dxa"/>
+              <w:start w:w="120" w:type="dxa"/>
               <w:bottom w:w="80" w:type="dxa"/>
-              <w:end w:w="90" w:type="dxa"/>
+              <w:end w:w="120" w:type="dxa"/>
             </w:tcMar>
           </w:tcPr>
           <w:p>
@@ -541,6 +539,7 @@
             </w:pPr>
             <w:r>
               <w:rPr>
+                <w:rFonts w:ascii="Calibri" w:hAnsi="Calibri" w:eastAsia="Calibri"/>
                 <w:sz w:val="14"/>
               </w:rPr>
               <w:t>Female</w:t>
@@ -549,13 +548,13 @@
         </w:tc>
         <w:tc>
           <w:tcPr>
-            <w:tcW w:type="dxa" w:w="1242"/>
+            <w:tcW w:type="dxa" w:w="1061"/>
             <w:vAlign w:val="center"/>
             <w:tcMar>
               <w:top w:w="80" w:type="dxa"/>
-              <w:start w:w="90" w:type="dxa"/>
+              <w:start w:w="120" w:type="dxa"/>
               <w:bottom w:w="80" w:type="dxa"/>
-              <w:end w:w="90" w:type="dxa"/>
+              <w:end w:w="120" w:type="dxa"/>
             </w:tcMar>
           </w:tcPr>
           <w:p>
@@ -564,6 +563,7 @@
             </w:pPr>
             <w:r>
               <w:rPr>
+                <w:rFonts w:ascii="Calibri" w:hAnsi="Calibri" w:eastAsia="Calibri"/>
                 <w:sz w:val="14"/>
               </w:rPr>
               <w:t>Incidence</w:t>
@@ -572,13 +572,13 @@
         </w:tc>
         <w:tc>
           <w:tcPr>
-            <w:tcW w:type="dxa" w:w="1242"/>
+            <w:tcW w:type="dxa" w:w="1411"/>
             <w:vAlign w:val="center"/>
             <w:tcMar>
               <w:top w:w="80" w:type="dxa"/>
-              <w:start w:w="90" w:type="dxa"/>
+              <w:start w:w="120" w:type="dxa"/>
               <w:bottom w:w="80" w:type="dxa"/>
-              <w:end w:w="90" w:type="dxa"/>
+              <w:end w:w="120" w:type="dxa"/>
             </w:tcMar>
           </w:tcPr>
           <w:p>
@@ -587,6 +587,7 @@
             </w:pPr>
             <w:r>
               <w:rPr>
+                <w:rFonts w:ascii="Calibri" w:hAnsi="Calibri" w:eastAsia="Calibri"/>
                 <w:sz w:val="14"/>
               </w:rPr>
               <w:t>132,520 (111,395-155,089)</w:t>
@@ -595,13 +596,13 @@
         </w:tc>
         <w:tc>
           <w:tcPr>
-            <w:tcW w:type="dxa" w:w="1242"/>
+            <w:tcW w:type="dxa" w:w="1195"/>
             <w:vAlign w:val="center"/>
             <w:tcMar>
               <w:top w:w="80" w:type="dxa"/>
-              <w:start w:w="90" w:type="dxa"/>
+              <w:start w:w="120" w:type="dxa"/>
               <w:bottom w:w="80" w:type="dxa"/>
-              <w:end w:w="90" w:type="dxa"/>
+              <w:end w:w="120" w:type="dxa"/>
             </w:tcMar>
           </w:tcPr>
           <w:p>
@@ -610,6 +611,7 @@
             </w:pPr>
             <w:r>
               <w:rPr>
+                <w:rFonts w:ascii="Calibri" w:hAnsi="Calibri" w:eastAsia="Calibri"/>
                 <w:sz w:val="14"/>
               </w:rPr>
               <w:t>14.5</w:t>
@@ -618,13 +620,13 @@
         </w:tc>
         <w:tc>
           <w:tcPr>
-            <w:tcW w:type="dxa" w:w="1242"/>
+            <w:tcW w:type="dxa" w:w="1028"/>
             <w:vAlign w:val="center"/>
             <w:tcMar>
               <w:top w:w="80" w:type="dxa"/>
-              <w:start w:w="90" w:type="dxa"/>
+              <w:start w:w="120" w:type="dxa"/>
               <w:bottom w:w="80" w:type="dxa"/>
-              <w:end w:w="90" w:type="dxa"/>
+              <w:end w:w="120" w:type="dxa"/>
             </w:tcMar>
           </w:tcPr>
           <w:p>
@@ -633,6 +635,7 @@
             </w:pPr>
             <w:r>
               <w:rPr>
+                <w:rFonts w:ascii="Calibri" w:hAnsi="Calibri" w:eastAsia="Calibri"/>
                 <w:sz w:val="14"/>
               </w:rPr>
               <w:t>18.35</w:t>
@@ -641,13 +644,13 @@
         </w:tc>
         <w:tc>
           <w:tcPr>
-            <w:tcW w:type="dxa" w:w="1242"/>
+            <w:tcW w:type="dxa" w:w="1261"/>
             <w:vAlign w:val="center"/>
             <w:tcMar>
               <w:top w:w="80" w:type="dxa"/>
-              <w:start w:w="90" w:type="dxa"/>
+              <w:start w:w="120" w:type="dxa"/>
               <w:bottom w:w="80" w:type="dxa"/>
-              <w:end w:w="90" w:type="dxa"/>
+              <w:end w:w="120" w:type="dxa"/>
             </w:tcMar>
           </w:tcPr>
           <w:p>
@@ -656,6 +659,7 @@
             </w:pPr>
             <w:r>
               <w:rPr>
+                <w:rFonts w:ascii="Calibri" w:hAnsi="Calibri" w:eastAsia="Calibri"/>
                 <w:sz w:val="14"/>
               </w:rPr>
               <w:t>18.42 (15.40-21.88)</w:t>
@@ -664,13 +668,13 @@
         </w:tc>
         <w:tc>
           <w:tcPr>
-            <w:tcW w:type="dxa" w:w="1242"/>
+            <w:tcW w:type="dxa" w:w="1298"/>
             <w:vAlign w:val="center"/>
             <w:tcMar>
               <w:top w:w="80" w:type="dxa"/>
-              <w:start w:w="90" w:type="dxa"/>
+              <w:start w:w="120" w:type="dxa"/>
               <w:bottom w:w="80" w:type="dxa"/>
-              <w:end w:w="90" w:type="dxa"/>
+              <w:end w:w="120" w:type="dxa"/>
             </w:tcMar>
           </w:tcPr>
           <w:p>
@@ -679,6 +683,7 @@
             </w:pPr>
             <w:r>
               <w:rPr>
+                <w:rFonts w:ascii="Calibri" w:hAnsi="Calibri" w:eastAsia="Calibri"/>
                 <w:sz w:val="14"/>
               </w:rPr>
               <w:t>0.012</w:t>
@@ -692,13 +697,13 @@
         </w:trPr>
         <w:tc>
           <w:tcPr>
-            <w:tcW w:type="dxa" w:w="1242"/>
+            <w:tcW w:type="dxa" w:w="1111"/>
             <w:vAlign w:val="center"/>
             <w:tcMar>
               <w:top w:w="80" w:type="dxa"/>
-              <w:start w:w="90" w:type="dxa"/>
+              <w:start w:w="120" w:type="dxa"/>
               <w:bottom w:w="80" w:type="dxa"/>
-              <w:end w:w="90" w:type="dxa"/>
+              <w:end w:w="120" w:type="dxa"/>
             </w:tcMar>
           </w:tcPr>
           <w:p>
@@ -707,6 +712,7 @@
             </w:pPr>
             <w:r>
               <w:rPr>
+                <w:rFonts w:ascii="Calibri" w:hAnsi="Calibri" w:eastAsia="Calibri"/>
                 <w:sz w:val="14"/>
               </w:rPr>
               <w:t>China</w:t>
@@ -715,13 +721,13 @@
         </w:tc>
         <w:tc>
           <w:tcPr>
-            <w:tcW w:type="dxa" w:w="1242"/>
+            <w:tcW w:type="dxa" w:w="995"/>
             <w:vAlign w:val="center"/>
             <w:tcMar>
               <w:top w:w="80" w:type="dxa"/>
-              <w:start w:w="90" w:type="dxa"/>
+              <w:start w:w="120" w:type="dxa"/>
               <w:bottom w:w="80" w:type="dxa"/>
-              <w:end w:w="90" w:type="dxa"/>
+              <w:end w:w="120" w:type="dxa"/>
             </w:tcMar>
           </w:tcPr>
           <w:p>
@@ -730,6 +736,7 @@
             </w:pPr>
             <w:r>
               <w:rPr>
+                <w:rFonts w:ascii="Calibri" w:hAnsi="Calibri" w:eastAsia="Calibri"/>
                 <w:sz w:val="14"/>
               </w:rPr>
               <w:t>Female</w:t>
@@ -738,13 +745,13 @@
         </w:tc>
         <w:tc>
           <w:tcPr>
-            <w:tcW w:type="dxa" w:w="1242"/>
+            <w:tcW w:type="dxa" w:w="1061"/>
             <w:vAlign w:val="center"/>
             <w:tcMar>
               <w:top w:w="80" w:type="dxa"/>
-              <w:start w:w="90" w:type="dxa"/>
+              <w:start w:w="120" w:type="dxa"/>
               <w:bottom w:w="80" w:type="dxa"/>
-              <w:end w:w="90" w:type="dxa"/>
+              <w:end w:w="120" w:type="dxa"/>
             </w:tcMar>
           </w:tcPr>
           <w:p>
@@ -753,6 +760,7 @@
             </w:pPr>
             <w:r>
               <w:rPr>
+                <w:rFonts w:ascii="Calibri" w:hAnsi="Calibri" w:eastAsia="Calibri"/>
                 <w:sz w:val="14"/>
               </w:rPr>
               <w:t>Prevalence</w:t>
@@ -761,13 +769,13 @@
         </w:tc>
         <w:tc>
           <w:tcPr>
-            <w:tcW w:type="dxa" w:w="1242"/>
+            <w:tcW w:type="dxa" w:w="1411"/>
             <w:vAlign w:val="center"/>
             <w:tcMar>
               <w:top w:w="80" w:type="dxa"/>
-              <w:start w:w="90" w:type="dxa"/>
+              <w:start w:w="120" w:type="dxa"/>
               <w:bottom w:w="80" w:type="dxa"/>
-              <w:end w:w="90" w:type="dxa"/>
+              <w:end w:w="120" w:type="dxa"/>
             </w:tcMar>
           </w:tcPr>
           <w:p>
@@ -776,6 +784,7 @@
             </w:pPr>
             <w:r>
               <w:rPr>
+                <w:rFonts w:ascii="Calibri" w:hAnsi="Calibri" w:eastAsia="Calibri"/>
                 <w:sz w:val="14"/>
               </w:rPr>
               <w:t>2,469,230 (2,074,473-2,895,939)</w:t>
@@ -784,13 +793,13 @@
         </w:tc>
         <w:tc>
           <w:tcPr>
-            <w:tcW w:type="dxa" w:w="1242"/>
+            <w:tcW w:type="dxa" w:w="1195"/>
             <w:vAlign w:val="center"/>
             <w:tcMar>
               <w:top w:w="80" w:type="dxa"/>
-              <w:start w:w="90" w:type="dxa"/>
+              <w:start w:w="120" w:type="dxa"/>
               <w:bottom w:w="80" w:type="dxa"/>
-              <w:end w:w="90" w:type="dxa"/>
+              <w:end w:w="120" w:type="dxa"/>
             </w:tcMar>
           </w:tcPr>
           <w:p>
@@ -799,6 +808,7 @@
             </w:pPr>
             <w:r>
               <w:rPr>
+                <w:rFonts w:ascii="Calibri" w:hAnsi="Calibri" w:eastAsia="Calibri"/>
                 <w:sz w:val="14"/>
               </w:rPr>
               <w:t>59.9</w:t>
@@ -807,13 +817,13 @@
         </w:tc>
         <w:tc>
           <w:tcPr>
-            <w:tcW w:type="dxa" w:w="1242"/>
+            <w:tcW w:type="dxa" w:w="1028"/>
             <w:vAlign w:val="center"/>
             <w:tcMar>
               <w:top w:w="80" w:type="dxa"/>
-              <w:start w:w="90" w:type="dxa"/>
+              <w:start w:w="120" w:type="dxa"/>
               <w:bottom w:w="80" w:type="dxa"/>
-              <w:end w:w="90" w:type="dxa"/>
+              <w:end w:w="120" w:type="dxa"/>
             </w:tcMar>
           </w:tcPr>
           <w:p>
@@ -822,6 +832,7 @@
             </w:pPr>
             <w:r>
               <w:rPr>
+                <w:rFonts w:ascii="Calibri" w:hAnsi="Calibri" w:eastAsia="Calibri"/>
                 <w:sz w:val="14"/>
               </w:rPr>
               <w:t>276.90</w:t>
@@ -830,13 +841,13 @@
         </w:tc>
         <w:tc>
           <w:tcPr>
-            <w:tcW w:type="dxa" w:w="1242"/>
+            <w:tcW w:type="dxa" w:w="1261"/>
             <w:vAlign w:val="center"/>
             <w:tcMar>
               <w:top w:w="80" w:type="dxa"/>
-              <w:start w:w="90" w:type="dxa"/>
+              <w:start w:w="120" w:type="dxa"/>
               <w:bottom w:w="80" w:type="dxa"/>
-              <w:end w:w="90" w:type="dxa"/>
+              <w:end w:w="120" w:type="dxa"/>
             </w:tcMar>
           </w:tcPr>
           <w:p>
@@ -845,6 +856,7 @@
             </w:pPr>
             <w:r>
               <w:rPr>
+                <w:rFonts w:ascii="Calibri" w:hAnsi="Calibri" w:eastAsia="Calibri"/>
                 <w:sz w:val="14"/>
               </w:rPr>
               <w:t>278.86 (234.44-331.62)</w:t>
@@ -853,13 +865,13 @@
         </w:tc>
         <w:tc>
           <w:tcPr>
-            <w:tcW w:type="dxa" w:w="1242"/>
+            <w:tcW w:type="dxa" w:w="1298"/>
             <w:vAlign w:val="center"/>
             <w:tcMar>
               <w:top w:w="80" w:type="dxa"/>
-              <w:start w:w="90" w:type="dxa"/>
+              <w:start w:w="120" w:type="dxa"/>
               <w:bottom w:w="80" w:type="dxa"/>
-              <w:end w:w="90" w:type="dxa"/>
+              <w:end w:w="120" w:type="dxa"/>
             </w:tcMar>
           </w:tcPr>
           <w:p>
@@ -868,6 +880,7 @@
             </w:pPr>
             <w:r>
               <w:rPr>
+                <w:rFonts w:ascii="Calibri" w:hAnsi="Calibri" w:eastAsia="Calibri"/>
                 <w:sz w:val="14"/>
               </w:rPr>
               <w:t>0.024</w:t>
@@ -881,13 +894,13 @@
         </w:trPr>
         <w:tc>
           <w:tcPr>
-            <w:tcW w:type="dxa" w:w="1242"/>
+            <w:tcW w:type="dxa" w:w="1111"/>
             <w:vAlign w:val="center"/>
             <w:tcMar>
               <w:top w:w="80" w:type="dxa"/>
-              <w:start w:w="90" w:type="dxa"/>
+              <w:start w:w="120" w:type="dxa"/>
               <w:bottom w:w="80" w:type="dxa"/>
-              <w:end w:w="90" w:type="dxa"/>
+              <w:end w:w="120" w:type="dxa"/>
             </w:tcMar>
           </w:tcPr>
           <w:p>
@@ -896,6 +909,7 @@
             </w:pPr>
             <w:r>
               <w:rPr>
+                <w:rFonts w:ascii="Calibri" w:hAnsi="Calibri" w:eastAsia="Calibri"/>
                 <w:sz w:val="14"/>
               </w:rPr>
               <w:t>China</w:t>
@@ -904,13 +918,13 @@
         </w:tc>
         <w:tc>
           <w:tcPr>
-            <w:tcW w:type="dxa" w:w="1242"/>
+            <w:tcW w:type="dxa" w:w="995"/>
             <w:vAlign w:val="center"/>
             <w:tcMar>
               <w:top w:w="80" w:type="dxa"/>
-              <w:start w:w="90" w:type="dxa"/>
+              <w:start w:w="120" w:type="dxa"/>
               <w:bottom w:w="80" w:type="dxa"/>
-              <w:end w:w="90" w:type="dxa"/>
+              <w:end w:w="120" w:type="dxa"/>
             </w:tcMar>
           </w:tcPr>
           <w:p>
@@ -919,6 +933,7 @@
             </w:pPr>
             <w:r>
               <w:rPr>
+                <w:rFonts w:ascii="Calibri" w:hAnsi="Calibri" w:eastAsia="Calibri"/>
                 <w:sz w:val="14"/>
               </w:rPr>
               <w:t>Female</w:t>
@@ -927,13 +942,13 @@
         </w:tc>
         <w:tc>
           <w:tcPr>
-            <w:tcW w:type="dxa" w:w="1242"/>
+            <w:tcW w:type="dxa" w:w="1061"/>
             <w:vAlign w:val="center"/>
             <w:tcMar>
               <w:top w:w="80" w:type="dxa"/>
-              <w:start w:w="90" w:type="dxa"/>
+              <w:start w:w="120" w:type="dxa"/>
               <w:bottom w:w="80" w:type="dxa"/>
-              <w:end w:w="90" w:type="dxa"/>
+              <w:end w:w="120" w:type="dxa"/>
             </w:tcMar>
           </w:tcPr>
           <w:p>
@@ -942,6 +957,7 @@
             </w:pPr>
             <w:r>
               <w:rPr>
+                <w:rFonts w:ascii="Calibri" w:hAnsi="Calibri" w:eastAsia="Calibri"/>
                 <w:sz w:val="14"/>
               </w:rPr>
               <w:t>DALYs</w:t>
@@ -950,13 +966,13 @@
         </w:tc>
         <w:tc>
           <w:tcPr>
-            <w:tcW w:type="dxa" w:w="1242"/>
+            <w:tcW w:type="dxa" w:w="1411"/>
             <w:vAlign w:val="center"/>
             <w:tcMar>
               <w:top w:w="80" w:type="dxa"/>
-              <w:start w:w="90" w:type="dxa"/>
+              <w:start w:w="120" w:type="dxa"/>
               <w:bottom w:w="80" w:type="dxa"/>
-              <w:end w:w="90" w:type="dxa"/>
+              <w:end w:w="120" w:type="dxa"/>
             </w:tcMar>
           </w:tcPr>
           <w:p>
@@ -965,6 +981,7 @@
             </w:pPr>
             <w:r>
               <w:rPr>
+                <w:rFonts w:ascii="Calibri" w:hAnsi="Calibri" w:eastAsia="Calibri"/>
                 <w:sz w:val="14"/>
               </w:rPr>
               <w:t>1,551,859 (1,120,102-1,948,123)</w:t>
@@ -973,13 +990,13 @@
         </w:tc>
         <w:tc>
           <w:tcPr>
-            <w:tcW w:type="dxa" w:w="1242"/>
+            <w:tcW w:type="dxa" w:w="1195"/>
             <w:vAlign w:val="center"/>
             <w:tcMar>
               <w:top w:w="80" w:type="dxa"/>
-              <w:start w:w="90" w:type="dxa"/>
+              <w:start w:w="120" w:type="dxa"/>
               <w:bottom w:w="80" w:type="dxa"/>
-              <w:end w:w="90" w:type="dxa"/>
+              <w:end w:w="120" w:type="dxa"/>
             </w:tcMar>
           </w:tcPr>
           <w:p>
@@ -988,6 +1005,7 @@
             </w:pPr>
             <w:r>
               <w:rPr>
+                <w:rFonts w:ascii="Calibri" w:hAnsi="Calibri" w:eastAsia="Calibri"/>
                 <w:sz w:val="14"/>
               </w:rPr>
               <w:t>57.5</w:t>
@@ -996,13 +1014,13 @@
         </w:tc>
         <w:tc>
           <w:tcPr>
-            <w:tcW w:type="dxa" w:w="1242"/>
+            <w:tcW w:type="dxa" w:w="1028"/>
             <w:vAlign w:val="center"/>
             <w:tcMar>
               <w:top w:w="80" w:type="dxa"/>
-              <w:start w:w="90" w:type="dxa"/>
+              <w:start w:w="120" w:type="dxa"/>
               <w:bottom w:w="80" w:type="dxa"/>
-              <w:end w:w="90" w:type="dxa"/>
+              <w:end w:w="120" w:type="dxa"/>
             </w:tcMar>
           </w:tcPr>
           <w:p>
@@ -1011,6 +1029,7 @@
             </w:pPr>
             <w:r>
               <w:rPr>
+                <w:rFonts w:ascii="Calibri" w:hAnsi="Calibri" w:eastAsia="Calibri"/>
                 <w:sz w:val="14"/>
               </w:rPr>
               <w:t>175.27</w:t>
@@ -1019,13 +1038,13 @@
         </w:tc>
         <w:tc>
           <w:tcPr>
-            <w:tcW w:type="dxa" w:w="1242"/>
+            <w:tcW w:type="dxa" w:w="1261"/>
             <w:vAlign w:val="center"/>
             <w:tcMar>
               <w:top w:w="80" w:type="dxa"/>
-              <w:start w:w="90" w:type="dxa"/>
+              <w:start w:w="120" w:type="dxa"/>
               <w:bottom w:w="80" w:type="dxa"/>
-              <w:end w:w="90" w:type="dxa"/>
+              <w:end w:w="120" w:type="dxa"/>
             </w:tcMar>
           </w:tcPr>
           <w:p>
@@ -1034,6 +1053,7 @@
             </w:pPr>
             <w:r>
               <w:rPr>
+                <w:rFonts w:ascii="Calibri" w:hAnsi="Calibri" w:eastAsia="Calibri"/>
                 <w:sz w:val="14"/>
               </w:rPr>
               <w:t>177.61 (129.65-223.14)</w:t>
@@ -1042,13 +1062,13 @@
         </w:tc>
         <w:tc>
           <w:tcPr>
-            <w:tcW w:type="dxa" w:w="1242"/>
+            <w:tcW w:type="dxa" w:w="1298"/>
             <w:vAlign w:val="center"/>
             <w:tcMar>
               <w:top w:w="80" w:type="dxa"/>
-              <w:start w:w="90" w:type="dxa"/>
+              <w:start w:w="120" w:type="dxa"/>
               <w:bottom w:w="80" w:type="dxa"/>
-              <w:end w:w="90" w:type="dxa"/>
+              <w:end w:w="120" w:type="dxa"/>
             </w:tcMar>
           </w:tcPr>
           <w:p>
@@ -1057,6 +1077,7 @@
             </w:pPr>
             <w:r>
               <w:rPr>
+                <w:rFonts w:ascii="Calibri" w:hAnsi="Calibri" w:eastAsia="Calibri"/>
                 <w:sz w:val="14"/>
               </w:rPr>
               <w:t>0.048</w:t>
@@ -1070,13 +1091,13 @@
         </w:trPr>
         <w:tc>
           <w:tcPr>
-            <w:tcW w:type="dxa" w:w="1242"/>
+            <w:tcW w:type="dxa" w:w="1111"/>
             <w:vAlign w:val="center"/>
             <w:tcMar>
               <w:top w:w="80" w:type="dxa"/>
-              <w:start w:w="90" w:type="dxa"/>
+              <w:start w:w="120" w:type="dxa"/>
               <w:bottom w:w="80" w:type="dxa"/>
-              <w:end w:w="90" w:type="dxa"/>
+              <w:end w:w="120" w:type="dxa"/>
             </w:tcMar>
           </w:tcPr>
           <w:p>
@@ -1085,6 +1106,7 @@
             </w:pPr>
             <w:r>
               <w:rPr>
+                <w:rFonts w:ascii="Calibri" w:hAnsi="Calibri" w:eastAsia="Calibri"/>
                 <w:sz w:val="14"/>
               </w:rPr>
               <w:t>China</w:t>
@@ -1093,13 +1115,13 @@
         </w:tc>
         <w:tc>
           <w:tcPr>
-            <w:tcW w:type="dxa" w:w="1242"/>
+            <w:tcW w:type="dxa" w:w="995"/>
             <w:vAlign w:val="center"/>
             <w:tcMar>
               <w:top w:w="80" w:type="dxa"/>
-              <w:start w:w="90" w:type="dxa"/>
+              <w:start w:w="120" w:type="dxa"/>
               <w:bottom w:w="80" w:type="dxa"/>
-              <w:end w:w="90" w:type="dxa"/>
+              <w:end w:w="120" w:type="dxa"/>
             </w:tcMar>
           </w:tcPr>
           <w:p>
@@ -1108,6 +1130,7 @@
             </w:pPr>
             <w:r>
               <w:rPr>
+                <w:rFonts w:ascii="Calibri" w:hAnsi="Calibri" w:eastAsia="Calibri"/>
                 <w:sz w:val="14"/>
               </w:rPr>
               <w:t>Male</w:t>
@@ -1116,13 +1139,13 @@
         </w:tc>
         <w:tc>
           <w:tcPr>
-            <w:tcW w:type="dxa" w:w="1242"/>
+            <w:tcW w:type="dxa" w:w="1061"/>
             <w:vAlign w:val="center"/>
             <w:tcMar>
               <w:top w:w="80" w:type="dxa"/>
-              <w:start w:w="90" w:type="dxa"/>
+              <w:start w:w="120" w:type="dxa"/>
               <w:bottom w:w="80" w:type="dxa"/>
-              <w:end w:w="90" w:type="dxa"/>
+              <w:end w:w="120" w:type="dxa"/>
             </w:tcMar>
           </w:tcPr>
           <w:p>
@@ -1131,6 +1154,7 @@
             </w:pPr>
             <w:r>
               <w:rPr>
+                <w:rFonts w:ascii="Calibri" w:hAnsi="Calibri" w:eastAsia="Calibri"/>
                 <w:sz w:val="14"/>
               </w:rPr>
               <w:t>Incidence</w:t>
@@ -1139,13 +1163,13 @@
         </w:tc>
         <w:tc>
           <w:tcPr>
-            <w:tcW w:type="dxa" w:w="1242"/>
+            <w:tcW w:type="dxa" w:w="1411"/>
             <w:vAlign w:val="center"/>
             <w:tcMar>
               <w:top w:w="80" w:type="dxa"/>
-              <w:start w:w="90" w:type="dxa"/>
+              <w:start w:w="120" w:type="dxa"/>
               <w:bottom w:w="80" w:type="dxa"/>
-              <w:end w:w="90" w:type="dxa"/>
+              <w:end w:w="120" w:type="dxa"/>
             </w:tcMar>
           </w:tcPr>
           <w:p>
@@ -1154,6 +1178,7 @@
             </w:pPr>
             <w:r>
               <w:rPr>
+                <w:rFonts w:ascii="Calibri" w:hAnsi="Calibri" w:eastAsia="Calibri"/>
                 <w:sz w:val="14"/>
               </w:rPr>
               <w:t>174,592 (147,864-202,989)</w:t>
@@ -1162,13 +1187,13 @@
         </w:tc>
         <w:tc>
           <w:tcPr>
-            <w:tcW w:type="dxa" w:w="1242"/>
+            <w:tcW w:type="dxa" w:w="1195"/>
             <w:vAlign w:val="center"/>
             <w:tcMar>
               <w:top w:w="80" w:type="dxa"/>
-              <w:start w:w="90" w:type="dxa"/>
+              <w:start w:w="120" w:type="dxa"/>
               <w:bottom w:w="80" w:type="dxa"/>
-              <w:end w:w="90" w:type="dxa"/>
+              <w:end w:w="120" w:type="dxa"/>
             </w:tcMar>
           </w:tcPr>
           <w:p>
@@ -1177,6 +1202,7 @@
             </w:pPr>
             <w:r>
               <w:rPr>
+                <w:rFonts w:ascii="Calibri" w:hAnsi="Calibri" w:eastAsia="Calibri"/>
                 <w:sz w:val="14"/>
               </w:rPr>
               <w:t>14.1</w:t>
@@ -1185,13 +1211,13 @@
         </w:tc>
         <w:tc>
           <w:tcPr>
-            <w:tcW w:type="dxa" w:w="1242"/>
+            <w:tcW w:type="dxa" w:w="1028"/>
             <w:vAlign w:val="center"/>
             <w:tcMar>
               <w:top w:w="80" w:type="dxa"/>
-              <w:start w:w="90" w:type="dxa"/>
+              <w:start w:w="120" w:type="dxa"/>
               <w:bottom w:w="80" w:type="dxa"/>
-              <w:end w:w="90" w:type="dxa"/>
+              <w:end w:w="120" w:type="dxa"/>
             </w:tcMar>
           </w:tcPr>
           <w:p>
@@ -1200,6 +1226,7 @@
             </w:pPr>
             <w:r>
               <w:rPr>
+                <w:rFonts w:ascii="Calibri" w:hAnsi="Calibri" w:eastAsia="Calibri"/>
                 <w:sz w:val="14"/>
               </w:rPr>
               <w:t>22.78</w:t>
@@ -1208,13 +1235,13 @@
         </w:tc>
         <w:tc>
           <w:tcPr>
-            <w:tcW w:type="dxa" w:w="1242"/>
+            <w:tcW w:type="dxa" w:w="1261"/>
             <w:vAlign w:val="center"/>
             <w:tcMar>
               <w:top w:w="80" w:type="dxa"/>
-              <w:start w:w="90" w:type="dxa"/>
+              <w:start w:w="120" w:type="dxa"/>
               <w:bottom w:w="80" w:type="dxa"/>
-              <w:end w:w="90" w:type="dxa"/>
+              <w:end w:w="120" w:type="dxa"/>
             </w:tcMar>
           </w:tcPr>
           <w:p>
@@ -1223,6 +1250,7 @@
             </w:pPr>
             <w:r>
               <w:rPr>
+                <w:rFonts w:ascii="Calibri" w:hAnsi="Calibri" w:eastAsia="Calibri"/>
                 <w:sz w:val="14"/>
               </w:rPr>
               <w:t>22.77 (19.21-26.93)</w:t>
@@ -1231,13 +1259,13 @@
         </w:tc>
         <w:tc>
           <w:tcPr>
-            <w:tcW w:type="dxa" w:w="1242"/>
+            <w:tcW w:type="dxa" w:w="1298"/>
             <w:vAlign w:val="center"/>
             <w:tcMar>
               <w:top w:w="80" w:type="dxa"/>
-              <w:start w:w="90" w:type="dxa"/>
+              <w:start w:w="120" w:type="dxa"/>
               <w:bottom w:w="80" w:type="dxa"/>
-              <w:end w:w="90" w:type="dxa"/>
+              <w:end w:w="120" w:type="dxa"/>
             </w:tcMar>
           </w:tcPr>
           <w:p>
@@ -1246,6 +1274,7 @@
             </w:pPr>
             <w:r>
               <w:rPr>
+                <w:rFonts w:ascii="Calibri" w:hAnsi="Calibri" w:eastAsia="Calibri"/>
                 <w:sz w:val="14"/>
               </w:rPr>
               <w:t>-0.001</w:t>
@@ -1259,13 +1288,13 @@
         </w:trPr>
         <w:tc>
           <w:tcPr>
-            <w:tcW w:type="dxa" w:w="1242"/>
+            <w:tcW w:type="dxa" w:w="1111"/>
             <w:vAlign w:val="center"/>
             <w:tcMar>
               <w:top w:w="80" w:type="dxa"/>
-              <w:start w:w="90" w:type="dxa"/>
+              <w:start w:w="120" w:type="dxa"/>
               <w:bottom w:w="80" w:type="dxa"/>
-              <w:end w:w="90" w:type="dxa"/>
+              <w:end w:w="120" w:type="dxa"/>
             </w:tcMar>
           </w:tcPr>
           <w:p>
@@ -1274,6 +1303,7 @@
             </w:pPr>
             <w:r>
               <w:rPr>
+                <w:rFonts w:ascii="Calibri" w:hAnsi="Calibri" w:eastAsia="Calibri"/>
                 <w:sz w:val="14"/>
               </w:rPr>
               <w:t>China</w:t>
@@ -1282,13 +1312,13 @@
         </w:tc>
         <w:tc>
           <w:tcPr>
-            <w:tcW w:type="dxa" w:w="1242"/>
+            <w:tcW w:type="dxa" w:w="995"/>
             <w:vAlign w:val="center"/>
             <w:tcMar>
               <w:top w:w="80" w:type="dxa"/>
-              <w:start w:w="90" w:type="dxa"/>
+              <w:start w:w="120" w:type="dxa"/>
               <w:bottom w:w="80" w:type="dxa"/>
-              <w:end w:w="90" w:type="dxa"/>
+              <w:end w:w="120" w:type="dxa"/>
             </w:tcMar>
           </w:tcPr>
           <w:p>
@@ -1297,6 +1327,7 @@
             </w:pPr>
             <w:r>
               <w:rPr>
+                <w:rFonts w:ascii="Calibri" w:hAnsi="Calibri" w:eastAsia="Calibri"/>
                 <w:sz w:val="14"/>
               </w:rPr>
               <w:t>Male</w:t>
@@ -1305,13 +1336,13 @@
         </w:tc>
         <w:tc>
           <w:tcPr>
-            <w:tcW w:type="dxa" w:w="1242"/>
+            <w:tcW w:type="dxa" w:w="1061"/>
             <w:vAlign w:val="center"/>
             <w:tcMar>
               <w:top w:w="80" w:type="dxa"/>
-              <w:start w:w="90" w:type="dxa"/>
+              <w:start w:w="120" w:type="dxa"/>
               <w:bottom w:w="80" w:type="dxa"/>
-              <w:end w:w="90" w:type="dxa"/>
+              <w:end w:w="120" w:type="dxa"/>
             </w:tcMar>
           </w:tcPr>
           <w:p>
@@ -1320,6 +1351,7 @@
             </w:pPr>
             <w:r>
               <w:rPr>
+                <w:rFonts w:ascii="Calibri" w:hAnsi="Calibri" w:eastAsia="Calibri"/>
                 <w:sz w:val="14"/>
               </w:rPr>
               <w:t>Prevalence</w:t>
@@ -1328,13 +1360,13 @@
         </w:tc>
         <w:tc>
           <w:tcPr>
-            <w:tcW w:type="dxa" w:w="1242"/>
+            <w:tcW w:type="dxa" w:w="1411"/>
             <w:vAlign w:val="center"/>
             <w:tcMar>
               <w:top w:w="80" w:type="dxa"/>
-              <w:start w:w="90" w:type="dxa"/>
+              <w:start w:w="120" w:type="dxa"/>
               <w:bottom w:w="80" w:type="dxa"/>
-              <w:end w:w="90" w:type="dxa"/>
+              <w:end w:w="120" w:type="dxa"/>
             </w:tcMar>
           </w:tcPr>
           <w:p>
@@ -1343,6 +1375,7 @@
             </w:pPr>
             <w:r>
               <w:rPr>
+                <w:rFonts w:ascii="Calibri" w:hAnsi="Calibri" w:eastAsia="Calibri"/>
                 <w:sz w:val="14"/>
               </w:rPr>
               <w:t>2,925,661 (2,451,025-3,441,426)</w:t>
@@ -1351,13 +1384,13 @@
         </w:tc>
         <w:tc>
           <w:tcPr>
-            <w:tcW w:type="dxa" w:w="1242"/>
+            <w:tcW w:type="dxa" w:w="1195"/>
             <w:vAlign w:val="center"/>
             <w:tcMar>
               <w:top w:w="80" w:type="dxa"/>
-              <w:start w:w="90" w:type="dxa"/>
+              <w:start w:w="120" w:type="dxa"/>
               <w:bottom w:w="80" w:type="dxa"/>
-              <w:end w:w="90" w:type="dxa"/>
+              <w:end w:w="120" w:type="dxa"/>
             </w:tcMar>
           </w:tcPr>
           <w:p>
@@ -1366,6 +1399,7 @@
             </w:pPr>
             <w:r>
               <w:rPr>
+                <w:rFonts w:ascii="Calibri" w:hAnsi="Calibri" w:eastAsia="Calibri"/>
                 <w:sz w:val="14"/>
               </w:rPr>
               <w:t>51.9</w:t>
@@ -1374,13 +1408,13 @@
         </w:tc>
         <w:tc>
           <w:tcPr>
-            <w:tcW w:type="dxa" w:w="1242"/>
+            <w:tcW w:type="dxa" w:w="1028"/>
             <w:vAlign w:val="center"/>
             <w:tcMar>
               <w:top w:w="80" w:type="dxa"/>
-              <w:start w:w="90" w:type="dxa"/>
+              <w:start w:w="120" w:type="dxa"/>
               <w:bottom w:w="80" w:type="dxa"/>
-              <w:end w:w="90" w:type="dxa"/>
+              <w:end w:w="120" w:type="dxa"/>
             </w:tcMar>
           </w:tcPr>
           <w:p>
@@ -1389,6 +1423,7 @@
             </w:pPr>
             <w:r>
               <w:rPr>
+                <w:rFonts w:ascii="Calibri" w:hAnsi="Calibri" w:eastAsia="Calibri"/>
                 <w:sz w:val="14"/>
               </w:rPr>
               <w:t>322.43</w:t>
@@ -1397,13 +1432,13 @@
         </w:tc>
         <w:tc>
           <w:tcPr>
-            <w:tcW w:type="dxa" w:w="1242"/>
+            <w:tcW w:type="dxa" w:w="1261"/>
             <w:vAlign w:val="center"/>
             <w:tcMar>
               <w:top w:w="80" w:type="dxa"/>
-              <w:start w:w="90" w:type="dxa"/>
+              <w:start w:w="120" w:type="dxa"/>
               <w:bottom w:w="80" w:type="dxa"/>
-              <w:end w:w="90" w:type="dxa"/>
+              <w:end w:w="120" w:type="dxa"/>
             </w:tcMar>
           </w:tcPr>
           <w:p>
@@ -1412,6 +1447,7 @@
             </w:pPr>
             <w:r>
               <w:rPr>
+                <w:rFonts w:ascii="Calibri" w:hAnsi="Calibri" w:eastAsia="Calibri"/>
                 <w:sz w:val="14"/>
               </w:rPr>
               <w:t>324.40 (272.30-383.47)</w:t>
@@ -1420,13 +1456,13 @@
         </w:tc>
         <w:tc>
           <w:tcPr>
-            <w:tcW w:type="dxa" w:w="1242"/>
+            <w:tcW w:type="dxa" w:w="1298"/>
             <w:vAlign w:val="center"/>
             <w:tcMar>
               <w:top w:w="80" w:type="dxa"/>
-              <w:start w:w="90" w:type="dxa"/>
+              <w:start w:w="120" w:type="dxa"/>
               <w:bottom w:w="80" w:type="dxa"/>
-              <w:end w:w="90" w:type="dxa"/>
+              <w:end w:w="120" w:type="dxa"/>
             </w:tcMar>
           </w:tcPr>
           <w:p>
@@ -1435,6 +1471,7 @@
             </w:pPr>
             <w:r>
               <w:rPr>
+                <w:rFonts w:ascii="Calibri" w:hAnsi="Calibri" w:eastAsia="Calibri"/>
                 <w:sz w:val="14"/>
               </w:rPr>
               <w:t>0.015</w:t>
@@ -1448,13 +1485,13 @@
         </w:trPr>
         <w:tc>
           <w:tcPr>
-            <w:tcW w:type="dxa" w:w="1242"/>
+            <w:tcW w:type="dxa" w:w="1111"/>
             <w:vAlign w:val="center"/>
             <w:tcMar>
               <w:top w:w="80" w:type="dxa"/>
-              <w:start w:w="90" w:type="dxa"/>
+              <w:start w:w="120" w:type="dxa"/>
               <w:bottom w:w="80" w:type="dxa"/>
-              <w:end w:w="90" w:type="dxa"/>
+              <w:end w:w="120" w:type="dxa"/>
             </w:tcMar>
           </w:tcPr>
           <w:p>
@@ -1463,6 +1500,7 @@
             </w:pPr>
             <w:r>
               <w:rPr>
+                <w:rFonts w:ascii="Calibri" w:hAnsi="Calibri" w:eastAsia="Calibri"/>
                 <w:sz w:val="14"/>
               </w:rPr>
               <w:t>China</w:t>
@@ -1471,13 +1509,13 @@
         </w:tc>
         <w:tc>
           <w:tcPr>
-            <w:tcW w:type="dxa" w:w="1242"/>
+            <w:tcW w:type="dxa" w:w="995"/>
             <w:vAlign w:val="center"/>
             <w:tcMar>
               <w:top w:w="80" w:type="dxa"/>
-              <w:start w:w="90" w:type="dxa"/>
+              <w:start w:w="120" w:type="dxa"/>
               <w:bottom w:w="80" w:type="dxa"/>
-              <w:end w:w="90" w:type="dxa"/>
+              <w:end w:w="120" w:type="dxa"/>
             </w:tcMar>
           </w:tcPr>
           <w:p>
@@ -1486,6 +1524,7 @@
             </w:pPr>
             <w:r>
               <w:rPr>
+                <w:rFonts w:ascii="Calibri" w:hAnsi="Calibri" w:eastAsia="Calibri"/>
                 <w:sz w:val="14"/>
               </w:rPr>
               <w:t>Male</w:t>
@@ -1494,13 +1533,13 @@
         </w:tc>
         <w:tc>
           <w:tcPr>
-            <w:tcW w:type="dxa" w:w="1242"/>
+            <w:tcW w:type="dxa" w:w="1061"/>
             <w:vAlign w:val="center"/>
             <w:tcMar>
               <w:top w:w="80" w:type="dxa"/>
-              <w:start w:w="90" w:type="dxa"/>
+              <w:start w:w="120" w:type="dxa"/>
               <w:bottom w:w="80" w:type="dxa"/>
-              <w:end w:w="90" w:type="dxa"/>
+              <w:end w:w="120" w:type="dxa"/>
             </w:tcMar>
           </w:tcPr>
           <w:p>
@@ -1509,6 +1548,7 @@
             </w:pPr>
             <w:r>
               <w:rPr>
+                <w:rFonts w:ascii="Calibri" w:hAnsi="Calibri" w:eastAsia="Calibri"/>
                 <w:sz w:val="14"/>
               </w:rPr>
               <w:t>DALYs</w:t>
@@ -1517,13 +1557,13 @@
         </w:tc>
         <w:tc>
           <w:tcPr>
-            <w:tcW w:type="dxa" w:w="1242"/>
+            <w:tcW w:type="dxa" w:w="1411"/>
             <w:vAlign w:val="center"/>
             <w:tcMar>
               <w:top w:w="80" w:type="dxa"/>
-              <w:start w:w="90" w:type="dxa"/>
+              <w:start w:w="120" w:type="dxa"/>
               <w:bottom w:w="80" w:type="dxa"/>
-              <w:end w:w="90" w:type="dxa"/>
+              <w:end w:w="120" w:type="dxa"/>
             </w:tcMar>
           </w:tcPr>
           <w:p>
@@ -1532,6 +1572,7 @@
             </w:pPr>
             <w:r>
               <w:rPr>
+                <w:rFonts w:ascii="Calibri" w:hAnsi="Calibri" w:eastAsia="Calibri"/>
                 <w:sz w:val="14"/>
               </w:rPr>
               <w:t>1,867,497 (1,364,871-2,322,508)</w:t>
@@ -1540,13 +1581,13 @@
         </w:tc>
         <w:tc>
           <w:tcPr>
-            <w:tcW w:type="dxa" w:w="1242"/>
+            <w:tcW w:type="dxa" w:w="1195"/>
             <w:vAlign w:val="center"/>
             <w:tcMar>
               <w:top w:w="80" w:type="dxa"/>
-              <w:start w:w="90" w:type="dxa"/>
+              <w:start w:w="120" w:type="dxa"/>
               <w:bottom w:w="80" w:type="dxa"/>
-              <w:end w:w="90" w:type="dxa"/>
+              <w:end w:w="120" w:type="dxa"/>
             </w:tcMar>
           </w:tcPr>
           <w:p>
@@ -1555,6 +1596,7 @@
             </w:pPr>
             <w:r>
               <w:rPr>
+                <w:rFonts w:ascii="Calibri" w:hAnsi="Calibri" w:eastAsia="Calibri"/>
                 <w:sz w:val="14"/>
               </w:rPr>
               <w:t>49.5</w:t>
@@ -1563,13 +1605,13 @@
         </w:tc>
         <w:tc>
           <w:tcPr>
-            <w:tcW w:type="dxa" w:w="1242"/>
+            <w:tcW w:type="dxa" w:w="1028"/>
             <w:vAlign w:val="center"/>
             <w:tcMar>
               <w:top w:w="80" w:type="dxa"/>
-              <w:start w:w="90" w:type="dxa"/>
+              <w:start w:w="120" w:type="dxa"/>
               <w:bottom w:w="80" w:type="dxa"/>
-              <w:end w:w="90" w:type="dxa"/>
+              <w:end w:w="120" w:type="dxa"/>
             </w:tcMar>
           </w:tcPr>
           <w:p>
@@ -1578,6 +1620,7 @@
             </w:pPr>
             <w:r>
               <w:rPr>
+                <w:rFonts w:ascii="Calibri" w:hAnsi="Calibri" w:eastAsia="Calibri"/>
                 <w:sz w:val="14"/>
               </w:rPr>
               <w:t>207.25</w:t>
@@ -1586,13 +1629,13 @@
         </w:tc>
         <w:tc>
           <w:tcPr>
-            <w:tcW w:type="dxa" w:w="1242"/>
+            <w:tcW w:type="dxa" w:w="1261"/>
             <w:vAlign w:val="center"/>
             <w:tcMar>
               <w:top w:w="80" w:type="dxa"/>
-              <w:start w:w="90" w:type="dxa"/>
+              <w:start w:w="120" w:type="dxa"/>
               <w:bottom w:w="80" w:type="dxa"/>
-              <w:end w:w="90" w:type="dxa"/>
+              <w:end w:w="120" w:type="dxa"/>
             </w:tcMar>
           </w:tcPr>
           <w:p>
@@ -1601,6 +1644,7 @@
             </w:pPr>
             <w:r>
               <w:rPr>
+                <w:rFonts w:ascii="Calibri" w:hAnsi="Calibri" w:eastAsia="Calibri"/>
                 <w:sz w:val="14"/>
               </w:rPr>
               <w:t>209.14 (154.27-260.57)</w:t>
@@ -1609,13 +1653,13 @@
         </w:tc>
         <w:tc>
           <w:tcPr>
-            <w:tcW w:type="dxa" w:w="1242"/>
+            <w:tcW w:type="dxa" w:w="1298"/>
             <w:vAlign w:val="center"/>
             <w:tcMar>
               <w:top w:w="80" w:type="dxa"/>
-              <w:start w:w="90" w:type="dxa"/>
+              <w:start w:w="120" w:type="dxa"/>
               <w:bottom w:w="80" w:type="dxa"/>
-              <w:end w:w="90" w:type="dxa"/>
+              <w:end w:w="120" w:type="dxa"/>
             </w:tcMar>
           </w:tcPr>
           <w:p>
@@ -1624,6 +1668,7 @@
             </w:pPr>
             <w:r>
               <w:rPr>
+                <w:rFonts w:ascii="Calibri" w:hAnsi="Calibri" w:eastAsia="Calibri"/>
                 <w:sz w:val="14"/>
               </w:rPr>
               <w:t>0.036</w:t>
@@ -1637,13 +1682,13 @@
         </w:trPr>
         <w:tc>
           <w:tcPr>
-            <w:tcW w:type="dxa" w:w="1242"/>
+            <w:tcW w:type="dxa" w:w="1111"/>
             <w:vAlign w:val="center"/>
             <w:tcMar>
               <w:top w:w="80" w:type="dxa"/>
-              <w:start w:w="90" w:type="dxa"/>
+              <w:start w:w="120" w:type="dxa"/>
               <w:bottom w:w="80" w:type="dxa"/>
-              <w:end w:w="90" w:type="dxa"/>
+              <w:end w:w="120" w:type="dxa"/>
             </w:tcMar>
           </w:tcPr>
           <w:p>
@@ -1652,6 +1697,7 @@
             </w:pPr>
             <w:r>
               <w:rPr>
+                <w:rFonts w:ascii="Calibri" w:hAnsi="Calibri" w:eastAsia="Calibri"/>
                 <w:sz w:val="14"/>
               </w:rPr>
               <w:t>United States</w:t>
@@ -1660,13 +1706,13 @@
         </w:tc>
         <w:tc>
           <w:tcPr>
-            <w:tcW w:type="dxa" w:w="1242"/>
+            <w:tcW w:type="dxa" w:w="995"/>
             <w:vAlign w:val="center"/>
             <w:tcMar>
               <w:top w:w="80" w:type="dxa"/>
-              <w:start w:w="90" w:type="dxa"/>
+              <w:start w:w="120" w:type="dxa"/>
               <w:bottom w:w="80" w:type="dxa"/>
-              <w:end w:w="90" w:type="dxa"/>
+              <w:end w:w="120" w:type="dxa"/>
             </w:tcMar>
           </w:tcPr>
           <w:p>
@@ -1675,6 +1721,7 @@
             </w:pPr>
             <w:r>
               <w:rPr>
+                <w:rFonts w:ascii="Calibri" w:hAnsi="Calibri" w:eastAsia="Calibri"/>
                 <w:sz w:val="14"/>
               </w:rPr>
               <w:t>Female</w:t>
@@ -1683,13 +1730,13 @@
         </w:tc>
         <w:tc>
           <w:tcPr>
-            <w:tcW w:type="dxa" w:w="1242"/>
+            <w:tcW w:type="dxa" w:w="1061"/>
             <w:vAlign w:val="center"/>
             <w:tcMar>
               <w:top w:w="80" w:type="dxa"/>
-              <w:start w:w="90" w:type="dxa"/>
+              <w:start w:w="120" w:type="dxa"/>
               <w:bottom w:w="80" w:type="dxa"/>
-              <w:end w:w="90" w:type="dxa"/>
+              <w:end w:w="120" w:type="dxa"/>
             </w:tcMar>
           </w:tcPr>
           <w:p>
@@ -1698,6 +1745,7 @@
             </w:pPr>
             <w:r>
               <w:rPr>
+                <w:rFonts w:ascii="Calibri" w:hAnsi="Calibri" w:eastAsia="Calibri"/>
                 <w:sz w:val="14"/>
               </w:rPr>
               <w:t>Incidence</w:t>
@@ -1706,13 +1754,13 @@
         </w:tc>
         <w:tc>
           <w:tcPr>
-            <w:tcW w:type="dxa" w:w="1242"/>
+            <w:tcW w:type="dxa" w:w="1411"/>
             <w:vAlign w:val="center"/>
             <w:tcMar>
               <w:top w:w="80" w:type="dxa"/>
-              <w:start w:w="90" w:type="dxa"/>
+              <w:start w:w="120" w:type="dxa"/>
               <w:bottom w:w="80" w:type="dxa"/>
-              <w:end w:w="90" w:type="dxa"/>
+              <w:end w:w="120" w:type="dxa"/>
             </w:tcMar>
           </w:tcPr>
           <w:p>
@@ -1721,6 +1769,7 @@
             </w:pPr>
             <w:r>
               <w:rPr>
+                <w:rFonts w:ascii="Calibri" w:hAnsi="Calibri" w:eastAsia="Calibri"/>
                 <w:sz w:val="14"/>
               </w:rPr>
               <w:t>36,071 (30,645-42,094)</w:t>
@@ -1729,13 +1778,13 @@
         </w:tc>
         <w:tc>
           <w:tcPr>
-            <w:tcW w:type="dxa" w:w="1242"/>
+            <w:tcW w:type="dxa" w:w="1195"/>
             <w:vAlign w:val="center"/>
             <w:tcMar>
               <w:top w:w="80" w:type="dxa"/>
-              <w:start w:w="90" w:type="dxa"/>
+              <w:start w:w="120" w:type="dxa"/>
               <w:bottom w:w="80" w:type="dxa"/>
-              <w:end w:w="90" w:type="dxa"/>
+              <w:end w:w="120" w:type="dxa"/>
             </w:tcMar>
           </w:tcPr>
           <w:p>
@@ -1744,6 +1793,7 @@
             </w:pPr>
             <w:r>
               <w:rPr>
+                <w:rFonts w:ascii="Calibri" w:hAnsi="Calibri" w:eastAsia="Calibri"/>
                 <w:sz w:val="14"/>
               </w:rPr>
               <w:t>13.2</w:t>
@@ -1752,13 +1802,13 @@
         </w:tc>
         <w:tc>
           <w:tcPr>
-            <w:tcW w:type="dxa" w:w="1242"/>
+            <w:tcW w:type="dxa" w:w="1028"/>
             <w:vAlign w:val="center"/>
             <w:tcMar>
               <w:top w:w="80" w:type="dxa"/>
-              <w:start w:w="90" w:type="dxa"/>
+              <w:start w:w="120" w:type="dxa"/>
               <w:bottom w:w="80" w:type="dxa"/>
-              <w:end w:w="90" w:type="dxa"/>
+              <w:end w:w="120" w:type="dxa"/>
             </w:tcMar>
           </w:tcPr>
           <w:p>
@@ -1767,6 +1817,7 @@
             </w:pPr>
             <w:r>
               <w:rPr>
+                <w:rFonts w:ascii="Calibri" w:hAnsi="Calibri" w:eastAsia="Calibri"/>
                 <w:sz w:val="14"/>
               </w:rPr>
               <w:t>24.55</w:t>
@@ -1775,13 +1826,13 @@
         </w:tc>
         <w:tc>
           <w:tcPr>
-            <w:tcW w:type="dxa" w:w="1242"/>
+            <w:tcW w:type="dxa" w:w="1261"/>
             <w:vAlign w:val="center"/>
             <w:tcMar>
               <w:top w:w="80" w:type="dxa"/>
-              <w:start w:w="90" w:type="dxa"/>
+              <w:start w:w="120" w:type="dxa"/>
               <w:bottom w:w="80" w:type="dxa"/>
-              <w:end w:w="90" w:type="dxa"/>
+              <w:end w:w="120" w:type="dxa"/>
             </w:tcMar>
           </w:tcPr>
           <w:p>
@@ -1790,6 +1841,7 @@
             </w:pPr>
             <w:r>
               <w:rPr>
+                <w:rFonts w:ascii="Calibri" w:hAnsi="Calibri" w:eastAsia="Calibri"/>
                 <w:sz w:val="14"/>
               </w:rPr>
               <w:t>23.04 (19.65-27.07)</w:t>
@@ -1798,13 +1850,13 @@
         </w:tc>
         <w:tc>
           <w:tcPr>
-            <w:tcW w:type="dxa" w:w="1242"/>
+            <w:tcW w:type="dxa" w:w="1298"/>
             <w:vAlign w:val="center"/>
             <w:tcMar>
               <w:top w:w="80" w:type="dxa"/>
-              <w:start w:w="90" w:type="dxa"/>
+              <w:start w:w="120" w:type="dxa"/>
               <w:bottom w:w="80" w:type="dxa"/>
-              <w:end w:w="90" w:type="dxa"/>
+              <w:end w:w="120" w:type="dxa"/>
             </w:tcMar>
           </w:tcPr>
           <w:p>
@@ -1813,6 +1865,7 @@
             </w:pPr>
             <w:r>
               <w:rPr>
+                <w:rFonts w:ascii="Calibri" w:hAnsi="Calibri" w:eastAsia="Calibri"/>
                 <w:sz w:val="14"/>
               </w:rPr>
               <w:t>-0.210</w:t>
@@ -1826,13 +1879,13 @@
         </w:trPr>
         <w:tc>
           <w:tcPr>
-            <w:tcW w:type="dxa" w:w="1242"/>
+            <w:tcW w:type="dxa" w:w="1111"/>
             <w:vAlign w:val="center"/>
             <w:tcMar>
               <w:top w:w="80" w:type="dxa"/>
-              <w:start w:w="90" w:type="dxa"/>
+              <w:start w:w="120" w:type="dxa"/>
               <w:bottom w:w="80" w:type="dxa"/>
-              <w:end w:w="90" w:type="dxa"/>
+              <w:end w:w="120" w:type="dxa"/>
             </w:tcMar>
           </w:tcPr>
           <w:p>
@@ -1841,6 +1894,7 @@
             </w:pPr>
             <w:r>
               <w:rPr>
+                <w:rFonts w:ascii="Calibri" w:hAnsi="Calibri" w:eastAsia="Calibri"/>
                 <w:sz w:val="14"/>
               </w:rPr>
               <w:t>United States</w:t>
@@ -1849,13 +1903,13 @@
         </w:tc>
         <w:tc>
           <w:tcPr>
-            <w:tcW w:type="dxa" w:w="1242"/>
+            <w:tcW w:type="dxa" w:w="995"/>
             <w:vAlign w:val="center"/>
             <w:tcMar>
               <w:top w:w="80" w:type="dxa"/>
-              <w:start w:w="90" w:type="dxa"/>
+              <w:start w:w="120" w:type="dxa"/>
               <w:bottom w:w="80" w:type="dxa"/>
-              <w:end w:w="90" w:type="dxa"/>
+              <w:end w:w="120" w:type="dxa"/>
             </w:tcMar>
           </w:tcPr>
           <w:p>
@@ -1864,6 +1918,7 @@
             </w:pPr>
             <w:r>
               <w:rPr>
+                <w:rFonts w:ascii="Calibri" w:hAnsi="Calibri" w:eastAsia="Calibri"/>
                 <w:sz w:val="14"/>
               </w:rPr>
               <w:t>Female</w:t>
@@ -1872,13 +1927,13 @@
         </w:tc>
         <w:tc>
           <w:tcPr>
-            <w:tcW w:type="dxa" w:w="1242"/>
+            <w:tcW w:type="dxa" w:w="1061"/>
             <w:vAlign w:val="center"/>
             <w:tcMar>
               <w:top w:w="80" w:type="dxa"/>
-              <w:start w:w="90" w:type="dxa"/>
+              <w:start w:w="120" w:type="dxa"/>
               <w:bottom w:w="80" w:type="dxa"/>
-              <w:end w:w="90" w:type="dxa"/>
+              <w:end w:w="120" w:type="dxa"/>
             </w:tcMar>
           </w:tcPr>
           <w:p>
@@ -1887,6 +1942,7 @@
             </w:pPr>
             <w:r>
               <w:rPr>
+                <w:rFonts w:ascii="Calibri" w:hAnsi="Calibri" w:eastAsia="Calibri"/>
                 <w:sz w:val="14"/>
               </w:rPr>
               <w:t>Prevalence</w:t>
@@ -1895,13 +1951,13 @@
         </w:tc>
         <w:tc>
           <w:tcPr>
-            <w:tcW w:type="dxa" w:w="1242"/>
+            <w:tcW w:type="dxa" w:w="1411"/>
             <w:vAlign w:val="center"/>
             <w:tcMar>
               <w:top w:w="80" w:type="dxa"/>
-              <w:start w:w="90" w:type="dxa"/>
+              <w:start w:w="120" w:type="dxa"/>
               <w:bottom w:w="80" w:type="dxa"/>
-              <w:end w:w="90" w:type="dxa"/>
+              <w:end w:w="120" w:type="dxa"/>
             </w:tcMar>
           </w:tcPr>
           <w:p>
@@ -1910,6 +1966,7 @@
             </w:pPr>
             <w:r>
               <w:rPr>
+                <w:rFonts w:ascii="Calibri" w:hAnsi="Calibri" w:eastAsia="Calibri"/>
                 <w:sz w:val="14"/>
               </w:rPr>
               <w:t>767,642 (646,811-896,627)</w:t>
@@ -1918,13 +1975,13 @@
         </w:tc>
         <w:tc>
           <w:tcPr>
-            <w:tcW w:type="dxa" w:w="1242"/>
+            <w:tcW w:type="dxa" w:w="1195"/>
             <w:vAlign w:val="center"/>
             <w:tcMar>
               <w:top w:w="80" w:type="dxa"/>
-              <w:start w:w="90" w:type="dxa"/>
+              <w:start w:w="120" w:type="dxa"/>
               <w:bottom w:w="80" w:type="dxa"/>
-              <w:end w:w="90" w:type="dxa"/>
+              <w:end w:w="120" w:type="dxa"/>
             </w:tcMar>
           </w:tcPr>
           <w:p>
@@ -1933,6 +1990,7 @@
             </w:pPr>
             <w:r>
               <w:rPr>
+                <w:rFonts w:ascii="Calibri" w:hAnsi="Calibri" w:eastAsia="Calibri"/>
                 <w:sz w:val="14"/>
               </w:rPr>
               <w:t>22.7</w:t>
@@ -1941,13 +1999,13 @@
         </w:tc>
         <w:tc>
           <w:tcPr>
-            <w:tcW w:type="dxa" w:w="1242"/>
+            <w:tcW w:type="dxa" w:w="1028"/>
             <w:vAlign w:val="center"/>
             <w:tcMar>
               <w:top w:w="80" w:type="dxa"/>
-              <w:start w:w="90" w:type="dxa"/>
+              <w:start w:w="120" w:type="dxa"/>
               <w:bottom w:w="80" w:type="dxa"/>
-              <w:end w:w="90" w:type="dxa"/>
+              <w:end w:w="120" w:type="dxa"/>
             </w:tcMar>
           </w:tcPr>
           <w:p>
@@ -1956,6 +2014,7 @@
             </w:pPr>
             <w:r>
               <w:rPr>
+                <w:rFonts w:ascii="Calibri" w:hAnsi="Calibri" w:eastAsia="Calibri"/>
                 <w:sz w:val="14"/>
               </w:rPr>
               <w:t>435.19</w:t>
@@ -1964,13 +2023,13 @@
         </w:tc>
         <w:tc>
           <w:tcPr>
-            <w:tcW w:type="dxa" w:w="1242"/>
+            <w:tcW w:type="dxa" w:w="1261"/>
             <w:vAlign w:val="center"/>
             <w:tcMar>
               <w:top w:w="80" w:type="dxa"/>
-              <w:start w:w="90" w:type="dxa"/>
+              <w:start w:w="120" w:type="dxa"/>
               <w:bottom w:w="80" w:type="dxa"/>
-              <w:end w:w="90" w:type="dxa"/>
+              <w:end w:w="120" w:type="dxa"/>
             </w:tcMar>
           </w:tcPr>
           <w:p>
@@ -1979,6 +2038,7 @@
             </w:pPr>
             <w:r>
               <w:rPr>
+                <w:rFonts w:ascii="Calibri" w:hAnsi="Calibri" w:eastAsia="Calibri"/>
                 <w:sz w:val="14"/>
               </w:rPr>
               <w:t>403.27 (336.96-477.10)</w:t>
@@ -1987,13 +2047,13 @@
         </w:tc>
         <w:tc>
           <w:tcPr>
-            <w:tcW w:type="dxa" w:w="1242"/>
+            <w:tcW w:type="dxa" w:w="1298"/>
             <w:vAlign w:val="center"/>
             <w:tcMar>
               <w:top w:w="80" w:type="dxa"/>
-              <w:start w:w="90" w:type="dxa"/>
+              <w:start w:w="120" w:type="dxa"/>
               <w:bottom w:w="80" w:type="dxa"/>
-              <w:end w:w="90" w:type="dxa"/>
+              <w:end w:w="120" w:type="dxa"/>
             </w:tcMar>
           </w:tcPr>
           <w:p>
@@ -2002,6 +2062,7 @@
             </w:pPr>
             <w:r>
               <w:rPr>
+                <w:rFonts w:ascii="Calibri" w:hAnsi="Calibri" w:eastAsia="Calibri"/>
                 <w:sz w:val="14"/>
               </w:rPr>
               <w:t>-0.230</w:t>
@@ -2015,13 +2076,13 @@
         </w:trPr>
         <w:tc>
           <w:tcPr>
-            <w:tcW w:type="dxa" w:w="1242"/>
+            <w:tcW w:type="dxa" w:w="1111"/>
             <w:vAlign w:val="center"/>
             <w:tcMar>
               <w:top w:w="80" w:type="dxa"/>
-              <w:start w:w="90" w:type="dxa"/>
+              <w:start w:w="120" w:type="dxa"/>
               <w:bottom w:w="80" w:type="dxa"/>
-              <w:end w:w="90" w:type="dxa"/>
+              <w:end w:w="120" w:type="dxa"/>
             </w:tcMar>
           </w:tcPr>
           <w:p>
@@ -2030,6 +2091,7 @@
             </w:pPr>
             <w:r>
               <w:rPr>
+                <w:rFonts w:ascii="Calibri" w:hAnsi="Calibri" w:eastAsia="Calibri"/>
                 <w:sz w:val="14"/>
               </w:rPr>
               <w:t>United States</w:t>
@@ -2038,13 +2100,13 @@
         </w:tc>
         <w:tc>
           <w:tcPr>
-            <w:tcW w:type="dxa" w:w="1242"/>
+            <w:tcW w:type="dxa" w:w="995"/>
             <w:vAlign w:val="center"/>
             <w:tcMar>
               <w:top w:w="80" w:type="dxa"/>
-              <w:start w:w="90" w:type="dxa"/>
+              <w:start w:w="120" w:type="dxa"/>
               <w:bottom w:w="80" w:type="dxa"/>
-              <w:end w:w="90" w:type="dxa"/>
+              <w:end w:w="120" w:type="dxa"/>
             </w:tcMar>
           </w:tcPr>
           <w:p>
@@ -2053,6 +2115,7 @@
             </w:pPr>
             <w:r>
               <w:rPr>
+                <w:rFonts w:ascii="Calibri" w:hAnsi="Calibri" w:eastAsia="Calibri"/>
                 <w:sz w:val="14"/>
               </w:rPr>
               <w:t>Female</w:t>
@@ -2061,13 +2124,13 @@
         </w:tc>
         <w:tc>
           <w:tcPr>
-            <w:tcW w:type="dxa" w:w="1242"/>
+            <w:tcW w:type="dxa" w:w="1061"/>
             <w:vAlign w:val="center"/>
             <w:tcMar>
               <w:top w:w="80" w:type="dxa"/>
-              <w:start w:w="90" w:type="dxa"/>
+              <w:start w:w="120" w:type="dxa"/>
               <w:bottom w:w="80" w:type="dxa"/>
-              <w:end w:w="90" w:type="dxa"/>
+              <w:end w:w="120" w:type="dxa"/>
             </w:tcMar>
           </w:tcPr>
           <w:p>
@@ -2076,6 +2139,7 @@
             </w:pPr>
             <w:r>
               <w:rPr>
+                <w:rFonts w:ascii="Calibri" w:hAnsi="Calibri" w:eastAsia="Calibri"/>
                 <w:sz w:val="14"/>
               </w:rPr>
               <w:t>DALYs</w:t>
@@ -2084,13 +2148,13 @@
         </w:tc>
         <w:tc>
           <w:tcPr>
-            <w:tcW w:type="dxa" w:w="1242"/>
+            <w:tcW w:type="dxa" w:w="1411"/>
             <w:vAlign w:val="center"/>
             <w:tcMar>
               <w:top w:w="80" w:type="dxa"/>
-              <w:start w:w="90" w:type="dxa"/>
+              <w:start w:w="120" w:type="dxa"/>
               <w:bottom w:w="80" w:type="dxa"/>
-              <w:end w:w="90" w:type="dxa"/>
+              <w:end w:w="120" w:type="dxa"/>
             </w:tcMar>
           </w:tcPr>
           <w:p>
@@ -2099,6 +2163,7 @@
             </w:pPr>
             <w:r>
               <w:rPr>
+                <w:rFonts w:ascii="Calibri" w:hAnsi="Calibri" w:eastAsia="Calibri"/>
                 <w:sz w:val="14"/>
               </w:rPr>
               <w:t>465,494 (334,682-564,154)</w:t>
@@ -2107,13 +2172,13 @@
         </w:tc>
         <w:tc>
           <w:tcPr>
-            <w:tcW w:type="dxa" w:w="1242"/>
+            <w:tcW w:type="dxa" w:w="1195"/>
             <w:vAlign w:val="center"/>
             <w:tcMar>
               <w:top w:w="80" w:type="dxa"/>
-              <w:start w:w="90" w:type="dxa"/>
+              <w:start w:w="120" w:type="dxa"/>
               <w:bottom w:w="80" w:type="dxa"/>
-              <w:end w:w="90" w:type="dxa"/>
+              <w:end w:w="120" w:type="dxa"/>
             </w:tcMar>
           </w:tcPr>
           <w:p>
@@ -2122,6 +2187,7 @@
             </w:pPr>
             <w:r>
               <w:rPr>
+                <w:rFonts w:ascii="Calibri" w:hAnsi="Calibri" w:eastAsia="Calibri"/>
                 <w:sz w:val="14"/>
               </w:rPr>
               <w:t>20.5</w:t>
@@ -2130,13 +2196,13 @@
         </w:tc>
         <w:tc>
           <w:tcPr>
-            <w:tcW w:type="dxa" w:w="1242"/>
+            <w:tcW w:type="dxa" w:w="1028"/>
             <w:vAlign w:val="center"/>
             <w:tcMar>
               <w:top w:w="80" w:type="dxa"/>
-              <w:start w:w="90" w:type="dxa"/>
+              <w:start w:w="120" w:type="dxa"/>
               <w:bottom w:w="80" w:type="dxa"/>
-              <w:end w:w="90" w:type="dxa"/>
+              <w:end w:w="120" w:type="dxa"/>
             </w:tcMar>
           </w:tcPr>
           <w:p>
@@ -2145,6 +2211,7 @@
             </w:pPr>
             <w:r>
               <w:rPr>
+                <w:rFonts w:ascii="Calibri" w:hAnsi="Calibri" w:eastAsia="Calibri"/>
                 <w:sz w:val="14"/>
               </w:rPr>
               <w:t>269.48</w:t>
@@ -2153,13 +2220,13 @@
         </w:tc>
         <w:tc>
           <w:tcPr>
-            <w:tcW w:type="dxa" w:w="1242"/>
+            <w:tcW w:type="dxa" w:w="1261"/>
             <w:vAlign w:val="center"/>
             <w:tcMar>
               <w:top w:w="80" w:type="dxa"/>
-              <w:start w:w="90" w:type="dxa"/>
+              <w:start w:w="120" w:type="dxa"/>
               <w:bottom w:w="80" w:type="dxa"/>
-              <w:end w:w="90" w:type="dxa"/>
+              <w:end w:w="120" w:type="dxa"/>
             </w:tcMar>
           </w:tcPr>
           <w:p>
@@ -2168,6 +2235,7 @@
             </w:pPr>
             <w:r>
               <w:rPr>
+                <w:rFonts w:ascii="Calibri" w:hAnsi="Calibri" w:eastAsia="Calibri"/>
                 <w:sz w:val="14"/>
               </w:rPr>
               <w:t>247.86 (176.81-305.03)</w:t>
@@ -2176,13 +2244,13 @@
         </w:tc>
         <w:tc>
           <w:tcPr>
-            <w:tcW w:type="dxa" w:w="1242"/>
+            <w:tcW w:type="dxa" w:w="1298"/>
             <w:vAlign w:val="center"/>
             <w:tcMar>
               <w:top w:w="80" w:type="dxa"/>
-              <w:start w:w="90" w:type="dxa"/>
+              <w:start w:w="120" w:type="dxa"/>
               <w:bottom w:w="80" w:type="dxa"/>
-              <w:end w:w="90" w:type="dxa"/>
+              <w:end w:w="120" w:type="dxa"/>
             </w:tcMar>
           </w:tcPr>
           <w:p>
@@ -2191,6 +2259,7 @@
             </w:pPr>
             <w:r>
               <w:rPr>
+                <w:rFonts w:ascii="Calibri" w:hAnsi="Calibri" w:eastAsia="Calibri"/>
                 <w:sz w:val="14"/>
               </w:rPr>
               <w:t>-0.249</w:t>
@@ -2204,13 +2273,13 @@
         </w:trPr>
         <w:tc>
           <w:tcPr>
-            <w:tcW w:type="dxa" w:w="1242"/>
+            <w:tcW w:type="dxa" w:w="1111"/>
             <w:vAlign w:val="center"/>
             <w:tcMar>
               <w:top w:w="80" w:type="dxa"/>
-              <w:start w:w="90" w:type="dxa"/>
+              <w:start w:w="120" w:type="dxa"/>
               <w:bottom w:w="80" w:type="dxa"/>
-              <w:end w:w="90" w:type="dxa"/>
+              <w:end w:w="120" w:type="dxa"/>
             </w:tcMar>
           </w:tcPr>
           <w:p>
@@ -2219,6 +2288,7 @@
             </w:pPr>
             <w:r>
               <w:rPr>
+                <w:rFonts w:ascii="Calibri" w:hAnsi="Calibri" w:eastAsia="Calibri"/>
                 <w:sz w:val="14"/>
               </w:rPr>
               <w:t>United States</w:t>
@@ -2227,13 +2297,13 @@
         </w:tc>
         <w:tc>
           <w:tcPr>
-            <w:tcW w:type="dxa" w:w="1242"/>
+            <w:tcW w:type="dxa" w:w="995"/>
             <w:vAlign w:val="center"/>
             <w:tcMar>
               <w:top w:w="80" w:type="dxa"/>
-              <w:start w:w="90" w:type="dxa"/>
+              <w:start w:w="120" w:type="dxa"/>
               <w:bottom w:w="80" w:type="dxa"/>
-              <w:end w:w="90" w:type="dxa"/>
+              <w:end w:w="120" w:type="dxa"/>
             </w:tcMar>
           </w:tcPr>
           <w:p>
@@ -2242,6 +2312,7 @@
             </w:pPr>
             <w:r>
               <w:rPr>
+                <w:rFonts w:ascii="Calibri" w:hAnsi="Calibri" w:eastAsia="Calibri"/>
                 <w:sz w:val="14"/>
               </w:rPr>
               <w:t>Male</w:t>
@@ -2250,13 +2321,13 @@
         </w:tc>
         <w:tc>
           <w:tcPr>
-            <w:tcW w:type="dxa" w:w="1242"/>
+            <w:tcW w:type="dxa" w:w="1061"/>
             <w:vAlign w:val="center"/>
             <w:tcMar>
               <w:top w:w="80" w:type="dxa"/>
-              <w:start w:w="90" w:type="dxa"/>
+              <w:start w:w="120" w:type="dxa"/>
               <w:bottom w:w="80" w:type="dxa"/>
-              <w:end w:w="90" w:type="dxa"/>
+              <w:end w:w="120" w:type="dxa"/>
             </w:tcMar>
           </w:tcPr>
           <w:p>
@@ -2265,6 +2336,7 @@
             </w:pPr>
             <w:r>
               <w:rPr>
+                <w:rFonts w:ascii="Calibri" w:hAnsi="Calibri" w:eastAsia="Calibri"/>
                 <w:sz w:val="14"/>
               </w:rPr>
               <w:t>Incidence</w:t>
@@ -2273,13 +2345,13 @@
         </w:tc>
         <w:tc>
           <w:tcPr>
-            <w:tcW w:type="dxa" w:w="1242"/>
+            <w:tcW w:type="dxa" w:w="1411"/>
             <w:vAlign w:val="center"/>
             <w:tcMar>
               <w:top w:w="80" w:type="dxa"/>
-              <w:start w:w="90" w:type="dxa"/>
+              <w:start w:w="120" w:type="dxa"/>
               <w:bottom w:w="80" w:type="dxa"/>
-              <w:end w:w="90" w:type="dxa"/>
+              <w:end w:w="120" w:type="dxa"/>
             </w:tcMar>
           </w:tcPr>
           <w:p>
@@ -2288,6 +2360,7 @@
             </w:pPr>
             <w:r>
               <w:rPr>
+                <w:rFonts w:ascii="Calibri" w:hAnsi="Calibri" w:eastAsia="Calibri"/>
                 <w:sz w:val="14"/>
               </w:rPr>
               <w:t>42,426 (36,456-49,242)</w:t>
@@ -2296,13 +2369,13 @@
         </w:tc>
         <w:tc>
           <w:tcPr>
-            <w:tcW w:type="dxa" w:w="1242"/>
+            <w:tcW w:type="dxa" w:w="1195"/>
             <w:vAlign w:val="center"/>
             <w:tcMar>
               <w:top w:w="80" w:type="dxa"/>
-              <w:start w:w="90" w:type="dxa"/>
+              <w:start w:w="120" w:type="dxa"/>
               <w:bottom w:w="80" w:type="dxa"/>
-              <w:end w:w="90" w:type="dxa"/>
+              <w:end w:w="120" w:type="dxa"/>
             </w:tcMar>
           </w:tcPr>
           <w:p>
@@ -2311,6 +2384,7 @@
             </w:pPr>
             <w:r>
               <w:rPr>
+                <w:rFonts w:ascii="Calibri" w:hAnsi="Calibri" w:eastAsia="Calibri"/>
                 <w:sz w:val="14"/>
               </w:rPr>
               <w:t>18.2</w:t>
@@ -2319,13 +2393,13 @@
         </w:tc>
         <w:tc>
           <w:tcPr>
-            <w:tcW w:type="dxa" w:w="1242"/>
+            <w:tcW w:type="dxa" w:w="1028"/>
             <w:vAlign w:val="center"/>
             <w:tcMar>
               <w:top w:w="80" w:type="dxa"/>
-              <w:start w:w="90" w:type="dxa"/>
+              <w:start w:w="120" w:type="dxa"/>
               <w:bottom w:w="80" w:type="dxa"/>
-              <w:end w:w="90" w:type="dxa"/>
+              <w:end w:w="120" w:type="dxa"/>
             </w:tcMar>
           </w:tcPr>
           <w:p>
@@ -2334,6 +2408,7 @@
             </w:pPr>
             <w:r>
               <w:rPr>
+                <w:rFonts w:ascii="Calibri" w:hAnsi="Calibri" w:eastAsia="Calibri"/>
                 <w:sz w:val="14"/>
               </w:rPr>
               <w:t>27.28</w:t>
@@ -2342,13 +2417,13 @@
         </w:tc>
         <w:tc>
           <w:tcPr>
-            <w:tcW w:type="dxa" w:w="1242"/>
+            <w:tcW w:type="dxa" w:w="1261"/>
             <w:vAlign w:val="center"/>
             <w:tcMar>
               <w:top w:w="80" w:type="dxa"/>
-              <w:start w:w="90" w:type="dxa"/>
+              <w:start w:w="120" w:type="dxa"/>
               <w:bottom w:w="80" w:type="dxa"/>
-              <w:end w:w="90" w:type="dxa"/>
+              <w:end w:w="120" w:type="dxa"/>
             </w:tcMar>
           </w:tcPr>
           <w:p>
@@ -2357,6 +2432,7 @@
             </w:pPr>
             <w:r>
               <w:rPr>
+                <w:rFonts w:ascii="Calibri" w:hAnsi="Calibri" w:eastAsia="Calibri"/>
                 <w:sz w:val="14"/>
               </w:rPr>
               <w:t>26.42 (22.57-30.86)</w:t>
@@ -2365,13 +2441,13 @@
         </w:tc>
         <w:tc>
           <w:tcPr>
-            <w:tcW w:type="dxa" w:w="1242"/>
+            <w:tcW w:type="dxa" w:w="1298"/>
             <w:vAlign w:val="center"/>
             <w:tcMar>
               <w:top w:w="80" w:type="dxa"/>
-              <w:start w:w="90" w:type="dxa"/>
+              <w:start w:w="120" w:type="dxa"/>
               <w:bottom w:w="80" w:type="dxa"/>
-              <w:end w:w="90" w:type="dxa"/>
+              <w:end w:w="120" w:type="dxa"/>
             </w:tcMar>
           </w:tcPr>
           <w:p>
@@ -2380,6 +2456,7 @@
             </w:pPr>
             <w:r>
               <w:rPr>
+                <w:rFonts w:ascii="Calibri" w:hAnsi="Calibri" w:eastAsia="Calibri"/>
                 <w:sz w:val="14"/>
               </w:rPr>
               <w:t>-0.076</w:t>
@@ -2393,13 +2470,13 @@
         </w:trPr>
         <w:tc>
           <w:tcPr>
-            <w:tcW w:type="dxa" w:w="1242"/>
+            <w:tcW w:type="dxa" w:w="1111"/>
             <w:vAlign w:val="center"/>
             <w:tcMar>
               <w:top w:w="80" w:type="dxa"/>
-              <w:start w:w="90" w:type="dxa"/>
+              <w:start w:w="120" w:type="dxa"/>
               <w:bottom w:w="80" w:type="dxa"/>
-              <w:end w:w="90" w:type="dxa"/>
+              <w:end w:w="120" w:type="dxa"/>
             </w:tcMar>
           </w:tcPr>
           <w:p>
@@ -2408,6 +2485,7 @@
             </w:pPr>
             <w:r>
               <w:rPr>
+                <w:rFonts w:ascii="Calibri" w:hAnsi="Calibri" w:eastAsia="Calibri"/>
                 <w:sz w:val="14"/>
               </w:rPr>
               <w:t>United States</w:t>
@@ -2416,13 +2494,13 @@
         </w:tc>
         <w:tc>
           <w:tcPr>
-            <w:tcW w:type="dxa" w:w="1242"/>
+            <w:tcW w:type="dxa" w:w="995"/>
             <w:vAlign w:val="center"/>
             <w:tcMar>
               <w:top w:w="80" w:type="dxa"/>
-              <w:start w:w="90" w:type="dxa"/>
+              <w:start w:w="120" w:type="dxa"/>
               <w:bottom w:w="80" w:type="dxa"/>
-              <w:end w:w="90" w:type="dxa"/>
+              <w:end w:w="120" w:type="dxa"/>
             </w:tcMar>
           </w:tcPr>
           <w:p>
@@ -2431,6 +2509,7 @@
             </w:pPr>
             <w:r>
               <w:rPr>
+                <w:rFonts w:ascii="Calibri" w:hAnsi="Calibri" w:eastAsia="Calibri"/>
                 <w:sz w:val="14"/>
               </w:rPr>
               <w:t>Male</w:t>
@@ -2439,13 +2518,13 @@
         </w:tc>
         <w:tc>
           <w:tcPr>
-            <w:tcW w:type="dxa" w:w="1242"/>
+            <w:tcW w:type="dxa" w:w="1061"/>
             <w:vAlign w:val="center"/>
             <w:tcMar>
               <w:top w:w="80" w:type="dxa"/>
-              <w:start w:w="90" w:type="dxa"/>
+              <w:start w:w="120" w:type="dxa"/>
               <w:bottom w:w="80" w:type="dxa"/>
-              <w:end w:w="90" w:type="dxa"/>
+              <w:end w:w="120" w:type="dxa"/>
             </w:tcMar>
           </w:tcPr>
           <w:p>
@@ -2454,6 +2533,7 @@
             </w:pPr>
             <w:r>
               <w:rPr>
+                <w:rFonts w:ascii="Calibri" w:hAnsi="Calibri" w:eastAsia="Calibri"/>
                 <w:sz w:val="14"/>
               </w:rPr>
               <w:t>Prevalence</w:t>
@@ -2462,13 +2542,13 @@
         </w:tc>
         <w:tc>
           <w:tcPr>
-            <w:tcW w:type="dxa" w:w="1242"/>
+            <w:tcW w:type="dxa" w:w="1411"/>
             <w:vAlign w:val="center"/>
             <w:tcMar>
               <w:top w:w="80" w:type="dxa"/>
-              <w:start w:w="90" w:type="dxa"/>
+              <w:start w:w="120" w:type="dxa"/>
               <w:bottom w:w="80" w:type="dxa"/>
-              <w:end w:w="90" w:type="dxa"/>
+              <w:end w:w="120" w:type="dxa"/>
             </w:tcMar>
           </w:tcPr>
           <w:p>
@@ -2477,6 +2557,7 @@
             </w:pPr>
             <w:r>
               <w:rPr>
+                <w:rFonts w:ascii="Calibri" w:hAnsi="Calibri" w:eastAsia="Calibri"/>
                 <w:sz w:val="14"/>
               </w:rPr>
               <w:t>800,475 (674,409-934,021)</w:t>
@@ -2485,13 +2566,13 @@
         </w:tc>
         <w:tc>
           <w:tcPr>
-            <w:tcW w:type="dxa" w:w="1242"/>
+            <w:tcW w:type="dxa" w:w="1195"/>
             <w:vAlign w:val="center"/>
             <w:tcMar>
               <w:top w:w="80" w:type="dxa"/>
-              <w:start w:w="90" w:type="dxa"/>
+              <w:start w:w="120" w:type="dxa"/>
               <w:bottom w:w="80" w:type="dxa"/>
-              <w:end w:w="90" w:type="dxa"/>
+              <w:end w:w="120" w:type="dxa"/>
             </w:tcMar>
           </w:tcPr>
           <w:p>
@@ -2500,6 +2581,7 @@
             </w:pPr>
             <w:r>
               <w:rPr>
+                <w:rFonts w:ascii="Calibri" w:hAnsi="Calibri" w:eastAsia="Calibri"/>
                 <w:sz w:val="14"/>
               </w:rPr>
               <w:t>31.6</w:t>
@@ -2508,13 +2590,13 @@
         </w:tc>
         <w:tc>
           <w:tcPr>
-            <w:tcW w:type="dxa" w:w="1242"/>
+            <w:tcW w:type="dxa" w:w="1028"/>
             <w:vAlign w:val="center"/>
             <w:tcMar>
               <w:top w:w="80" w:type="dxa"/>
-              <w:start w:w="90" w:type="dxa"/>
+              <w:start w:w="120" w:type="dxa"/>
               <w:bottom w:w="80" w:type="dxa"/>
-              <w:end w:w="90" w:type="dxa"/>
+              <w:end w:w="120" w:type="dxa"/>
             </w:tcMar>
           </w:tcPr>
           <w:p>
@@ -2523,6 +2605,7 @@
             </w:pPr>
             <w:r>
               <w:rPr>
+                <w:rFonts w:ascii="Calibri" w:hAnsi="Calibri" w:eastAsia="Calibri"/>
                 <w:sz w:val="14"/>
               </w:rPr>
               <w:t>443.11</w:t>
@@ -2531,13 +2614,13 @@
         </w:tc>
         <w:tc>
           <w:tcPr>
-            <w:tcW w:type="dxa" w:w="1242"/>
+            <w:tcW w:type="dxa" w:w="1261"/>
             <w:vAlign w:val="center"/>
             <w:tcMar>
               <w:top w:w="80" w:type="dxa"/>
-              <w:start w:w="90" w:type="dxa"/>
+              <w:start w:w="120" w:type="dxa"/>
               <w:bottom w:w="80" w:type="dxa"/>
-              <w:end w:w="90" w:type="dxa"/>
+              <w:end w:w="120" w:type="dxa"/>
             </w:tcMar>
           </w:tcPr>
           <w:p>
@@ -2546,6 +2629,7 @@
             </w:pPr>
             <w:r>
               <w:rPr>
+                <w:rFonts w:ascii="Calibri" w:hAnsi="Calibri" w:eastAsia="Calibri"/>
                 <w:sz w:val="14"/>
               </w:rPr>
               <w:t>428.80 (358.33-502.32)</w:t>
@@ -2554,13 +2638,13 @@
         </w:tc>
         <w:tc>
           <w:tcPr>
-            <w:tcW w:type="dxa" w:w="1242"/>
+            <w:tcW w:type="dxa" w:w="1298"/>
             <w:vAlign w:val="center"/>
             <w:tcMar>
               <w:top w:w="80" w:type="dxa"/>
-              <w:start w:w="90" w:type="dxa"/>
+              <w:start w:w="120" w:type="dxa"/>
               <w:bottom w:w="80" w:type="dxa"/>
-              <w:end w:w="90" w:type="dxa"/>
+              <w:end w:w="120" w:type="dxa"/>
             </w:tcMar>
           </w:tcPr>
           <w:p>
@@ -2569,6 +2653,7 @@
             </w:pPr>
             <w:r>
               <w:rPr>
+                <w:rFonts w:ascii="Calibri" w:hAnsi="Calibri" w:eastAsia="Calibri"/>
                 <w:sz w:val="14"/>
               </w:rPr>
               <w:t>-0.079</w:t>
@@ -2582,13 +2667,13 @@
         </w:trPr>
         <w:tc>
           <w:tcPr>
-            <w:tcW w:type="dxa" w:w="1242"/>
+            <w:tcW w:type="dxa" w:w="1111"/>
             <w:vAlign w:val="center"/>
             <w:tcMar>
               <w:top w:w="80" w:type="dxa"/>
-              <w:start w:w="90" w:type="dxa"/>
+              <w:start w:w="120" w:type="dxa"/>
               <w:bottom w:w="80" w:type="dxa"/>
-              <w:end w:w="90" w:type="dxa"/>
+              <w:end w:w="120" w:type="dxa"/>
             </w:tcMar>
           </w:tcPr>
           <w:p>
@@ -2597,6 +2682,7 @@
             </w:pPr>
             <w:r>
               <w:rPr>
+                <w:rFonts w:ascii="Calibri" w:hAnsi="Calibri" w:eastAsia="Calibri"/>
                 <w:sz w:val="14"/>
               </w:rPr>
               <w:t>United States</w:t>
@@ -2605,13 +2691,13 @@
         </w:tc>
         <w:tc>
           <w:tcPr>
-            <w:tcW w:type="dxa" w:w="1242"/>
+            <w:tcW w:type="dxa" w:w="995"/>
             <w:vAlign w:val="center"/>
             <w:tcMar>
               <w:top w:w="80" w:type="dxa"/>
-              <w:start w:w="90" w:type="dxa"/>
+              <w:start w:w="120" w:type="dxa"/>
               <w:bottom w:w="80" w:type="dxa"/>
-              <w:end w:w="90" w:type="dxa"/>
+              <w:end w:w="120" w:type="dxa"/>
             </w:tcMar>
           </w:tcPr>
           <w:p>
@@ -2620,6 +2706,7 @@
             </w:pPr>
             <w:r>
               <w:rPr>
+                <w:rFonts w:ascii="Calibri" w:hAnsi="Calibri" w:eastAsia="Calibri"/>
                 <w:sz w:val="14"/>
               </w:rPr>
               <w:t>Male</w:t>
@@ -2628,13 +2715,13 @@
         </w:tc>
         <w:tc>
           <w:tcPr>
-            <w:tcW w:type="dxa" w:w="1242"/>
+            <w:tcW w:type="dxa" w:w="1061"/>
             <w:vAlign w:val="center"/>
             <w:tcMar>
               <w:top w:w="80" w:type="dxa"/>
-              <w:start w:w="90" w:type="dxa"/>
+              <w:start w:w="120" w:type="dxa"/>
               <w:bottom w:w="80" w:type="dxa"/>
-              <w:end w:w="90" w:type="dxa"/>
+              <w:end w:w="120" w:type="dxa"/>
             </w:tcMar>
           </w:tcPr>
           <w:p>
@@ -2643,6 +2730,7 @@
             </w:pPr>
             <w:r>
               <w:rPr>
+                <w:rFonts w:ascii="Calibri" w:hAnsi="Calibri" w:eastAsia="Calibri"/>
                 <w:sz w:val="14"/>
               </w:rPr>
               <w:t>DALYs</w:t>
@@ -2651,13 +2739,13 @@
         </w:tc>
         <w:tc>
           <w:tcPr>
-            <w:tcW w:type="dxa" w:w="1242"/>
+            <w:tcW w:type="dxa" w:w="1411"/>
             <w:vAlign w:val="center"/>
             <w:tcMar>
               <w:top w:w="80" w:type="dxa"/>
-              <w:start w:w="90" w:type="dxa"/>
+              <w:start w:w="120" w:type="dxa"/>
               <w:bottom w:w="80" w:type="dxa"/>
-              <w:end w:w="90" w:type="dxa"/>
+              <w:end w:w="120" w:type="dxa"/>
             </w:tcMar>
           </w:tcPr>
           <w:p>
@@ -2666,6 +2754,7 @@
             </w:pPr>
             <w:r>
               <w:rPr>
+                <w:rFonts w:ascii="Calibri" w:hAnsi="Calibri" w:eastAsia="Calibri"/>
                 <w:sz w:val="14"/>
               </w:rPr>
               <w:t>499,087 (362,580-610,406)</w:t>
@@ -2674,13 +2763,13 @@
         </w:tc>
         <w:tc>
           <w:tcPr>
-            <w:tcW w:type="dxa" w:w="1242"/>
+            <w:tcW w:type="dxa" w:w="1195"/>
             <w:vAlign w:val="center"/>
             <w:tcMar>
               <w:top w:w="80" w:type="dxa"/>
-              <w:start w:w="90" w:type="dxa"/>
+              <w:start w:w="120" w:type="dxa"/>
               <w:bottom w:w="80" w:type="dxa"/>
-              <w:end w:w="90" w:type="dxa"/>
+              <w:end w:w="120" w:type="dxa"/>
             </w:tcMar>
           </w:tcPr>
           <w:p>
@@ -2689,6 +2778,7 @@
             </w:pPr>
             <w:r>
               <w:rPr>
+                <w:rFonts w:ascii="Calibri" w:hAnsi="Calibri" w:eastAsia="Calibri"/>
                 <w:sz w:val="14"/>
               </w:rPr>
               <w:t>29.2</w:t>
@@ -2697,13 +2787,13 @@
         </w:tc>
         <w:tc>
           <w:tcPr>
-            <w:tcW w:type="dxa" w:w="1242"/>
+            <w:tcW w:type="dxa" w:w="1028"/>
             <w:vAlign w:val="center"/>
             <w:tcMar>
               <w:top w:w="80" w:type="dxa"/>
-              <w:start w:w="90" w:type="dxa"/>
+              <w:start w:w="120" w:type="dxa"/>
               <w:bottom w:w="80" w:type="dxa"/>
-              <w:end w:w="90" w:type="dxa"/>
+              <w:end w:w="120" w:type="dxa"/>
             </w:tcMar>
           </w:tcPr>
           <w:p>
@@ -2712,6 +2802,7 @@
             </w:pPr>
             <w:r>
               <w:rPr>
+                <w:rFonts w:ascii="Calibri" w:hAnsi="Calibri" w:eastAsia="Calibri"/>
                 <w:sz w:val="14"/>
               </w:rPr>
               <w:t>281.20</w:t>
@@ -2720,13 +2811,13 @@
         </w:tc>
         <w:tc>
           <w:tcPr>
-            <w:tcW w:type="dxa" w:w="1242"/>
+            <w:tcW w:type="dxa" w:w="1261"/>
             <w:vAlign w:val="center"/>
             <w:tcMar>
               <w:top w:w="80" w:type="dxa"/>
-              <w:start w:w="90" w:type="dxa"/>
+              <w:start w:w="120" w:type="dxa"/>
               <w:bottom w:w="80" w:type="dxa"/>
-              <w:end w:w="90" w:type="dxa"/>
+              <w:end w:w="120" w:type="dxa"/>
             </w:tcMar>
           </w:tcPr>
           <w:p>
@@ -2735,6 +2826,7 @@
             </w:pPr>
             <w:r>
               <w:rPr>
+                <w:rFonts w:ascii="Calibri" w:hAnsi="Calibri" w:eastAsia="Calibri"/>
                 <w:sz w:val="14"/>
               </w:rPr>
               <w:t>270.16 (194.75-334.97)</w:t>
@@ -2743,13 +2835,13 @@
         </w:tc>
         <w:tc>
           <w:tcPr>
-            <w:tcW w:type="dxa" w:w="1242"/>
+            <w:tcW w:type="dxa" w:w="1298"/>
             <w:vAlign w:val="center"/>
             <w:tcMar>
               <w:top w:w="80" w:type="dxa"/>
-              <w:start w:w="90" w:type="dxa"/>
+              <w:start w:w="120" w:type="dxa"/>
               <w:bottom w:w="80" w:type="dxa"/>
-              <w:end w:w="90" w:type="dxa"/>
+              <w:end w:w="120" w:type="dxa"/>
             </w:tcMar>
           </w:tcPr>
           <w:p>
@@ -2758,6 +2850,7 @@
             </w:pPr>
             <w:r>
               <w:rPr>
+                <w:rFonts w:ascii="Calibri" w:hAnsi="Calibri" w:eastAsia="Calibri"/>
                 <w:sz w:val="14"/>
               </w:rPr>
               <w:t>-0.109</w:t>
@@ -2779,7 +2872,7 @@
       <w:r>
         <w:drawing>
           <wp:inline xmlns:a="http://schemas.openxmlformats.org/drawingml/2006/main" xmlns:pic="http://schemas.openxmlformats.org/drawingml/2006/picture">
-            <wp:extent cx="6126480" cy="2001023"/>
+            <wp:extent cx="5943600" cy="1941291"/>
             <wp:docPr id="1" name="Picture 1" descr="Three panels showing incidence, prevalence, and DALY age-standardized rate trends by country and sex." title="Three panels showing incidence, prevalence, and DALY age-standardized rate trend"/>
             <wp:cNvGraphicFramePr>
               <a:graphicFrameLocks noChangeAspect="1"/>
@@ -2800,7 +2893,7 @@
                   <pic:spPr>
                     <a:xfrm>
                       <a:off x="0" y="0"/>
-                      <a:ext cx="6126480" cy="2001023"/>
+                      <a:ext cx="5943600" cy="1941291"/>
                     </a:xfrm>
                     <a:prstGeom prst="rect"/>
                   </pic:spPr>
@@ -2836,7 +2929,7 @@
     </w:p>
     <w:p>
       <w:r>
-        <w:t>BIC-selected segmented curves summarized nonlinear features of the annual posterior means. Lag-1 residual diagnostics flagged material autocorrelation in 8 of 12 panels. No change point, slope, or between-group contrast was interpreted as a significance test.</w:t>
+        <w:t>BIC-selected segmented curves summarized nonlinear features of the annual posterior means. Residual diagnostics indicated that an independent-error approximation was not uniformly plausible, reinforcing descriptive interpretation. No change point, slope, or between-group contrast was interpreted as a significance test.</w:t>
       </w:r>
     </w:p>
     <w:p>
@@ -2847,26 +2940,24 @@
         <w:t>Table 2.</w:t>
       </w:r>
       <w:r>
-        <w:t xml:space="preserve"> Prespecified descriptive trajectory contrasts</w:t>
+        <w:t xml:space="preserve"> China-United States annualized endpoint contrasts</w:t>
       </w:r>
     </w:p>
     <w:tbl>
       <w:tblPr>
         <w:tblStyle w:val="TableGrid"/>
-        <w:tblW w:type="auto" w:w="0"/>
-        <w:jc w:val="center"/>
+        <w:tblW w:type="dxa" w:w="9360"/>
+        <w:jc w:val="left"/>
         <w:tblLook w:firstColumn="1" w:firstRow="1" w:lastColumn="0" w:lastRow="0" w:noHBand="0" w:noVBand="1" w:val="04A0"/>
+        <w:tblInd w:w="120" w:type="dxa"/>
+        <w:tblLayout w:type="fixed"/>
       </w:tblPr>
       <w:tblGrid>
-        <w:gridCol w:w="1104"/>
-        <w:gridCol w:w="1104"/>
-        <w:gridCol w:w="1104"/>
-        <w:gridCol w:w="1104"/>
-        <w:gridCol w:w="1104"/>
-        <w:gridCol w:w="1104"/>
-        <w:gridCol w:w="1104"/>
-        <w:gridCol w:w="1104"/>
-        <w:gridCol w:w="1104"/>
+        <w:gridCol w:w="1536"/>
+        <w:gridCol w:w="1679"/>
+        <w:gridCol w:w="1786"/>
+        <w:gridCol w:w="2071"/>
+        <w:gridCol w:w="2288"/>
       </w:tblGrid>
       <w:tr>
         <w:trPr>
@@ -2874,13 +2965,13 @@
         </w:trPr>
         <w:tc>
           <w:tcPr>
-            <w:tcW w:type="dxa" w:w="1104"/>
-            <w:shd w:fill="1F4E78"/>
+            <w:tcW w:type="dxa" w:w="1536"/>
+            <w:shd w:fill="F2F4F7"/>
             <w:tcMar>
               <w:top w:w="80" w:type="dxa"/>
-              <w:start w:w="90" w:type="dxa"/>
+              <w:start w:w="120" w:type="dxa"/>
               <w:bottom w:w="80" w:type="dxa"/>
-              <w:end w:w="90" w:type="dxa"/>
+              <w:end w:w="120" w:type="dxa"/>
             </w:tcMar>
             <w:vAlign w:val="center"/>
           </w:tcPr>
@@ -2890,23 +2981,24 @@
             </w:pPr>
             <w:r>
               <w:rPr>
+                <w:rFonts w:ascii="Calibri" w:hAnsi="Calibri" w:eastAsia="Calibri"/>
                 <w:b/>
-                <w:color w:val="FFFFFF"/>
-                <w:sz w:val="14"/>
+                <w:color w:val="1F4D78"/>
+                <w:sz w:val="16"/>
               </w:rPr>
-              <w:t>Family</w:t>
+              <w:t>Sex</w:t>
             </w:r>
           </w:p>
         </w:tc>
         <w:tc>
           <w:tcPr>
-            <w:tcW w:type="dxa" w:w="1104"/>
-            <w:shd w:fill="1F4E78"/>
+            <w:tcW w:type="dxa" w:w="1679"/>
+            <w:shd w:fill="F2F4F7"/>
             <w:tcMar>
               <w:top w:w="80" w:type="dxa"/>
-              <w:start w:w="90" w:type="dxa"/>
+              <w:start w:w="120" w:type="dxa"/>
               <w:bottom w:w="80" w:type="dxa"/>
-              <w:end w:w="90" w:type="dxa"/>
+              <w:end w:w="120" w:type="dxa"/>
             </w:tcMar>
             <w:vAlign w:val="center"/>
           </w:tcPr>
@@ -2916,23 +3008,24 @@
             </w:pPr>
             <w:r>
               <w:rPr>
+                <w:rFonts w:ascii="Calibri" w:hAnsi="Calibri" w:eastAsia="Calibri"/>
                 <w:b/>
-                <w:color w:val="FFFFFF"/>
-                <w:sz w:val="14"/>
+                <w:color w:val="1F4D78"/>
+                <w:sz w:val="16"/>
               </w:rPr>
-              <w:t>Stratum</w:t>
+              <w:t>Outcome</w:t>
             </w:r>
           </w:p>
         </w:tc>
         <w:tc>
           <w:tcPr>
-            <w:tcW w:type="dxa" w:w="1104"/>
-            <w:shd w:fill="1F4E78"/>
+            <w:tcW w:type="dxa" w:w="1786"/>
+            <w:shd w:fill="F2F4F7"/>
             <w:tcMar>
               <w:top w:w="80" w:type="dxa"/>
-              <w:start w:w="90" w:type="dxa"/>
+              <w:start w:w="120" w:type="dxa"/>
               <w:bottom w:w="80" w:type="dxa"/>
-              <w:end w:w="90" w:type="dxa"/>
+              <w:end w:w="120" w:type="dxa"/>
             </w:tcMar>
             <w:vAlign w:val="center"/>
           </w:tcPr>
@@ -2942,23 +3035,24 @@
             </w:pPr>
             <w:r>
               <w:rPr>
+                <w:rFonts w:ascii="Calibri" w:hAnsi="Calibri" w:eastAsia="Calibri"/>
                 <w:b/>
-                <w:color w:val="FFFFFF"/>
-                <w:sz w:val="14"/>
+                <w:color w:val="1F4D78"/>
+                <w:sz w:val="16"/>
               </w:rPr>
-              <w:t>Outcome</w:t>
+              <w:t>China, %/year</w:t>
             </w:r>
           </w:p>
         </w:tc>
         <w:tc>
           <w:tcPr>
-            <w:tcW w:type="dxa" w:w="1104"/>
-            <w:shd w:fill="1F4E78"/>
+            <w:tcW w:type="dxa" w:w="2071"/>
+            <w:shd w:fill="F2F4F7"/>
             <w:tcMar>
               <w:top w:w="80" w:type="dxa"/>
-              <w:start w:w="90" w:type="dxa"/>
+              <w:start w:w="120" w:type="dxa"/>
               <w:bottom w:w="80" w:type="dxa"/>
-              <w:end w:w="90" w:type="dxa"/>
+              <w:end w:w="120" w:type="dxa"/>
             </w:tcMar>
             <w:vAlign w:val="center"/>
           </w:tcPr>
@@ -2968,23 +3062,24 @@
             </w:pPr>
             <w:r>
               <w:rPr>
+                <w:rFonts w:ascii="Calibri" w:hAnsi="Calibri" w:eastAsia="Calibri"/>
                 <w:b/>
-                <w:color w:val="FFFFFF"/>
-                <w:sz w:val="14"/>
+                <w:color w:val="1F4D78"/>
+                <w:sz w:val="16"/>
               </w:rPr>
-              <w:t>Comparison</w:t>
+              <w:t>United States, %/year</w:t>
             </w:r>
           </w:p>
         </w:tc>
         <w:tc>
           <w:tcPr>
-            <w:tcW w:type="dxa" w:w="1104"/>
-            <w:shd w:fill="1F4E78"/>
+            <w:tcW w:type="dxa" w:w="2288"/>
+            <w:shd w:fill="F2F4F7"/>
             <w:tcMar>
               <w:top w:w="80" w:type="dxa"/>
-              <w:start w:w="90" w:type="dxa"/>
+              <w:start w:w="120" w:type="dxa"/>
               <w:bottom w:w="80" w:type="dxa"/>
-              <w:end w:w="90" w:type="dxa"/>
+              <w:end w:w="120" w:type="dxa"/>
             </w:tcMar>
             <w:vAlign w:val="center"/>
           </w:tcPr>
@@ -2994,115 +3089,12 @@
             </w:pPr>
             <w:r>
               <w:rPr>
+                <w:rFonts w:ascii="Calibri" w:hAnsi="Calibri" w:eastAsia="Calibri"/>
                 <w:b/>
-                <w:color w:val="FFFFFF"/>
-                <w:sz w:val="14"/>
+                <w:color w:val="1F4D78"/>
+                <w:sz w:val="16"/>
               </w:rPr>
-              <w:t>Group A annualized change, %/year</w:t>
-            </w:r>
-          </w:p>
-        </w:tc>
-        <w:tc>
-          <w:tcPr>
-            <w:tcW w:type="dxa" w:w="1104"/>
-            <w:shd w:fill="1F4E78"/>
-            <w:tcMar>
-              <w:top w:w="80" w:type="dxa"/>
-              <w:start w:w="90" w:type="dxa"/>
-              <w:bottom w:w="80" w:type="dxa"/>
-              <w:end w:w="90" w:type="dxa"/>
-            </w:tcMar>
-            <w:vAlign w:val="center"/>
-          </w:tcPr>
-          <w:p>
-            <w:pPr>
-              <w:jc w:val="center"/>
-            </w:pPr>
-            <w:r>
-              <w:rPr>
-                <w:b/>
-                <w:color w:val="FFFFFF"/>
-                <w:sz w:val="14"/>
-              </w:rPr>
-              <w:t>Group B annualized change, %/year</w:t>
-            </w:r>
-          </w:p>
-        </w:tc>
-        <w:tc>
-          <w:tcPr>
-            <w:tcW w:type="dxa" w:w="1104"/>
-            <w:shd w:fill="1F4E78"/>
-            <w:tcMar>
-              <w:top w:w="80" w:type="dxa"/>
-              <w:start w:w="90" w:type="dxa"/>
-              <w:bottom w:w="80" w:type="dxa"/>
-              <w:end w:w="90" w:type="dxa"/>
-            </w:tcMar>
-            <w:vAlign w:val="center"/>
-          </w:tcPr>
-          <w:p>
-            <w:pPr>
-              <w:jc w:val="center"/>
-            </w:pPr>
-            <w:r>
-              <w:rPr>
-                <w:b/>
-                <w:color w:val="FFFFFF"/>
-                <w:sz w:val="14"/>
-              </w:rPr>
-              <w:t>Difference, B-A</w:t>
-            </w:r>
-          </w:p>
-        </w:tc>
-        <w:tc>
-          <w:tcPr>
-            <w:tcW w:type="dxa" w:w="1104"/>
-            <w:shd w:fill="1F4E78"/>
-            <w:tcMar>
-              <w:top w:w="80" w:type="dxa"/>
-              <w:start w:w="90" w:type="dxa"/>
-              <w:bottom w:w="80" w:type="dxa"/>
-              <w:end w:w="90" w:type="dxa"/>
-            </w:tcMar>
-            <w:vAlign w:val="center"/>
-          </w:tcPr>
-          <w:p>
-            <w:pPr>
-              <w:jc w:val="center"/>
-            </w:pPr>
-            <w:r>
-              <w:rPr>
-                <w:b/>
-                <w:color w:val="FFFFFF"/>
-                <w:sz w:val="14"/>
-              </w:rPr>
-              <w:t>Annual-change correlation</w:t>
-            </w:r>
-          </w:p>
-        </w:tc>
-        <w:tc>
-          <w:tcPr>
-            <w:tcW w:type="dxa" w:w="1104"/>
-            <w:shd w:fill="1F4E78"/>
-            <w:tcMar>
-              <w:top w:w="80" w:type="dxa"/>
-              <w:start w:w="90" w:type="dxa"/>
-              <w:bottom w:w="80" w:type="dxa"/>
-              <w:end w:w="90" w:type="dxa"/>
-            </w:tcMar>
-            <w:vAlign w:val="center"/>
-          </w:tcPr>
-          <w:p>
-            <w:pPr>
-              <w:jc w:val="center"/>
-            </w:pPr>
-            <w:r>
-              <w:rPr>
-                <w:b/>
-                <w:color w:val="FFFFFF"/>
-                <w:sz w:val="14"/>
-              </w:rPr>
-              <w:t>Same direction</w:t>
+              <w:t>US-China, percentage points</w:t>
             </w:r>
           </w:p>
         </w:tc>
@@ -3113,13 +3105,13 @@
         </w:trPr>
         <w:tc>
           <w:tcPr>
-            <w:tcW w:type="dxa" w:w="1104"/>
+            <w:tcW w:type="dxa" w:w="1536"/>
             <w:vAlign w:val="center"/>
             <w:tcMar>
               <w:top w:w="80" w:type="dxa"/>
-              <w:start w:w="90" w:type="dxa"/>
+              <w:start w:w="120" w:type="dxa"/>
               <w:bottom w:w="80" w:type="dxa"/>
-              <w:end w:w="90" w:type="dxa"/>
+              <w:end w:w="120" w:type="dxa"/>
             </w:tcMar>
           </w:tcPr>
           <w:p>
@@ -3128,21 +3120,22 @@
             </w:pPr>
             <w:r>
               <w:rPr>
-                <w:sz w:val="14"/>
+                <w:rFonts w:ascii="Calibri" w:hAnsi="Calibri" w:eastAsia="Calibri"/>
+                <w:sz w:val="16"/>
               </w:rPr>
-              <w:t>country</w:t>
+              <w:t>Female</w:t>
             </w:r>
           </w:p>
         </w:tc>
         <w:tc>
           <w:tcPr>
-            <w:tcW w:type="dxa" w:w="1104"/>
+            <w:tcW w:type="dxa" w:w="1679"/>
             <w:vAlign w:val="center"/>
             <w:tcMar>
               <w:top w:w="80" w:type="dxa"/>
-              <w:start w:w="90" w:type="dxa"/>
+              <w:start w:w="120" w:type="dxa"/>
               <w:bottom w:w="80" w:type="dxa"/>
-              <w:end w:w="90" w:type="dxa"/>
+              <w:end w:w="120" w:type="dxa"/>
             </w:tcMar>
           </w:tcPr>
           <w:p>
@@ -3151,21 +3144,22 @@
             </w:pPr>
             <w:r>
               <w:rPr>
-                <w:sz w:val="14"/>
+                <w:rFonts w:ascii="Calibri" w:hAnsi="Calibri" w:eastAsia="Calibri"/>
+                <w:sz w:val="16"/>
               </w:rPr>
-              <w:t>Female</w:t>
+              <w:t>Incidence</w:t>
             </w:r>
           </w:p>
         </w:tc>
         <w:tc>
           <w:tcPr>
-            <w:tcW w:type="dxa" w:w="1104"/>
+            <w:tcW w:type="dxa" w:w="1786"/>
             <w:vAlign w:val="center"/>
             <w:tcMar>
               <w:top w:w="80" w:type="dxa"/>
-              <w:start w:w="90" w:type="dxa"/>
+              <w:start w:w="120" w:type="dxa"/>
               <w:bottom w:w="80" w:type="dxa"/>
-              <w:end w:w="90" w:type="dxa"/>
+              <w:end w:w="120" w:type="dxa"/>
             </w:tcMar>
           </w:tcPr>
           <w:p>
@@ -3174,21 +3168,22 @@
             </w:pPr>
             <w:r>
               <w:rPr>
-                <w:sz w:val="14"/>
+                <w:rFonts w:ascii="Calibri" w:hAnsi="Calibri" w:eastAsia="Calibri"/>
+                <w:sz w:val="16"/>
               </w:rPr>
-              <w:t>Incidence</w:t>
+              <w:t>0.013</w:t>
             </w:r>
           </w:p>
         </w:tc>
         <w:tc>
           <w:tcPr>
-            <w:tcW w:type="dxa" w:w="1104"/>
+            <w:tcW w:type="dxa" w:w="2071"/>
             <w:vAlign w:val="center"/>
             <w:tcMar>
               <w:top w:w="80" w:type="dxa"/>
-              <w:start w:w="90" w:type="dxa"/>
+              <w:start w:w="120" w:type="dxa"/>
               <w:bottom w:w="80" w:type="dxa"/>
-              <w:end w:w="90" w:type="dxa"/>
+              <w:end w:w="120" w:type="dxa"/>
             </w:tcMar>
           </w:tcPr>
           <w:p>
@@ -3197,21 +3192,22 @@
             </w:pPr>
             <w:r>
               <w:rPr>
-                <w:sz w:val="14"/>
+                <w:rFonts w:ascii="Calibri" w:hAnsi="Calibri" w:eastAsia="Calibri"/>
+                <w:sz w:val="16"/>
               </w:rPr>
-              <w:t>China vs United States</w:t>
+              <w:t>-0.193</w:t>
             </w:r>
           </w:p>
         </w:tc>
         <w:tc>
           <w:tcPr>
-            <w:tcW w:type="dxa" w:w="1104"/>
+            <w:tcW w:type="dxa" w:w="2288"/>
             <w:vAlign w:val="center"/>
             <w:tcMar>
               <w:top w:w="80" w:type="dxa"/>
-              <w:start w:w="90" w:type="dxa"/>
+              <w:start w:w="120" w:type="dxa"/>
               <w:bottom w:w="80" w:type="dxa"/>
-              <w:end w:w="90" w:type="dxa"/>
+              <w:end w:w="120" w:type="dxa"/>
             </w:tcMar>
           </w:tcPr>
           <w:p>
@@ -3220,101 +3216,10 @@
             </w:pPr>
             <w:r>
               <w:rPr>
-                <w:sz w:val="14"/>
-              </w:rPr>
-              <w:t>0.013</w:t>
-            </w:r>
-          </w:p>
-        </w:tc>
-        <w:tc>
-          <w:tcPr>
-            <w:tcW w:type="dxa" w:w="1104"/>
-            <w:vAlign w:val="center"/>
-            <w:tcMar>
-              <w:top w:w="80" w:type="dxa"/>
-              <w:start w:w="90" w:type="dxa"/>
-              <w:bottom w:w="80" w:type="dxa"/>
-              <w:end w:w="90" w:type="dxa"/>
-            </w:tcMar>
-          </w:tcPr>
-          <w:p>
-            <w:pPr>
-              <w:jc w:val="center"/>
-            </w:pPr>
-            <w:r>
-              <w:rPr>
-                <w:sz w:val="14"/>
-              </w:rPr>
-              <w:t>-0.193</w:t>
-            </w:r>
-          </w:p>
-        </w:tc>
-        <w:tc>
-          <w:tcPr>
-            <w:tcW w:type="dxa" w:w="1104"/>
-            <w:vAlign w:val="center"/>
-            <w:tcMar>
-              <w:top w:w="80" w:type="dxa"/>
-              <w:start w:w="90" w:type="dxa"/>
-              <w:bottom w:w="80" w:type="dxa"/>
-              <w:end w:w="90" w:type="dxa"/>
-            </w:tcMar>
-          </w:tcPr>
-          <w:p>
-            <w:pPr>
-              <w:jc w:val="center"/>
-            </w:pPr>
-            <w:r>
-              <w:rPr>
-                <w:sz w:val="14"/>
+                <w:rFonts w:ascii="Calibri" w:hAnsi="Calibri" w:eastAsia="Calibri"/>
+                <w:sz w:val="16"/>
               </w:rPr>
               <w:t>-0.206</w:t>
-            </w:r>
-          </w:p>
-        </w:tc>
-        <w:tc>
-          <w:tcPr>
-            <w:tcW w:type="dxa" w:w="1104"/>
-            <w:vAlign w:val="center"/>
-            <w:tcMar>
-              <w:top w:w="80" w:type="dxa"/>
-              <w:start w:w="90" w:type="dxa"/>
-              <w:bottom w:w="80" w:type="dxa"/>
-              <w:end w:w="90" w:type="dxa"/>
-            </w:tcMar>
-          </w:tcPr>
-          <w:p>
-            <w:pPr>
-              <w:jc w:val="center"/>
-            </w:pPr>
-            <w:r>
-              <w:rPr>
-                <w:sz w:val="14"/>
-              </w:rPr>
-              <w:t>0.543</w:t>
-            </w:r>
-          </w:p>
-        </w:tc>
-        <w:tc>
-          <w:tcPr>
-            <w:tcW w:type="dxa" w:w="1104"/>
-            <w:vAlign w:val="center"/>
-            <w:tcMar>
-              <w:top w:w="80" w:type="dxa"/>
-              <w:start w:w="90" w:type="dxa"/>
-              <w:bottom w:w="80" w:type="dxa"/>
-              <w:end w:w="90" w:type="dxa"/>
-            </w:tcMar>
-          </w:tcPr>
-          <w:p>
-            <w:pPr>
-              <w:jc w:val="center"/>
-            </w:pPr>
-            <w:r>
-              <w:rPr>
-                <w:sz w:val="14"/>
-              </w:rPr>
-              <w:t>No</w:t>
             </w:r>
           </w:p>
         </w:tc>
@@ -3325,13 +3230,13 @@
         </w:trPr>
         <w:tc>
           <w:tcPr>
-            <w:tcW w:type="dxa" w:w="1104"/>
+            <w:tcW w:type="dxa" w:w="1536"/>
             <w:vAlign w:val="center"/>
             <w:tcMar>
               <w:top w:w="80" w:type="dxa"/>
-              <w:start w:w="90" w:type="dxa"/>
+              <w:start w:w="120" w:type="dxa"/>
               <w:bottom w:w="80" w:type="dxa"/>
-              <w:end w:w="90" w:type="dxa"/>
+              <w:end w:w="120" w:type="dxa"/>
             </w:tcMar>
           </w:tcPr>
           <w:p>
@@ -3340,21 +3245,22 @@
             </w:pPr>
             <w:r>
               <w:rPr>
-                <w:sz w:val="14"/>
+                <w:rFonts w:ascii="Calibri" w:hAnsi="Calibri" w:eastAsia="Calibri"/>
+                <w:sz w:val="16"/>
               </w:rPr>
-              <w:t>country</w:t>
+              <w:t>Female</w:t>
             </w:r>
           </w:p>
         </w:tc>
         <w:tc>
           <w:tcPr>
-            <w:tcW w:type="dxa" w:w="1104"/>
+            <w:tcW w:type="dxa" w:w="1679"/>
             <w:vAlign w:val="center"/>
             <w:tcMar>
               <w:top w:w="80" w:type="dxa"/>
-              <w:start w:w="90" w:type="dxa"/>
+              <w:start w:w="120" w:type="dxa"/>
               <w:bottom w:w="80" w:type="dxa"/>
-              <w:end w:w="90" w:type="dxa"/>
+              <w:end w:w="120" w:type="dxa"/>
             </w:tcMar>
           </w:tcPr>
           <w:p>
@@ -3363,21 +3269,22 @@
             </w:pPr>
             <w:r>
               <w:rPr>
-                <w:sz w:val="14"/>
+                <w:rFonts w:ascii="Calibri" w:hAnsi="Calibri" w:eastAsia="Calibri"/>
+                <w:sz w:val="16"/>
               </w:rPr>
-              <w:t>Female</w:t>
+              <w:t>Prevalence</w:t>
             </w:r>
           </w:p>
         </w:tc>
         <w:tc>
           <w:tcPr>
-            <w:tcW w:type="dxa" w:w="1104"/>
+            <w:tcW w:type="dxa" w:w="1786"/>
             <w:vAlign w:val="center"/>
             <w:tcMar>
               <w:top w:w="80" w:type="dxa"/>
-              <w:start w:w="90" w:type="dxa"/>
+              <w:start w:w="120" w:type="dxa"/>
               <w:bottom w:w="80" w:type="dxa"/>
-              <w:end w:w="90" w:type="dxa"/>
+              <w:end w:w="120" w:type="dxa"/>
             </w:tcMar>
           </w:tcPr>
           <w:p>
@@ -3386,21 +3293,22 @@
             </w:pPr>
             <w:r>
               <w:rPr>
-                <w:sz w:val="14"/>
+                <w:rFonts w:ascii="Calibri" w:hAnsi="Calibri" w:eastAsia="Calibri"/>
+                <w:sz w:val="16"/>
               </w:rPr>
-              <w:t>Prevalence</w:t>
+              <w:t>0.021</w:t>
             </w:r>
           </w:p>
         </w:tc>
         <w:tc>
           <w:tcPr>
-            <w:tcW w:type="dxa" w:w="1104"/>
+            <w:tcW w:type="dxa" w:w="2071"/>
             <w:vAlign w:val="center"/>
             <w:tcMar>
               <w:top w:w="80" w:type="dxa"/>
-              <w:start w:w="90" w:type="dxa"/>
+              <w:start w:w="120" w:type="dxa"/>
               <w:bottom w:w="80" w:type="dxa"/>
-              <w:end w:w="90" w:type="dxa"/>
+              <w:end w:w="120" w:type="dxa"/>
             </w:tcMar>
           </w:tcPr>
           <w:p>
@@ -3409,21 +3317,22 @@
             </w:pPr>
             <w:r>
               <w:rPr>
-                <w:sz w:val="14"/>
+                <w:rFonts w:ascii="Calibri" w:hAnsi="Calibri" w:eastAsia="Calibri"/>
+                <w:sz w:val="16"/>
               </w:rPr>
-              <w:t>China vs United States</w:t>
+              <w:t>-0.231</w:t>
             </w:r>
           </w:p>
         </w:tc>
         <w:tc>
           <w:tcPr>
-            <w:tcW w:type="dxa" w:w="1104"/>
+            <w:tcW w:type="dxa" w:w="2288"/>
             <w:vAlign w:val="center"/>
             <w:tcMar>
               <w:top w:w="80" w:type="dxa"/>
-              <w:start w:w="90" w:type="dxa"/>
+              <w:start w:w="120" w:type="dxa"/>
               <w:bottom w:w="80" w:type="dxa"/>
-              <w:end w:w="90" w:type="dxa"/>
+              <w:end w:w="120" w:type="dxa"/>
             </w:tcMar>
           </w:tcPr>
           <w:p>
@@ -3432,101 +3341,10 @@
             </w:pPr>
             <w:r>
               <w:rPr>
-                <w:sz w:val="14"/>
-              </w:rPr>
-              <w:t>0.021</w:t>
-            </w:r>
-          </w:p>
-        </w:tc>
-        <w:tc>
-          <w:tcPr>
-            <w:tcW w:type="dxa" w:w="1104"/>
-            <w:vAlign w:val="center"/>
-            <w:tcMar>
-              <w:top w:w="80" w:type="dxa"/>
-              <w:start w:w="90" w:type="dxa"/>
-              <w:bottom w:w="80" w:type="dxa"/>
-              <w:end w:w="90" w:type="dxa"/>
-            </w:tcMar>
-          </w:tcPr>
-          <w:p>
-            <w:pPr>
-              <w:jc w:val="center"/>
-            </w:pPr>
-            <w:r>
-              <w:rPr>
-                <w:sz w:val="14"/>
-              </w:rPr>
-              <w:t>-0.231</w:t>
-            </w:r>
-          </w:p>
-        </w:tc>
-        <w:tc>
-          <w:tcPr>
-            <w:tcW w:type="dxa" w:w="1104"/>
-            <w:vAlign w:val="center"/>
-            <w:tcMar>
-              <w:top w:w="80" w:type="dxa"/>
-              <w:start w:w="90" w:type="dxa"/>
-              <w:bottom w:w="80" w:type="dxa"/>
-              <w:end w:w="90" w:type="dxa"/>
-            </w:tcMar>
-          </w:tcPr>
-          <w:p>
-            <w:pPr>
-              <w:jc w:val="center"/>
-            </w:pPr>
-            <w:r>
-              <w:rPr>
-                <w:sz w:val="14"/>
+                <w:rFonts w:ascii="Calibri" w:hAnsi="Calibri" w:eastAsia="Calibri"/>
+                <w:sz w:val="16"/>
               </w:rPr>
               <w:t>-0.252</w:t>
-            </w:r>
-          </w:p>
-        </w:tc>
-        <w:tc>
-          <w:tcPr>
-            <w:tcW w:type="dxa" w:w="1104"/>
-            <w:vAlign w:val="center"/>
-            <w:tcMar>
-              <w:top w:w="80" w:type="dxa"/>
-              <w:start w:w="90" w:type="dxa"/>
-              <w:bottom w:w="80" w:type="dxa"/>
-              <w:end w:w="90" w:type="dxa"/>
-            </w:tcMar>
-          </w:tcPr>
-          <w:p>
-            <w:pPr>
-              <w:jc w:val="center"/>
-            </w:pPr>
-            <w:r>
-              <w:rPr>
-                <w:sz w:val="14"/>
-              </w:rPr>
-              <w:t>-0.330</w:t>
-            </w:r>
-          </w:p>
-        </w:tc>
-        <w:tc>
-          <w:tcPr>
-            <w:tcW w:type="dxa" w:w="1104"/>
-            <w:vAlign w:val="center"/>
-            <w:tcMar>
-              <w:top w:w="80" w:type="dxa"/>
-              <w:start w:w="90" w:type="dxa"/>
-              <w:bottom w:w="80" w:type="dxa"/>
-              <w:end w:w="90" w:type="dxa"/>
-            </w:tcMar>
-          </w:tcPr>
-          <w:p>
-            <w:pPr>
-              <w:jc w:val="center"/>
-            </w:pPr>
-            <w:r>
-              <w:rPr>
-                <w:sz w:val="14"/>
-              </w:rPr>
-              <w:t>No</w:t>
             </w:r>
           </w:p>
         </w:tc>
@@ -3537,13 +3355,13 @@
         </w:trPr>
         <w:tc>
           <w:tcPr>
-            <w:tcW w:type="dxa" w:w="1104"/>
+            <w:tcW w:type="dxa" w:w="1536"/>
             <w:vAlign w:val="center"/>
             <w:tcMar>
               <w:top w:w="80" w:type="dxa"/>
-              <w:start w:w="90" w:type="dxa"/>
+              <w:start w:w="120" w:type="dxa"/>
               <w:bottom w:w="80" w:type="dxa"/>
-              <w:end w:w="90" w:type="dxa"/>
+              <w:end w:w="120" w:type="dxa"/>
             </w:tcMar>
           </w:tcPr>
           <w:p>
@@ -3552,21 +3370,22 @@
             </w:pPr>
             <w:r>
               <w:rPr>
-                <w:sz w:val="14"/>
+                <w:rFonts w:ascii="Calibri" w:hAnsi="Calibri" w:eastAsia="Calibri"/>
+                <w:sz w:val="16"/>
               </w:rPr>
-              <w:t>country</w:t>
+              <w:t>Female</w:t>
             </w:r>
           </w:p>
         </w:tc>
         <w:tc>
           <w:tcPr>
-            <w:tcW w:type="dxa" w:w="1104"/>
+            <w:tcW w:type="dxa" w:w="1679"/>
             <w:vAlign w:val="center"/>
             <w:tcMar>
               <w:top w:w="80" w:type="dxa"/>
-              <w:start w:w="90" w:type="dxa"/>
+              <w:start w:w="120" w:type="dxa"/>
               <w:bottom w:w="80" w:type="dxa"/>
-              <w:end w:w="90" w:type="dxa"/>
+              <w:end w:w="120" w:type="dxa"/>
             </w:tcMar>
           </w:tcPr>
           <w:p>
@@ -3575,21 +3394,22 @@
             </w:pPr>
             <w:r>
               <w:rPr>
-                <w:sz w:val="14"/>
+                <w:rFonts w:ascii="Calibri" w:hAnsi="Calibri" w:eastAsia="Calibri"/>
+                <w:sz w:val="16"/>
               </w:rPr>
-              <w:t>Female</w:t>
+              <w:t>DALYs</w:t>
             </w:r>
           </w:p>
         </w:tc>
         <w:tc>
           <w:tcPr>
-            <w:tcW w:type="dxa" w:w="1104"/>
+            <w:tcW w:type="dxa" w:w="1786"/>
             <w:vAlign w:val="center"/>
             <w:tcMar>
               <w:top w:w="80" w:type="dxa"/>
-              <w:start w:w="90" w:type="dxa"/>
+              <w:start w:w="120" w:type="dxa"/>
               <w:bottom w:w="80" w:type="dxa"/>
-              <w:end w:w="90" w:type="dxa"/>
+              <w:end w:w="120" w:type="dxa"/>
             </w:tcMar>
           </w:tcPr>
           <w:p>
@@ -3598,21 +3418,22 @@
             </w:pPr>
             <w:r>
               <w:rPr>
-                <w:sz w:val="14"/>
+                <w:rFonts w:ascii="Calibri" w:hAnsi="Calibri" w:eastAsia="Calibri"/>
+                <w:sz w:val="16"/>
               </w:rPr>
-              <w:t>DALYs</w:t>
+              <w:t>0.040</w:t>
             </w:r>
           </w:p>
         </w:tc>
         <w:tc>
           <w:tcPr>
-            <w:tcW w:type="dxa" w:w="1104"/>
+            <w:tcW w:type="dxa" w:w="2071"/>
             <w:vAlign w:val="center"/>
             <w:tcMar>
               <w:top w:w="80" w:type="dxa"/>
-              <w:start w:w="90" w:type="dxa"/>
+              <w:start w:w="120" w:type="dxa"/>
               <w:bottom w:w="80" w:type="dxa"/>
-              <w:end w:w="90" w:type="dxa"/>
+              <w:end w:w="120" w:type="dxa"/>
             </w:tcMar>
           </w:tcPr>
           <w:p>
@@ -3621,21 +3442,22 @@
             </w:pPr>
             <w:r>
               <w:rPr>
-                <w:sz w:val="14"/>
+                <w:rFonts w:ascii="Calibri" w:hAnsi="Calibri" w:eastAsia="Calibri"/>
+                <w:sz w:val="16"/>
               </w:rPr>
-              <w:t>China vs United States</w:t>
+              <w:t>-0.253</w:t>
             </w:r>
           </w:p>
         </w:tc>
         <w:tc>
           <w:tcPr>
-            <w:tcW w:type="dxa" w:w="1104"/>
+            <w:tcW w:type="dxa" w:w="2288"/>
             <w:vAlign w:val="center"/>
             <w:tcMar>
               <w:top w:w="80" w:type="dxa"/>
-              <w:start w:w="90" w:type="dxa"/>
+              <w:start w:w="120" w:type="dxa"/>
               <w:bottom w:w="80" w:type="dxa"/>
-              <w:end w:w="90" w:type="dxa"/>
+              <w:end w:w="120" w:type="dxa"/>
             </w:tcMar>
           </w:tcPr>
           <w:p>
@@ -3644,101 +3466,10 @@
             </w:pPr>
             <w:r>
               <w:rPr>
-                <w:sz w:val="14"/>
-              </w:rPr>
-              <w:t>0.040</w:t>
-            </w:r>
-          </w:p>
-        </w:tc>
-        <w:tc>
-          <w:tcPr>
-            <w:tcW w:type="dxa" w:w="1104"/>
-            <w:vAlign w:val="center"/>
-            <w:tcMar>
-              <w:top w:w="80" w:type="dxa"/>
-              <w:start w:w="90" w:type="dxa"/>
-              <w:bottom w:w="80" w:type="dxa"/>
-              <w:end w:w="90" w:type="dxa"/>
-            </w:tcMar>
-          </w:tcPr>
-          <w:p>
-            <w:pPr>
-              <w:jc w:val="center"/>
-            </w:pPr>
-            <w:r>
-              <w:rPr>
-                <w:sz w:val="14"/>
-              </w:rPr>
-              <w:t>-0.253</w:t>
-            </w:r>
-          </w:p>
-        </w:tc>
-        <w:tc>
-          <w:tcPr>
-            <w:tcW w:type="dxa" w:w="1104"/>
-            <w:vAlign w:val="center"/>
-            <w:tcMar>
-              <w:top w:w="80" w:type="dxa"/>
-              <w:start w:w="90" w:type="dxa"/>
-              <w:bottom w:w="80" w:type="dxa"/>
-              <w:end w:w="90" w:type="dxa"/>
-            </w:tcMar>
-          </w:tcPr>
-          <w:p>
-            <w:pPr>
-              <w:jc w:val="center"/>
-            </w:pPr>
-            <w:r>
-              <w:rPr>
-                <w:sz w:val="14"/>
+                <w:rFonts w:ascii="Calibri" w:hAnsi="Calibri" w:eastAsia="Calibri"/>
+                <w:sz w:val="16"/>
               </w:rPr>
               <w:t>-0.293</w:t>
-            </w:r>
-          </w:p>
-        </w:tc>
-        <w:tc>
-          <w:tcPr>
-            <w:tcW w:type="dxa" w:w="1104"/>
-            <w:vAlign w:val="center"/>
-            <w:tcMar>
-              <w:top w:w="80" w:type="dxa"/>
-              <w:start w:w="90" w:type="dxa"/>
-              <w:bottom w:w="80" w:type="dxa"/>
-              <w:end w:w="90" w:type="dxa"/>
-            </w:tcMar>
-          </w:tcPr>
-          <w:p>
-            <w:pPr>
-              <w:jc w:val="center"/>
-            </w:pPr>
-            <w:r>
-              <w:rPr>
-                <w:sz w:val="14"/>
-              </w:rPr>
-              <w:t>0.083</w:t>
-            </w:r>
-          </w:p>
-        </w:tc>
-        <w:tc>
-          <w:tcPr>
-            <w:tcW w:type="dxa" w:w="1104"/>
-            <w:vAlign w:val="center"/>
-            <w:tcMar>
-              <w:top w:w="80" w:type="dxa"/>
-              <w:start w:w="90" w:type="dxa"/>
-              <w:bottom w:w="80" w:type="dxa"/>
-              <w:end w:w="90" w:type="dxa"/>
-            </w:tcMar>
-          </w:tcPr>
-          <w:p>
-            <w:pPr>
-              <w:jc w:val="center"/>
-            </w:pPr>
-            <w:r>
-              <w:rPr>
-                <w:sz w:val="14"/>
-              </w:rPr>
-              <w:t>No</w:t>
             </w:r>
           </w:p>
         </w:tc>
@@ -3749,13 +3480,13 @@
         </w:trPr>
         <w:tc>
           <w:tcPr>
-            <w:tcW w:type="dxa" w:w="1104"/>
+            <w:tcW w:type="dxa" w:w="1536"/>
             <w:vAlign w:val="center"/>
             <w:tcMar>
               <w:top w:w="80" w:type="dxa"/>
-              <w:start w:w="90" w:type="dxa"/>
+              <w:start w:w="120" w:type="dxa"/>
               <w:bottom w:w="80" w:type="dxa"/>
-              <w:end w:w="90" w:type="dxa"/>
+              <w:end w:w="120" w:type="dxa"/>
             </w:tcMar>
           </w:tcPr>
           <w:p>
@@ -3764,21 +3495,22 @@
             </w:pPr>
             <w:r>
               <w:rPr>
-                <w:sz w:val="14"/>
+                <w:rFonts w:ascii="Calibri" w:hAnsi="Calibri" w:eastAsia="Calibri"/>
+                <w:sz w:val="16"/>
               </w:rPr>
-              <w:t>country</w:t>
+              <w:t>Male</w:t>
             </w:r>
           </w:p>
         </w:tc>
         <w:tc>
           <w:tcPr>
-            <w:tcW w:type="dxa" w:w="1104"/>
+            <w:tcW w:type="dxa" w:w="1679"/>
             <w:vAlign w:val="center"/>
             <w:tcMar>
               <w:top w:w="80" w:type="dxa"/>
-              <w:start w:w="90" w:type="dxa"/>
+              <w:start w:w="120" w:type="dxa"/>
               <w:bottom w:w="80" w:type="dxa"/>
-              <w:end w:w="90" w:type="dxa"/>
+              <w:end w:w="120" w:type="dxa"/>
             </w:tcMar>
           </w:tcPr>
           <w:p>
@@ -3787,21 +3519,22 @@
             </w:pPr>
             <w:r>
               <w:rPr>
-                <w:sz w:val="14"/>
+                <w:rFonts w:ascii="Calibri" w:hAnsi="Calibri" w:eastAsia="Calibri"/>
+                <w:sz w:val="16"/>
               </w:rPr>
-              <w:t>Male</w:t>
+              <w:t>Incidence</w:t>
             </w:r>
           </w:p>
         </w:tc>
         <w:tc>
           <w:tcPr>
-            <w:tcW w:type="dxa" w:w="1104"/>
+            <w:tcW w:type="dxa" w:w="1786"/>
             <w:vAlign w:val="center"/>
             <w:tcMar>
               <w:top w:w="80" w:type="dxa"/>
-              <w:start w:w="90" w:type="dxa"/>
+              <w:start w:w="120" w:type="dxa"/>
               <w:bottom w:w="80" w:type="dxa"/>
-              <w:end w:w="90" w:type="dxa"/>
+              <w:end w:w="120" w:type="dxa"/>
             </w:tcMar>
           </w:tcPr>
           <w:p>
@@ -3810,21 +3543,22 @@
             </w:pPr>
             <w:r>
               <w:rPr>
-                <w:sz w:val="14"/>
+                <w:rFonts w:ascii="Calibri" w:hAnsi="Calibri" w:eastAsia="Calibri"/>
+                <w:sz w:val="16"/>
               </w:rPr>
-              <w:t>Incidence</w:t>
+              <w:t>-0.001</w:t>
             </w:r>
           </w:p>
         </w:tc>
         <w:tc>
           <w:tcPr>
-            <w:tcW w:type="dxa" w:w="1104"/>
+            <w:tcW w:type="dxa" w:w="2071"/>
             <w:vAlign w:val="center"/>
             <w:tcMar>
               <w:top w:w="80" w:type="dxa"/>
-              <w:start w:w="90" w:type="dxa"/>
+              <w:start w:w="120" w:type="dxa"/>
               <w:bottom w:w="80" w:type="dxa"/>
-              <w:end w:w="90" w:type="dxa"/>
+              <w:end w:w="120" w:type="dxa"/>
             </w:tcMar>
           </w:tcPr>
           <w:p>
@@ -3833,21 +3567,22 @@
             </w:pPr>
             <w:r>
               <w:rPr>
-                <w:sz w:val="14"/>
+                <w:rFonts w:ascii="Calibri" w:hAnsi="Calibri" w:eastAsia="Calibri"/>
+                <w:sz w:val="16"/>
               </w:rPr>
-              <w:t>China vs United States</w:t>
+              <w:t>-0.097</w:t>
             </w:r>
           </w:p>
         </w:tc>
         <w:tc>
           <w:tcPr>
-            <w:tcW w:type="dxa" w:w="1104"/>
+            <w:tcW w:type="dxa" w:w="2288"/>
             <w:vAlign w:val="center"/>
             <w:tcMar>
               <w:top w:w="80" w:type="dxa"/>
-              <w:start w:w="90" w:type="dxa"/>
+              <w:start w:w="120" w:type="dxa"/>
               <w:bottom w:w="80" w:type="dxa"/>
-              <w:end w:w="90" w:type="dxa"/>
+              <w:end w:w="120" w:type="dxa"/>
             </w:tcMar>
           </w:tcPr>
           <w:p>
@@ -3856,101 +3591,10 @@
             </w:pPr>
             <w:r>
               <w:rPr>
-                <w:sz w:val="14"/>
-              </w:rPr>
-              <w:t>-0.001</w:t>
-            </w:r>
-          </w:p>
-        </w:tc>
-        <w:tc>
-          <w:tcPr>
-            <w:tcW w:type="dxa" w:w="1104"/>
-            <w:vAlign w:val="center"/>
-            <w:tcMar>
-              <w:top w:w="80" w:type="dxa"/>
-              <w:start w:w="90" w:type="dxa"/>
-              <w:bottom w:w="80" w:type="dxa"/>
-              <w:end w:w="90" w:type="dxa"/>
-            </w:tcMar>
-          </w:tcPr>
-          <w:p>
-            <w:pPr>
-              <w:jc w:val="center"/>
-            </w:pPr>
-            <w:r>
-              <w:rPr>
-                <w:sz w:val="14"/>
-              </w:rPr>
-              <w:t>-0.097</w:t>
-            </w:r>
-          </w:p>
-        </w:tc>
-        <w:tc>
-          <w:tcPr>
-            <w:tcW w:type="dxa" w:w="1104"/>
-            <w:vAlign w:val="center"/>
-            <w:tcMar>
-              <w:top w:w="80" w:type="dxa"/>
-              <w:start w:w="90" w:type="dxa"/>
-              <w:bottom w:w="80" w:type="dxa"/>
-              <w:end w:w="90" w:type="dxa"/>
-            </w:tcMar>
-          </w:tcPr>
-          <w:p>
-            <w:pPr>
-              <w:jc w:val="center"/>
-            </w:pPr>
-            <w:r>
-              <w:rPr>
-                <w:sz w:val="14"/>
+                <w:rFonts w:ascii="Calibri" w:hAnsi="Calibri" w:eastAsia="Calibri"/>
+                <w:sz w:val="16"/>
               </w:rPr>
               <w:t>-0.095</w:t>
-            </w:r>
-          </w:p>
-        </w:tc>
-        <w:tc>
-          <w:tcPr>
-            <w:tcW w:type="dxa" w:w="1104"/>
-            <w:vAlign w:val="center"/>
-            <w:tcMar>
-              <w:top w:w="80" w:type="dxa"/>
-              <w:start w:w="90" w:type="dxa"/>
-              <w:bottom w:w="80" w:type="dxa"/>
-              <w:end w:w="90" w:type="dxa"/>
-            </w:tcMar>
-          </w:tcPr>
-          <w:p>
-            <w:pPr>
-              <w:jc w:val="center"/>
-            </w:pPr>
-            <w:r>
-              <w:rPr>
-                <w:sz w:val="14"/>
-              </w:rPr>
-              <w:t>0.415</w:t>
-            </w:r>
-          </w:p>
-        </w:tc>
-        <w:tc>
-          <w:tcPr>
-            <w:tcW w:type="dxa" w:w="1104"/>
-            <w:vAlign w:val="center"/>
-            <w:tcMar>
-              <w:top w:w="80" w:type="dxa"/>
-              <w:start w:w="90" w:type="dxa"/>
-              <w:bottom w:w="80" w:type="dxa"/>
-              <w:end w:w="90" w:type="dxa"/>
-            </w:tcMar>
-          </w:tcPr>
-          <w:p>
-            <w:pPr>
-              <w:jc w:val="center"/>
-            </w:pPr>
-            <w:r>
-              <w:rPr>
-                <w:sz w:val="14"/>
-              </w:rPr>
-              <w:t>Yes</w:t>
             </w:r>
           </w:p>
         </w:tc>
@@ -3961,13 +3605,13 @@
         </w:trPr>
         <w:tc>
           <w:tcPr>
-            <w:tcW w:type="dxa" w:w="1104"/>
+            <w:tcW w:type="dxa" w:w="1536"/>
             <w:vAlign w:val="center"/>
             <w:tcMar>
               <w:top w:w="80" w:type="dxa"/>
-              <w:start w:w="90" w:type="dxa"/>
+              <w:start w:w="120" w:type="dxa"/>
               <w:bottom w:w="80" w:type="dxa"/>
-              <w:end w:w="90" w:type="dxa"/>
+              <w:end w:w="120" w:type="dxa"/>
             </w:tcMar>
           </w:tcPr>
           <w:p>
@@ -3976,21 +3620,22 @@
             </w:pPr>
             <w:r>
               <w:rPr>
-                <w:sz w:val="14"/>
+                <w:rFonts w:ascii="Calibri" w:hAnsi="Calibri" w:eastAsia="Calibri"/>
+                <w:sz w:val="16"/>
               </w:rPr>
-              <w:t>country</w:t>
+              <w:t>Male</w:t>
             </w:r>
           </w:p>
         </w:tc>
         <w:tc>
           <w:tcPr>
-            <w:tcW w:type="dxa" w:w="1104"/>
+            <w:tcW w:type="dxa" w:w="1679"/>
             <w:vAlign w:val="center"/>
             <w:tcMar>
               <w:top w:w="80" w:type="dxa"/>
-              <w:start w:w="90" w:type="dxa"/>
+              <w:start w:w="120" w:type="dxa"/>
               <w:bottom w:w="80" w:type="dxa"/>
-              <w:end w:w="90" w:type="dxa"/>
+              <w:end w:w="120" w:type="dxa"/>
             </w:tcMar>
           </w:tcPr>
           <w:p>
@@ -3999,21 +3644,22 @@
             </w:pPr>
             <w:r>
               <w:rPr>
-                <w:sz w:val="14"/>
+                <w:rFonts w:ascii="Calibri" w:hAnsi="Calibri" w:eastAsia="Calibri"/>
+                <w:sz w:val="16"/>
               </w:rPr>
-              <w:t>Male</w:t>
+              <w:t>Prevalence</w:t>
             </w:r>
           </w:p>
         </w:tc>
         <w:tc>
           <w:tcPr>
-            <w:tcW w:type="dxa" w:w="1104"/>
+            <w:tcW w:type="dxa" w:w="1786"/>
             <w:vAlign w:val="center"/>
             <w:tcMar>
               <w:top w:w="80" w:type="dxa"/>
-              <w:start w:w="90" w:type="dxa"/>
+              <w:start w:w="120" w:type="dxa"/>
               <w:bottom w:w="80" w:type="dxa"/>
-              <w:end w:w="90" w:type="dxa"/>
+              <w:end w:w="120" w:type="dxa"/>
             </w:tcMar>
           </w:tcPr>
           <w:p>
@@ -4022,21 +3668,22 @@
             </w:pPr>
             <w:r>
               <w:rPr>
-                <w:sz w:val="14"/>
+                <w:rFonts w:ascii="Calibri" w:hAnsi="Calibri" w:eastAsia="Calibri"/>
+                <w:sz w:val="16"/>
               </w:rPr>
-              <w:t>Prevalence</w:t>
+              <w:t>0.018</w:t>
             </w:r>
           </w:p>
         </w:tc>
         <w:tc>
           <w:tcPr>
-            <w:tcW w:type="dxa" w:w="1104"/>
+            <w:tcW w:type="dxa" w:w="2071"/>
             <w:vAlign w:val="center"/>
             <w:tcMar>
               <w:top w:w="80" w:type="dxa"/>
-              <w:start w:w="90" w:type="dxa"/>
+              <w:start w:w="120" w:type="dxa"/>
               <w:bottom w:w="80" w:type="dxa"/>
-              <w:end w:w="90" w:type="dxa"/>
+              <w:end w:w="120" w:type="dxa"/>
             </w:tcMar>
           </w:tcPr>
           <w:p>
@@ -4045,21 +3692,22 @@
             </w:pPr>
             <w:r>
               <w:rPr>
-                <w:sz w:val="14"/>
+                <w:rFonts w:ascii="Calibri" w:hAnsi="Calibri" w:eastAsia="Calibri"/>
+                <w:sz w:val="16"/>
               </w:rPr>
-              <w:t>China vs United States</w:t>
+              <w:t>-0.099</w:t>
             </w:r>
           </w:p>
         </w:tc>
         <w:tc>
           <w:tcPr>
-            <w:tcW w:type="dxa" w:w="1104"/>
+            <w:tcW w:type="dxa" w:w="2288"/>
             <w:vAlign w:val="center"/>
             <w:tcMar>
               <w:top w:w="80" w:type="dxa"/>
-              <w:start w:w="90" w:type="dxa"/>
+              <w:start w:w="120" w:type="dxa"/>
               <w:bottom w:w="80" w:type="dxa"/>
-              <w:end w:w="90" w:type="dxa"/>
+              <w:end w:w="120" w:type="dxa"/>
             </w:tcMar>
           </w:tcPr>
           <w:p>
@@ -4068,101 +3716,10 @@
             </w:pPr>
             <w:r>
               <w:rPr>
-                <w:sz w:val="14"/>
-              </w:rPr>
-              <w:t>0.018</w:t>
-            </w:r>
-          </w:p>
-        </w:tc>
-        <w:tc>
-          <w:tcPr>
-            <w:tcW w:type="dxa" w:w="1104"/>
-            <w:vAlign w:val="center"/>
-            <w:tcMar>
-              <w:top w:w="80" w:type="dxa"/>
-              <w:start w:w="90" w:type="dxa"/>
-              <w:bottom w:w="80" w:type="dxa"/>
-              <w:end w:w="90" w:type="dxa"/>
-            </w:tcMar>
-          </w:tcPr>
-          <w:p>
-            <w:pPr>
-              <w:jc w:val="center"/>
-            </w:pPr>
-            <w:r>
-              <w:rPr>
-                <w:sz w:val="14"/>
-              </w:rPr>
-              <w:t>-0.099</w:t>
-            </w:r>
-          </w:p>
-        </w:tc>
-        <w:tc>
-          <w:tcPr>
-            <w:tcW w:type="dxa" w:w="1104"/>
-            <w:vAlign w:val="center"/>
-            <w:tcMar>
-              <w:top w:w="80" w:type="dxa"/>
-              <w:start w:w="90" w:type="dxa"/>
-              <w:bottom w:w="80" w:type="dxa"/>
-              <w:end w:w="90" w:type="dxa"/>
-            </w:tcMar>
-          </w:tcPr>
-          <w:p>
-            <w:pPr>
-              <w:jc w:val="center"/>
-            </w:pPr>
-            <w:r>
-              <w:rPr>
-                <w:sz w:val="14"/>
+                <w:rFonts w:ascii="Calibri" w:hAnsi="Calibri" w:eastAsia="Calibri"/>
+                <w:sz w:val="16"/>
               </w:rPr>
               <w:t>-0.118</w:t>
-            </w:r>
-          </w:p>
-        </w:tc>
-        <w:tc>
-          <w:tcPr>
-            <w:tcW w:type="dxa" w:w="1104"/>
-            <w:vAlign w:val="center"/>
-            <w:tcMar>
-              <w:top w:w="80" w:type="dxa"/>
-              <w:start w:w="90" w:type="dxa"/>
-              <w:bottom w:w="80" w:type="dxa"/>
-              <w:end w:w="90" w:type="dxa"/>
-            </w:tcMar>
-          </w:tcPr>
-          <w:p>
-            <w:pPr>
-              <w:jc w:val="center"/>
-            </w:pPr>
-            <w:r>
-              <w:rPr>
-                <w:sz w:val="14"/>
-              </w:rPr>
-              <w:t>0.234</w:t>
-            </w:r>
-          </w:p>
-        </w:tc>
-        <w:tc>
-          <w:tcPr>
-            <w:tcW w:type="dxa" w:w="1104"/>
-            <w:vAlign w:val="center"/>
-            <w:tcMar>
-              <w:top w:w="80" w:type="dxa"/>
-              <w:start w:w="90" w:type="dxa"/>
-              <w:bottom w:w="80" w:type="dxa"/>
-              <w:end w:w="90" w:type="dxa"/>
-            </w:tcMar>
-          </w:tcPr>
-          <w:p>
-            <w:pPr>
-              <w:jc w:val="center"/>
-            </w:pPr>
-            <w:r>
-              <w:rPr>
-                <w:sz w:val="14"/>
-              </w:rPr>
-              <w:t>No</w:t>
             </w:r>
           </w:p>
         </w:tc>
@@ -4173,13 +3730,13 @@
         </w:trPr>
         <w:tc>
           <w:tcPr>
-            <w:tcW w:type="dxa" w:w="1104"/>
+            <w:tcW w:type="dxa" w:w="1536"/>
             <w:vAlign w:val="center"/>
             <w:tcMar>
               <w:top w:w="80" w:type="dxa"/>
-              <w:start w:w="90" w:type="dxa"/>
+              <w:start w:w="120" w:type="dxa"/>
               <w:bottom w:w="80" w:type="dxa"/>
-              <w:end w:w="90" w:type="dxa"/>
+              <w:end w:w="120" w:type="dxa"/>
             </w:tcMar>
           </w:tcPr>
           <w:p>
@@ -4188,21 +3745,22 @@
             </w:pPr>
             <w:r>
               <w:rPr>
-                <w:sz w:val="14"/>
+                <w:rFonts w:ascii="Calibri" w:hAnsi="Calibri" w:eastAsia="Calibri"/>
+                <w:sz w:val="16"/>
               </w:rPr>
-              <w:t>country</w:t>
+              <w:t>Male</w:t>
             </w:r>
           </w:p>
         </w:tc>
         <w:tc>
           <w:tcPr>
-            <w:tcW w:type="dxa" w:w="1104"/>
+            <w:tcW w:type="dxa" w:w="1679"/>
             <w:vAlign w:val="center"/>
             <w:tcMar>
               <w:top w:w="80" w:type="dxa"/>
-              <w:start w:w="90" w:type="dxa"/>
+              <w:start w:w="120" w:type="dxa"/>
               <w:bottom w:w="80" w:type="dxa"/>
-              <w:end w:w="90" w:type="dxa"/>
+              <w:end w:w="120" w:type="dxa"/>
             </w:tcMar>
           </w:tcPr>
           <w:p>
@@ -4211,21 +3769,22 @@
             </w:pPr>
             <w:r>
               <w:rPr>
-                <w:sz w:val="14"/>
+                <w:rFonts w:ascii="Calibri" w:hAnsi="Calibri" w:eastAsia="Calibri"/>
+                <w:sz w:val="16"/>
               </w:rPr>
-              <w:t>Male</w:t>
+              <w:t>DALYs</w:t>
             </w:r>
           </w:p>
         </w:tc>
         <w:tc>
           <w:tcPr>
-            <w:tcW w:type="dxa" w:w="1104"/>
+            <w:tcW w:type="dxa" w:w="1786"/>
             <w:vAlign w:val="center"/>
             <w:tcMar>
               <w:top w:w="80" w:type="dxa"/>
-              <w:start w:w="90" w:type="dxa"/>
+              <w:start w:w="120" w:type="dxa"/>
               <w:bottom w:w="80" w:type="dxa"/>
-              <w:end w:w="90" w:type="dxa"/>
+              <w:end w:w="120" w:type="dxa"/>
             </w:tcMar>
           </w:tcPr>
           <w:p>
@@ -4234,21 +3793,22 @@
             </w:pPr>
             <w:r>
               <w:rPr>
-                <w:sz w:val="14"/>
+                <w:rFonts w:ascii="Calibri" w:hAnsi="Calibri" w:eastAsia="Calibri"/>
+                <w:sz w:val="16"/>
               </w:rPr>
-              <w:t>DALYs</w:t>
+              <w:t>0.028</w:t>
             </w:r>
           </w:p>
         </w:tc>
         <w:tc>
           <w:tcPr>
-            <w:tcW w:type="dxa" w:w="1104"/>
+            <w:tcW w:type="dxa" w:w="2071"/>
             <w:vAlign w:val="center"/>
             <w:tcMar>
               <w:top w:w="80" w:type="dxa"/>
-              <w:start w:w="90" w:type="dxa"/>
+              <w:start w:w="120" w:type="dxa"/>
               <w:bottom w:w="80" w:type="dxa"/>
-              <w:end w:w="90" w:type="dxa"/>
+              <w:end w:w="120" w:type="dxa"/>
             </w:tcMar>
           </w:tcPr>
           <w:p>
@@ -4257,21 +3817,22 @@
             </w:pPr>
             <w:r>
               <w:rPr>
-                <w:sz w:val="14"/>
+                <w:rFonts w:ascii="Calibri" w:hAnsi="Calibri" w:eastAsia="Calibri"/>
+                <w:sz w:val="16"/>
               </w:rPr>
-              <w:t>China vs United States</w:t>
+              <w:t>-0.121</w:t>
             </w:r>
           </w:p>
         </w:tc>
         <w:tc>
           <w:tcPr>
-            <w:tcW w:type="dxa" w:w="1104"/>
+            <w:tcW w:type="dxa" w:w="2288"/>
             <w:vAlign w:val="center"/>
             <w:tcMar>
               <w:top w:w="80" w:type="dxa"/>
-              <w:start w:w="90" w:type="dxa"/>
+              <w:start w:w="120" w:type="dxa"/>
               <w:bottom w:w="80" w:type="dxa"/>
-              <w:end w:w="90" w:type="dxa"/>
+              <w:end w:w="120" w:type="dxa"/>
             </w:tcMar>
           </w:tcPr>
           <w:p>
@@ -4280,1373 +3841,10 @@
             </w:pPr>
             <w:r>
               <w:rPr>
-                <w:sz w:val="14"/>
-              </w:rPr>
-              <w:t>0.028</w:t>
-            </w:r>
-          </w:p>
-        </w:tc>
-        <w:tc>
-          <w:tcPr>
-            <w:tcW w:type="dxa" w:w="1104"/>
-            <w:vAlign w:val="center"/>
-            <w:tcMar>
-              <w:top w:w="80" w:type="dxa"/>
-              <w:start w:w="90" w:type="dxa"/>
-              <w:bottom w:w="80" w:type="dxa"/>
-              <w:end w:w="90" w:type="dxa"/>
-            </w:tcMar>
-          </w:tcPr>
-          <w:p>
-            <w:pPr>
-              <w:jc w:val="center"/>
-            </w:pPr>
-            <w:r>
-              <w:rPr>
-                <w:sz w:val="14"/>
-              </w:rPr>
-              <w:t>-0.121</w:t>
-            </w:r>
-          </w:p>
-        </w:tc>
-        <w:tc>
-          <w:tcPr>
-            <w:tcW w:type="dxa" w:w="1104"/>
-            <w:vAlign w:val="center"/>
-            <w:tcMar>
-              <w:top w:w="80" w:type="dxa"/>
-              <w:start w:w="90" w:type="dxa"/>
-              <w:bottom w:w="80" w:type="dxa"/>
-              <w:end w:w="90" w:type="dxa"/>
-            </w:tcMar>
-          </w:tcPr>
-          <w:p>
-            <w:pPr>
-              <w:jc w:val="center"/>
-            </w:pPr>
-            <w:r>
-              <w:rPr>
-                <w:sz w:val="14"/>
+                <w:rFonts w:ascii="Calibri" w:hAnsi="Calibri" w:eastAsia="Calibri"/>
+                <w:sz w:val="16"/>
               </w:rPr>
               <w:t>-0.149</w:t>
-            </w:r>
-          </w:p>
-        </w:tc>
-        <w:tc>
-          <w:tcPr>
-            <w:tcW w:type="dxa" w:w="1104"/>
-            <w:vAlign w:val="center"/>
-            <w:tcMar>
-              <w:top w:w="80" w:type="dxa"/>
-              <w:start w:w="90" w:type="dxa"/>
-              <w:bottom w:w="80" w:type="dxa"/>
-              <w:end w:w="90" w:type="dxa"/>
-            </w:tcMar>
-          </w:tcPr>
-          <w:p>
-            <w:pPr>
-              <w:jc w:val="center"/>
-            </w:pPr>
-            <w:r>
-              <w:rPr>
-                <w:sz w:val="14"/>
-              </w:rPr>
-              <w:t>0.214</w:t>
-            </w:r>
-          </w:p>
-        </w:tc>
-        <w:tc>
-          <w:tcPr>
-            <w:tcW w:type="dxa" w:w="1104"/>
-            <w:vAlign w:val="center"/>
-            <w:tcMar>
-              <w:top w:w="80" w:type="dxa"/>
-              <w:start w:w="90" w:type="dxa"/>
-              <w:bottom w:w="80" w:type="dxa"/>
-              <w:end w:w="90" w:type="dxa"/>
-            </w:tcMar>
-          </w:tcPr>
-          <w:p>
-            <w:pPr>
-              <w:jc w:val="center"/>
-            </w:pPr>
-            <w:r>
-              <w:rPr>
-                <w:sz w:val="14"/>
-              </w:rPr>
-              <w:t>No</w:t>
-            </w:r>
-          </w:p>
-        </w:tc>
-      </w:tr>
-      <w:tr>
-        <w:trPr>
-          <w:cantSplit/>
-        </w:trPr>
-        <w:tc>
-          <w:tcPr>
-            <w:tcW w:type="dxa" w:w="1104"/>
-            <w:vAlign w:val="center"/>
-            <w:tcMar>
-              <w:top w:w="80" w:type="dxa"/>
-              <w:start w:w="90" w:type="dxa"/>
-              <w:bottom w:w="80" w:type="dxa"/>
-              <w:end w:w="90" w:type="dxa"/>
-            </w:tcMar>
-          </w:tcPr>
-          <w:p>
-            <w:pPr>
-              <w:jc w:val="left"/>
-            </w:pPr>
-            <w:r>
-              <w:rPr>
-                <w:sz w:val="14"/>
-              </w:rPr>
-              <w:t>sex</w:t>
-            </w:r>
-          </w:p>
-        </w:tc>
-        <w:tc>
-          <w:tcPr>
-            <w:tcW w:type="dxa" w:w="1104"/>
-            <w:vAlign w:val="center"/>
-            <w:tcMar>
-              <w:top w:w="80" w:type="dxa"/>
-              <w:start w:w="90" w:type="dxa"/>
-              <w:bottom w:w="80" w:type="dxa"/>
-              <w:end w:w="90" w:type="dxa"/>
-            </w:tcMar>
-          </w:tcPr>
-          <w:p>
-            <w:pPr>
-              <w:jc w:val="center"/>
-            </w:pPr>
-            <w:r>
-              <w:rPr>
-                <w:sz w:val="14"/>
-              </w:rPr>
-              <w:t>China</w:t>
-            </w:r>
-          </w:p>
-        </w:tc>
-        <w:tc>
-          <w:tcPr>
-            <w:tcW w:type="dxa" w:w="1104"/>
-            <w:vAlign w:val="center"/>
-            <w:tcMar>
-              <w:top w:w="80" w:type="dxa"/>
-              <w:start w:w="90" w:type="dxa"/>
-              <w:bottom w:w="80" w:type="dxa"/>
-              <w:end w:w="90" w:type="dxa"/>
-            </w:tcMar>
-          </w:tcPr>
-          <w:p>
-            <w:pPr>
-              <w:jc w:val="center"/>
-            </w:pPr>
-            <w:r>
-              <w:rPr>
-                <w:sz w:val="14"/>
-              </w:rPr>
-              <w:t>Incidence</w:t>
-            </w:r>
-          </w:p>
-        </w:tc>
-        <w:tc>
-          <w:tcPr>
-            <w:tcW w:type="dxa" w:w="1104"/>
-            <w:vAlign w:val="center"/>
-            <w:tcMar>
-              <w:top w:w="80" w:type="dxa"/>
-              <w:start w:w="90" w:type="dxa"/>
-              <w:bottom w:w="80" w:type="dxa"/>
-              <w:end w:w="90" w:type="dxa"/>
-            </w:tcMar>
-          </w:tcPr>
-          <w:p>
-            <w:pPr>
-              <w:jc w:val="center"/>
-            </w:pPr>
-            <w:r>
-              <w:rPr>
-                <w:sz w:val="14"/>
-              </w:rPr>
-              <w:t>Female vs Male</w:t>
-            </w:r>
-          </w:p>
-        </w:tc>
-        <w:tc>
-          <w:tcPr>
-            <w:tcW w:type="dxa" w:w="1104"/>
-            <w:vAlign w:val="center"/>
-            <w:tcMar>
-              <w:top w:w="80" w:type="dxa"/>
-              <w:start w:w="90" w:type="dxa"/>
-              <w:bottom w:w="80" w:type="dxa"/>
-              <w:end w:w="90" w:type="dxa"/>
-            </w:tcMar>
-          </w:tcPr>
-          <w:p>
-            <w:pPr>
-              <w:jc w:val="center"/>
-            </w:pPr>
-            <w:r>
-              <w:rPr>
-                <w:sz w:val="14"/>
-              </w:rPr>
-              <w:t>0.013</w:t>
-            </w:r>
-          </w:p>
-        </w:tc>
-        <w:tc>
-          <w:tcPr>
-            <w:tcW w:type="dxa" w:w="1104"/>
-            <w:vAlign w:val="center"/>
-            <w:tcMar>
-              <w:top w:w="80" w:type="dxa"/>
-              <w:start w:w="90" w:type="dxa"/>
-              <w:bottom w:w="80" w:type="dxa"/>
-              <w:end w:w="90" w:type="dxa"/>
-            </w:tcMar>
-          </w:tcPr>
-          <w:p>
-            <w:pPr>
-              <w:jc w:val="center"/>
-            </w:pPr>
-            <w:r>
-              <w:rPr>
-                <w:sz w:val="14"/>
-              </w:rPr>
-              <w:t>-0.001</w:t>
-            </w:r>
-          </w:p>
-        </w:tc>
-        <w:tc>
-          <w:tcPr>
-            <w:tcW w:type="dxa" w:w="1104"/>
-            <w:vAlign w:val="center"/>
-            <w:tcMar>
-              <w:top w:w="80" w:type="dxa"/>
-              <w:start w:w="90" w:type="dxa"/>
-              <w:bottom w:w="80" w:type="dxa"/>
-              <w:end w:w="90" w:type="dxa"/>
-            </w:tcMar>
-          </w:tcPr>
-          <w:p>
-            <w:pPr>
-              <w:jc w:val="center"/>
-            </w:pPr>
-            <w:r>
-              <w:rPr>
-                <w:sz w:val="14"/>
-              </w:rPr>
-              <w:t>-0.014</w:t>
-            </w:r>
-          </w:p>
-        </w:tc>
-        <w:tc>
-          <w:tcPr>
-            <w:tcW w:type="dxa" w:w="1104"/>
-            <w:vAlign w:val="center"/>
-            <w:tcMar>
-              <w:top w:w="80" w:type="dxa"/>
-              <w:start w:w="90" w:type="dxa"/>
-              <w:bottom w:w="80" w:type="dxa"/>
-              <w:end w:w="90" w:type="dxa"/>
-            </w:tcMar>
-          </w:tcPr>
-          <w:p>
-            <w:pPr>
-              <w:jc w:val="center"/>
-            </w:pPr>
-            <w:r>
-              <w:rPr>
-                <w:sz w:val="14"/>
-              </w:rPr>
-              <w:t>0.785</w:t>
-            </w:r>
-          </w:p>
-        </w:tc>
-        <w:tc>
-          <w:tcPr>
-            <w:tcW w:type="dxa" w:w="1104"/>
-            <w:vAlign w:val="center"/>
-            <w:tcMar>
-              <w:top w:w="80" w:type="dxa"/>
-              <w:start w:w="90" w:type="dxa"/>
-              <w:bottom w:w="80" w:type="dxa"/>
-              <w:end w:w="90" w:type="dxa"/>
-            </w:tcMar>
-          </w:tcPr>
-          <w:p>
-            <w:pPr>
-              <w:jc w:val="center"/>
-            </w:pPr>
-            <w:r>
-              <w:rPr>
-                <w:sz w:val="14"/>
-              </w:rPr>
-              <w:t>No</w:t>
-            </w:r>
-          </w:p>
-        </w:tc>
-      </w:tr>
-      <w:tr>
-        <w:trPr>
-          <w:cantSplit/>
-        </w:trPr>
-        <w:tc>
-          <w:tcPr>
-            <w:tcW w:type="dxa" w:w="1104"/>
-            <w:vAlign w:val="center"/>
-            <w:tcMar>
-              <w:top w:w="80" w:type="dxa"/>
-              <w:start w:w="90" w:type="dxa"/>
-              <w:bottom w:w="80" w:type="dxa"/>
-              <w:end w:w="90" w:type="dxa"/>
-            </w:tcMar>
-          </w:tcPr>
-          <w:p>
-            <w:pPr>
-              <w:jc w:val="left"/>
-            </w:pPr>
-            <w:r>
-              <w:rPr>
-                <w:sz w:val="14"/>
-              </w:rPr>
-              <w:t>sex</w:t>
-            </w:r>
-          </w:p>
-        </w:tc>
-        <w:tc>
-          <w:tcPr>
-            <w:tcW w:type="dxa" w:w="1104"/>
-            <w:vAlign w:val="center"/>
-            <w:tcMar>
-              <w:top w:w="80" w:type="dxa"/>
-              <w:start w:w="90" w:type="dxa"/>
-              <w:bottom w:w="80" w:type="dxa"/>
-              <w:end w:w="90" w:type="dxa"/>
-            </w:tcMar>
-          </w:tcPr>
-          <w:p>
-            <w:pPr>
-              <w:jc w:val="center"/>
-            </w:pPr>
-            <w:r>
-              <w:rPr>
-                <w:sz w:val="14"/>
-              </w:rPr>
-              <w:t>China</w:t>
-            </w:r>
-          </w:p>
-        </w:tc>
-        <w:tc>
-          <w:tcPr>
-            <w:tcW w:type="dxa" w:w="1104"/>
-            <w:vAlign w:val="center"/>
-            <w:tcMar>
-              <w:top w:w="80" w:type="dxa"/>
-              <w:start w:w="90" w:type="dxa"/>
-              <w:bottom w:w="80" w:type="dxa"/>
-              <w:end w:w="90" w:type="dxa"/>
-            </w:tcMar>
-          </w:tcPr>
-          <w:p>
-            <w:pPr>
-              <w:jc w:val="center"/>
-            </w:pPr>
-            <w:r>
-              <w:rPr>
-                <w:sz w:val="14"/>
-              </w:rPr>
-              <w:t>Prevalence</w:t>
-            </w:r>
-          </w:p>
-        </w:tc>
-        <w:tc>
-          <w:tcPr>
-            <w:tcW w:type="dxa" w:w="1104"/>
-            <w:vAlign w:val="center"/>
-            <w:tcMar>
-              <w:top w:w="80" w:type="dxa"/>
-              <w:start w:w="90" w:type="dxa"/>
-              <w:bottom w:w="80" w:type="dxa"/>
-              <w:end w:w="90" w:type="dxa"/>
-            </w:tcMar>
-          </w:tcPr>
-          <w:p>
-            <w:pPr>
-              <w:jc w:val="center"/>
-            </w:pPr>
-            <w:r>
-              <w:rPr>
-                <w:sz w:val="14"/>
-              </w:rPr>
-              <w:t>Female vs Male</w:t>
-            </w:r>
-          </w:p>
-        </w:tc>
-        <w:tc>
-          <w:tcPr>
-            <w:tcW w:type="dxa" w:w="1104"/>
-            <w:vAlign w:val="center"/>
-            <w:tcMar>
-              <w:top w:w="80" w:type="dxa"/>
-              <w:start w:w="90" w:type="dxa"/>
-              <w:bottom w:w="80" w:type="dxa"/>
-              <w:end w:w="90" w:type="dxa"/>
-            </w:tcMar>
-          </w:tcPr>
-          <w:p>
-            <w:pPr>
-              <w:jc w:val="center"/>
-            </w:pPr>
-            <w:r>
-              <w:rPr>
-                <w:sz w:val="14"/>
-              </w:rPr>
-              <w:t>0.021</w:t>
-            </w:r>
-          </w:p>
-        </w:tc>
-        <w:tc>
-          <w:tcPr>
-            <w:tcW w:type="dxa" w:w="1104"/>
-            <w:vAlign w:val="center"/>
-            <w:tcMar>
-              <w:top w:w="80" w:type="dxa"/>
-              <w:start w:w="90" w:type="dxa"/>
-              <w:bottom w:w="80" w:type="dxa"/>
-              <w:end w:w="90" w:type="dxa"/>
-            </w:tcMar>
-          </w:tcPr>
-          <w:p>
-            <w:pPr>
-              <w:jc w:val="center"/>
-            </w:pPr>
-            <w:r>
-              <w:rPr>
-                <w:sz w:val="14"/>
-              </w:rPr>
-              <w:t>0.018</w:t>
-            </w:r>
-          </w:p>
-        </w:tc>
-        <w:tc>
-          <w:tcPr>
-            <w:tcW w:type="dxa" w:w="1104"/>
-            <w:vAlign w:val="center"/>
-            <w:tcMar>
-              <w:top w:w="80" w:type="dxa"/>
-              <w:start w:w="90" w:type="dxa"/>
-              <w:bottom w:w="80" w:type="dxa"/>
-              <w:end w:w="90" w:type="dxa"/>
-            </w:tcMar>
-          </w:tcPr>
-          <w:p>
-            <w:pPr>
-              <w:jc w:val="center"/>
-            </w:pPr>
-            <w:r>
-              <w:rPr>
-                <w:sz w:val="14"/>
-              </w:rPr>
-              <w:t>-0.003</w:t>
-            </w:r>
-          </w:p>
-        </w:tc>
-        <w:tc>
-          <w:tcPr>
-            <w:tcW w:type="dxa" w:w="1104"/>
-            <w:vAlign w:val="center"/>
-            <w:tcMar>
-              <w:top w:w="80" w:type="dxa"/>
-              <w:start w:w="90" w:type="dxa"/>
-              <w:bottom w:w="80" w:type="dxa"/>
-              <w:end w:w="90" w:type="dxa"/>
-            </w:tcMar>
-          </w:tcPr>
-          <w:p>
-            <w:pPr>
-              <w:jc w:val="center"/>
-            </w:pPr>
-            <w:r>
-              <w:rPr>
-                <w:sz w:val="14"/>
-              </w:rPr>
-              <w:t>0.445</w:t>
-            </w:r>
-          </w:p>
-        </w:tc>
-        <w:tc>
-          <w:tcPr>
-            <w:tcW w:type="dxa" w:w="1104"/>
-            <w:vAlign w:val="center"/>
-            <w:tcMar>
-              <w:top w:w="80" w:type="dxa"/>
-              <w:start w:w="90" w:type="dxa"/>
-              <w:bottom w:w="80" w:type="dxa"/>
-              <w:end w:w="90" w:type="dxa"/>
-            </w:tcMar>
-          </w:tcPr>
-          <w:p>
-            <w:pPr>
-              <w:jc w:val="center"/>
-            </w:pPr>
-            <w:r>
-              <w:rPr>
-                <w:sz w:val="14"/>
-              </w:rPr>
-              <w:t>Yes</w:t>
-            </w:r>
-          </w:p>
-        </w:tc>
-      </w:tr>
-      <w:tr>
-        <w:trPr>
-          <w:cantSplit/>
-        </w:trPr>
-        <w:tc>
-          <w:tcPr>
-            <w:tcW w:type="dxa" w:w="1104"/>
-            <w:vAlign w:val="center"/>
-            <w:tcMar>
-              <w:top w:w="80" w:type="dxa"/>
-              <w:start w:w="90" w:type="dxa"/>
-              <w:bottom w:w="80" w:type="dxa"/>
-              <w:end w:w="90" w:type="dxa"/>
-            </w:tcMar>
-          </w:tcPr>
-          <w:p>
-            <w:pPr>
-              <w:jc w:val="left"/>
-            </w:pPr>
-            <w:r>
-              <w:rPr>
-                <w:sz w:val="14"/>
-              </w:rPr>
-              <w:t>sex</w:t>
-            </w:r>
-          </w:p>
-        </w:tc>
-        <w:tc>
-          <w:tcPr>
-            <w:tcW w:type="dxa" w:w="1104"/>
-            <w:vAlign w:val="center"/>
-            <w:tcMar>
-              <w:top w:w="80" w:type="dxa"/>
-              <w:start w:w="90" w:type="dxa"/>
-              <w:bottom w:w="80" w:type="dxa"/>
-              <w:end w:w="90" w:type="dxa"/>
-            </w:tcMar>
-          </w:tcPr>
-          <w:p>
-            <w:pPr>
-              <w:jc w:val="center"/>
-            </w:pPr>
-            <w:r>
-              <w:rPr>
-                <w:sz w:val="14"/>
-              </w:rPr>
-              <w:t>China</w:t>
-            </w:r>
-          </w:p>
-        </w:tc>
-        <w:tc>
-          <w:tcPr>
-            <w:tcW w:type="dxa" w:w="1104"/>
-            <w:vAlign w:val="center"/>
-            <w:tcMar>
-              <w:top w:w="80" w:type="dxa"/>
-              <w:start w:w="90" w:type="dxa"/>
-              <w:bottom w:w="80" w:type="dxa"/>
-              <w:end w:w="90" w:type="dxa"/>
-            </w:tcMar>
-          </w:tcPr>
-          <w:p>
-            <w:pPr>
-              <w:jc w:val="center"/>
-            </w:pPr>
-            <w:r>
-              <w:rPr>
-                <w:sz w:val="14"/>
-              </w:rPr>
-              <w:t>DALYs</w:t>
-            </w:r>
-          </w:p>
-        </w:tc>
-        <w:tc>
-          <w:tcPr>
-            <w:tcW w:type="dxa" w:w="1104"/>
-            <w:vAlign w:val="center"/>
-            <w:tcMar>
-              <w:top w:w="80" w:type="dxa"/>
-              <w:start w:w="90" w:type="dxa"/>
-              <w:bottom w:w="80" w:type="dxa"/>
-              <w:end w:w="90" w:type="dxa"/>
-            </w:tcMar>
-          </w:tcPr>
-          <w:p>
-            <w:pPr>
-              <w:jc w:val="center"/>
-            </w:pPr>
-            <w:r>
-              <w:rPr>
-                <w:sz w:val="14"/>
-              </w:rPr>
-              <w:t>Female vs Male</w:t>
-            </w:r>
-          </w:p>
-        </w:tc>
-        <w:tc>
-          <w:tcPr>
-            <w:tcW w:type="dxa" w:w="1104"/>
-            <w:vAlign w:val="center"/>
-            <w:tcMar>
-              <w:top w:w="80" w:type="dxa"/>
-              <w:start w:w="90" w:type="dxa"/>
-              <w:bottom w:w="80" w:type="dxa"/>
-              <w:end w:w="90" w:type="dxa"/>
-            </w:tcMar>
-          </w:tcPr>
-          <w:p>
-            <w:pPr>
-              <w:jc w:val="center"/>
-            </w:pPr>
-            <w:r>
-              <w:rPr>
-                <w:sz w:val="14"/>
-              </w:rPr>
-              <w:t>0.040</w:t>
-            </w:r>
-          </w:p>
-        </w:tc>
-        <w:tc>
-          <w:tcPr>
-            <w:tcW w:type="dxa" w:w="1104"/>
-            <w:vAlign w:val="center"/>
-            <w:tcMar>
-              <w:top w:w="80" w:type="dxa"/>
-              <w:start w:w="90" w:type="dxa"/>
-              <w:bottom w:w="80" w:type="dxa"/>
-              <w:end w:w="90" w:type="dxa"/>
-            </w:tcMar>
-          </w:tcPr>
-          <w:p>
-            <w:pPr>
-              <w:jc w:val="center"/>
-            </w:pPr>
-            <w:r>
-              <w:rPr>
-                <w:sz w:val="14"/>
-              </w:rPr>
-              <w:t>0.028</w:t>
-            </w:r>
-          </w:p>
-        </w:tc>
-        <w:tc>
-          <w:tcPr>
-            <w:tcW w:type="dxa" w:w="1104"/>
-            <w:vAlign w:val="center"/>
-            <w:tcMar>
-              <w:top w:w="80" w:type="dxa"/>
-              <w:start w:w="90" w:type="dxa"/>
-              <w:bottom w:w="80" w:type="dxa"/>
-              <w:end w:w="90" w:type="dxa"/>
-            </w:tcMar>
-          </w:tcPr>
-          <w:p>
-            <w:pPr>
-              <w:jc w:val="center"/>
-            </w:pPr>
-            <w:r>
-              <w:rPr>
-                <w:sz w:val="14"/>
-              </w:rPr>
-              <w:t>-0.013</w:t>
-            </w:r>
-          </w:p>
-        </w:tc>
-        <w:tc>
-          <w:tcPr>
-            <w:tcW w:type="dxa" w:w="1104"/>
-            <w:vAlign w:val="center"/>
-            <w:tcMar>
-              <w:top w:w="80" w:type="dxa"/>
-              <w:start w:w="90" w:type="dxa"/>
-              <w:bottom w:w="80" w:type="dxa"/>
-              <w:end w:w="90" w:type="dxa"/>
-            </w:tcMar>
-          </w:tcPr>
-          <w:p>
-            <w:pPr>
-              <w:jc w:val="center"/>
-            </w:pPr>
-            <w:r>
-              <w:rPr>
-                <w:sz w:val="14"/>
-              </w:rPr>
-              <w:t>0.361</w:t>
-            </w:r>
-          </w:p>
-        </w:tc>
-        <w:tc>
-          <w:tcPr>
-            <w:tcW w:type="dxa" w:w="1104"/>
-            <w:vAlign w:val="center"/>
-            <w:tcMar>
-              <w:top w:w="80" w:type="dxa"/>
-              <w:start w:w="90" w:type="dxa"/>
-              <w:bottom w:w="80" w:type="dxa"/>
-              <w:end w:w="90" w:type="dxa"/>
-            </w:tcMar>
-          </w:tcPr>
-          <w:p>
-            <w:pPr>
-              <w:jc w:val="center"/>
-            </w:pPr>
-            <w:r>
-              <w:rPr>
-                <w:sz w:val="14"/>
-              </w:rPr>
-              <w:t>Yes</w:t>
-            </w:r>
-          </w:p>
-        </w:tc>
-      </w:tr>
-      <w:tr>
-        <w:trPr>
-          <w:cantSplit/>
-        </w:trPr>
-        <w:tc>
-          <w:tcPr>
-            <w:tcW w:type="dxa" w:w="1104"/>
-            <w:vAlign w:val="center"/>
-            <w:tcMar>
-              <w:top w:w="80" w:type="dxa"/>
-              <w:start w:w="90" w:type="dxa"/>
-              <w:bottom w:w="80" w:type="dxa"/>
-              <w:end w:w="90" w:type="dxa"/>
-            </w:tcMar>
-          </w:tcPr>
-          <w:p>
-            <w:pPr>
-              <w:jc w:val="left"/>
-            </w:pPr>
-            <w:r>
-              <w:rPr>
-                <w:sz w:val="14"/>
-              </w:rPr>
-              <w:t>sex</w:t>
-            </w:r>
-          </w:p>
-        </w:tc>
-        <w:tc>
-          <w:tcPr>
-            <w:tcW w:type="dxa" w:w="1104"/>
-            <w:vAlign w:val="center"/>
-            <w:tcMar>
-              <w:top w:w="80" w:type="dxa"/>
-              <w:start w:w="90" w:type="dxa"/>
-              <w:bottom w:w="80" w:type="dxa"/>
-              <w:end w:w="90" w:type="dxa"/>
-            </w:tcMar>
-          </w:tcPr>
-          <w:p>
-            <w:pPr>
-              <w:jc w:val="center"/>
-            </w:pPr>
-            <w:r>
-              <w:rPr>
-                <w:sz w:val="14"/>
-              </w:rPr>
-              <w:t>United States</w:t>
-            </w:r>
-          </w:p>
-        </w:tc>
-        <w:tc>
-          <w:tcPr>
-            <w:tcW w:type="dxa" w:w="1104"/>
-            <w:vAlign w:val="center"/>
-            <w:tcMar>
-              <w:top w:w="80" w:type="dxa"/>
-              <w:start w:w="90" w:type="dxa"/>
-              <w:bottom w:w="80" w:type="dxa"/>
-              <w:end w:w="90" w:type="dxa"/>
-            </w:tcMar>
-          </w:tcPr>
-          <w:p>
-            <w:pPr>
-              <w:jc w:val="center"/>
-            </w:pPr>
-            <w:r>
-              <w:rPr>
-                <w:sz w:val="14"/>
-              </w:rPr>
-              <w:t>Incidence</w:t>
-            </w:r>
-          </w:p>
-        </w:tc>
-        <w:tc>
-          <w:tcPr>
-            <w:tcW w:type="dxa" w:w="1104"/>
-            <w:vAlign w:val="center"/>
-            <w:tcMar>
-              <w:top w:w="80" w:type="dxa"/>
-              <w:start w:w="90" w:type="dxa"/>
-              <w:bottom w:w="80" w:type="dxa"/>
-              <w:end w:w="90" w:type="dxa"/>
-            </w:tcMar>
-          </w:tcPr>
-          <w:p>
-            <w:pPr>
-              <w:jc w:val="center"/>
-            </w:pPr>
-            <w:r>
-              <w:rPr>
-                <w:sz w:val="14"/>
-              </w:rPr>
-              <w:t>Female vs Male</w:t>
-            </w:r>
-          </w:p>
-        </w:tc>
-        <w:tc>
-          <w:tcPr>
-            <w:tcW w:type="dxa" w:w="1104"/>
-            <w:vAlign w:val="center"/>
-            <w:tcMar>
-              <w:top w:w="80" w:type="dxa"/>
-              <w:start w:w="90" w:type="dxa"/>
-              <w:bottom w:w="80" w:type="dxa"/>
-              <w:end w:w="90" w:type="dxa"/>
-            </w:tcMar>
-          </w:tcPr>
-          <w:p>
-            <w:pPr>
-              <w:jc w:val="center"/>
-            </w:pPr>
-            <w:r>
-              <w:rPr>
-                <w:sz w:val="14"/>
-              </w:rPr>
-              <w:t>-0.193</w:t>
-            </w:r>
-          </w:p>
-        </w:tc>
-        <w:tc>
-          <w:tcPr>
-            <w:tcW w:type="dxa" w:w="1104"/>
-            <w:vAlign w:val="center"/>
-            <w:tcMar>
-              <w:top w:w="80" w:type="dxa"/>
-              <w:start w:w="90" w:type="dxa"/>
-              <w:bottom w:w="80" w:type="dxa"/>
-              <w:end w:w="90" w:type="dxa"/>
-            </w:tcMar>
-          </w:tcPr>
-          <w:p>
-            <w:pPr>
-              <w:jc w:val="center"/>
-            </w:pPr>
-            <w:r>
-              <w:rPr>
-                <w:sz w:val="14"/>
-              </w:rPr>
-              <w:t>-0.097</w:t>
-            </w:r>
-          </w:p>
-        </w:tc>
-        <w:tc>
-          <w:tcPr>
-            <w:tcW w:type="dxa" w:w="1104"/>
-            <w:vAlign w:val="center"/>
-            <w:tcMar>
-              <w:top w:w="80" w:type="dxa"/>
-              <w:start w:w="90" w:type="dxa"/>
-              <w:bottom w:w="80" w:type="dxa"/>
-              <w:end w:w="90" w:type="dxa"/>
-            </w:tcMar>
-          </w:tcPr>
-          <w:p>
-            <w:pPr>
-              <w:jc w:val="center"/>
-            </w:pPr>
-            <w:r>
-              <w:rPr>
-                <w:sz w:val="14"/>
-              </w:rPr>
-              <w:t>0.097</w:t>
-            </w:r>
-          </w:p>
-        </w:tc>
-        <w:tc>
-          <w:tcPr>
-            <w:tcW w:type="dxa" w:w="1104"/>
-            <w:vAlign w:val="center"/>
-            <w:tcMar>
-              <w:top w:w="80" w:type="dxa"/>
-              <w:start w:w="90" w:type="dxa"/>
-              <w:bottom w:w="80" w:type="dxa"/>
-              <w:end w:w="90" w:type="dxa"/>
-            </w:tcMar>
-          </w:tcPr>
-          <w:p>
-            <w:pPr>
-              <w:jc w:val="center"/>
-            </w:pPr>
-            <w:r>
-              <w:rPr>
-                <w:sz w:val="14"/>
-              </w:rPr>
-              <w:t>0.277</w:t>
-            </w:r>
-          </w:p>
-        </w:tc>
-        <w:tc>
-          <w:tcPr>
-            <w:tcW w:type="dxa" w:w="1104"/>
-            <w:vAlign w:val="center"/>
-            <w:tcMar>
-              <w:top w:w="80" w:type="dxa"/>
-              <w:start w:w="90" w:type="dxa"/>
-              <w:bottom w:w="80" w:type="dxa"/>
-              <w:end w:w="90" w:type="dxa"/>
-            </w:tcMar>
-          </w:tcPr>
-          <w:p>
-            <w:pPr>
-              <w:jc w:val="center"/>
-            </w:pPr>
-            <w:r>
-              <w:rPr>
-                <w:sz w:val="14"/>
-              </w:rPr>
-              <w:t>Yes</w:t>
-            </w:r>
-          </w:p>
-        </w:tc>
-      </w:tr>
-      <w:tr>
-        <w:trPr>
-          <w:cantSplit/>
-        </w:trPr>
-        <w:tc>
-          <w:tcPr>
-            <w:tcW w:type="dxa" w:w="1104"/>
-            <w:vAlign w:val="center"/>
-            <w:tcMar>
-              <w:top w:w="80" w:type="dxa"/>
-              <w:start w:w="90" w:type="dxa"/>
-              <w:bottom w:w="80" w:type="dxa"/>
-              <w:end w:w="90" w:type="dxa"/>
-            </w:tcMar>
-          </w:tcPr>
-          <w:p>
-            <w:pPr>
-              <w:jc w:val="left"/>
-            </w:pPr>
-            <w:r>
-              <w:rPr>
-                <w:sz w:val="14"/>
-              </w:rPr>
-              <w:t>sex</w:t>
-            </w:r>
-          </w:p>
-        </w:tc>
-        <w:tc>
-          <w:tcPr>
-            <w:tcW w:type="dxa" w:w="1104"/>
-            <w:vAlign w:val="center"/>
-            <w:tcMar>
-              <w:top w:w="80" w:type="dxa"/>
-              <w:start w:w="90" w:type="dxa"/>
-              <w:bottom w:w="80" w:type="dxa"/>
-              <w:end w:w="90" w:type="dxa"/>
-            </w:tcMar>
-          </w:tcPr>
-          <w:p>
-            <w:pPr>
-              <w:jc w:val="center"/>
-            </w:pPr>
-            <w:r>
-              <w:rPr>
-                <w:sz w:val="14"/>
-              </w:rPr>
-              <w:t>United States</w:t>
-            </w:r>
-          </w:p>
-        </w:tc>
-        <w:tc>
-          <w:tcPr>
-            <w:tcW w:type="dxa" w:w="1104"/>
-            <w:vAlign w:val="center"/>
-            <w:tcMar>
-              <w:top w:w="80" w:type="dxa"/>
-              <w:start w:w="90" w:type="dxa"/>
-              <w:bottom w:w="80" w:type="dxa"/>
-              <w:end w:w="90" w:type="dxa"/>
-            </w:tcMar>
-          </w:tcPr>
-          <w:p>
-            <w:pPr>
-              <w:jc w:val="center"/>
-            </w:pPr>
-            <w:r>
-              <w:rPr>
-                <w:sz w:val="14"/>
-              </w:rPr>
-              <w:t>Prevalence</w:t>
-            </w:r>
-          </w:p>
-        </w:tc>
-        <w:tc>
-          <w:tcPr>
-            <w:tcW w:type="dxa" w:w="1104"/>
-            <w:vAlign w:val="center"/>
-            <w:tcMar>
-              <w:top w:w="80" w:type="dxa"/>
-              <w:start w:w="90" w:type="dxa"/>
-              <w:bottom w:w="80" w:type="dxa"/>
-              <w:end w:w="90" w:type="dxa"/>
-            </w:tcMar>
-          </w:tcPr>
-          <w:p>
-            <w:pPr>
-              <w:jc w:val="center"/>
-            </w:pPr>
-            <w:r>
-              <w:rPr>
-                <w:sz w:val="14"/>
-              </w:rPr>
-              <w:t>Female vs Male</w:t>
-            </w:r>
-          </w:p>
-        </w:tc>
-        <w:tc>
-          <w:tcPr>
-            <w:tcW w:type="dxa" w:w="1104"/>
-            <w:vAlign w:val="center"/>
-            <w:tcMar>
-              <w:top w:w="80" w:type="dxa"/>
-              <w:start w:w="90" w:type="dxa"/>
-              <w:bottom w:w="80" w:type="dxa"/>
-              <w:end w:w="90" w:type="dxa"/>
-            </w:tcMar>
-          </w:tcPr>
-          <w:p>
-            <w:pPr>
-              <w:jc w:val="center"/>
-            </w:pPr>
-            <w:r>
-              <w:rPr>
-                <w:sz w:val="14"/>
-              </w:rPr>
-              <w:t>-0.231</w:t>
-            </w:r>
-          </w:p>
-        </w:tc>
-        <w:tc>
-          <w:tcPr>
-            <w:tcW w:type="dxa" w:w="1104"/>
-            <w:vAlign w:val="center"/>
-            <w:tcMar>
-              <w:top w:w="80" w:type="dxa"/>
-              <w:start w:w="90" w:type="dxa"/>
-              <w:bottom w:w="80" w:type="dxa"/>
-              <w:end w:w="90" w:type="dxa"/>
-            </w:tcMar>
-          </w:tcPr>
-          <w:p>
-            <w:pPr>
-              <w:jc w:val="center"/>
-            </w:pPr>
-            <w:r>
-              <w:rPr>
-                <w:sz w:val="14"/>
-              </w:rPr>
-              <w:t>-0.099</w:t>
-            </w:r>
-          </w:p>
-        </w:tc>
-        <w:tc>
-          <w:tcPr>
-            <w:tcW w:type="dxa" w:w="1104"/>
-            <w:vAlign w:val="center"/>
-            <w:tcMar>
-              <w:top w:w="80" w:type="dxa"/>
-              <w:start w:w="90" w:type="dxa"/>
-              <w:bottom w:w="80" w:type="dxa"/>
-              <w:end w:w="90" w:type="dxa"/>
-            </w:tcMar>
-          </w:tcPr>
-          <w:p>
-            <w:pPr>
-              <w:jc w:val="center"/>
-            </w:pPr>
-            <w:r>
-              <w:rPr>
-                <w:sz w:val="14"/>
-              </w:rPr>
-              <w:t>0.131</w:t>
-            </w:r>
-          </w:p>
-        </w:tc>
-        <w:tc>
-          <w:tcPr>
-            <w:tcW w:type="dxa" w:w="1104"/>
-            <w:vAlign w:val="center"/>
-            <w:tcMar>
-              <w:top w:w="80" w:type="dxa"/>
-              <w:start w:w="90" w:type="dxa"/>
-              <w:bottom w:w="80" w:type="dxa"/>
-              <w:end w:w="90" w:type="dxa"/>
-            </w:tcMar>
-          </w:tcPr>
-          <w:p>
-            <w:pPr>
-              <w:jc w:val="center"/>
-            </w:pPr>
-            <w:r>
-              <w:rPr>
-                <w:sz w:val="14"/>
-              </w:rPr>
-              <w:t>0.535</w:t>
-            </w:r>
-          </w:p>
-        </w:tc>
-        <w:tc>
-          <w:tcPr>
-            <w:tcW w:type="dxa" w:w="1104"/>
-            <w:vAlign w:val="center"/>
-            <w:tcMar>
-              <w:top w:w="80" w:type="dxa"/>
-              <w:start w:w="90" w:type="dxa"/>
-              <w:bottom w:w="80" w:type="dxa"/>
-              <w:end w:w="90" w:type="dxa"/>
-            </w:tcMar>
-          </w:tcPr>
-          <w:p>
-            <w:pPr>
-              <w:jc w:val="center"/>
-            </w:pPr>
-            <w:r>
-              <w:rPr>
-                <w:sz w:val="14"/>
-              </w:rPr>
-              <w:t>Yes</w:t>
-            </w:r>
-          </w:p>
-        </w:tc>
-      </w:tr>
-      <w:tr>
-        <w:trPr>
-          <w:cantSplit/>
-        </w:trPr>
-        <w:tc>
-          <w:tcPr>
-            <w:tcW w:type="dxa" w:w="1104"/>
-            <w:vAlign w:val="center"/>
-            <w:tcMar>
-              <w:top w:w="80" w:type="dxa"/>
-              <w:start w:w="90" w:type="dxa"/>
-              <w:bottom w:w="80" w:type="dxa"/>
-              <w:end w:w="90" w:type="dxa"/>
-            </w:tcMar>
-          </w:tcPr>
-          <w:p>
-            <w:pPr>
-              <w:jc w:val="left"/>
-            </w:pPr>
-            <w:r>
-              <w:rPr>
-                <w:sz w:val="14"/>
-              </w:rPr>
-              <w:t>sex</w:t>
-            </w:r>
-          </w:p>
-        </w:tc>
-        <w:tc>
-          <w:tcPr>
-            <w:tcW w:type="dxa" w:w="1104"/>
-            <w:vAlign w:val="center"/>
-            <w:tcMar>
-              <w:top w:w="80" w:type="dxa"/>
-              <w:start w:w="90" w:type="dxa"/>
-              <w:bottom w:w="80" w:type="dxa"/>
-              <w:end w:w="90" w:type="dxa"/>
-            </w:tcMar>
-          </w:tcPr>
-          <w:p>
-            <w:pPr>
-              <w:jc w:val="center"/>
-            </w:pPr>
-            <w:r>
-              <w:rPr>
-                <w:sz w:val="14"/>
-              </w:rPr>
-              <w:t>United States</w:t>
-            </w:r>
-          </w:p>
-        </w:tc>
-        <w:tc>
-          <w:tcPr>
-            <w:tcW w:type="dxa" w:w="1104"/>
-            <w:vAlign w:val="center"/>
-            <w:tcMar>
-              <w:top w:w="80" w:type="dxa"/>
-              <w:start w:w="90" w:type="dxa"/>
-              <w:bottom w:w="80" w:type="dxa"/>
-              <w:end w:w="90" w:type="dxa"/>
-            </w:tcMar>
-          </w:tcPr>
-          <w:p>
-            <w:pPr>
-              <w:jc w:val="center"/>
-            </w:pPr>
-            <w:r>
-              <w:rPr>
-                <w:sz w:val="14"/>
-              </w:rPr>
-              <w:t>DALYs</w:t>
-            </w:r>
-          </w:p>
-        </w:tc>
-        <w:tc>
-          <w:tcPr>
-            <w:tcW w:type="dxa" w:w="1104"/>
-            <w:vAlign w:val="center"/>
-            <w:tcMar>
-              <w:top w:w="80" w:type="dxa"/>
-              <w:start w:w="90" w:type="dxa"/>
-              <w:bottom w:w="80" w:type="dxa"/>
-              <w:end w:w="90" w:type="dxa"/>
-            </w:tcMar>
-          </w:tcPr>
-          <w:p>
-            <w:pPr>
-              <w:jc w:val="center"/>
-            </w:pPr>
-            <w:r>
-              <w:rPr>
-                <w:sz w:val="14"/>
-              </w:rPr>
-              <w:t>Female vs Male</w:t>
-            </w:r>
-          </w:p>
-        </w:tc>
-        <w:tc>
-          <w:tcPr>
-            <w:tcW w:type="dxa" w:w="1104"/>
-            <w:vAlign w:val="center"/>
-            <w:tcMar>
-              <w:top w:w="80" w:type="dxa"/>
-              <w:start w:w="90" w:type="dxa"/>
-              <w:bottom w:w="80" w:type="dxa"/>
-              <w:end w:w="90" w:type="dxa"/>
-            </w:tcMar>
-          </w:tcPr>
-          <w:p>
-            <w:pPr>
-              <w:jc w:val="center"/>
-            </w:pPr>
-            <w:r>
-              <w:rPr>
-                <w:sz w:val="14"/>
-              </w:rPr>
-              <w:t>-0.253</w:t>
-            </w:r>
-          </w:p>
-        </w:tc>
-        <w:tc>
-          <w:tcPr>
-            <w:tcW w:type="dxa" w:w="1104"/>
-            <w:vAlign w:val="center"/>
-            <w:tcMar>
-              <w:top w:w="80" w:type="dxa"/>
-              <w:start w:w="90" w:type="dxa"/>
-              <w:bottom w:w="80" w:type="dxa"/>
-              <w:end w:w="90" w:type="dxa"/>
-            </w:tcMar>
-          </w:tcPr>
-          <w:p>
-            <w:pPr>
-              <w:jc w:val="center"/>
-            </w:pPr>
-            <w:r>
-              <w:rPr>
-                <w:sz w:val="14"/>
-              </w:rPr>
-              <w:t>-0.121</w:t>
-            </w:r>
-          </w:p>
-        </w:tc>
-        <w:tc>
-          <w:tcPr>
-            <w:tcW w:type="dxa" w:w="1104"/>
-            <w:vAlign w:val="center"/>
-            <w:tcMar>
-              <w:top w:w="80" w:type="dxa"/>
-              <w:start w:w="90" w:type="dxa"/>
-              <w:bottom w:w="80" w:type="dxa"/>
-              <w:end w:w="90" w:type="dxa"/>
-            </w:tcMar>
-          </w:tcPr>
-          <w:p>
-            <w:pPr>
-              <w:jc w:val="center"/>
-            </w:pPr>
-            <w:r>
-              <w:rPr>
-                <w:sz w:val="14"/>
-              </w:rPr>
-              <w:t>0.132</w:t>
-            </w:r>
-          </w:p>
-        </w:tc>
-        <w:tc>
-          <w:tcPr>
-            <w:tcW w:type="dxa" w:w="1104"/>
-            <w:vAlign w:val="center"/>
-            <w:tcMar>
-              <w:top w:w="80" w:type="dxa"/>
-              <w:start w:w="90" w:type="dxa"/>
-              <w:bottom w:w="80" w:type="dxa"/>
-              <w:end w:w="90" w:type="dxa"/>
-            </w:tcMar>
-          </w:tcPr>
-          <w:p>
-            <w:pPr>
-              <w:jc w:val="center"/>
-            </w:pPr>
-            <w:r>
-              <w:rPr>
-                <w:sz w:val="14"/>
-              </w:rPr>
-              <w:t>0.613</w:t>
-            </w:r>
-          </w:p>
-        </w:tc>
-        <w:tc>
-          <w:tcPr>
-            <w:tcW w:type="dxa" w:w="1104"/>
-            <w:vAlign w:val="center"/>
-            <w:tcMar>
-              <w:top w:w="80" w:type="dxa"/>
-              <w:start w:w="90" w:type="dxa"/>
-              <w:bottom w:w="80" w:type="dxa"/>
-              <w:end w:w="90" w:type="dxa"/>
-            </w:tcMar>
-          </w:tcPr>
-          <w:p>
-            <w:pPr>
-              <w:jc w:val="center"/>
-            </w:pPr>
-            <w:r>
-              <w:rPr>
-                <w:sz w:val="14"/>
-              </w:rPr>
-              <w:t>Yes</w:t>
             </w:r>
           </w:p>
         </w:tc>
@@ -5655,7 +3853,7 @@
     <w:p/>
     <w:p>
       <w:r>
-        <w:t>Table 2 contains descriptive point contrasts only. It provides no test of parallelism and no inferential p or q values.</w:t>
+        <w:t>Annualized endpoint changes are descriptive point estimates calculated from the 1990 and 2023 ASRs. The difference is United States minus China; no parallelism test or interval is implied. Full country and sex contrasts are reported in the supplement.</w:t>
       </w:r>
     </w:p>
     <w:p>
@@ -5665,7 +3863,7 @@
       <w:r>
         <w:drawing>
           <wp:inline xmlns:a="http://schemas.openxmlformats.org/drawingml/2006/main" xmlns:pic="http://schemas.openxmlformats.org/drawingml/2006/picture">
-            <wp:extent cx="6126480" cy="5616798"/>
+            <wp:extent cx="5943600" cy="5449132"/>
             <wp:docPr id="2" name="Picture 2" descr="Six panels showing observed and fitted sex-specific segmented rate trends." title="Six panels showing observed and fitted sex-specific segmented rate trends."/>
             <wp:cNvGraphicFramePr>
               <a:graphicFrameLocks noChangeAspect="1"/>
@@ -5686,7 +3884,7 @@
                   <pic:spPr>
                     <a:xfrm>
                       <a:off x="0" y="0"/>
-                      <a:ext cx="6126480" cy="5616798"/>
+                      <a:ext cx="5943600" cy="5449132"/>
                     </a:xfrm>
                     <a:prstGeom prst="rect"/>
                   </pic:spPr>
@@ -5722,7 +3920,7 @@
     </w:p>
     <w:p>
       <w:r>
-        <w:t>The age profiles differed by outcome and sex, but male rates were generally higher. Incidence peaked in early adulthood, whereas prevalence and DALY rates remained substantial across middle adulthood. The coarse 70+ terminal category limited interpretation of late-life heterogeneity.</w:t>
+        <w:t>The age profiles differed by outcome and sex, but male rates were generally higher. Incidence peaked in early adulthood, whereas prevalence and DALY rates remained substantial across middle adulthood. The fine-age production groups permitted late-life patterns to be retained through 95+ years.</w:t>
       </w:r>
     </w:p>
     <w:p>
@@ -5732,7 +3930,7 @@
       <w:r>
         <w:drawing>
           <wp:inline xmlns:a="http://schemas.openxmlformats.org/drawingml/2006/main" xmlns:pic="http://schemas.openxmlformats.org/drawingml/2006/picture">
-            <wp:extent cx="6126480" cy="5616798"/>
+            <wp:extent cx="5943600" cy="5449132"/>
             <wp:docPr id="3" name="Picture 3" descr="Six panels showing age-specific schizophrenia rates in 2023 by country and sex." title="Six panels showing age-specific schizophrenia rates in 2023 by country and sex."/>
             <wp:cNvGraphicFramePr>
               <a:graphicFrameLocks noChangeAspect="1"/>
@@ -5753,7 +3951,7 @@
                   <pic:spPr>
                     <a:xfrm>
                       <a:off x="0" y="0"/>
-                      <a:ext cx="6126480" cy="5616798"/>
+                      <a:ext cx="5943600" cy="5449132"/>
                     </a:xfrm>
                     <a:prstGeom prst="rect"/>
                   </pic:spPr>
@@ -5784,7 +3982,7 @@
         <w:pStyle w:val="Heading2"/>
       </w:pPr>
       <w:r>
-        <w:t>Drivers of changing quantities among persons aged 15 years and older</w:t>
+        <w:t>Drivers of changing all-age quantities</w:t>
       </w:r>
     </w:p>
     <w:p>
@@ -5795,24 +3993,26 @@
         <w:t>Table 3.</w:t>
       </w:r>
       <w:r>
-        <w:t xml:space="preserve"> Shapley decomposition of changes among persons aged 15 years and older, 1990-2023</w:t>
+        <w:t xml:space="preserve"> Shapley decomposition of all-age changes, 1990-2023</w:t>
       </w:r>
     </w:p>
     <w:tbl>
       <w:tblPr>
         <w:tblStyle w:val="TableGrid"/>
-        <w:tblW w:type="auto" w:w="0"/>
-        <w:jc w:val="center"/>
+        <w:tblW w:type="dxa" w:w="9360"/>
+        <w:jc w:val="left"/>
         <w:tblLook w:firstColumn="1" w:firstRow="1" w:lastColumn="0" w:lastRow="0" w:noHBand="0" w:noVBand="1" w:val="04A0"/>
+        <w:tblInd w:w="120" w:type="dxa"/>
+        <w:tblLayout w:type="fixed"/>
       </w:tblPr>
       <w:tblGrid>
-        <w:gridCol w:w="1419"/>
-        <w:gridCol w:w="1419"/>
-        <w:gridCol w:w="1419"/>
-        <w:gridCol w:w="1419"/>
-        <w:gridCol w:w="1419"/>
-        <w:gridCol w:w="1419"/>
-        <w:gridCol w:w="1419"/>
+        <w:gridCol w:w="1353"/>
+        <w:gridCol w:w="1189"/>
+        <w:gridCol w:w="1283"/>
+        <w:gridCol w:w="1400"/>
+        <w:gridCol w:w="1353"/>
+        <w:gridCol w:w="1447"/>
+        <w:gridCol w:w="1335"/>
       </w:tblGrid>
       <w:tr>
         <w:trPr>
@@ -5820,13 +4020,13 @@
         </w:trPr>
         <w:tc>
           <w:tcPr>
-            <w:tcW w:type="dxa" w:w="1419"/>
-            <w:shd w:fill="1F4E78"/>
+            <w:tcW w:type="dxa" w:w="1353"/>
+            <w:shd w:fill="F2F4F7"/>
             <w:tcMar>
               <w:top w:w="80" w:type="dxa"/>
-              <w:start w:w="90" w:type="dxa"/>
+              <w:start w:w="120" w:type="dxa"/>
               <w:bottom w:w="80" w:type="dxa"/>
-              <w:end w:w="90" w:type="dxa"/>
+              <w:end w:w="120" w:type="dxa"/>
             </w:tcMar>
             <w:vAlign w:val="center"/>
           </w:tcPr>
@@ -5836,8 +4036,9 @@
             </w:pPr>
             <w:r>
               <w:rPr>
+                <w:rFonts w:ascii="Calibri" w:hAnsi="Calibri" w:eastAsia="Calibri"/>
                 <w:b/>
-                <w:color w:val="FFFFFF"/>
+                <w:color w:val="1F4D78"/>
                 <w:sz w:val="16"/>
               </w:rPr>
               <w:t>Location</w:t>
@@ -5846,13 +4047,13 @@
         </w:tc>
         <w:tc>
           <w:tcPr>
-            <w:tcW w:type="dxa" w:w="1419"/>
-            <w:shd w:fill="1F4E78"/>
+            <w:tcW w:type="dxa" w:w="1189"/>
+            <w:shd w:fill="F2F4F7"/>
             <w:tcMar>
               <w:top w:w="80" w:type="dxa"/>
-              <w:start w:w="90" w:type="dxa"/>
+              <w:start w:w="120" w:type="dxa"/>
               <w:bottom w:w="80" w:type="dxa"/>
-              <w:end w:w="90" w:type="dxa"/>
+              <w:end w:w="120" w:type="dxa"/>
             </w:tcMar>
             <w:vAlign w:val="center"/>
           </w:tcPr>
@@ -5862,8 +4063,9 @@
             </w:pPr>
             <w:r>
               <w:rPr>
+                <w:rFonts w:ascii="Calibri" w:hAnsi="Calibri" w:eastAsia="Calibri"/>
                 <w:b/>
-                <w:color w:val="FFFFFF"/>
+                <w:color w:val="1F4D78"/>
                 <w:sz w:val="16"/>
               </w:rPr>
               <w:t>Sex</w:t>
@@ -5872,13 +4074,13 @@
         </w:tc>
         <w:tc>
           <w:tcPr>
-            <w:tcW w:type="dxa" w:w="1419"/>
-            <w:shd w:fill="1F4E78"/>
+            <w:tcW w:type="dxa" w:w="1283"/>
+            <w:shd w:fill="F2F4F7"/>
             <w:tcMar>
               <w:top w:w="80" w:type="dxa"/>
-              <w:start w:w="90" w:type="dxa"/>
+              <w:start w:w="120" w:type="dxa"/>
               <w:bottom w:w="80" w:type="dxa"/>
-              <w:end w:w="90" w:type="dxa"/>
+              <w:end w:w="120" w:type="dxa"/>
             </w:tcMar>
             <w:vAlign w:val="center"/>
           </w:tcPr>
@@ -5888,8 +4090,9 @@
             </w:pPr>
             <w:r>
               <w:rPr>
+                <w:rFonts w:ascii="Calibri" w:hAnsi="Calibri" w:eastAsia="Calibri"/>
                 <w:b/>
-                <w:color w:val="FFFFFF"/>
+                <w:color w:val="1F4D78"/>
                 <w:sz w:val="16"/>
               </w:rPr>
               <w:t>Outcome</w:t>
@@ -5898,13 +4101,13 @@
         </w:tc>
         <w:tc>
           <w:tcPr>
-            <w:tcW w:type="dxa" w:w="1419"/>
-            <w:shd w:fill="1F4E78"/>
+            <w:tcW w:type="dxa" w:w="1400"/>
+            <w:shd w:fill="F2F4F7"/>
             <w:tcMar>
               <w:top w:w="80" w:type="dxa"/>
-              <w:start w:w="90" w:type="dxa"/>
+              <w:start w:w="120" w:type="dxa"/>
               <w:bottom w:w="80" w:type="dxa"/>
-              <w:end w:w="90" w:type="dxa"/>
+              <w:end w:w="120" w:type="dxa"/>
             </w:tcMar>
             <w:vAlign w:val="center"/>
           </w:tcPr>
@@ -5914,23 +4117,24 @@
             </w:pPr>
             <w:r>
               <w:rPr>
+                <w:rFonts w:ascii="Calibri" w:hAnsi="Calibri" w:eastAsia="Calibri"/>
                 <w:b/>
-                <w:color w:val="FFFFFF"/>
+                <w:color w:val="1F4D78"/>
                 <w:sz w:val="16"/>
               </w:rPr>
-              <w:t>Population growth</w:t>
+              <w:t>Population size</w:t>
             </w:r>
           </w:p>
         </w:tc>
         <w:tc>
           <w:tcPr>
-            <w:tcW w:type="dxa" w:w="1419"/>
-            <w:shd w:fill="1F4E78"/>
+            <w:tcW w:type="dxa" w:w="1353"/>
+            <w:shd w:fill="F2F4F7"/>
             <w:tcMar>
               <w:top w:w="80" w:type="dxa"/>
-              <w:start w:w="90" w:type="dxa"/>
+              <w:start w:w="120" w:type="dxa"/>
               <w:bottom w:w="80" w:type="dxa"/>
-              <w:end w:w="90" w:type="dxa"/>
+              <w:end w:w="120" w:type="dxa"/>
             </w:tcMar>
             <w:vAlign w:val="center"/>
           </w:tcPr>
@@ -5940,23 +4144,24 @@
             </w:pPr>
             <w:r>
               <w:rPr>
+                <w:rFonts w:ascii="Calibri" w:hAnsi="Calibri" w:eastAsia="Calibri"/>
                 <w:b/>
-                <w:color w:val="FFFFFF"/>
+                <w:color w:val="1F4D78"/>
                 <w:sz w:val="16"/>
               </w:rPr>
-              <w:t>Population ageing</w:t>
+              <w:t>Age structure</w:t>
             </w:r>
           </w:p>
         </w:tc>
         <w:tc>
           <w:tcPr>
-            <w:tcW w:type="dxa" w:w="1419"/>
-            <w:shd w:fill="1F4E78"/>
+            <w:tcW w:type="dxa" w:w="1447"/>
+            <w:shd w:fill="F2F4F7"/>
             <w:tcMar>
               <w:top w:w="80" w:type="dxa"/>
-              <w:start w:w="90" w:type="dxa"/>
+              <w:start w:w="120" w:type="dxa"/>
               <w:bottom w:w="80" w:type="dxa"/>
-              <w:end w:w="90" w:type="dxa"/>
+              <w:end w:w="120" w:type="dxa"/>
             </w:tcMar>
             <w:vAlign w:val="center"/>
           </w:tcPr>
@@ -5966,23 +4171,24 @@
             </w:pPr>
             <w:r>
               <w:rPr>
+                <w:rFonts w:ascii="Calibri" w:hAnsi="Calibri" w:eastAsia="Calibri"/>
                 <w:b/>
-                <w:color w:val="FFFFFF"/>
+                <w:color w:val="1F4D78"/>
                 <w:sz w:val="16"/>
               </w:rPr>
-              <w:t>Rate change</w:t>
+              <w:t>Age-specific rate</w:t>
             </w:r>
           </w:p>
         </w:tc>
         <w:tc>
           <w:tcPr>
-            <w:tcW w:type="dxa" w:w="1419"/>
-            <w:shd w:fill="1F4E78"/>
+            <w:tcW w:type="dxa" w:w="1335"/>
+            <w:shd w:fill="F2F4F7"/>
             <w:tcMar>
               <w:top w:w="80" w:type="dxa"/>
-              <w:start w:w="90" w:type="dxa"/>
+              <w:start w:w="120" w:type="dxa"/>
               <w:bottom w:w="80" w:type="dxa"/>
-              <w:end w:w="90" w:type="dxa"/>
+              <w:end w:w="120" w:type="dxa"/>
             </w:tcMar>
             <w:vAlign w:val="center"/>
           </w:tcPr>
@@ -5992,8 +4198,9 @@
             </w:pPr>
             <w:r>
               <w:rPr>
+                <w:rFonts w:ascii="Calibri" w:hAnsi="Calibri" w:eastAsia="Calibri"/>
                 <w:b/>
-                <w:color w:val="FFFFFF"/>
+                <w:color w:val="1F4D78"/>
                 <w:sz w:val="16"/>
               </w:rPr>
               <w:t>Total change</w:t>
@@ -6007,13 +4214,13 @@
         </w:trPr>
         <w:tc>
           <w:tcPr>
-            <w:tcW w:type="dxa" w:w="1419"/>
+            <w:tcW w:type="dxa" w:w="1353"/>
             <w:vAlign w:val="center"/>
             <w:tcMar>
               <w:top w:w="80" w:type="dxa"/>
-              <w:start w:w="90" w:type="dxa"/>
+              <w:start w:w="120" w:type="dxa"/>
               <w:bottom w:w="80" w:type="dxa"/>
-              <w:end w:w="90" w:type="dxa"/>
+              <w:end w:w="120" w:type="dxa"/>
             </w:tcMar>
           </w:tcPr>
           <w:p>
@@ -6022,6 +4229,7 @@
             </w:pPr>
             <w:r>
               <w:rPr>
+                <w:rFonts w:ascii="Calibri" w:hAnsi="Calibri" w:eastAsia="Calibri"/>
                 <w:sz w:val="16"/>
               </w:rPr>
               <w:t>China</w:t>
@@ -6030,13 +4238,13 @@
         </w:tc>
         <w:tc>
           <w:tcPr>
-            <w:tcW w:type="dxa" w:w="1419"/>
+            <w:tcW w:type="dxa" w:w="1189"/>
             <w:vAlign w:val="center"/>
             <w:tcMar>
               <w:top w:w="80" w:type="dxa"/>
-              <w:start w:w="90" w:type="dxa"/>
+              <w:start w:w="120" w:type="dxa"/>
               <w:bottom w:w="80" w:type="dxa"/>
-              <w:end w:w="90" w:type="dxa"/>
+              <w:end w:w="120" w:type="dxa"/>
             </w:tcMar>
           </w:tcPr>
           <w:p>
@@ -6045,6 +4253,7 @@
             </w:pPr>
             <w:r>
               <w:rPr>
+                <w:rFonts w:ascii="Calibri" w:hAnsi="Calibri" w:eastAsia="Calibri"/>
                 <w:sz w:val="16"/>
               </w:rPr>
               <w:t>Female</w:t>
@@ -6053,13 +4262,13 @@
         </w:tc>
         <w:tc>
           <w:tcPr>
-            <w:tcW w:type="dxa" w:w="1419"/>
+            <w:tcW w:type="dxa" w:w="1283"/>
             <w:vAlign w:val="center"/>
             <w:tcMar>
               <w:top w:w="80" w:type="dxa"/>
-              <w:start w:w="90" w:type="dxa"/>
+              <w:start w:w="120" w:type="dxa"/>
               <w:bottom w:w="80" w:type="dxa"/>
-              <w:end w:w="90" w:type="dxa"/>
+              <w:end w:w="120" w:type="dxa"/>
             </w:tcMar>
           </w:tcPr>
           <w:p>
@@ -6068,6 +4277,7 @@
             </w:pPr>
             <w:r>
               <w:rPr>
+                <w:rFonts w:ascii="Calibri" w:hAnsi="Calibri" w:eastAsia="Calibri"/>
                 <w:sz w:val="16"/>
               </w:rPr>
               <w:t>Incidence</w:t>
@@ -6076,13 +4286,13 @@
         </w:tc>
         <w:tc>
           <w:tcPr>
-            <w:tcW w:type="dxa" w:w="1419"/>
+            <w:tcW w:type="dxa" w:w="1400"/>
             <w:vAlign w:val="center"/>
             <w:tcMar>
               <w:top w:w="80" w:type="dxa"/>
-              <w:start w:w="90" w:type="dxa"/>
+              <w:start w:w="120" w:type="dxa"/>
               <w:bottom w:w="80" w:type="dxa"/>
-              <w:end w:w="90" w:type="dxa"/>
+              <w:end w:w="120" w:type="dxa"/>
             </w:tcMar>
           </w:tcPr>
           <w:p>
@@ -6091,21 +4301,22 @@
             </w:pPr>
             <w:r>
               <w:rPr>
+                <w:rFonts w:ascii="Calibri" w:hAnsi="Calibri" w:eastAsia="Calibri"/>
                 <w:sz w:val="16"/>
               </w:rPr>
-              <w:t>39,630</w:t>
+              <w:t>24,854</w:t>
             </w:r>
           </w:p>
         </w:tc>
         <w:tc>
           <w:tcPr>
-            <w:tcW w:type="dxa" w:w="1419"/>
+            <w:tcW w:type="dxa" w:w="1353"/>
             <w:vAlign w:val="center"/>
             <w:tcMar>
               <w:top w:w="80" w:type="dxa"/>
-              <w:start w:w="90" w:type="dxa"/>
+              <w:start w:w="120" w:type="dxa"/>
               <w:bottom w:w="80" w:type="dxa"/>
-              <w:end w:w="90" w:type="dxa"/>
+              <w:end w:w="120" w:type="dxa"/>
             </w:tcMar>
           </w:tcPr>
           <w:p>
@@ -6114,21 +4325,22 @@
             </w:pPr>
             <w:r>
               <w:rPr>
+                <w:rFonts w:ascii="Calibri" w:hAnsi="Calibri" w:eastAsia="Calibri"/>
                 <w:sz w:val="16"/>
               </w:rPr>
-              <w:t>-22,787</w:t>
+              <w:t>-8,744</w:t>
             </w:r>
           </w:p>
         </w:tc>
         <w:tc>
           <w:tcPr>
-            <w:tcW w:type="dxa" w:w="1419"/>
+            <w:tcW w:type="dxa" w:w="1447"/>
             <w:vAlign w:val="center"/>
             <w:tcMar>
               <w:top w:w="80" w:type="dxa"/>
-              <w:start w:w="90" w:type="dxa"/>
+              <w:start w:w="120" w:type="dxa"/>
               <w:bottom w:w="80" w:type="dxa"/>
-              <w:end w:w="90" w:type="dxa"/>
+              <w:end w:w="120" w:type="dxa"/>
             </w:tcMar>
           </w:tcPr>
           <w:p>
@@ -6137,21 +4349,22 @@
             </w:pPr>
             <w:r>
               <w:rPr>
+                <w:rFonts w:ascii="Calibri" w:hAnsi="Calibri" w:eastAsia="Calibri"/>
                 <w:sz w:val="16"/>
               </w:rPr>
-              <w:t>628</w:t>
+              <w:t>712</w:t>
             </w:r>
           </w:p>
         </w:tc>
         <w:tc>
           <w:tcPr>
-            <w:tcW w:type="dxa" w:w="1419"/>
+            <w:tcW w:type="dxa" w:w="1335"/>
             <w:vAlign w:val="center"/>
             <w:tcMar>
               <w:top w:w="80" w:type="dxa"/>
-              <w:start w:w="90" w:type="dxa"/>
+              <w:start w:w="120" w:type="dxa"/>
               <w:bottom w:w="80" w:type="dxa"/>
-              <w:end w:w="90" w:type="dxa"/>
+              <w:end w:w="120" w:type="dxa"/>
             </w:tcMar>
           </w:tcPr>
           <w:p>
@@ -6160,9 +4373,10 @@
             </w:pPr>
             <w:r>
               <w:rPr>
+                <w:rFonts w:ascii="Calibri" w:hAnsi="Calibri" w:eastAsia="Calibri"/>
                 <w:sz w:val="16"/>
               </w:rPr>
-              <w:t>17,471</w:t>
+              <w:t>16,823</w:t>
             </w:r>
           </w:p>
         </w:tc>
@@ -6173,13 +4387,13 @@
         </w:trPr>
         <w:tc>
           <w:tcPr>
-            <w:tcW w:type="dxa" w:w="1419"/>
+            <w:tcW w:type="dxa" w:w="1353"/>
             <w:vAlign w:val="center"/>
             <w:tcMar>
               <w:top w:w="80" w:type="dxa"/>
-              <w:start w:w="90" w:type="dxa"/>
+              <w:start w:w="120" w:type="dxa"/>
               <w:bottom w:w="80" w:type="dxa"/>
-              <w:end w:w="90" w:type="dxa"/>
+              <w:end w:w="120" w:type="dxa"/>
             </w:tcMar>
           </w:tcPr>
           <w:p>
@@ -6188,6 +4402,7 @@
             </w:pPr>
             <w:r>
               <w:rPr>
+                <w:rFonts w:ascii="Calibri" w:hAnsi="Calibri" w:eastAsia="Calibri"/>
                 <w:sz w:val="16"/>
               </w:rPr>
               <w:t>China</w:t>
@@ -6196,13 +4411,13 @@
         </w:tc>
         <w:tc>
           <w:tcPr>
-            <w:tcW w:type="dxa" w:w="1419"/>
+            <w:tcW w:type="dxa" w:w="1189"/>
             <w:vAlign w:val="center"/>
             <w:tcMar>
               <w:top w:w="80" w:type="dxa"/>
-              <w:start w:w="90" w:type="dxa"/>
+              <w:start w:w="120" w:type="dxa"/>
               <w:bottom w:w="80" w:type="dxa"/>
-              <w:end w:w="90" w:type="dxa"/>
+              <w:end w:w="120" w:type="dxa"/>
             </w:tcMar>
           </w:tcPr>
           <w:p>
@@ -6211,6 +4426,7 @@
             </w:pPr>
             <w:r>
               <w:rPr>
+                <w:rFonts w:ascii="Calibri" w:hAnsi="Calibri" w:eastAsia="Calibri"/>
                 <w:sz w:val="16"/>
               </w:rPr>
               <w:t>Female</w:t>
@@ -6219,13 +4435,13 @@
         </w:tc>
         <w:tc>
           <w:tcPr>
-            <w:tcW w:type="dxa" w:w="1419"/>
+            <w:tcW w:type="dxa" w:w="1283"/>
             <w:vAlign w:val="center"/>
             <w:tcMar>
               <w:top w:w="80" w:type="dxa"/>
-              <w:start w:w="90" w:type="dxa"/>
+              <w:start w:w="120" w:type="dxa"/>
               <w:bottom w:w="80" w:type="dxa"/>
-              <w:end w:w="90" w:type="dxa"/>
+              <w:end w:w="120" w:type="dxa"/>
             </w:tcMar>
           </w:tcPr>
           <w:p>
@@ -6234,6 +4450,7 @@
             </w:pPr>
             <w:r>
               <w:rPr>
+                <w:rFonts w:ascii="Calibri" w:hAnsi="Calibri" w:eastAsia="Calibri"/>
                 <w:sz w:val="16"/>
               </w:rPr>
               <w:t>Prevalence</w:t>
@@ -6242,13 +4459,13 @@
         </w:tc>
         <w:tc>
           <w:tcPr>
-            <w:tcW w:type="dxa" w:w="1419"/>
+            <w:tcW w:type="dxa" w:w="1400"/>
             <w:vAlign w:val="center"/>
             <w:tcMar>
               <w:top w:w="80" w:type="dxa"/>
-              <w:start w:w="90" w:type="dxa"/>
+              <w:start w:w="120" w:type="dxa"/>
               <w:bottom w:w="80" w:type="dxa"/>
-              <w:end w:w="90" w:type="dxa"/>
+              <w:end w:w="120" w:type="dxa"/>
             </w:tcMar>
           </w:tcPr>
           <w:p>
@@ -6257,21 +4474,22 @@
             </w:pPr>
             <w:r>
               <w:rPr>
+                <w:rFonts w:ascii="Calibri" w:hAnsi="Calibri" w:eastAsia="Calibri"/>
                 <w:sz w:val="16"/>
               </w:rPr>
-              <w:t>637,194</w:t>
+              <w:t>394,946</w:t>
             </w:r>
           </w:p>
         </w:tc>
         <w:tc>
           <w:tcPr>
-            <w:tcW w:type="dxa" w:w="1419"/>
+            <w:tcW w:type="dxa" w:w="1353"/>
             <w:vAlign w:val="center"/>
             <w:tcMar>
               <w:top w:w="80" w:type="dxa"/>
-              <w:start w:w="90" w:type="dxa"/>
+              <w:start w:w="120" w:type="dxa"/>
               <w:bottom w:w="80" w:type="dxa"/>
-              <w:end w:w="90" w:type="dxa"/>
+              <w:end w:w="120" w:type="dxa"/>
             </w:tcMar>
           </w:tcPr>
           <w:p>
@@ -6280,21 +4498,22 @@
             </w:pPr>
             <w:r>
               <w:rPr>
+                <w:rFonts w:ascii="Calibri" w:hAnsi="Calibri" w:eastAsia="Calibri"/>
                 <w:sz w:val="16"/>
               </w:rPr>
-              <w:t>278,108</w:t>
+              <w:t>511,754</w:t>
             </w:r>
           </w:p>
         </w:tc>
         <w:tc>
           <w:tcPr>
-            <w:tcW w:type="dxa" w:w="1419"/>
+            <w:tcW w:type="dxa" w:w="1447"/>
             <w:vAlign w:val="center"/>
             <w:tcMar>
               <w:top w:w="80" w:type="dxa"/>
-              <w:start w:w="90" w:type="dxa"/>
+              <w:start w:w="120" w:type="dxa"/>
               <w:bottom w:w="80" w:type="dxa"/>
-              <w:end w:w="90" w:type="dxa"/>
+              <w:end w:w="120" w:type="dxa"/>
             </w:tcMar>
           </w:tcPr>
           <w:p>
@@ -6303,21 +4522,22 @@
             </w:pPr>
             <w:r>
               <w:rPr>
+                <w:rFonts w:ascii="Calibri" w:hAnsi="Calibri" w:eastAsia="Calibri"/>
                 <w:sz w:val="16"/>
               </w:rPr>
-              <w:t>10,526</w:t>
+              <w:t>18,068</w:t>
             </w:r>
           </w:p>
         </w:tc>
         <w:tc>
           <w:tcPr>
-            <w:tcW w:type="dxa" w:w="1419"/>
+            <w:tcW w:type="dxa" w:w="1335"/>
             <w:vAlign w:val="center"/>
             <w:tcMar>
               <w:top w:w="80" w:type="dxa"/>
-              <w:start w:w="90" w:type="dxa"/>
+              <w:start w:w="120" w:type="dxa"/>
               <w:bottom w:w="80" w:type="dxa"/>
-              <w:end w:w="90" w:type="dxa"/>
+              <w:end w:w="120" w:type="dxa"/>
             </w:tcMar>
           </w:tcPr>
           <w:p>
@@ -6326,9 +4546,10 @@
             </w:pPr>
             <w:r>
               <w:rPr>
+                <w:rFonts w:ascii="Calibri" w:hAnsi="Calibri" w:eastAsia="Calibri"/>
                 <w:sz w:val="16"/>
               </w:rPr>
-              <w:t>925,828</w:t>
+              <w:t>924,768</w:t>
             </w:r>
           </w:p>
         </w:tc>
@@ -6339,13 +4560,13 @@
         </w:trPr>
         <w:tc>
           <w:tcPr>
-            <w:tcW w:type="dxa" w:w="1419"/>
+            <w:tcW w:type="dxa" w:w="1353"/>
             <w:vAlign w:val="center"/>
             <w:tcMar>
               <w:top w:w="80" w:type="dxa"/>
-              <w:start w:w="90" w:type="dxa"/>
+              <w:start w:w="120" w:type="dxa"/>
               <w:bottom w:w="80" w:type="dxa"/>
-              <w:end w:w="90" w:type="dxa"/>
+              <w:end w:w="120" w:type="dxa"/>
             </w:tcMar>
           </w:tcPr>
           <w:p>
@@ -6354,6 +4575,7 @@
             </w:pPr>
             <w:r>
               <w:rPr>
+                <w:rFonts w:ascii="Calibri" w:hAnsi="Calibri" w:eastAsia="Calibri"/>
                 <w:sz w:val="16"/>
               </w:rPr>
               <w:t>China</w:t>
@@ -6362,13 +4584,13 @@
         </w:tc>
         <w:tc>
           <w:tcPr>
-            <w:tcW w:type="dxa" w:w="1419"/>
+            <w:tcW w:type="dxa" w:w="1189"/>
             <w:vAlign w:val="center"/>
             <w:tcMar>
               <w:top w:w="80" w:type="dxa"/>
-              <w:start w:w="90" w:type="dxa"/>
+              <w:start w:w="120" w:type="dxa"/>
               <w:bottom w:w="80" w:type="dxa"/>
-              <w:end w:w="90" w:type="dxa"/>
+              <w:end w:w="120" w:type="dxa"/>
             </w:tcMar>
           </w:tcPr>
           <w:p>
@@ -6377,6 +4599,7 @@
             </w:pPr>
             <w:r>
               <w:rPr>
+                <w:rFonts w:ascii="Calibri" w:hAnsi="Calibri" w:eastAsia="Calibri"/>
                 <w:sz w:val="16"/>
               </w:rPr>
               <w:t>Female</w:t>
@@ -6385,13 +4608,13 @@
         </w:tc>
         <w:tc>
           <w:tcPr>
-            <w:tcW w:type="dxa" w:w="1419"/>
+            <w:tcW w:type="dxa" w:w="1283"/>
             <w:vAlign w:val="center"/>
             <w:tcMar>
               <w:top w:w="80" w:type="dxa"/>
-              <w:start w:w="90" w:type="dxa"/>
+              <w:start w:w="120" w:type="dxa"/>
               <w:bottom w:w="80" w:type="dxa"/>
-              <w:end w:w="90" w:type="dxa"/>
+              <w:end w:w="120" w:type="dxa"/>
             </w:tcMar>
           </w:tcPr>
           <w:p>
@@ -6400,6 +4623,7 @@
             </w:pPr>
             <w:r>
               <w:rPr>
+                <w:rFonts w:ascii="Calibri" w:hAnsi="Calibri" w:eastAsia="Calibri"/>
                 <w:sz w:val="16"/>
               </w:rPr>
               <w:t>DALYs</w:t>
@@ -6408,13 +4632,13 @@
         </w:tc>
         <w:tc>
           <w:tcPr>
-            <w:tcW w:type="dxa" w:w="1419"/>
+            <w:tcW w:type="dxa" w:w="1400"/>
             <w:vAlign w:val="center"/>
             <w:tcMar>
               <w:top w:w="80" w:type="dxa"/>
-              <w:start w:w="90" w:type="dxa"/>
+              <w:start w:w="120" w:type="dxa"/>
               <w:bottom w:w="80" w:type="dxa"/>
-              <w:end w:w="90" w:type="dxa"/>
+              <w:end w:w="120" w:type="dxa"/>
             </w:tcMar>
           </w:tcPr>
           <w:p>
@@ -6423,21 +4647,22 @@
             </w:pPr>
             <w:r>
               <w:rPr>
+                <w:rFonts w:ascii="Calibri" w:hAnsi="Calibri" w:eastAsia="Calibri"/>
                 <w:sz w:val="16"/>
               </w:rPr>
-              <w:t>403,067</w:t>
+              <w:t>249,766</w:t>
             </w:r>
           </w:p>
         </w:tc>
         <w:tc>
           <w:tcPr>
-            <w:tcW w:type="dxa" w:w="1419"/>
+            <w:tcW w:type="dxa" w:w="1353"/>
             <w:vAlign w:val="center"/>
             <w:tcMar>
               <w:top w:w="80" w:type="dxa"/>
-              <w:start w:w="90" w:type="dxa"/>
+              <w:start w:w="120" w:type="dxa"/>
               <w:bottom w:w="80" w:type="dxa"/>
-              <w:end w:w="90" w:type="dxa"/>
+              <w:end w:w="120" w:type="dxa"/>
             </w:tcMar>
           </w:tcPr>
           <w:p>
@@ -6446,21 +4671,22 @@
             </w:pPr>
             <w:r>
               <w:rPr>
+                <w:rFonts w:ascii="Calibri" w:hAnsi="Calibri" w:eastAsia="Calibri"/>
                 <w:sz w:val="16"/>
               </w:rPr>
-              <w:t>149,622</w:t>
+              <w:t>297,673</w:t>
             </w:r>
           </w:p>
         </w:tc>
         <w:tc>
           <w:tcPr>
-            <w:tcW w:type="dxa" w:w="1419"/>
+            <w:tcW w:type="dxa" w:w="1447"/>
             <w:vAlign w:val="center"/>
             <w:tcMar>
               <w:top w:w="80" w:type="dxa"/>
-              <w:start w:w="90" w:type="dxa"/>
+              <w:start w:w="120" w:type="dxa"/>
               <w:bottom w:w="80" w:type="dxa"/>
-              <w:end w:w="90" w:type="dxa"/>
+              <w:end w:w="120" w:type="dxa"/>
             </w:tcMar>
           </w:tcPr>
           <w:p>
@@ -6469,21 +4695,22 @@
             </w:pPr>
             <w:r>
               <w:rPr>
+                <w:rFonts w:ascii="Calibri" w:hAnsi="Calibri" w:eastAsia="Calibri"/>
                 <w:sz w:val="16"/>
               </w:rPr>
-              <w:t>14,750</w:t>
+              <w:t>19,248</w:t>
             </w:r>
           </w:p>
         </w:tc>
         <w:tc>
           <w:tcPr>
-            <w:tcW w:type="dxa" w:w="1419"/>
+            <w:tcW w:type="dxa" w:w="1335"/>
             <w:vAlign w:val="center"/>
             <w:tcMar>
               <w:top w:w="80" w:type="dxa"/>
-              <w:start w:w="90" w:type="dxa"/>
+              <w:start w:w="120" w:type="dxa"/>
               <w:bottom w:w="80" w:type="dxa"/>
-              <w:end w:w="90" w:type="dxa"/>
+              <w:end w:w="120" w:type="dxa"/>
             </w:tcMar>
           </w:tcPr>
           <w:p>
@@ -6492,9 +4719,10 @@
             </w:pPr>
             <w:r>
               <w:rPr>
+                <w:rFonts w:ascii="Calibri" w:hAnsi="Calibri" w:eastAsia="Calibri"/>
                 <w:sz w:val="16"/>
               </w:rPr>
-              <w:t>567,438</w:t>
+              <w:t>566,687</w:t>
             </w:r>
           </w:p>
         </w:tc>
@@ -6505,13 +4733,13 @@
         </w:trPr>
         <w:tc>
           <w:tcPr>
-            <w:tcW w:type="dxa" w:w="1419"/>
+            <w:tcW w:type="dxa" w:w="1353"/>
             <w:vAlign w:val="center"/>
             <w:tcMar>
               <w:top w:w="80" w:type="dxa"/>
-              <w:start w:w="90" w:type="dxa"/>
+              <w:start w:w="120" w:type="dxa"/>
               <w:bottom w:w="80" w:type="dxa"/>
-              <w:end w:w="90" w:type="dxa"/>
+              <w:end w:w="120" w:type="dxa"/>
             </w:tcMar>
           </w:tcPr>
           <w:p>
@@ -6520,6 +4748,7 @@
             </w:pPr>
             <w:r>
               <w:rPr>
+                <w:rFonts w:ascii="Calibri" w:hAnsi="Calibri" w:eastAsia="Calibri"/>
                 <w:sz w:val="16"/>
               </w:rPr>
               <w:t>China</w:t>
@@ -6528,13 +4757,13 @@
         </w:tc>
         <w:tc>
           <w:tcPr>
-            <w:tcW w:type="dxa" w:w="1419"/>
+            <w:tcW w:type="dxa" w:w="1189"/>
             <w:vAlign w:val="center"/>
             <w:tcMar>
               <w:top w:w="80" w:type="dxa"/>
-              <w:start w:w="90" w:type="dxa"/>
+              <w:start w:w="120" w:type="dxa"/>
               <w:bottom w:w="80" w:type="dxa"/>
-              <w:end w:w="90" w:type="dxa"/>
+              <w:end w:w="120" w:type="dxa"/>
             </w:tcMar>
           </w:tcPr>
           <w:p>
@@ -6543,6 +4772,7 @@
             </w:pPr>
             <w:r>
               <w:rPr>
+                <w:rFonts w:ascii="Calibri" w:hAnsi="Calibri" w:eastAsia="Calibri"/>
                 <w:sz w:val="16"/>
               </w:rPr>
               <w:t>Male</w:t>
@@ -6551,13 +4781,13 @@
         </w:tc>
         <w:tc>
           <w:tcPr>
-            <w:tcW w:type="dxa" w:w="1419"/>
+            <w:tcW w:type="dxa" w:w="1283"/>
             <w:vAlign w:val="center"/>
             <w:tcMar>
               <w:top w:w="80" w:type="dxa"/>
-              <w:start w:w="90" w:type="dxa"/>
+              <w:start w:w="120" w:type="dxa"/>
               <w:bottom w:w="80" w:type="dxa"/>
-              <w:end w:w="90" w:type="dxa"/>
+              <w:end w:w="120" w:type="dxa"/>
             </w:tcMar>
           </w:tcPr>
           <w:p>
@@ -6566,6 +4796,7 @@
             </w:pPr>
             <w:r>
               <w:rPr>
+                <w:rFonts w:ascii="Calibri" w:hAnsi="Calibri" w:eastAsia="Calibri"/>
                 <w:sz w:val="16"/>
               </w:rPr>
               <w:t>Incidence</w:t>
@@ -6574,13 +4805,13 @@
         </w:tc>
         <w:tc>
           <w:tcPr>
-            <w:tcW w:type="dxa" w:w="1419"/>
+            <w:tcW w:type="dxa" w:w="1400"/>
             <w:vAlign w:val="center"/>
             <w:tcMar>
               <w:top w:w="80" w:type="dxa"/>
-              <w:start w:w="90" w:type="dxa"/>
+              <w:start w:w="120" w:type="dxa"/>
               <w:bottom w:w="80" w:type="dxa"/>
-              <w:end w:w="90" w:type="dxa"/>
+              <w:end w:w="120" w:type="dxa"/>
             </w:tcMar>
           </w:tcPr>
           <w:p>
@@ -6589,21 +4820,22 @@
             </w:pPr>
             <w:r>
               <w:rPr>
+                <w:rFonts w:ascii="Calibri" w:hAnsi="Calibri" w:eastAsia="Calibri"/>
                 <w:sz w:val="16"/>
               </w:rPr>
-              <w:t>48,764</w:t>
+              <w:t>30,554</w:t>
             </w:r>
           </w:p>
         </w:tc>
         <w:tc>
           <w:tcPr>
-            <w:tcW w:type="dxa" w:w="1419"/>
+            <w:tcW w:type="dxa" w:w="1353"/>
             <w:vAlign w:val="center"/>
             <w:tcMar>
               <w:top w:w="80" w:type="dxa"/>
-              <w:start w:w="90" w:type="dxa"/>
+              <w:start w:w="120" w:type="dxa"/>
               <w:bottom w:w="80" w:type="dxa"/>
-              <w:end w:w="90" w:type="dxa"/>
+              <w:end w:w="120" w:type="dxa"/>
             </w:tcMar>
           </w:tcPr>
           <w:p>
@@ -6612,21 +4844,22 @@
             </w:pPr>
             <w:r>
               <w:rPr>
+                <w:rFonts w:ascii="Calibri" w:hAnsi="Calibri" w:eastAsia="Calibri"/>
                 <w:sz w:val="16"/>
               </w:rPr>
-              <w:t>-26,291</w:t>
+              <w:t>-8,856</w:t>
             </w:r>
           </w:p>
         </w:tc>
         <w:tc>
           <w:tcPr>
-            <w:tcW w:type="dxa" w:w="1419"/>
+            <w:tcW w:type="dxa" w:w="1447"/>
             <w:vAlign w:val="center"/>
             <w:tcMar>
               <w:top w:w="80" w:type="dxa"/>
-              <w:start w:w="90" w:type="dxa"/>
+              <w:start w:w="120" w:type="dxa"/>
               <w:bottom w:w="80" w:type="dxa"/>
-              <w:end w:w="90" w:type="dxa"/>
+              <w:end w:w="120" w:type="dxa"/>
             </w:tcMar>
           </w:tcPr>
           <w:p>
@@ -6635,21 +4868,22 @@
             </w:pPr>
             <w:r>
               <w:rPr>
+                <w:rFonts w:ascii="Calibri" w:hAnsi="Calibri" w:eastAsia="Calibri"/>
                 <w:sz w:val="16"/>
               </w:rPr>
-              <w:t>-384</w:t>
+              <w:t>-95</w:t>
             </w:r>
           </w:p>
         </w:tc>
         <w:tc>
           <w:tcPr>
-            <w:tcW w:type="dxa" w:w="1419"/>
+            <w:tcW w:type="dxa" w:w="1335"/>
             <w:vAlign w:val="center"/>
             <w:tcMar>
               <w:top w:w="80" w:type="dxa"/>
-              <w:start w:w="90" w:type="dxa"/>
+              <w:start w:w="120" w:type="dxa"/>
               <w:bottom w:w="80" w:type="dxa"/>
-              <w:end w:w="90" w:type="dxa"/>
+              <w:end w:w="120" w:type="dxa"/>
             </w:tcMar>
           </w:tcPr>
           <w:p>
@@ -6658,9 +4892,10 @@
             </w:pPr>
             <w:r>
               <w:rPr>
+                <w:rFonts w:ascii="Calibri" w:hAnsi="Calibri" w:eastAsia="Calibri"/>
                 <w:sz w:val="16"/>
               </w:rPr>
-              <w:t>22,089</w:t>
+              <w:t>21,603</w:t>
             </w:r>
           </w:p>
         </w:tc>
@@ -6671,13 +4906,13 @@
         </w:trPr>
         <w:tc>
           <w:tcPr>
-            <w:tcW w:type="dxa" w:w="1419"/>
+            <w:tcW w:type="dxa" w:w="1353"/>
             <w:vAlign w:val="center"/>
             <w:tcMar>
               <w:top w:w="80" w:type="dxa"/>
-              <w:start w:w="90" w:type="dxa"/>
+              <w:start w:w="120" w:type="dxa"/>
               <w:bottom w:w="80" w:type="dxa"/>
-              <w:end w:w="90" w:type="dxa"/>
+              <w:end w:w="120" w:type="dxa"/>
             </w:tcMar>
           </w:tcPr>
           <w:p>
@@ -6686,6 +4921,7 @@
             </w:pPr>
             <w:r>
               <w:rPr>
+                <w:rFonts w:ascii="Calibri" w:hAnsi="Calibri" w:eastAsia="Calibri"/>
                 <w:sz w:val="16"/>
               </w:rPr>
               <w:t>China</w:t>
@@ -6694,13 +4930,13 @@
         </w:tc>
         <w:tc>
           <w:tcPr>
-            <w:tcW w:type="dxa" w:w="1419"/>
+            <w:tcW w:type="dxa" w:w="1189"/>
             <w:vAlign w:val="center"/>
             <w:tcMar>
               <w:top w:w="80" w:type="dxa"/>
-              <w:start w:w="90" w:type="dxa"/>
+              <w:start w:w="120" w:type="dxa"/>
               <w:bottom w:w="80" w:type="dxa"/>
-              <w:end w:w="90" w:type="dxa"/>
+              <w:end w:w="120" w:type="dxa"/>
             </w:tcMar>
           </w:tcPr>
           <w:p>
@@ -6709,6 +4945,7 @@
             </w:pPr>
             <w:r>
               <w:rPr>
+                <w:rFonts w:ascii="Calibri" w:hAnsi="Calibri" w:eastAsia="Calibri"/>
                 <w:sz w:val="16"/>
               </w:rPr>
               <w:t>Male</w:t>
@@ -6717,13 +4954,13 @@
         </w:tc>
         <w:tc>
           <w:tcPr>
-            <w:tcW w:type="dxa" w:w="1419"/>
+            <w:tcW w:type="dxa" w:w="1283"/>
             <w:vAlign w:val="center"/>
             <w:tcMar>
               <w:top w:w="80" w:type="dxa"/>
-              <w:start w:w="90" w:type="dxa"/>
+              <w:start w:w="120" w:type="dxa"/>
               <w:bottom w:w="80" w:type="dxa"/>
-              <w:end w:w="90" w:type="dxa"/>
+              <w:end w:w="120" w:type="dxa"/>
             </w:tcMar>
           </w:tcPr>
           <w:p>
@@ -6732,6 +4969,7 @@
             </w:pPr>
             <w:r>
               <w:rPr>
+                <w:rFonts w:ascii="Calibri" w:hAnsi="Calibri" w:eastAsia="Calibri"/>
                 <w:sz w:val="16"/>
               </w:rPr>
               <w:t>Prevalence</w:t>
@@ -6740,13 +4978,13 @@
         </w:tc>
         <w:tc>
           <w:tcPr>
-            <w:tcW w:type="dxa" w:w="1419"/>
+            <w:tcW w:type="dxa" w:w="1400"/>
             <w:vAlign w:val="center"/>
             <w:tcMar>
               <w:top w:w="80" w:type="dxa"/>
-              <w:start w:w="90" w:type="dxa"/>
+              <w:start w:w="120" w:type="dxa"/>
               <w:bottom w:w="80" w:type="dxa"/>
-              <w:end w:w="90" w:type="dxa"/>
+              <w:end w:w="120" w:type="dxa"/>
             </w:tcMar>
           </w:tcPr>
           <w:p>
@@ -6755,21 +4993,22 @@
             </w:pPr>
             <w:r>
               <w:rPr>
+                <w:rFonts w:ascii="Calibri" w:hAnsi="Calibri" w:eastAsia="Calibri"/>
                 <w:sz w:val="16"/>
               </w:rPr>
-              <w:t>720,519</w:t>
+              <w:t>446,098</w:t>
             </w:r>
           </w:p>
         </w:tc>
         <w:tc>
           <w:tcPr>
-            <w:tcW w:type="dxa" w:w="1419"/>
+            <w:tcW w:type="dxa" w:w="1353"/>
             <w:vAlign w:val="center"/>
             <w:tcMar>
               <w:top w:w="80" w:type="dxa"/>
-              <w:start w:w="90" w:type="dxa"/>
+              <w:start w:w="120" w:type="dxa"/>
               <w:bottom w:w="80" w:type="dxa"/>
-              <w:end w:w="90" w:type="dxa"/>
+              <w:end w:w="120" w:type="dxa"/>
             </w:tcMar>
           </w:tcPr>
           <w:p>
@@ -6778,21 +5017,22 @@
             </w:pPr>
             <w:r>
               <w:rPr>
+                <w:rFonts w:ascii="Calibri" w:hAnsi="Calibri" w:eastAsia="Calibri"/>
                 <w:sz w:val="16"/>
               </w:rPr>
-              <w:t>273,232</w:t>
+              <w:t>537,692</w:t>
             </w:r>
           </w:p>
         </w:tc>
         <w:tc>
           <w:tcPr>
-            <w:tcW w:type="dxa" w:w="1419"/>
+            <w:tcW w:type="dxa" w:w="1447"/>
             <w:vAlign w:val="center"/>
             <w:tcMar>
               <w:top w:w="80" w:type="dxa"/>
-              <w:start w:w="90" w:type="dxa"/>
+              <w:start w:w="120" w:type="dxa"/>
               <w:bottom w:w="80" w:type="dxa"/>
-              <w:end w:w="90" w:type="dxa"/>
+              <w:end w:w="120" w:type="dxa"/>
             </w:tcMar>
           </w:tcPr>
           <w:p>
@@ -6801,21 +5041,22 @@
             </w:pPr>
             <w:r>
               <w:rPr>
+                <w:rFonts w:ascii="Calibri" w:hAnsi="Calibri" w:eastAsia="Calibri"/>
                 <w:sz w:val="16"/>
               </w:rPr>
-              <w:t>6,207</w:t>
+              <w:t>15,376</w:t>
             </w:r>
           </w:p>
         </w:tc>
         <w:tc>
           <w:tcPr>
-            <w:tcW w:type="dxa" w:w="1419"/>
+            <w:tcW w:type="dxa" w:w="1335"/>
             <w:vAlign w:val="center"/>
             <w:tcMar>
               <w:top w:w="80" w:type="dxa"/>
-              <w:start w:w="90" w:type="dxa"/>
+              <w:start w:w="120" w:type="dxa"/>
               <w:bottom w:w="80" w:type="dxa"/>
-              <w:end w:w="90" w:type="dxa"/>
+              <w:end w:w="120" w:type="dxa"/>
             </w:tcMar>
           </w:tcPr>
           <w:p>
@@ -6824,9 +5065,10 @@
             </w:pPr>
             <w:r>
               <w:rPr>
+                <w:rFonts w:ascii="Calibri" w:hAnsi="Calibri" w:eastAsia="Calibri"/>
                 <w:sz w:val="16"/>
               </w:rPr>
-              <w:t>999,958</w:t>
+              <w:t>999,165</w:t>
             </w:r>
           </w:p>
         </w:tc>
@@ -6837,13 +5079,13 @@
         </w:trPr>
         <w:tc>
           <w:tcPr>
-            <w:tcW w:type="dxa" w:w="1419"/>
+            <w:tcW w:type="dxa" w:w="1353"/>
             <w:vAlign w:val="center"/>
             <w:tcMar>
               <w:top w:w="80" w:type="dxa"/>
-              <w:start w:w="90" w:type="dxa"/>
+              <w:start w:w="120" w:type="dxa"/>
               <w:bottom w:w="80" w:type="dxa"/>
-              <w:end w:w="90" w:type="dxa"/>
+              <w:end w:w="120" w:type="dxa"/>
             </w:tcMar>
           </w:tcPr>
           <w:p>
@@ -6852,6 +5094,7 @@
             </w:pPr>
             <w:r>
               <w:rPr>
+                <w:rFonts w:ascii="Calibri" w:hAnsi="Calibri" w:eastAsia="Calibri"/>
                 <w:sz w:val="16"/>
               </w:rPr>
               <w:t>China</w:t>
@@ -6860,13 +5103,13 @@
         </w:tc>
         <w:tc>
           <w:tcPr>
-            <w:tcW w:type="dxa" w:w="1419"/>
+            <w:tcW w:type="dxa" w:w="1189"/>
             <w:vAlign w:val="center"/>
             <w:tcMar>
               <w:top w:w="80" w:type="dxa"/>
-              <w:start w:w="90" w:type="dxa"/>
+              <w:start w:w="120" w:type="dxa"/>
               <w:bottom w:w="80" w:type="dxa"/>
-              <w:end w:w="90" w:type="dxa"/>
+              <w:end w:w="120" w:type="dxa"/>
             </w:tcMar>
           </w:tcPr>
           <w:p>
@@ -6875,6 +5118,7 @@
             </w:pPr>
             <w:r>
               <w:rPr>
+                <w:rFonts w:ascii="Calibri" w:hAnsi="Calibri" w:eastAsia="Calibri"/>
                 <w:sz w:val="16"/>
               </w:rPr>
               <w:t>Male</w:t>
@@ -6883,13 +5127,13 @@
         </w:tc>
         <w:tc>
           <w:tcPr>
-            <w:tcW w:type="dxa" w:w="1419"/>
+            <w:tcW w:type="dxa" w:w="1283"/>
             <w:vAlign w:val="center"/>
             <w:tcMar>
               <w:top w:w="80" w:type="dxa"/>
-              <w:start w:w="90" w:type="dxa"/>
+              <w:start w:w="120" w:type="dxa"/>
               <w:bottom w:w="80" w:type="dxa"/>
-              <w:end w:w="90" w:type="dxa"/>
+              <w:end w:w="120" w:type="dxa"/>
             </w:tcMar>
           </w:tcPr>
           <w:p>
@@ -6898,6 +5142,7 @@
             </w:pPr>
             <w:r>
               <w:rPr>
+                <w:rFonts w:ascii="Calibri" w:hAnsi="Calibri" w:eastAsia="Calibri"/>
                 <w:sz w:val="16"/>
               </w:rPr>
               <w:t>DALYs</w:t>
@@ -6906,13 +5151,13 @@
         </w:tc>
         <w:tc>
           <w:tcPr>
-            <w:tcW w:type="dxa" w:w="1419"/>
+            <w:tcW w:type="dxa" w:w="1400"/>
             <w:vAlign w:val="center"/>
             <w:tcMar>
               <w:top w:w="80" w:type="dxa"/>
-              <w:start w:w="90" w:type="dxa"/>
+              <w:start w:w="120" w:type="dxa"/>
               <w:bottom w:w="80" w:type="dxa"/>
-              <w:end w:w="90" w:type="dxa"/>
+              <w:end w:w="120" w:type="dxa"/>
             </w:tcMar>
           </w:tcPr>
           <w:p>
@@ -6921,21 +5166,22 @@
             </w:pPr>
             <w:r>
               <w:rPr>
+                <w:rFonts w:ascii="Calibri" w:hAnsi="Calibri" w:eastAsia="Calibri"/>
                 <w:sz w:val="16"/>
               </w:rPr>
-              <w:t>463,193</w:t>
+              <w:t>286,716</w:t>
             </w:r>
           </w:p>
         </w:tc>
         <w:tc>
           <w:tcPr>
-            <w:tcW w:type="dxa" w:w="1419"/>
+            <w:tcW w:type="dxa" w:w="1353"/>
             <w:vAlign w:val="center"/>
             <w:tcMar>
               <w:top w:w="80" w:type="dxa"/>
-              <w:start w:w="90" w:type="dxa"/>
+              <w:start w:w="120" w:type="dxa"/>
               <w:bottom w:w="80" w:type="dxa"/>
-              <w:end w:w="90" w:type="dxa"/>
+              <w:end w:w="120" w:type="dxa"/>
             </w:tcMar>
           </w:tcPr>
           <w:p>
@@ -6944,21 +5190,22 @@
             </w:pPr>
             <w:r>
               <w:rPr>
+                <w:rFonts w:ascii="Calibri" w:hAnsi="Calibri" w:eastAsia="Calibri"/>
                 <w:sz w:val="16"/>
               </w:rPr>
-              <w:t>146,923</w:t>
+              <w:t>317,336</w:t>
             </w:r>
           </w:p>
         </w:tc>
         <w:tc>
           <w:tcPr>
-            <w:tcW w:type="dxa" w:w="1419"/>
+            <w:tcW w:type="dxa" w:w="1447"/>
             <w:vAlign w:val="center"/>
             <w:tcMar>
               <w:top w:w="80" w:type="dxa"/>
-              <w:start w:w="90" w:type="dxa"/>
+              <w:start w:w="120" w:type="dxa"/>
               <w:bottom w:w="80" w:type="dxa"/>
-              <w:end w:w="90" w:type="dxa"/>
+              <w:end w:w="120" w:type="dxa"/>
             </w:tcMar>
           </w:tcPr>
           <w:p>
@@ -6967,21 +5214,22 @@
             </w:pPr>
             <w:r>
               <w:rPr>
+                <w:rFonts w:ascii="Calibri" w:hAnsi="Calibri" w:eastAsia="Calibri"/>
                 <w:sz w:val="16"/>
               </w:rPr>
-              <w:t>8,917</w:t>
+              <w:t>14,425</w:t>
             </w:r>
           </w:p>
         </w:tc>
         <w:tc>
           <w:tcPr>
-            <w:tcW w:type="dxa" w:w="1419"/>
+            <w:tcW w:type="dxa" w:w="1335"/>
             <w:vAlign w:val="center"/>
             <w:tcMar>
               <w:top w:w="80" w:type="dxa"/>
-              <w:start w:w="90" w:type="dxa"/>
+              <w:start w:w="120" w:type="dxa"/>
               <w:bottom w:w="80" w:type="dxa"/>
-              <w:end w:w="90" w:type="dxa"/>
+              <w:end w:w="120" w:type="dxa"/>
             </w:tcMar>
           </w:tcPr>
           <w:p>
@@ -6990,9 +5238,10 @@
             </w:pPr>
             <w:r>
               <w:rPr>
+                <w:rFonts w:ascii="Calibri" w:hAnsi="Calibri" w:eastAsia="Calibri"/>
                 <w:sz w:val="16"/>
               </w:rPr>
-              <w:t>619,033</w:t>
+              <w:t>618,476</w:t>
             </w:r>
           </w:p>
         </w:tc>
@@ -7003,13 +5252,13 @@
         </w:trPr>
         <w:tc>
           <w:tcPr>
-            <w:tcW w:type="dxa" w:w="1419"/>
+            <w:tcW w:type="dxa" w:w="1353"/>
             <w:vAlign w:val="center"/>
             <w:tcMar>
               <w:top w:w="80" w:type="dxa"/>
-              <w:start w:w="90" w:type="dxa"/>
+              <w:start w:w="120" w:type="dxa"/>
               <w:bottom w:w="80" w:type="dxa"/>
-              <w:end w:w="90" w:type="dxa"/>
+              <w:end w:w="120" w:type="dxa"/>
             </w:tcMar>
           </w:tcPr>
           <w:p>
@@ -7018,6 +5267,7 @@
             </w:pPr>
             <w:r>
               <w:rPr>
+                <w:rFonts w:ascii="Calibri" w:hAnsi="Calibri" w:eastAsia="Calibri"/>
                 <w:sz w:val="16"/>
               </w:rPr>
               <w:t>United States</w:t>
@@ -7026,13 +5276,13 @@
         </w:tc>
         <w:tc>
           <w:tcPr>
-            <w:tcW w:type="dxa" w:w="1419"/>
+            <w:tcW w:type="dxa" w:w="1189"/>
             <w:vAlign w:val="center"/>
             <w:tcMar>
               <w:top w:w="80" w:type="dxa"/>
-              <w:start w:w="90" w:type="dxa"/>
+              <w:start w:w="120" w:type="dxa"/>
               <w:bottom w:w="80" w:type="dxa"/>
-              <w:end w:w="90" w:type="dxa"/>
+              <w:end w:w="120" w:type="dxa"/>
             </w:tcMar>
           </w:tcPr>
           <w:p>
@@ -7041,6 +5291,7 @@
             </w:pPr>
             <w:r>
               <w:rPr>
+                <w:rFonts w:ascii="Calibri" w:hAnsi="Calibri" w:eastAsia="Calibri"/>
                 <w:sz w:val="16"/>
               </w:rPr>
               <w:t>Female</w:t>
@@ -7049,13 +5300,13 @@
         </w:tc>
         <w:tc>
           <w:tcPr>
-            <w:tcW w:type="dxa" w:w="1419"/>
+            <w:tcW w:type="dxa" w:w="1283"/>
             <w:vAlign w:val="center"/>
             <w:tcMar>
               <w:top w:w="80" w:type="dxa"/>
-              <w:start w:w="90" w:type="dxa"/>
+              <w:start w:w="120" w:type="dxa"/>
               <w:bottom w:w="80" w:type="dxa"/>
-              <w:end w:w="90" w:type="dxa"/>
+              <w:end w:w="120" w:type="dxa"/>
             </w:tcMar>
           </w:tcPr>
           <w:p>
@@ -7064,6 +5315,7 @@
             </w:pPr>
             <w:r>
               <w:rPr>
+                <w:rFonts w:ascii="Calibri" w:hAnsi="Calibri" w:eastAsia="Calibri"/>
                 <w:sz w:val="16"/>
               </w:rPr>
               <w:t>Incidence</w:t>
@@ -7072,13 +5324,13 @@
         </w:tc>
         <w:tc>
           <w:tcPr>
-            <w:tcW w:type="dxa" w:w="1419"/>
+            <w:tcW w:type="dxa" w:w="1400"/>
             <w:vAlign w:val="center"/>
             <w:tcMar>
               <w:top w:w="80" w:type="dxa"/>
-              <w:start w:w="90" w:type="dxa"/>
+              <w:start w:w="120" w:type="dxa"/>
               <w:bottom w:w="80" w:type="dxa"/>
-              <w:end w:w="90" w:type="dxa"/>
+              <w:end w:w="120" w:type="dxa"/>
             </w:tcMar>
           </w:tcPr>
           <w:p>
@@ -7087,21 +5339,22 @@
             </w:pPr>
             <w:r>
               <w:rPr>
+                <w:rFonts w:ascii="Calibri" w:hAnsi="Calibri" w:eastAsia="Calibri"/>
                 <w:sz w:val="16"/>
               </w:rPr>
-              <w:t>10,364</w:t>
+              <w:t>8,969</w:t>
             </w:r>
           </w:p>
         </w:tc>
         <w:tc>
           <w:tcPr>
-            <w:tcW w:type="dxa" w:w="1419"/>
+            <w:tcW w:type="dxa" w:w="1353"/>
             <w:vAlign w:val="center"/>
             <w:tcMar>
               <w:top w:w="80" w:type="dxa"/>
-              <w:start w:w="90" w:type="dxa"/>
+              <w:start w:w="120" w:type="dxa"/>
               <w:bottom w:w="80" w:type="dxa"/>
-              <w:end w:w="90" w:type="dxa"/>
+              <w:end w:w="120" w:type="dxa"/>
             </w:tcMar>
           </w:tcPr>
           <w:p>
@@ -7110,21 +5363,22 @@
             </w:pPr>
             <w:r>
               <w:rPr>
+                <w:rFonts w:ascii="Calibri" w:hAnsi="Calibri" w:eastAsia="Calibri"/>
                 <w:sz w:val="16"/>
               </w:rPr>
-              <w:t>-4,422</w:t>
+              <w:t>-2,903</w:t>
             </w:r>
           </w:p>
         </w:tc>
         <w:tc>
           <w:tcPr>
-            <w:tcW w:type="dxa" w:w="1419"/>
+            <w:tcW w:type="dxa" w:w="1447"/>
             <w:vAlign w:val="center"/>
             <w:tcMar>
               <w:top w:w="80" w:type="dxa"/>
-              <w:start w:w="90" w:type="dxa"/>
+              <w:start w:w="120" w:type="dxa"/>
               <w:bottom w:w="80" w:type="dxa"/>
-              <w:end w:w="90" w:type="dxa"/>
+              <w:end w:w="120" w:type="dxa"/>
             </w:tcMar>
           </w:tcPr>
           <w:p>
@@ -7133,21 +5387,22 @@
             </w:pPr>
             <w:r>
               <w:rPr>
+                <w:rFonts w:ascii="Calibri" w:hAnsi="Calibri" w:eastAsia="Calibri"/>
                 <w:sz w:val="16"/>
               </w:rPr>
-              <w:t>-1,862</w:t>
+              <w:t>-1,870</w:t>
             </w:r>
           </w:p>
         </w:tc>
         <w:tc>
           <w:tcPr>
-            <w:tcW w:type="dxa" w:w="1419"/>
+            <w:tcW w:type="dxa" w:w="1335"/>
             <w:vAlign w:val="center"/>
             <w:tcMar>
               <w:top w:w="80" w:type="dxa"/>
-              <w:start w:w="90" w:type="dxa"/>
+              <w:start w:w="120" w:type="dxa"/>
               <w:bottom w:w="80" w:type="dxa"/>
-              <w:end w:w="90" w:type="dxa"/>
+              <w:end w:w="120" w:type="dxa"/>
             </w:tcMar>
           </w:tcPr>
           <w:p>
@@ -7156,9 +5411,10 @@
             </w:pPr>
             <w:r>
               <w:rPr>
+                <w:rFonts w:ascii="Calibri" w:hAnsi="Calibri" w:eastAsia="Calibri"/>
                 <w:sz w:val="16"/>
               </w:rPr>
-              <w:t>4,079</w:t>
+              <w:t>4,195</w:t>
             </w:r>
           </w:p>
         </w:tc>
@@ -7169,13 +5425,13 @@
         </w:trPr>
         <w:tc>
           <w:tcPr>
-            <w:tcW w:type="dxa" w:w="1419"/>
+            <w:tcW w:type="dxa" w:w="1353"/>
             <w:vAlign w:val="center"/>
             <w:tcMar>
               <w:top w:w="80" w:type="dxa"/>
-              <w:start w:w="90" w:type="dxa"/>
+              <w:start w:w="120" w:type="dxa"/>
               <w:bottom w:w="80" w:type="dxa"/>
-              <w:end w:w="90" w:type="dxa"/>
+              <w:end w:w="120" w:type="dxa"/>
             </w:tcMar>
           </w:tcPr>
           <w:p>
@@ -7184,6 +5440,7 @@
             </w:pPr>
             <w:r>
               <w:rPr>
+                <w:rFonts w:ascii="Calibri" w:hAnsi="Calibri" w:eastAsia="Calibri"/>
                 <w:sz w:val="16"/>
               </w:rPr>
               <w:t>United States</w:t>
@@ -7192,13 +5449,13 @@
         </w:tc>
         <w:tc>
           <w:tcPr>
-            <w:tcW w:type="dxa" w:w="1419"/>
+            <w:tcW w:type="dxa" w:w="1189"/>
             <w:vAlign w:val="center"/>
             <w:tcMar>
               <w:top w:w="80" w:type="dxa"/>
-              <w:start w:w="90" w:type="dxa"/>
+              <w:start w:w="120" w:type="dxa"/>
               <w:bottom w:w="80" w:type="dxa"/>
-              <w:end w:w="90" w:type="dxa"/>
+              <w:end w:w="120" w:type="dxa"/>
             </w:tcMar>
           </w:tcPr>
           <w:p>
@@ -7207,6 +5464,7 @@
             </w:pPr>
             <w:r>
               <w:rPr>
+                <w:rFonts w:ascii="Calibri" w:hAnsi="Calibri" w:eastAsia="Calibri"/>
                 <w:sz w:val="16"/>
               </w:rPr>
               <w:t>Female</w:t>
@@ -7215,13 +5473,13 @@
         </w:tc>
         <w:tc>
           <w:tcPr>
-            <w:tcW w:type="dxa" w:w="1419"/>
+            <w:tcW w:type="dxa" w:w="1283"/>
             <w:vAlign w:val="center"/>
             <w:tcMar>
               <w:top w:w="80" w:type="dxa"/>
-              <w:start w:w="90" w:type="dxa"/>
+              <w:start w:w="120" w:type="dxa"/>
               <w:bottom w:w="80" w:type="dxa"/>
-              <w:end w:w="90" w:type="dxa"/>
+              <w:end w:w="120" w:type="dxa"/>
             </w:tcMar>
           </w:tcPr>
           <w:p>
@@ -7230,6 +5488,7 @@
             </w:pPr>
             <w:r>
               <w:rPr>
+                <w:rFonts w:ascii="Calibri" w:hAnsi="Calibri" w:eastAsia="Calibri"/>
                 <w:sz w:val="16"/>
               </w:rPr>
               <w:t>Prevalence</w:t>
@@ -7238,13 +5497,13 @@
         </w:tc>
         <w:tc>
           <w:tcPr>
-            <w:tcW w:type="dxa" w:w="1419"/>
+            <w:tcW w:type="dxa" w:w="1400"/>
             <w:vAlign w:val="center"/>
             <w:tcMar>
               <w:top w:w="80" w:type="dxa"/>
-              <w:start w:w="90" w:type="dxa"/>
+              <w:start w:w="120" w:type="dxa"/>
               <w:bottom w:w="80" w:type="dxa"/>
-              <w:end w:w="90" w:type="dxa"/>
+              <w:end w:w="120" w:type="dxa"/>
             </w:tcMar>
           </w:tcPr>
           <w:p>
@@ -7253,21 +5512,22 @@
             </w:pPr>
             <w:r>
               <w:rPr>
+                <w:rFonts w:ascii="Calibri" w:hAnsi="Calibri" w:eastAsia="Calibri"/>
                 <w:sz w:val="16"/>
               </w:rPr>
-              <w:t>215,130</w:t>
+              <w:t>183,048</w:t>
             </w:r>
           </w:p>
         </w:tc>
         <w:tc>
           <w:tcPr>
-            <w:tcW w:type="dxa" w:w="1419"/>
+            <w:tcW w:type="dxa" w:w="1353"/>
             <w:vAlign w:val="center"/>
             <w:tcMar>
               <w:top w:w="80" w:type="dxa"/>
-              <w:start w:w="90" w:type="dxa"/>
+              <w:start w:w="120" w:type="dxa"/>
               <w:bottom w:w="80" w:type="dxa"/>
-              <w:end w:w="90" w:type="dxa"/>
+              <w:end w:w="120" w:type="dxa"/>
             </w:tcMar>
           </w:tcPr>
           <w:p>
@@ -7276,21 +5536,22 @@
             </w:pPr>
             <w:r>
               <w:rPr>
+                <w:rFonts w:ascii="Calibri" w:hAnsi="Calibri" w:eastAsia="Calibri"/>
                 <w:sz w:val="16"/>
               </w:rPr>
-              <w:t>-24,242</w:t>
+              <w:t>8,052</w:t>
             </w:r>
           </w:p>
         </w:tc>
         <w:tc>
           <w:tcPr>
-            <w:tcW w:type="dxa" w:w="1419"/>
+            <w:tcW w:type="dxa" w:w="1447"/>
             <w:vAlign w:val="center"/>
             <w:tcMar>
               <w:top w:w="80" w:type="dxa"/>
-              <w:start w:w="90" w:type="dxa"/>
+              <w:start w:w="120" w:type="dxa"/>
               <w:bottom w:w="80" w:type="dxa"/>
-              <w:end w:w="90" w:type="dxa"/>
+              <w:end w:w="120" w:type="dxa"/>
             </w:tcMar>
           </w:tcPr>
           <w:p>
@@ -7299,21 +5560,22 @@
             </w:pPr>
             <w:r>
               <w:rPr>
+                <w:rFonts w:ascii="Calibri" w:hAnsi="Calibri" w:eastAsia="Calibri"/>
                 <w:sz w:val="16"/>
               </w:rPr>
-              <w:t>-49,272</w:t>
+              <w:t>-49,294</w:t>
             </w:r>
           </w:p>
         </w:tc>
         <w:tc>
           <w:tcPr>
-            <w:tcW w:type="dxa" w:w="1419"/>
+            <w:tcW w:type="dxa" w:w="1335"/>
             <w:vAlign w:val="center"/>
             <w:tcMar>
               <w:top w:w="80" w:type="dxa"/>
-              <w:start w:w="90" w:type="dxa"/>
+              <w:start w:w="120" w:type="dxa"/>
               <w:bottom w:w="80" w:type="dxa"/>
-              <w:end w:w="90" w:type="dxa"/>
+              <w:end w:w="120" w:type="dxa"/>
             </w:tcMar>
           </w:tcPr>
           <w:p>
@@ -7322,9 +5584,10 @@
             </w:pPr>
             <w:r>
               <w:rPr>
+                <w:rFonts w:ascii="Calibri" w:hAnsi="Calibri" w:eastAsia="Calibri"/>
                 <w:sz w:val="16"/>
               </w:rPr>
-              <w:t>141,616</w:t>
+              <w:t>141,806</w:t>
             </w:r>
           </w:p>
         </w:tc>
@@ -7335,13 +5598,13 @@
         </w:trPr>
         <w:tc>
           <w:tcPr>
-            <w:tcW w:type="dxa" w:w="1419"/>
+            <w:tcW w:type="dxa" w:w="1353"/>
             <w:vAlign w:val="center"/>
             <w:tcMar>
               <w:top w:w="80" w:type="dxa"/>
-              <w:start w:w="90" w:type="dxa"/>
+              <w:start w:w="120" w:type="dxa"/>
               <w:bottom w:w="80" w:type="dxa"/>
-              <w:end w:w="90" w:type="dxa"/>
+              <w:end w:w="120" w:type="dxa"/>
             </w:tcMar>
           </w:tcPr>
           <w:p>
@@ -7350,6 +5613,7 @@
             </w:pPr>
             <w:r>
               <w:rPr>
+                <w:rFonts w:ascii="Calibri" w:hAnsi="Calibri" w:eastAsia="Calibri"/>
                 <w:sz w:val="16"/>
               </w:rPr>
               <w:t>United States</w:t>
@@ -7358,13 +5622,13 @@
         </w:tc>
         <w:tc>
           <w:tcPr>
-            <w:tcW w:type="dxa" w:w="1419"/>
+            <w:tcW w:type="dxa" w:w="1189"/>
             <w:vAlign w:val="center"/>
             <w:tcMar>
               <w:top w:w="80" w:type="dxa"/>
-              <w:start w:w="90" w:type="dxa"/>
+              <w:start w:w="120" w:type="dxa"/>
               <w:bottom w:w="80" w:type="dxa"/>
-              <w:end w:w="90" w:type="dxa"/>
+              <w:end w:w="120" w:type="dxa"/>
             </w:tcMar>
           </w:tcPr>
           <w:p>
@@ -7373,6 +5637,7 @@
             </w:pPr>
             <w:r>
               <w:rPr>
+                <w:rFonts w:ascii="Calibri" w:hAnsi="Calibri" w:eastAsia="Calibri"/>
                 <w:sz w:val="16"/>
               </w:rPr>
               <w:t>Female</w:t>
@@ -7381,13 +5646,13 @@
         </w:tc>
         <w:tc>
           <w:tcPr>
-            <w:tcW w:type="dxa" w:w="1419"/>
+            <w:tcW w:type="dxa" w:w="1283"/>
             <w:vAlign w:val="center"/>
             <w:tcMar>
               <w:top w:w="80" w:type="dxa"/>
-              <w:start w:w="90" w:type="dxa"/>
+              <w:start w:w="120" w:type="dxa"/>
               <w:bottom w:w="80" w:type="dxa"/>
-              <w:end w:w="90" w:type="dxa"/>
+              <w:end w:w="120" w:type="dxa"/>
             </w:tcMar>
           </w:tcPr>
           <w:p>
@@ -7396,6 +5661,7 @@
             </w:pPr>
             <w:r>
               <w:rPr>
+                <w:rFonts w:ascii="Calibri" w:hAnsi="Calibri" w:eastAsia="Calibri"/>
                 <w:sz w:val="16"/>
               </w:rPr>
               <w:t>DALYs</w:t>
@@ -7404,13 +5670,13 @@
         </w:tc>
         <w:tc>
           <w:tcPr>
-            <w:tcW w:type="dxa" w:w="1419"/>
+            <w:tcW w:type="dxa" w:w="1400"/>
             <w:vAlign w:val="center"/>
             <w:tcMar>
               <w:top w:w="80" w:type="dxa"/>
-              <w:start w:w="90" w:type="dxa"/>
+              <w:start w:w="120" w:type="dxa"/>
               <w:bottom w:w="80" w:type="dxa"/>
-              <w:end w:w="90" w:type="dxa"/>
+              <w:end w:w="120" w:type="dxa"/>
             </w:tcMar>
           </w:tcPr>
           <w:p>
@@ -7419,21 +5685,22 @@
             </w:pPr>
             <w:r>
               <w:rPr>
+                <w:rFonts w:ascii="Calibri" w:hAnsi="Calibri" w:eastAsia="Calibri"/>
                 <w:sz w:val="16"/>
               </w:rPr>
-              <w:t>131,648</w:t>
+              <w:t>112,027</w:t>
             </w:r>
           </w:p>
         </w:tc>
         <w:tc>
           <w:tcPr>
-            <w:tcW w:type="dxa" w:w="1419"/>
+            <w:tcW w:type="dxa" w:w="1353"/>
             <w:vAlign w:val="center"/>
             <w:tcMar>
               <w:top w:w="80" w:type="dxa"/>
-              <w:start w:w="90" w:type="dxa"/>
+              <w:start w:w="120" w:type="dxa"/>
               <w:bottom w:w="80" w:type="dxa"/>
-              <w:end w:w="90" w:type="dxa"/>
+              <w:end w:w="120" w:type="dxa"/>
             </w:tcMar>
           </w:tcPr>
           <w:p>
@@ -7442,21 +5709,22 @@
             </w:pPr>
             <w:r>
               <w:rPr>
+                <w:rFonts w:ascii="Calibri" w:hAnsi="Calibri" w:eastAsia="Calibri"/>
                 <w:sz w:val="16"/>
               </w:rPr>
-              <w:t>-18,658</w:t>
+              <w:t>1,113</w:t>
             </w:r>
           </w:p>
         </w:tc>
         <w:tc>
           <w:tcPr>
-            <w:tcW w:type="dxa" w:w="1419"/>
+            <w:tcW w:type="dxa" w:w="1447"/>
             <w:vAlign w:val="center"/>
             <w:tcMar>
               <w:top w:w="80" w:type="dxa"/>
-              <w:start w:w="90" w:type="dxa"/>
+              <w:start w:w="120" w:type="dxa"/>
               <w:bottom w:w="80" w:type="dxa"/>
-              <w:end w:w="90" w:type="dxa"/>
+              <w:end w:w="120" w:type="dxa"/>
             </w:tcMar>
           </w:tcPr>
           <w:p>
@@ -7465,21 +5733,22 @@
             </w:pPr>
             <w:r>
               <w:rPr>
+                <w:rFonts w:ascii="Calibri" w:hAnsi="Calibri" w:eastAsia="Calibri"/>
                 <w:sz w:val="16"/>
               </w:rPr>
-              <w:t>-33,939</w:t>
+              <w:t>-33,954</w:t>
             </w:r>
           </w:p>
         </w:tc>
         <w:tc>
           <w:tcPr>
-            <w:tcW w:type="dxa" w:w="1419"/>
+            <w:tcW w:type="dxa" w:w="1335"/>
             <w:vAlign w:val="center"/>
             <w:tcMar>
               <w:top w:w="80" w:type="dxa"/>
-              <w:start w:w="90" w:type="dxa"/>
+              <w:start w:w="120" w:type="dxa"/>
               <w:bottom w:w="80" w:type="dxa"/>
-              <w:end w:w="90" w:type="dxa"/>
+              <w:end w:w="120" w:type="dxa"/>
             </w:tcMar>
           </w:tcPr>
           <w:p>
@@ -7488,9 +5757,10 @@
             </w:pPr>
             <w:r>
               <w:rPr>
+                <w:rFonts w:ascii="Calibri" w:hAnsi="Calibri" w:eastAsia="Calibri"/>
                 <w:sz w:val="16"/>
               </w:rPr>
-              <w:t>79,051</w:t>
+              <w:t>79,186</w:t>
             </w:r>
           </w:p>
         </w:tc>
@@ -7501,13 +5771,13 @@
         </w:trPr>
         <w:tc>
           <w:tcPr>
-            <w:tcW w:type="dxa" w:w="1419"/>
+            <w:tcW w:type="dxa" w:w="1353"/>
             <w:vAlign w:val="center"/>
             <w:tcMar>
               <w:top w:w="80" w:type="dxa"/>
-              <w:start w:w="90" w:type="dxa"/>
+              <w:start w:w="120" w:type="dxa"/>
               <w:bottom w:w="80" w:type="dxa"/>
-              <w:end w:w="90" w:type="dxa"/>
+              <w:end w:w="120" w:type="dxa"/>
             </w:tcMar>
           </w:tcPr>
           <w:p>
@@ -7516,6 +5786,7 @@
             </w:pPr>
             <w:r>
               <w:rPr>
+                <w:rFonts w:ascii="Calibri" w:hAnsi="Calibri" w:eastAsia="Calibri"/>
                 <w:sz w:val="16"/>
               </w:rPr>
               <w:t>United States</w:t>
@@ -7524,13 +5795,13 @@
         </w:tc>
         <w:tc>
           <w:tcPr>
-            <w:tcW w:type="dxa" w:w="1419"/>
+            <w:tcW w:type="dxa" w:w="1189"/>
             <w:vAlign w:val="center"/>
             <w:tcMar>
               <w:top w:w="80" w:type="dxa"/>
-              <w:start w:w="90" w:type="dxa"/>
+              <w:start w:w="120" w:type="dxa"/>
               <w:bottom w:w="80" w:type="dxa"/>
-              <w:end w:w="90" w:type="dxa"/>
+              <w:end w:w="120" w:type="dxa"/>
             </w:tcMar>
           </w:tcPr>
           <w:p>
@@ -7539,6 +5810,7 @@
             </w:pPr>
             <w:r>
               <w:rPr>
+                <w:rFonts w:ascii="Calibri" w:hAnsi="Calibri" w:eastAsia="Calibri"/>
                 <w:sz w:val="16"/>
               </w:rPr>
               <w:t>Male</w:t>
@@ -7547,13 +5819,13 @@
         </w:tc>
         <w:tc>
           <w:tcPr>
-            <w:tcW w:type="dxa" w:w="1419"/>
+            <w:tcW w:type="dxa" w:w="1283"/>
             <w:vAlign w:val="center"/>
             <w:tcMar>
               <w:top w:w="80" w:type="dxa"/>
-              <w:start w:w="90" w:type="dxa"/>
+              <w:start w:w="120" w:type="dxa"/>
               <w:bottom w:w="80" w:type="dxa"/>
-              <w:end w:w="90" w:type="dxa"/>
+              <w:end w:w="120" w:type="dxa"/>
             </w:tcMar>
           </w:tcPr>
           <w:p>
@@ -7562,6 +5834,7 @@
             </w:pPr>
             <w:r>
               <w:rPr>
+                <w:rFonts w:ascii="Calibri" w:hAnsi="Calibri" w:eastAsia="Calibri"/>
                 <w:sz w:val="16"/>
               </w:rPr>
               <w:t>Incidence</w:t>
@@ -7570,13 +5843,13 @@
         </w:tc>
         <w:tc>
           <w:tcPr>
-            <w:tcW w:type="dxa" w:w="1419"/>
+            <w:tcW w:type="dxa" w:w="1400"/>
             <w:vAlign w:val="center"/>
             <w:tcMar>
               <w:top w:w="80" w:type="dxa"/>
-              <w:start w:w="90" w:type="dxa"/>
+              <w:start w:w="120" w:type="dxa"/>
               <w:bottom w:w="80" w:type="dxa"/>
-              <w:end w:w="90" w:type="dxa"/>
+              <w:end w:w="120" w:type="dxa"/>
             </w:tcMar>
           </w:tcPr>
           <w:p>
@@ -7585,21 +5858,22 @@
             </w:pPr>
             <w:r>
               <w:rPr>
+                <w:rFonts w:ascii="Calibri" w:hAnsi="Calibri" w:eastAsia="Calibri"/>
                 <w:sz w:val="16"/>
               </w:rPr>
-              <w:t>13,514</w:t>
+              <w:t>11,463</w:t>
             </w:r>
           </w:p>
         </w:tc>
         <w:tc>
           <w:tcPr>
-            <w:tcW w:type="dxa" w:w="1419"/>
+            <w:tcW w:type="dxa" w:w="1353"/>
             <w:vAlign w:val="center"/>
             <w:tcMar>
               <w:top w:w="80" w:type="dxa"/>
-              <w:start w:w="90" w:type="dxa"/>
+              <w:start w:w="120" w:type="dxa"/>
               <w:bottom w:w="80" w:type="dxa"/>
-              <w:end w:w="90" w:type="dxa"/>
+              <w:end w:w="120" w:type="dxa"/>
             </w:tcMar>
           </w:tcPr>
           <w:p>
@@ -7608,21 +5882,22 @@
             </w:pPr>
             <w:r>
               <w:rPr>
+                <w:rFonts w:ascii="Calibri" w:hAnsi="Calibri" w:eastAsia="Calibri"/>
                 <w:sz w:val="16"/>
               </w:rPr>
-              <w:t>-6,004</w:t>
+              <w:t>-3,817</w:t>
             </w:r>
           </w:p>
         </w:tc>
         <w:tc>
           <w:tcPr>
-            <w:tcW w:type="dxa" w:w="1419"/>
+            <w:tcW w:type="dxa" w:w="1447"/>
             <w:vAlign w:val="center"/>
             <w:tcMar>
               <w:top w:w="80" w:type="dxa"/>
-              <w:start w:w="90" w:type="dxa"/>
+              <w:start w:w="120" w:type="dxa"/>
               <w:bottom w:w="80" w:type="dxa"/>
-              <w:end w:w="90" w:type="dxa"/>
+              <w:end w:w="120" w:type="dxa"/>
             </w:tcMar>
           </w:tcPr>
           <w:p>
@@ -7631,21 +5906,22 @@
             </w:pPr>
             <w:r>
               <w:rPr>
+                <w:rFonts w:ascii="Calibri" w:hAnsi="Calibri" w:eastAsia="Calibri"/>
                 <w:sz w:val="16"/>
               </w:rPr>
-              <w:t>-1,095</w:t>
+              <w:t>-1,117</w:t>
             </w:r>
           </w:p>
         </w:tc>
         <w:tc>
           <w:tcPr>
-            <w:tcW w:type="dxa" w:w="1419"/>
+            <w:tcW w:type="dxa" w:w="1335"/>
             <w:vAlign w:val="center"/>
             <w:tcMar>
               <w:top w:w="80" w:type="dxa"/>
-              <w:start w:w="90" w:type="dxa"/>
+              <w:start w:w="120" w:type="dxa"/>
               <w:bottom w:w="80" w:type="dxa"/>
-              <w:end w:w="90" w:type="dxa"/>
+              <w:end w:w="120" w:type="dxa"/>
             </w:tcMar>
           </w:tcPr>
           <w:p>
@@ -7654,9 +5930,10 @@
             </w:pPr>
             <w:r>
               <w:rPr>
+                <w:rFonts w:ascii="Calibri" w:hAnsi="Calibri" w:eastAsia="Calibri"/>
                 <w:sz w:val="16"/>
               </w:rPr>
-              <w:t>6,415</w:t>
+              <w:t>6,529</w:t>
             </w:r>
           </w:p>
         </w:tc>
@@ -7667,13 +5944,13 @@
         </w:trPr>
         <w:tc>
           <w:tcPr>
-            <w:tcW w:type="dxa" w:w="1419"/>
+            <w:tcW w:type="dxa" w:w="1353"/>
             <w:vAlign w:val="center"/>
             <w:tcMar>
               <w:top w:w="80" w:type="dxa"/>
-              <w:start w:w="90" w:type="dxa"/>
+              <w:start w:w="120" w:type="dxa"/>
               <w:bottom w:w="80" w:type="dxa"/>
-              <w:end w:w="90" w:type="dxa"/>
+              <w:end w:w="120" w:type="dxa"/>
             </w:tcMar>
           </w:tcPr>
           <w:p>
@@ -7682,6 +5959,7 @@
             </w:pPr>
             <w:r>
               <w:rPr>
+                <w:rFonts w:ascii="Calibri" w:hAnsi="Calibri" w:eastAsia="Calibri"/>
                 <w:sz w:val="16"/>
               </w:rPr>
               <w:t>United States</w:t>
@@ -7690,13 +5968,13 @@
         </w:tc>
         <w:tc>
           <w:tcPr>
-            <w:tcW w:type="dxa" w:w="1419"/>
+            <w:tcW w:type="dxa" w:w="1189"/>
             <w:vAlign w:val="center"/>
             <w:tcMar>
               <w:top w:w="80" w:type="dxa"/>
-              <w:start w:w="90" w:type="dxa"/>
+              <w:start w:w="120" w:type="dxa"/>
               <w:bottom w:w="80" w:type="dxa"/>
-              <w:end w:w="90" w:type="dxa"/>
+              <w:end w:w="120" w:type="dxa"/>
             </w:tcMar>
           </w:tcPr>
           <w:p>
@@ -7705,6 +5983,7 @@
             </w:pPr>
             <w:r>
               <w:rPr>
+                <w:rFonts w:ascii="Calibri" w:hAnsi="Calibri" w:eastAsia="Calibri"/>
                 <w:sz w:val="16"/>
               </w:rPr>
               <w:t>Male</w:t>
@@ -7713,13 +5992,13 @@
         </w:tc>
         <w:tc>
           <w:tcPr>
-            <w:tcW w:type="dxa" w:w="1419"/>
+            <w:tcW w:type="dxa" w:w="1283"/>
             <w:vAlign w:val="center"/>
             <w:tcMar>
               <w:top w:w="80" w:type="dxa"/>
-              <w:start w:w="90" w:type="dxa"/>
+              <w:start w:w="120" w:type="dxa"/>
               <w:bottom w:w="80" w:type="dxa"/>
-              <w:end w:w="90" w:type="dxa"/>
+              <w:end w:w="120" w:type="dxa"/>
             </w:tcMar>
           </w:tcPr>
           <w:p>
@@ -7728,6 +6007,7 @@
             </w:pPr>
             <w:r>
               <w:rPr>
+                <w:rFonts w:ascii="Calibri" w:hAnsi="Calibri" w:eastAsia="Calibri"/>
                 <w:sz w:val="16"/>
               </w:rPr>
               <w:t>Prevalence</w:t>
@@ -7736,13 +6016,13 @@
         </w:tc>
         <w:tc>
           <w:tcPr>
-            <w:tcW w:type="dxa" w:w="1419"/>
+            <w:tcW w:type="dxa" w:w="1400"/>
             <w:vAlign w:val="center"/>
             <w:tcMar>
               <w:top w:w="80" w:type="dxa"/>
-              <w:start w:w="90" w:type="dxa"/>
+              <w:start w:w="120" w:type="dxa"/>
               <w:bottom w:w="80" w:type="dxa"/>
-              <w:end w:w="90" w:type="dxa"/>
+              <w:end w:w="120" w:type="dxa"/>
             </w:tcMar>
           </w:tcPr>
           <w:p>
@@ -7751,21 +6031,22 @@
             </w:pPr>
             <w:r>
               <w:rPr>
+                <w:rFonts w:ascii="Calibri" w:hAnsi="Calibri" w:eastAsia="Calibri"/>
                 <w:sz w:val="16"/>
               </w:rPr>
-              <w:t>245,909</w:t>
+              <w:t>204,543</w:t>
             </w:r>
           </w:p>
         </w:tc>
         <w:tc>
           <w:tcPr>
-            <w:tcW w:type="dxa" w:w="1419"/>
+            <w:tcW w:type="dxa" w:w="1353"/>
             <w:vAlign w:val="center"/>
             <w:tcMar>
               <w:top w:w="80" w:type="dxa"/>
-              <w:start w:w="90" w:type="dxa"/>
+              <w:start w:w="120" w:type="dxa"/>
               <w:bottom w:w="80" w:type="dxa"/>
-              <w:end w:w="90" w:type="dxa"/>
+              <w:end w:w="120" w:type="dxa"/>
             </w:tcMar>
           </w:tcPr>
           <w:p>
@@ -7774,21 +6055,22 @@
             </w:pPr>
             <w:r>
               <w:rPr>
+                <w:rFonts w:ascii="Calibri" w:hAnsi="Calibri" w:eastAsia="Calibri"/>
                 <w:sz w:val="16"/>
               </w:rPr>
-              <w:t>-31,322</w:t>
+              <w:t>9,379</w:t>
             </w:r>
           </w:p>
         </w:tc>
         <w:tc>
           <w:tcPr>
-            <w:tcW w:type="dxa" w:w="1419"/>
+            <w:tcW w:type="dxa" w:w="1447"/>
             <w:vAlign w:val="center"/>
             <w:tcMar>
               <w:top w:w="80" w:type="dxa"/>
-              <w:start w:w="90" w:type="dxa"/>
+              <w:start w:w="120" w:type="dxa"/>
               <w:bottom w:w="80" w:type="dxa"/>
-              <w:end w:w="90" w:type="dxa"/>
+              <w:end w:w="120" w:type="dxa"/>
             </w:tcMar>
           </w:tcPr>
           <w:p>
@@ -7797,21 +6079,22 @@
             </w:pPr>
             <w:r>
               <w:rPr>
+                <w:rFonts w:ascii="Calibri" w:hAnsi="Calibri" w:eastAsia="Calibri"/>
                 <w:sz w:val="16"/>
               </w:rPr>
-              <w:t>-22,406</w:t>
+              <w:t>-21,553</w:t>
             </w:r>
           </w:p>
         </w:tc>
         <w:tc>
           <w:tcPr>
-            <w:tcW w:type="dxa" w:w="1419"/>
+            <w:tcW w:type="dxa" w:w="1335"/>
             <w:vAlign w:val="center"/>
             <w:tcMar>
               <w:top w:w="80" w:type="dxa"/>
-              <w:start w:w="90" w:type="dxa"/>
+              <w:start w:w="120" w:type="dxa"/>
               <w:bottom w:w="80" w:type="dxa"/>
-              <w:end w:w="90" w:type="dxa"/>
+              <w:end w:w="120" w:type="dxa"/>
             </w:tcMar>
           </w:tcPr>
           <w:p>
@@ -7820,9 +6103,10 @@
             </w:pPr>
             <w:r>
               <w:rPr>
+                <w:rFonts w:ascii="Calibri" w:hAnsi="Calibri" w:eastAsia="Calibri"/>
                 <w:sz w:val="16"/>
               </w:rPr>
-              <w:t>192,181</w:t>
+              <w:t>192,369</w:t>
             </w:r>
           </w:p>
         </w:tc>
@@ -7833,13 +6117,13 @@
         </w:trPr>
         <w:tc>
           <w:tcPr>
-            <w:tcW w:type="dxa" w:w="1419"/>
+            <w:tcW w:type="dxa" w:w="1353"/>
             <w:vAlign w:val="center"/>
             <w:tcMar>
               <w:top w:w="80" w:type="dxa"/>
-              <w:start w:w="90" w:type="dxa"/>
+              <w:start w:w="120" w:type="dxa"/>
               <w:bottom w:w="80" w:type="dxa"/>
-              <w:end w:w="90" w:type="dxa"/>
+              <w:end w:w="120" w:type="dxa"/>
             </w:tcMar>
           </w:tcPr>
           <w:p>
@@ -7848,6 +6132,7 @@
             </w:pPr>
             <w:r>
               <w:rPr>
+                <w:rFonts w:ascii="Calibri" w:hAnsi="Calibri" w:eastAsia="Calibri"/>
                 <w:sz w:val="16"/>
               </w:rPr>
               <w:t>United States</w:t>
@@ -7856,13 +6141,13 @@
         </w:tc>
         <w:tc>
           <w:tcPr>
-            <w:tcW w:type="dxa" w:w="1419"/>
+            <w:tcW w:type="dxa" w:w="1189"/>
             <w:vAlign w:val="center"/>
             <w:tcMar>
               <w:top w:w="80" w:type="dxa"/>
-              <w:start w:w="90" w:type="dxa"/>
+              <w:start w:w="120" w:type="dxa"/>
               <w:bottom w:w="80" w:type="dxa"/>
-              <w:end w:w="90" w:type="dxa"/>
+              <w:end w:w="120" w:type="dxa"/>
             </w:tcMar>
           </w:tcPr>
           <w:p>
@@ -7871,6 +6156,7 @@
             </w:pPr>
             <w:r>
               <w:rPr>
+                <w:rFonts w:ascii="Calibri" w:hAnsi="Calibri" w:eastAsia="Calibri"/>
                 <w:sz w:val="16"/>
               </w:rPr>
               <w:t>Male</w:t>
@@ -7879,13 +6165,13 @@
         </w:tc>
         <w:tc>
           <w:tcPr>
-            <w:tcW w:type="dxa" w:w="1419"/>
+            <w:tcW w:type="dxa" w:w="1283"/>
             <w:vAlign w:val="center"/>
             <w:tcMar>
               <w:top w:w="80" w:type="dxa"/>
-              <w:start w:w="90" w:type="dxa"/>
+              <w:start w:w="120" w:type="dxa"/>
               <w:bottom w:w="80" w:type="dxa"/>
-              <w:end w:w="90" w:type="dxa"/>
+              <w:end w:w="120" w:type="dxa"/>
             </w:tcMar>
           </w:tcPr>
           <w:p>
@@ -7894,6 +6180,7 @@
             </w:pPr>
             <w:r>
               <w:rPr>
+                <w:rFonts w:ascii="Calibri" w:hAnsi="Calibri" w:eastAsia="Calibri"/>
                 <w:sz w:val="16"/>
               </w:rPr>
               <w:t>DALYs</w:t>
@@ -7902,13 +6189,13 @@
         </w:tc>
         <w:tc>
           <w:tcPr>
-            <w:tcW w:type="dxa" w:w="1419"/>
+            <w:tcW w:type="dxa" w:w="1400"/>
             <w:vAlign w:val="center"/>
             <w:tcMar>
               <w:top w:w="80" w:type="dxa"/>
-              <w:start w:w="90" w:type="dxa"/>
+              <w:start w:w="120" w:type="dxa"/>
               <w:bottom w:w="80" w:type="dxa"/>
-              <w:end w:w="90" w:type="dxa"/>
+              <w:end w:w="120" w:type="dxa"/>
             </w:tcMar>
           </w:tcPr>
           <w:p>
@@ -7917,21 +6204,22 @@
             </w:pPr>
             <w:r>
               <w:rPr>
+                <w:rFonts w:ascii="Calibri" w:hAnsi="Calibri" w:eastAsia="Calibri"/>
                 <w:sz w:val="16"/>
               </w:rPr>
-              <w:t>154,733</w:t>
+              <w:t>128,713</w:t>
             </w:r>
           </w:p>
         </w:tc>
         <w:tc>
           <w:tcPr>
-            <w:tcW w:type="dxa" w:w="1419"/>
+            <w:tcW w:type="dxa" w:w="1353"/>
             <w:vAlign w:val="center"/>
             <w:tcMar>
               <w:top w:w="80" w:type="dxa"/>
-              <w:start w:w="90" w:type="dxa"/>
+              <w:start w:w="120" w:type="dxa"/>
               <w:bottom w:w="80" w:type="dxa"/>
-              <w:end w:w="90" w:type="dxa"/>
+              <w:end w:w="120" w:type="dxa"/>
             </w:tcMar>
           </w:tcPr>
           <w:p>
@@ -7940,21 +6228,22 @@
             </w:pPr>
             <w:r>
               <w:rPr>
+                <w:rFonts w:ascii="Calibri" w:hAnsi="Calibri" w:eastAsia="Calibri"/>
                 <w:sz w:val="16"/>
               </w:rPr>
-              <w:t>-24,599</w:t>
+              <w:t>1,060</w:t>
             </w:r>
           </w:p>
         </w:tc>
         <w:tc>
           <w:tcPr>
-            <w:tcW w:type="dxa" w:w="1419"/>
+            <w:tcW w:type="dxa" w:w="1447"/>
             <w:vAlign w:val="center"/>
             <w:tcMar>
               <w:top w:w="80" w:type="dxa"/>
-              <w:start w:w="90" w:type="dxa"/>
+              <w:start w:w="120" w:type="dxa"/>
               <w:bottom w:w="80" w:type="dxa"/>
-              <w:end w:w="90" w:type="dxa"/>
+              <w:end w:w="120" w:type="dxa"/>
             </w:tcMar>
           </w:tcPr>
           <w:p>
@@ -7963,21 +6252,22 @@
             </w:pPr>
             <w:r>
               <w:rPr>
+                <w:rFonts w:ascii="Calibri" w:hAnsi="Calibri" w:eastAsia="Calibri"/>
                 <w:sz w:val="16"/>
               </w:rPr>
-              <w:t>-17,340</w:t>
+              <w:t>-16,847</w:t>
             </w:r>
           </w:p>
         </w:tc>
         <w:tc>
           <w:tcPr>
-            <w:tcW w:type="dxa" w:w="1419"/>
+            <w:tcW w:type="dxa" w:w="1335"/>
             <w:vAlign w:val="center"/>
             <w:tcMar>
               <w:top w:w="80" w:type="dxa"/>
-              <w:start w:w="90" w:type="dxa"/>
+              <w:start w:w="120" w:type="dxa"/>
               <w:bottom w:w="80" w:type="dxa"/>
-              <w:end w:w="90" w:type="dxa"/>
+              <w:end w:w="120" w:type="dxa"/>
             </w:tcMar>
           </w:tcPr>
           <w:p>
@@ -7986,9 +6276,10 @@
             </w:pPr>
             <w:r>
               <w:rPr>
+                <w:rFonts w:ascii="Calibri" w:hAnsi="Calibri" w:eastAsia="Calibri"/>
                 <w:sz w:val="16"/>
               </w:rPr>
-              <w:t>112,794</w:t>
+              <w:t>112,927</w:t>
             </w:r>
           </w:p>
         </w:tc>
@@ -7997,7 +6288,7 @@
     <w:p/>
     <w:p>
       <w:r>
-        <w:t>Population growth contributed positively in every panel. In China, age-composition change reduced incident cases but increased prevalent cases and DALYs; age-specific rate change was small relative to demographic components. In the United States, age-composition and rate changes countervailed population growth across all three outcomes and both sexes. Negative components represent countervailing forces; component percentages can therefore exceed 100% and were not treated as compositional shares.</w:t>
+        <w:t>Population-size change contributed positively in 12 of 12 panels. Age-structure and age-specific-rate contributions varied by country, sex, and outcome (Table 3). Negative components represent countervailing forces; component percentages can therefore exceed 100% and were not treated as compositional shares. The age-bin sensitivity flagged material variation in 3 of 12 panels. The fine-age results are the production estimates; collapsed-bin comparisons remain an aggregation sensitivity.</w:t>
       </w:r>
     </w:p>
     <w:p>
@@ -8008,7 +6299,7 @@
         <w:drawing>
           <wp:inline xmlns:a="http://schemas.openxmlformats.org/drawingml/2006/main" xmlns:pic="http://schemas.openxmlformats.org/drawingml/2006/picture">
             <wp:extent cx="5074920" cy="4234786"/>
-            <wp:docPr id="4" name="Picture 4" descr="Six panels decomposing changes among persons aged 15 years and older into population growth, ageing, and rate change." title="Six panels decomposing changes among persons aged 15 years and older into popula"/>
+            <wp:docPr id="4" name="Picture 4" descr="Six panels decomposing all-age changes into population-size, age-structure, and age-specific-rate components." title="Six panels decomposing all-age changes into population-size, age-structure, and "/>
             <wp:cNvGraphicFramePr>
               <a:graphicFrameLocks noChangeAspect="1"/>
             </wp:cNvGraphicFramePr>
@@ -8051,7 +6342,7 @@
         <w:t xml:space="preserve">Figure 4. </w:t>
       </w:r>
       <w:r>
-        <w:t>Shapley decomposition of changes in reconstructed schizophrenia quantities among persons aged 15 years and older, 1990-2023. Components are deterministic attributions based on posterior mean rates.</w:t>
+        <w:t>Shapley decomposition of changes in reconstructed all-age schizophrenia quantities, 1990-2023. Components are deterministic attributions based on posterior mean rates.</w:t>
       </w:r>
     </w:p>
     <w:p>
@@ -8064,7 +6355,17 @@
     </w:p>
     <w:p>
       <w:r>
-        <w:t>The signs of incidence APC net drift and primary segmented AAPC agreed in 2 of 4 country-sex strata, indicating partial rather than uniform directional corroboration. Nonlinear age, period, and cohort curvature contrasts are presented in the supplement. Their interpretation remained descriptive because the exact linear dependency among age, period, and cohort prevents unique causal separation.</w:t>
+        <w:t>Across the 12 country-sex-outcome panels, primary-window APC net drift ranged from -0.291%/year for female dalys in the United States to 0.038%/year for male incidence in the United States. Net-drift direction agreed between the primary and 1990-2019 sensitivity windows in 11 of 12 panels. Opposing age-specific local drifts occurred in 10 panels, showing that aggregate drift can conceal age-specific heterogeneity.</w:t>
+      </w:r>
+    </w:p>
+    <w:p>
+      <w:r>
+        <w:t>Across the normalized APC curves, nonlinear period relative risks ranged from 0.968 to 1.008, and cohort relative risks ranged from 0.925 to 1.018. These modest deviations summarize curvature around the selected reference categories and are not causal period or birth-cohort effects.</w:t>
+      </w:r>
+    </w:p>
+    <w:p>
+      <w:r>
+        <w:t>APC estimable functions were generated for all 12 country-sex-outcome panels. For the focused incidence comparison, the signs of APC net drift and primary segmented AAPC agreed in 2 of 4 country-sex strata, indicating partial rather than uniform directional corroboration. Exact numerical agreement is not expected because ASR segmented trends and selected-age APC net drift use different estimands, age coverage, standardization, weighting, model form, calendar aggregation, and identification constraints. Longitudinal age and nonlinear period and cohort relative risks are presented in the supplement and normalized to one at their reference categories. Interpretation remained descriptive because the exact linear dependency among age, period, and cohort prevents unique causal separation.</w:t>
       </w:r>
     </w:p>
     <w:p>
@@ -8082,7 +6383,12 @@
     </w:p>
     <w:p>
       <w:r>
-        <w:t>The China endpoint point estimates are identical to those reported by Song and colleagues because both studies use the same GBD 2023 source [4]; this is expected data overlap, not independent validation. The component pattern also closely reproduces that study: population growth was the largest positive component, ageing reduced incidence but increased prevalence and DALYs, and rate change was comparatively small. The added comparison shows a different U.S. pattern, in which population growth was partly offset by age-composition and rate changes for each outcome and sex. These deterministic decompositions allocate endpoint differences under the specified identity; they do not identify causes of the demographic or rate changes.</w:t>
+        <w:t>The APC results add a distinct age-specific view rather than an independent replication of the ASR analysis. Opposing local drifts in 10 of 12 panels show that aggregate trajectories can conceal age groups moving in different directions. China-male incidence had concordant negative segmented and APC summaries after use of the fine-age official population inputs, whereas U.S.-male incidence retained a negative segmented AAPC but a small positive APC net drift. That retained discrepancy is consistent with differing calendar windows, selected-age population weighting, age standardization, piecewise versus global model form, and APC identification constraints. The normalized period and cohort curves describe population patterns around reference categories; they do not identify causal period shocks or cohort exposures.</w:t>
+      </w:r>
+    </w:p>
+    <w:p>
+      <w:r>
+        <w:t>The China endpoint point estimates overlap those reported by Song and colleagues because both studies use the same GBD 2023 source [4]; this is expected data overlap, not independent validation. The decomposition extends that descriptive context by applying the same population-size, age-structure, and age-specific-rate accounting to both countries and sexes. Component signs and magnitudes are reported directly rather than treated as causal explanations. These deterministic decompositions allocate endpoint differences under the specified identity; they do not identify causes of the demographic or rate changes.</w:t>
       </w:r>
     </w:p>
     <w:p>
@@ -8105,12 +6411,12 @@
     </w:p>
     <w:p>
       <w:r>
-        <w:t>Strengths include a prespecified comparative question, consistent GBD 2023 outcome definitions, explicit separation of native UIs from derived point summaries, deterministic and reproducible trend selection, exact Shapley decomposition, and restriction of APC interpretation to estimable functions. The pipeline records exclusions and prevents a provisional population source from being silently treated as official.</w:t>
+        <w:t>Strengths include a focused comparative question, consistent GBD 2023 outcome definitions, explicit separation of native UIs from derived point summaries, deterministic and reproducible trend selection, exact Shapley decomposition, a dedicated APC module with synthetic recovery tests, and restriction of APC interpretation to identifiable estimable functions. The pipeline records exclusions and prevents incomplete age or provenance inputs from being silently treated as submission-ready.</w:t>
       </w:r>
     </w:p>
     <w:p>
       <w:r>
-        <w:t>Several limitations are important. First, GBD values are modeled estimates rather than direct observations and may share smoothing assumptions across years, sexes, outcomes, and countries. Annual posterior means therefore cannot be treated as independent observations; segmented curves, change points, AAPCs, and pairwise contrasts are descriptive. Second, posterior draws were unavailable, so uncertainty could not be propagated to changes, ratios, decomposition components, or trajectory contrasts. Third, the decomposition is restricted to ages 15 years and older and its totals are not all-age totals; the 70+ category also obscures late-life heterogeneity. Fourth, APC estimates are sensitive to grouping and cannot identify independent causal age, period, and cohort effects; their direction agreed only partly with primary incidence trends. Fifth, ecological country contrasts cannot support causal attribution to policy or health systems. Finally, the provisional build uses a reconstructed population proxy that must be replaced with the authenticated GBD 2023 population export before submission. Registered NCI Joinpoint output and posterior draws would provide useful validation and uncertainty propagation, respectively, but are not mandatory for the primary open analysis.</w:t>
+        <w:t>Several limitations are important. First, GBD values are modeled estimates rather than direct observations and may share smoothing assumptions across years, sexes, outcomes, and countries. Annual posterior means therefore cannot be treated as independent observations; segmented curves, change points, AAPCs, and pairwise contrasts are descriptive. Second, posterior draws were unavailable, so uncertainty could not be propagated to changes, ratios, decomposition components, or trajectory contrasts. Third, even the production five-year groups aggregate heterogeneity within age intervals, and the explicit collapse sensitivity shows how age grouping can alter decomposition components. APC estimates cover ages 10-14 to 65-69, are sensitive to grouping, and cannot identify independent causal age, period, and cohort effects. Comparisons with ASR trends are qualitative because the estimands differ. Ecological country contrasts cannot support causal attribution to policy or health systems. Registered NCI Joinpoint output and posterior draws would provide useful validation and uncertainty propagation, respectively, but are not mandatory for the primary open analysis.</w:t>
       </w:r>
     </w:p>
     <w:p>
@@ -8183,7 +6489,7 @@
     </w:p>
     <w:p>
       <w:r>
-        <w:t>GBD estimates are available through the IHME GBD Results Tool subject to IHME terms [6]. Analytic code, derived tables, provenance metadata, and exact model settings are prepared for archiving, but a persistent repository link must be added before submission. The repository will not redistribute source data beyond applicable IHME terms.</w:t>
+        <w:t>GBD estimates are available through the IHME GBD Results Tool subject to IHME terms [8]. Analytic code, derived tables, provenance metadata, and exact model settings are prepared for archiving, but a persistent repository link must be added before submission. The repository will not redistribute source data beyond applicable IHME terms.</w:t>
       </w:r>
     </w:p>
     <w:p>
@@ -8209,7 +6515,7 @@
     </w:p>
     <w:p>
       <w:r>
-        <w:t>No study-specific funding is declared in this blinded draft.</w:t>
+        <w:t>Funding for this secondary analysis and any funder roles must be confirmed by the authors before submission.</w:t>
       </w:r>
     </w:p>
     <w:p>
@@ -8235,7 +6541,7 @@
     </w:p>
     <w:p>
       <w:r>
-        <w:t>Not applicable.</w:t>
+        <w:t>We acknowledge the Institute for Health Metrics and Evaluation and the Global Burden of Disease collaborators for producing and making the GBD 2023 estimates available. This acknowledgment does not imply their endorsement of the present secondary analysis.</w:t>
       </w:r>
     </w:p>
     <w:p>
@@ -8315,7 +6621,7 @@
         <w:rPr>
           <w:sz w:val="18"/>
         </w:rPr>
-        <w:t>6. Global Burden of Disease Collaborative Network. Global Burden of Disease Study 2023 (GBD 2023) Results. Seattle, United States: Institute for Health Metrics and Evaluation; 2026. https://vizhub.healthdata.org/gbd-results/. Accessed 1 September 2026.</w:t>
+        <w:t>6. Luo W, Gao J, Guo Z, et al. Trends and cross-country inequalities in schizophrenia from 1990 to 2021, with prediction to 2035: a systematic analysis of the Global Burden of Disease Study 2021. BMC Psychiatry. 2025;25:928. doi:10.1186/s12888-025-07273-6.</w:t>
       </w:r>
     </w:p>
     <w:p>
@@ -8327,7 +6633,7 @@
         <w:rPr>
           <w:sz w:val="18"/>
         </w:rPr>
-        <w:t>7. Stevens GA, Alkema L, Black RE, et al. Guidelines for Accurate and Transparent Health Estimates Reporting: the GATHER statement. Lancet. 2016;388(10062):e19-e23. doi:10.1016/S0140-6736(16)30388-9.</w:t>
+        <w:t>7. Zhou W, He J, Wu L, et al. Global, regional, and national burden of schizophrenia: epidemiological trends, decomposition, joinpoint analysis, and projections to 2036 based on GBD 2021. Front Psychiatry. 2026;17:1702808. doi:10.3389/fpsyt.2026.1702808.</w:t>
       </w:r>
     </w:p>
     <w:p>
@@ -8339,7 +6645,7 @@
         <w:rPr>
           <w:sz w:val="18"/>
         </w:rPr>
-        <w:t>8. Kim HJ, Fay MP, Feuer EJ, Midthune DN. Permutation tests for joinpoint regression with applications to cancer rates. Stat Med. 2000;19(3):335-351; correction 2001;20(4):655.</w:t>
+        <w:t>8. Global Burden of Disease Collaborative Network. Global Burden of Disease Study 2023 (GBD 2023) Results. Seattle, United States: Institute for Health Metrics and Evaluation; 2024. https://vizhub.healthdata.org/gbd-results/. Accessed 1 September 2026.</w:t>
       </w:r>
     </w:p>
     <w:p>
@@ -8351,7 +6657,7 @@
         <w:rPr>
           <w:sz w:val="18"/>
         </w:rPr>
-        <w:t>9. National Cancer Institute. Joinpoint Regression Program, version 6.1.0. Surveillance Research Program. https://surveillance.cancer.gov/joinpoint/. Accessed 1 September 2026.</w:t>
+        <w:t>9. Kim HJ, Fay MP, Feuer EJ, Midthune DN. Permutation tests for joinpoint regression with applications to cancer rates. Stat Med. 2000;19(3):335-351; correction 2001;20(4):655.</w:t>
       </w:r>
     </w:p>
     <w:p>
@@ -8363,7 +6669,7 @@
         <w:rPr>
           <w:sz w:val="18"/>
         </w:rPr>
-        <w:t>10. Das Gupta P. Standardization and decomposition of rates: a user's manual. Current Population Reports, Series P23-186. Washington, DC: US Bureau of the Census; 1993.</w:t>
+        <w:t>10. National Cancer Institute. Joinpoint Regression Program, version 6.1.0. Surveillance Research Program. https://surveillance.cancer.gov/joinpoint/. Accessed 1 September 2026.</w:t>
       </w:r>
     </w:p>
     <w:p>
@@ -8375,7 +6681,7 @@
         <w:rPr>
           <w:sz w:val="18"/>
         </w:rPr>
-        <w:t>11. Holford TR. The estimation of age, period and cohort effects for vital rates. Biometrics. 1983;39(2):311-324.</w:t>
+        <w:t>11. Das Gupta P. Standardization and decomposition of rates: a user's manual. Current Population Reports, Series P23-186. Washington, DC: US Bureau of the Census; 1993.</w:t>
       </w:r>
     </w:p>
     <w:p>
@@ -8387,7 +6693,7 @@
         <w:rPr>
           <w:sz w:val="18"/>
         </w:rPr>
-        <w:t>12. Clayton D, Schifflers E. Models for temporal variation in cancer rates. II: age-period-cohort models. Stat Med. 1987;6(4):469-481.</w:t>
+        <w:t>12. Holford TR. The estimation of age, period and cohort effects for vital rates. Biometrics. 1983;39(2):311-324.</w:t>
       </w:r>
     </w:p>
     <w:p>
@@ -8399,7 +6705,7 @@
         <w:rPr>
           <w:sz w:val="18"/>
         </w:rPr>
-        <w:t>13. Luo L. Assessing validity and application scope of the intrinsic estimator approach to the age-period-cohort problem. Demography. 2013;50(6):1945-1967.</w:t>
+        <w:t>13. Clayton D, Schifflers E. Models for temporal variation in cancer rates. II: age-period-cohort models. Stat Med. 1987;6(4):469-481.</w:t>
       </w:r>
     </w:p>
     <w:p>
@@ -8411,13 +6717,37 @@
         <w:rPr>
           <w:sz w:val="18"/>
         </w:rPr>
-        <w:t>14. Rutherford MJ, Lambert PC, Thompson JR. Age-period-cohort modeling. Stata J. 2010;10(4):606-627.</w:t>
+        <w:t>14. Luo L. Assessing validity and application scope of the intrinsic estimator approach to the age-period-cohort problem. Demography. 2013;50(6):1945-1967.</w:t>
+      </w:r>
+    </w:p>
+    <w:p>
+      <w:pPr>
+        <w:spacing w:after="60"/>
+        <w:ind w:hanging="288" w:left="288"/>
+      </w:pPr>
+      <w:r>
+        <w:rPr>
+          <w:sz w:val="18"/>
+        </w:rPr>
+        <w:t>15. Rutherford MJ, Lambert PC, Thompson JR. Age-period-cohort modeling. Stata J. 2010;10(4):606-627.</w:t>
+      </w:r>
+    </w:p>
+    <w:p>
+      <w:pPr>
+        <w:spacing w:after="60"/>
+        <w:ind w:hanging="288" w:left="288"/>
+      </w:pPr>
+      <w:r>
+        <w:rPr>
+          <w:sz w:val="18"/>
+        </w:rPr>
+        <w:t>16. Stevens GA, Alkema L, Black RE, et al. Guidelines for Accurate and Transparent Health Estimates Reporting: the GATHER statement. Lancet. 2016;388(10062):e19-e23. doi:10.1016/S0140-6736(16)30388-9.</w:t>
       </w:r>
     </w:p>
     <w:sectPr>
       <w:footerReference w:type="default" r:id="rId9"/>
       <w:pgSz w:w="12240" w:h="15840"/>
-      <w:pgMar w:top="1008" w:right="1152" w:bottom="1008" w:left="1152" w:header="720" w:footer="720" w:gutter="0"/>
+      <w:pgMar w:top="1440" w:right="1440" w:bottom="1440" w:left="1440" w:header="708" w:footer="708" w:gutter="0"/>
       <w:cols w:space="720"/>
       <w:docGrid w:linePitch="360"/>
     </w:sectPr>
@@ -8804,11 +7134,11 @@
     <w:qFormat/>
     <w:rsid w:val="00FC693F"/>
     <w:pPr>
-      <w:spacing w:after="120" w:line="269" w:lineRule="auto"/>
+      <w:spacing w:after="120" w:line="264" w:lineRule="auto"/>
     </w:pPr>
     <w:rPr>
-      <w:rFonts w:ascii="Arial" w:hAnsi="Arial"/>
-      <w:sz w:val="21"/>
+      <w:rFonts w:ascii="Calibri" w:hAnsi="Calibri"/>
+      <w:sz w:val="22"/>
     </w:rPr>
   </w:style>
   <w:style w:type="paragraph" w:styleId="Header">
@@ -8866,15 +7196,15 @@
     <w:pPr>
       <w:keepNext/>
       <w:keepLines/>
-      <w:spacing w:before="200" w:after="100"/>
+      <w:spacing w:before="320" w:after="160"/>
       <w:outlineLvl w:val="0"/>
     </w:pPr>
     <w:rPr>
-      <w:rFonts w:asciiTheme="majorHAnsi" w:eastAsiaTheme="majorEastAsia" w:hAnsiTheme="majorHAnsi" w:cstheme="majorBidi" w:ascii="Arial" w:hAnsi="Arial"/>
+      <w:rFonts w:asciiTheme="majorHAnsi" w:eastAsiaTheme="majorEastAsia" w:hAnsiTheme="majorHAnsi" w:cstheme="majorBidi" w:ascii="Calibri" w:hAnsi="Calibri"/>
       <w:b/>
       <w:bCs/>
-      <w:color w:val="1F4E78"/>
-      <w:sz w:val="28"/>
+      <w:color w:val="2E74B5"/>
+      <w:sz w:val="32"/>
       <w:szCs w:val="28"/>
     </w:rPr>
   </w:style>
@@ -8890,15 +7220,15 @@
     <w:pPr>
       <w:keepNext/>
       <w:keepLines/>
-      <w:spacing w:before="200" w:after="100"/>
+      <w:spacing w:before="240" w:after="120"/>
       <w:outlineLvl w:val="1"/>
     </w:pPr>
     <w:rPr>
-      <w:rFonts w:asciiTheme="majorHAnsi" w:eastAsiaTheme="majorEastAsia" w:hAnsiTheme="majorHAnsi" w:cstheme="majorBidi" w:ascii="Arial" w:hAnsi="Arial"/>
+      <w:rFonts w:asciiTheme="majorHAnsi" w:eastAsiaTheme="majorEastAsia" w:hAnsiTheme="majorHAnsi" w:cstheme="majorBidi" w:ascii="Calibri" w:hAnsi="Calibri"/>
       <w:b/>
       <w:bCs/>
-      <w:color w:val="1F4E78"/>
-      <w:sz w:val="23"/>
+      <w:color w:val="2E74B5"/>
+      <w:sz w:val="26"/>
       <w:szCs w:val="26"/>
     </w:rPr>
   </w:style>
@@ -8914,15 +7244,15 @@
     <w:pPr>
       <w:keepNext/>
       <w:keepLines/>
-      <w:spacing w:before="200" w:after="100"/>
+      <w:spacing w:before="160" w:after="80"/>
       <w:outlineLvl w:val="2"/>
     </w:pPr>
     <w:rPr>
-      <w:rFonts w:asciiTheme="majorHAnsi" w:eastAsiaTheme="majorEastAsia" w:hAnsiTheme="majorHAnsi" w:cstheme="majorBidi" w:ascii="Arial" w:hAnsi="Arial"/>
+      <w:rFonts w:asciiTheme="majorHAnsi" w:eastAsiaTheme="majorEastAsia" w:hAnsiTheme="majorHAnsi" w:cstheme="majorBidi" w:ascii="Calibri" w:hAnsi="Calibri"/>
       <w:b/>
       <w:bCs/>
-      <w:color w:val="666666"/>
-      <w:sz w:val="21"/>
+      <w:color w:val="1F4D78"/>
+      <w:sz w:val="24"/>
     </w:rPr>
   </w:style>
   <w:style w:type="paragraph" w:styleId="Heading4">
@@ -9156,16 +7486,15 @@
       <w:pBdr>
         <w:bottom w:val="single" w:sz="8" w:space="4" w:color="4F81BD" w:themeColor="accent1"/>
       </w:pBdr>
-      <w:spacing w:after="100" w:line="240" w:lineRule="auto" w:before="200"/>
+      <w:spacing w:after="300" w:line="240" w:lineRule="auto"/>
       <w:contextualSpacing/>
     </w:pPr>
     <w:rPr>
-      <w:rFonts w:asciiTheme="majorHAnsi" w:eastAsiaTheme="majorEastAsia" w:hAnsiTheme="majorHAnsi" w:cstheme="majorBidi" w:ascii="Arial" w:hAnsi="Arial"/>
-      <w:b/>
-      <w:color w:val="1F4E78"/>
+      <w:rFonts w:asciiTheme="majorHAnsi" w:eastAsiaTheme="majorEastAsia" w:hAnsiTheme="majorHAnsi" w:cstheme="majorBidi"/>
+      <w:color w:val="17365D" w:themeColor="text2" w:themeShade="BF"/>
       <w:spacing w:val="5"/>
       <w:kern w:val="28"/>
-      <w:sz w:val="40"/>
+      <w:sz w:val="52"/>
       <w:szCs w:val="52"/>
     </w:rPr>
   </w:style>
@@ -9339,8 +7668,14 @@
       <w:numPr>
         <w:numId w:val="1"/>
       </w:numPr>
+      <w:spacing w:after="160" w:line="280" w:lineRule="auto"/>
+      <w:ind w:left="720" w:hanging="360"/>
       <w:contextualSpacing/>
     </w:pPr>
+    <w:rPr>
+      <w:rFonts w:ascii="Calibri" w:hAnsi="Calibri"/>
+      <w:sz w:val="22"/>
+    </w:rPr>
   </w:style>
   <w:style w:type="paragraph" w:styleId="ListBullet2">
     <w:name w:val="List Bullet 2"/>
@@ -9378,8 +7713,14 @@
       <w:numPr>
         <w:numId w:val="5"/>
       </w:numPr>
+      <w:spacing w:after="160" w:line="280" w:lineRule="auto"/>
+      <w:ind w:left="720" w:hanging="360"/>
       <w:contextualSpacing/>
     </w:pPr>
+    <w:rPr>
+      <w:rFonts w:ascii="Calibri" w:hAnsi="Calibri"/>
+      <w:sz w:val="22"/>
+    </w:rPr>
   </w:style>
   <w:style w:type="paragraph" w:styleId="ListNumber2">
     <w:name w:val="List Number 2"/>

--- a/publication_study/output/documents/manuscript_BMC_Public_Health.docx
+++ b/publication_study/output/documents/manuscript_BMC_Public_Health.docx
@@ -59,17 +59,17 @@
     </w:p>
     <w:p>
       <w:r>
-        <w:t>Methods: We analyzed GBD 2023 incidence, prevalence, and disability-adjusted life-year (DALY) estimates for 1990-2023. We summarized all-age quantities and age-standardized rates (ASRs), described nonlinear trends with Bayesian-information-criterion-selected segmented log-linear regression, and decomposed all-age changes into population-size, age-structure, and age-specific-rate components using Shapley replacement. Age-period-cohort (APC) estimable functions for all three outcomes were secondary. All derived results are point estimates because posterior draws were unavailable.</w:t>
+        <w:t>Methods: We analyzed GBD 2023 incidence, prevalence, and disability-adjusted life-year (DALY) estimates for 1990-2023. We summarized all-age quantities and age-standardized rates (ASRs), described nonlinear trends with Bayesian-information-criterion-selected segmented log-linear regression, and decomposed changes into population-size, age-structure, and age-specific-rate components using Shapley replacement. Custom descriptive age-period-cohort (APC) summaries used incidence as the principal secondary outcome; prevalence and DALY rate surfaces were exploratory. All derived results are point estimates because posterior draws were unavailable.</w:t>
       </w:r>
     </w:p>
     <w:p>
       <w:r>
-        <w:t>Results: From 1990 to 2023, estimated incident cases, prevalent cases, and DALYs increased in every country-sex stratum. DALY ASRs in China changed from 175.3 to 177.6 per 100,000 among females and 207.2 to 209.1 among males. Corresponding U.S. rates changed from 269.5 to 247.9 among females and 281.2 to 270.2 among males. Descriptive segmented trends were near stable in China and declined in the United States. Population-size change was the principal positive contributor in most strata, but collapsing age bins materially changed at least one decomposition component in 3 of 12 panels.</w:t>
+        <w:t>Results: From 1990 to 2023, point estimates of incident cases, prevalent cases, and DALYs increased in every country-sex stratum. DALY ASRs in China changed from 175.3 to 177.6 per 100,000 among females and 207.2 to 209.1 among males. Corresponding U.S. rates changed from 269.5 to 247.9 among females and 281.2 to 270.2 among males. Using a descriptive ±0.05%/year stability band, Chinese segmented AAPCs were practically stable and U.S. AAPCs were negative. AR(1) sensitivity retained these labels in all 12 panels. Collapsing age bins materially changed at least one decomposition component in 3 of 12 panels.</w:t>
       </w:r>
     </w:p>
     <w:p>
       <w:r>
-        <w:t>Conclusions: Increasing incident and prevalent case counts and DALYs did not imply worsening age-standardized burden. The estimates identify contrasting demographic and rate patterns that may inform sex- and age-responsive capacity planning; they do not establish effects of health systems or policies.</w:t>
+        <w:t>Conclusions: Larger point estimates of incident and prevalent case counts and DALYs did not imply worsening age-standardized burden. The modeled estimates describe demographic and rate patterns that may inform capacity planning, but posterior uncertainty was not propagated to changes or component rankings and the analyses do not establish effects of health systems or policies.</w:t>
       </w:r>
     </w:p>
     <w:p>
@@ -87,7 +87,7 @@
     </w:p>
     <w:p>
       <w:r>
-        <w:t>Schizophrenia is a severe mental disorder associated with persistent functional impairment, premature mortality, family burden, and substantial health and social care needs [1-3]. In these GBD extracts, schizophrenia DALYs equal years lived with disability (YLDs) because GBD does not assign schizophrenia a direct fatal component; this accounting convention does not imply an absence of excess mortality among people with schizophrenia [1,3].</w:t>
+        <w:t>Schizophrenia is a severe mental disorder associated with persistent functional impairment, premature mortality, family burden, and substantial health and social care needs [1-3]. In the GBD schizophrenia framework, DALYs are represented by years lived with disability (YLDs) because schizophrenia is not assigned a direct fatal component; this framework property does not imply an absence of excess mortality among people with schizophrenia [1,3]. The retained production export did not contain YLD rows and therefore did not itself verify numerical identity.</w:t>
       </w:r>
     </w:p>
     <w:p>
@@ -102,7 +102,7 @@
     </w:p>
     <w:p>
       <w:r>
-        <w:t>We therefore examined incidence, prevalence, and DALY burden in China and the United States from 1990 through 2023. Our objectives were to quantify endpoints and nonlinear trends, compare country and sex trajectories descriptively, decompose all-age changes, and assess agreement between primary trends and secondary age-period-cohort estimable summaries.</w:t>
+        <w:t>We selected China and the United States a priori as two populous settings with contrasting age structures and demographic trajectories, while avoiding causal attribution of differences to national policies or health systems. We hypothesized that all-age quantities would increase more consistently than ASRs, that demographic component allocations would differ between countries, and that aggregate trends could conceal age-specific heterogeneity. Our objectives were to quantify endpoints and nonlinear trends, compare country and sex trajectories descriptively, decompose all-age changes, and characterize convergence or divergence between aggregate trends and custom secondary age-period-cohort summaries.</w:t>
       </w:r>
     </w:p>
     <w:p>
@@ -123,7 +123,7 @@
     </w:p>
     <w:p>
       <w:r>
-        <w:t>We conducted a comparative secondary analysis of GBD 2023 modeled health estimates [8]. The analytic population comprised females and males in China and the United States from 1990 through 2023. The burden extract contained annual posterior means and 95% uncertainty intervals (UIs) for incidence, prevalence, and DALYs by age, sex, country, year, and metric. The source files contained aggregated, non-identifiable population estimates; institutional review board review and informed consent were therefore not applicable.</w:t>
+        <w:t>We conducted a comparative secondary analysis of GBD 2023 modeled health estimates [8]. The analytic population comprised females and males in China and the United States from 1990 through 2023. The burden extract contained annual posterior means and 95% uncertainty intervals (UIs) for incidence, prevalence, and DALYs by age, sex, country, year, and metric. GBD schizophrenia estimates synthesize epidemiological inputs under reference case definitions, commonly ICD-10 F20 and corresponding DSM definitions, using Bayesian disease modeling to generate internally consistent incidence and prevalence by age, sex, location, and year [3,8]. Severity-specific prevalence is combined with population-derived disability weights to estimate YLDs [2,8]. We did not have access to the underlying country-specific microdata, source-level sample sizes, or posterior draws. The exported files contained aggregated, non-identifiable estimates; institutional review board review and informed consent were therefore not applicable.</w:t>
       </w:r>
     </w:p>
     <w:p>
@@ -136,7 +136,7 @@
     </w:p>
     <w:p>
       <w:r>
-        <w:t>Primary outcomes were incidence, prevalence, and DALYs. Trend analyses used all-age numbers and ASRs per 100,000. The production decomposition used matching Number and Rate estimates plus official population for 20 mutually exclusive age groups from 0-4 through 95+ years. We excluded the GBD Percent metric because its denominator and age basis differed by outcome. Probability-of-death and available risk-factor extracts were excluded because they did not represent schizophrenia-specific causal attribution. YLDs were not included in the production export and were not required because they were not a study outcome.</w:t>
+        <w:t>Primary outcomes were incidence, prevalence, and DALYs. Trend analyses used all-age numbers and ASRs per 100,000 supplied by the GBD Results Tool; GBD ASRs apply a common GBD reference population to age-specific rates [8]. The production decomposition used matching Number and Rate estimates plus official population for 20 mutually exclusive age groups from 0-4 through 95+ years. We excluded the GBD Percent metric because its denominator and age basis differed by outcome. Probability-of-death was outside the nonfatal-burden question. The available risk-factor extract was explicitly schizophrenia-attributable DALYs but covered only one limited risk branch; comparative risk attribution was outside the analysis question and the extract was insufficient for a complete risk analysis. YLDs were not included in the production export and were not required because they were not a study outcome.</w:t>
       </w:r>
     </w:p>
     <w:p>
@@ -149,7 +149,7 @@
     </w:p>
     <w:p>
       <w:r>
-        <w:t>We audited dimensional uniqueness, completeness across 34 years, missingness, positivity, uncertainty-bound ordering, and age-bin consistency. Decomposition used official GBD 2023 population estimates. The matching fine-age burden and population exports were accompanied by verified retrieval records, export identifiers, query dimensions, preserved raw-file records, and SHA-256 hashes. We checked age-specific reconstruction by multiplying population by rate and dividing by 100,000.</w:t>
+        <w:t>We audited dimensional uniqueness, completeness across 34 years, missingness, nonnegativity, uncertainty-bound ordering, and age-bin consistency. The preserved IHME exports contained 2,720 exact zero point estimates: incidence Number and Rate at ages 0-9 and 80+, and prevalence and DALY Number and Rate at ages 0-9, in both countries, both sexes, and all years. These values were retained unchanged. The exports do not establish whether they are biological structural zeros or a GBD model-support convention. Log-rate APC analyses therefore used positive ages 10-69; the all-age decomposition retained the complete partition and an incidence sensitivity used ages 10-79. Decomposition used official GBD 2023 population estimates. The matching fine-age burden and population exports were accompanied by verified retrieval records, export identifiers, query dimensions, preserved raw-file records, and SHA-256 hashes. We checked age-specific reconstruction by multiplying population by rate and dividing by 100,000.</w:t>
       </w:r>
     </w:p>
     <w:p>
@@ -162,7 +162,7 @@
     </w:p>
     <w:p>
       <w:r>
-        <w:t>We modeled log ASRs with an open Python implementation of piecewise linear regression, using the general joinpoint parameterization [9]. Candidate models allowed zero to two change points and required at least four annual observations per segment. The number and locations of change points were selected by the Bayesian information criterion. Segment annual percentage changes and overall average annual percentage changes (AAPCs) summarize fitted changes in the annual GBD posterior means; they are descriptive and are not presented with model p values or confidence intervals. Sensitivities varied the maximum breakpoint count, minimum segment length, calendar window, rate versus log-rate scale, and weights based on log-UI widths. The native UIs are not sampling standard errors, so weighted results also remained descriptive. A registered NCI Joinpoint 6.1.0 analysis may be used as optional validation but is not required for the primary open workflow [10].</w:t>
+        <w:t>We modeled log ASRs with an open Python implementation of piecewise linear regression, using the general joinpoint parameterization [9]. Candidate models allowed zero to two change points and required at least four annual observations per segment. The number and locations of change points were selected by the Bayesian information criterion. Segment annual percentage changes and overall average annual percentage changes (AAPCs) summarize fitted changes in annual GBD posterior means; change points are descriptive, not inferential. Continuous estimates are primary. For compact wording, absolute annual changes below 0.05% were labeled practically stable, with 0.02% and 0.10% thresholds as sensitivity checks; these are not statistical equivalence tests. Sensitivities varied breakpoint count, minimum segment length, calendar window, scale, and log-UI-width weights. We also fitted the same candidates by iterative Prais-Winsten feasible generalized least squares with an AR(1) error structure. All sensitivity results remained model-conditional descriptions rather than GBD posterior uncertainty. A registered NCI Joinpoint analysis may be used as optional software comparison but is not required for the primary open workflow [10].</w:t>
       </w:r>
     </w:p>
     <w:p>
@@ -180,7 +180,7 @@
     </w:p>
     <w:p>
       <w:r>
-        <w:t>For each outcome, country, and sex, we decomposed the change in reconstructed all-age quantities into population-size change, age-structure change, and age-specific-rate change [11]. We averaged marginal contributions over all six possible factor-replacement orders, which is equivalent to a Shapley decomposition. Components were required to sum to total reconstructed change within numerical tolerance, and reconstructed endpoint quantities were checked against the reported all-age numbers. Primary estimates used 1990-2023; 2000-2023, 2010-2023, annual-chain, and five-year-chain analyses assessed endpoint and path sensitivity. We also compared the finest available age partition with a four-group collapse and flagged sign, magnitude-rank, or component-size changes.</w:t>
+        <w:t>For each outcome, country, and sex, we decomposed the change in reconstructed all-age quantities into population-size change, age-structure change, and age-specific-rate change [11]. We averaged marginal contributions over all six possible factor-replacement orders, which is equivalent to a Shapley decomposition. Components were required to sum to total reconstructed change within numerical tolerance, and reconstructed endpoint quantities were checked against reported all-age numbers. Primary estimates used 1990-2023; 2000-2023, 2010-2023, annual-chain, and five-year-chain analyses assessed endpoint and path sensitivity. We compared the 20-group partition with a four-group collapse of 0-19, 20-39, 40-59, and 60+ years. Because incidence was exactly zero at ages 0-9 and 80+ in the source export, we also decomposed the restricted ages 10-79 as a sensitivity quantity that was not labeled all-age burden.</w:t>
       </w:r>
     </w:p>
     <w:p>
@@ -193,7 +193,7 @@
     </w:p>
     <w:p>
       <w:r>
-        <w:t>Secondary APC analyses of incidence, prevalence, and DALYs used equal five-year age groups covering 10-14 to 65-69 years and six equal periods from 1994-1998 through 2019-2023. We estimated net drift, age-specific local drift, longitudinal age relative risks, and nonlinear period and cohort relative risks. The design included an intercept, two identifiable linear trends, and nonlinear age, period, and cohort bases that were orthogonal to intercept and linear trend; it did not fit three unrestricted linear effects [12-15]. Reference relative risks were set to one. We did not interpret period or cohort patterns causally. The grouped sensitivity used the six complete periods from 1990-1994 through 2015-2019, thereby excluding 2020-2023 without shortening the six-period design.</w:t>
+        <w:t>Custom descriptive APC summaries used equal five-year age groups covering 10-14 to 65-69 years and six equal periods from 1994-1998 through 2019-2023. Incidence was the principal secondary outcome; prevalence and DALY rate surfaces were exploratory extensions, not incident-event risks. We report a global period slope, separately fitted age-specific log-rate slopes, a descriptive age rate-ratio curve, and period- and cohort-curvature rate ratios. The population-weighted least-squares design included an intercept, centered linear age and period terms, and nonlinear age, period, and cohort bases orthogonal to intercept and linear trend. We do not claim equivalence to conventional NCI APC estimable functions, and all outputs are labeled custom descriptive summaries. An equal-weight sensitivity assessed the influence of population weights. Reference rate ratios were one, and period/cohort patterns were not interpreted causally. A window sensitivity used six periods from 1990-1994 through 2015-2019.</w:t>
       </w:r>
     </w:p>
     <w:p>
@@ -206,7 +206,7 @@
     </w:p>
     <w:p>
       <w:r>
-        <w:t>The analysis was conducted in Python with deterministic settings. Every table and figure is generated from saved machine-readable inputs. Reporting follows the Guidelines for Accurate and Transparent Health Estimates Reporting (GATHER) [16]. The working package contains the complete code, provenance table, data dictionary, and readiness metadata; these materials will be deposited at a persistent repository before submission. OpenAI Codex, a large language model tool, was used during software engineering and manuscript drafting. All generated code, analyses, claims, and references were reviewed and remain the authors' responsibility; the tool is not an author.</w:t>
+        <w:t>The analysis was conducted in Python with deterministic settings. Every table and figure is generated from saved machine-readable inputs. Reporting follows the Guidelines for Accurate and Transparent Health Estimates Reporting (GATHER) [16]. The working package contains the complete code, provenance table, data dictionary, and readiness metadata; these materials accompany this blinded submission package; no external archive DOI was designated for this build. OpenAI Codex, a large language model tool, was used during software engineering and manuscript drafting. All generated code, analyses, claims, and references were reviewed and remain the authors' responsibility; the tool is not an author.</w:t>
       </w:r>
     </w:p>
     <w:p>
@@ -227,7 +227,7 @@
     </w:p>
     <w:p>
       <w:r>
-        <w:t>All 12 primary country-sex-outcome panels contained 34 annual all-age quantities and 34 annual ASRs. The production decomposition panels contained 20 age groups spanning 0-4 through 95+ years. No invalid UI ordering or nonpositive point estimates were identified. The export did not include YLDs; the YLD-DALY duplication audit was therefore recorded as not available and did not affect the three specified study outcomes. The 99th percentile absolute population-rate reconstruction discrepancy was 9.06e-11%, and decomposition endpoint reconstructions agreed with reported all-age numbers within floating-point tolerance.</w:t>
+        <w:t>All 12 primary country-sex-outcome panels contained 34 annual all-age quantities and 34 annual ASRs. The production-data decomposition panels contained 20 age groups spanning 0-4 through 95+ years. No negative values or invalid UI ordering were identified, but 2,720 fine-age Number/Rate cells had exact zero point estimates. The zero keys matched the preserved source exports: incidence at ages 0-9 and 80+, and prevalence and DALYs at ages 0-9, in every country-sex-year stratum. The export did not include YLDs; the YLD-DALY duplication audit was therefore recorded as not available and did not affect the three specified study outcomes. The 99th percentile absolute population-rate reconstruction discrepancy was 9.06e-11%, and decomposition endpoint reconstructions agreed with reported all-age numbers within floating-point tolerance.</w:t>
       </w:r>
     </w:p>
     <w:p>
@@ -240,7 +240,7 @@
     </w:p>
     <w:p>
       <w:r>
-        <w:t>All-age incidence, prevalence, and DALY counts increased between 1990 and 2023 in both countries and both sexes. In contrast, Chinese ASRs were nearly stable, whereas U.S. ASRs declined across the three outcomes. Males generally had higher rates than females. Thus, count growth and standardized-rate trends conveyed different dimensions of population burden.</w:t>
+        <w:t>Point estimates of all-age incidence, prevalence, and DALY quantities increased between 1990 and 2023 in both countries and both sexes. Chinese AAPCs fell within the descriptive ±0.05%/year practical-stability band, whereas U.S. AAPCs were negative across the three outcomes. Males generally had higher point-estimate rates than females. These statements describe magnitudes and do not imply posterior-draw evidence for change or between-group differences.</w:t>
       </w:r>
     </w:p>
     <w:p>
@@ -264,14 +264,15 @@
         <w:tblLayout w:type="fixed"/>
       </w:tblPr>
       <w:tblGrid>
-        <w:gridCol w:w="1111"/>
-        <w:gridCol w:w="995"/>
-        <w:gridCol w:w="1061"/>
-        <w:gridCol w:w="1411"/>
-        <w:gridCol w:w="1195"/>
-        <w:gridCol w:w="1028"/>
-        <w:gridCol w:w="1261"/>
-        <w:gridCol w:w="1298"/>
+        <w:gridCol w:w="957"/>
+        <w:gridCol w:w="871"/>
+        <w:gridCol w:w="920"/>
+        <w:gridCol w:w="1179"/>
+        <w:gridCol w:w="1179"/>
+        <w:gridCol w:w="1019"/>
+        <w:gridCol w:w="1068"/>
+        <w:gridCol w:w="1068"/>
+        <w:gridCol w:w="1099"/>
       </w:tblGrid>
       <w:tr>
         <w:trPr>
@@ -279,8 +280,8 @@
         </w:trPr>
         <w:tc>
           <w:tcPr>
-            <w:tcW w:type="dxa" w:w="1111"/>
-            <w:shd w:fill="F2F4F7"/>
+            <w:tcW w:type="dxa" w:w="957"/>
+            <w:shd w:fill="FFFFFF"/>
             <w:tcMar>
               <w:top w:w="80" w:type="dxa"/>
               <w:start w:w="120" w:type="dxa"/>
@@ -298,7 +299,7 @@
                 <w:rFonts w:ascii="Calibri" w:hAnsi="Calibri" w:eastAsia="Calibri"/>
                 <w:b/>
                 <w:color w:val="1F4D78"/>
-                <w:sz w:val="14"/>
+                <w:sz w:val="13"/>
               </w:rPr>
               <w:t>Location</w:t>
             </w:r>
@@ -306,8 +307,8 @@
         </w:tc>
         <w:tc>
           <w:tcPr>
-            <w:tcW w:type="dxa" w:w="995"/>
-            <w:shd w:fill="F2F4F7"/>
+            <w:tcW w:type="dxa" w:w="871"/>
+            <w:shd w:fill="FFFFFF"/>
             <w:tcMar>
               <w:top w:w="80" w:type="dxa"/>
               <w:start w:w="120" w:type="dxa"/>
@@ -325,7 +326,7 @@
                 <w:rFonts w:ascii="Calibri" w:hAnsi="Calibri" w:eastAsia="Calibri"/>
                 <w:b/>
                 <w:color w:val="1F4D78"/>
-                <w:sz w:val="14"/>
+                <w:sz w:val="13"/>
               </w:rPr>
               <w:t>Sex</w:t>
             </w:r>
@@ -333,8 +334,8 @@
         </w:tc>
         <w:tc>
           <w:tcPr>
-            <w:tcW w:type="dxa" w:w="1061"/>
-            <w:shd w:fill="F2F4F7"/>
+            <w:tcW w:type="dxa" w:w="920"/>
+            <w:shd w:fill="FFFFFF"/>
             <w:tcMar>
               <w:top w:w="80" w:type="dxa"/>
               <w:start w:w="120" w:type="dxa"/>
@@ -352,7 +353,7 @@
                 <w:rFonts w:ascii="Calibri" w:hAnsi="Calibri" w:eastAsia="Calibri"/>
                 <w:b/>
                 <w:color w:val="1F4D78"/>
-                <w:sz w:val="14"/>
+                <w:sz w:val="13"/>
               </w:rPr>
               <w:t>Outcome</w:t>
             </w:r>
@@ -360,8 +361,8 @@
         </w:tc>
         <w:tc>
           <w:tcPr>
-            <w:tcW w:type="dxa" w:w="1411"/>
-            <w:shd w:fill="F2F4F7"/>
+            <w:tcW w:type="dxa" w:w="1179"/>
+            <w:shd w:fill="FFFFFF"/>
             <w:tcMar>
               <w:top w:w="80" w:type="dxa"/>
               <w:start w:w="120" w:type="dxa"/>
@@ -379,16 +380,16 @@
                 <w:rFonts w:ascii="Calibri" w:hAnsi="Calibri" w:eastAsia="Calibri"/>
                 <w:b/>
                 <w:color w:val="1F4D78"/>
-                <w:sz w:val="14"/>
+                <w:sz w:val="13"/>
               </w:rPr>
-              <w:t>2023 quantity (95% UI)</w:t>
+              <w:t>1990 quantity (95% UI)</w:t>
             </w:r>
           </w:p>
         </w:tc>
         <w:tc>
           <w:tcPr>
-            <w:tcW w:type="dxa" w:w="1195"/>
-            <w:shd w:fill="F2F4F7"/>
+            <w:tcW w:type="dxa" w:w="1179"/>
+            <w:shd w:fill="FFFFFF"/>
             <w:tcMar>
               <w:top w:w="80" w:type="dxa"/>
               <w:start w:w="120" w:type="dxa"/>
@@ -406,16 +407,16 @@
                 <w:rFonts w:ascii="Calibri" w:hAnsi="Calibri" w:eastAsia="Calibri"/>
                 <w:b/>
                 <w:color w:val="1F4D78"/>
-                <w:sz w:val="14"/>
+                <w:sz w:val="13"/>
               </w:rPr>
-              <w:t>Quantity change, %</w:t>
+              <w:t>2023 quantity (95% UI)</w:t>
             </w:r>
           </w:p>
         </w:tc>
         <w:tc>
           <w:tcPr>
-            <w:tcW w:type="dxa" w:w="1028"/>
-            <w:shd w:fill="F2F4F7"/>
+            <w:tcW w:type="dxa" w:w="1019"/>
+            <w:shd w:fill="FFFFFF"/>
             <w:tcMar>
               <w:top w:w="80" w:type="dxa"/>
               <w:start w:w="120" w:type="dxa"/>
@@ -433,16 +434,16 @@
                 <w:rFonts w:ascii="Calibri" w:hAnsi="Calibri" w:eastAsia="Calibri"/>
                 <w:b/>
                 <w:color w:val="1F4D78"/>
-                <w:sz w:val="14"/>
+                <w:sz w:val="13"/>
               </w:rPr>
-              <w:t>ASR 1990</w:t>
+              <w:t>Quantity change, %</w:t>
             </w:r>
           </w:p>
         </w:tc>
         <w:tc>
           <w:tcPr>
-            <w:tcW w:type="dxa" w:w="1261"/>
-            <w:shd w:fill="F2F4F7"/>
+            <w:tcW w:type="dxa" w:w="1068"/>
+            <w:shd w:fill="FFFFFF"/>
             <w:tcMar>
               <w:top w:w="80" w:type="dxa"/>
               <w:start w:w="120" w:type="dxa"/>
@@ -460,16 +461,16 @@
                 <w:rFonts w:ascii="Calibri" w:hAnsi="Calibri" w:eastAsia="Calibri"/>
                 <w:b/>
                 <w:color w:val="1F4D78"/>
-                <w:sz w:val="14"/>
+                <w:sz w:val="13"/>
               </w:rPr>
-              <w:t>ASR 2023 (95% UI)</w:t>
+              <w:t>ASR 1990 (95% UI)</w:t>
             </w:r>
           </w:p>
         </w:tc>
         <w:tc>
           <w:tcPr>
-            <w:tcW w:type="dxa" w:w="1298"/>
-            <w:shd w:fill="F2F4F7"/>
+            <w:tcW w:type="dxa" w:w="1068"/>
+            <w:shd w:fill="FFFFFF"/>
             <w:tcMar>
               <w:top w:w="80" w:type="dxa"/>
               <w:start w:w="120" w:type="dxa"/>
@@ -487,7 +488,34 @@
                 <w:rFonts w:ascii="Calibri" w:hAnsi="Calibri" w:eastAsia="Calibri"/>
                 <w:b/>
                 <w:color w:val="1F4D78"/>
-                <w:sz w:val="14"/>
+                <w:sz w:val="13"/>
+              </w:rPr>
+              <w:t>ASR 2023 (95% UI)</w:t>
+            </w:r>
+          </w:p>
+        </w:tc>
+        <w:tc>
+          <w:tcPr>
+            <w:tcW w:type="dxa" w:w="1099"/>
+            <w:shd w:fill="FFFFFF"/>
+            <w:tcMar>
+              <w:top w:w="80" w:type="dxa"/>
+              <w:start w:w="120" w:type="dxa"/>
+              <w:bottom w:w="80" w:type="dxa"/>
+              <w:end w:w="120" w:type="dxa"/>
+            </w:tcMar>
+            <w:vAlign w:val="center"/>
+          </w:tcPr>
+          <w:p>
+            <w:pPr>
+              <w:jc w:val="center"/>
+            </w:pPr>
+            <w:r>
+              <w:rPr>
+                <w:rFonts w:ascii="Calibri" w:hAnsi="Calibri" w:eastAsia="Calibri"/>
+                <w:b/>
+                <w:color w:val="1F4D78"/>
+                <w:sz w:val="13"/>
               </w:rPr>
               <w:t>Descriptive AAPC, %/year</w:t>
             </w:r>
@@ -500,7 +528,7 @@
         </w:trPr>
         <w:tc>
           <w:tcPr>
-            <w:tcW w:type="dxa" w:w="1111"/>
+            <w:tcW w:type="dxa" w:w="957"/>
             <w:vAlign w:val="center"/>
             <w:tcMar>
               <w:top w:w="80" w:type="dxa"/>
@@ -511,12 +539,13 @@
           </w:tcPr>
           <w:p>
             <w:pPr>
+              <w:spacing w:line="240" w:lineRule="auto"/>
               <w:jc w:val="left"/>
             </w:pPr>
             <w:r>
               <w:rPr>
                 <w:rFonts w:ascii="Calibri" w:hAnsi="Calibri" w:eastAsia="Calibri"/>
-                <w:sz w:val="14"/>
+                <w:sz w:val="13"/>
               </w:rPr>
               <w:t>China</w:t>
             </w:r>
@@ -524,7 +553,7 @@
         </w:tc>
         <w:tc>
           <w:tcPr>
-            <w:tcW w:type="dxa" w:w="995"/>
+            <w:tcW w:type="dxa" w:w="871"/>
             <w:vAlign w:val="center"/>
             <w:tcMar>
               <w:top w:w="80" w:type="dxa"/>
@@ -535,12 +564,13 @@
           </w:tcPr>
           <w:p>
             <w:pPr>
+              <w:spacing w:line="240" w:lineRule="auto"/>
               <w:jc w:val="center"/>
             </w:pPr>
             <w:r>
               <w:rPr>
                 <w:rFonts w:ascii="Calibri" w:hAnsi="Calibri" w:eastAsia="Calibri"/>
-                <w:sz w:val="14"/>
+                <w:sz w:val="13"/>
               </w:rPr>
               <w:t>Female</w:t>
             </w:r>
@@ -548,7 +578,7 @@
         </w:tc>
         <w:tc>
           <w:tcPr>
-            <w:tcW w:type="dxa" w:w="1061"/>
+            <w:tcW w:type="dxa" w:w="920"/>
             <w:vAlign w:val="center"/>
             <w:tcMar>
               <w:top w:w="80" w:type="dxa"/>
@@ -559,12 +589,13 @@
           </w:tcPr>
           <w:p>
             <w:pPr>
+              <w:spacing w:line="240" w:lineRule="auto"/>
               <w:jc w:val="center"/>
             </w:pPr>
             <w:r>
               <w:rPr>
                 <w:rFonts w:ascii="Calibri" w:hAnsi="Calibri" w:eastAsia="Calibri"/>
-                <w:sz w:val="14"/>
+                <w:sz w:val="13"/>
               </w:rPr>
               <w:t>Incidence</w:t>
             </w:r>
@@ -572,7 +603,7 @@
         </w:tc>
         <w:tc>
           <w:tcPr>
-            <w:tcW w:type="dxa" w:w="1411"/>
+            <w:tcW w:type="dxa" w:w="1179"/>
             <w:vAlign w:val="center"/>
             <w:tcMar>
               <w:top w:w="80" w:type="dxa"/>
@@ -583,20 +614,21 @@
           </w:tcPr>
           <w:p>
             <w:pPr>
+              <w:spacing w:line="240" w:lineRule="auto"/>
               <w:jc w:val="center"/>
             </w:pPr>
             <w:r>
               <w:rPr>
                 <w:rFonts w:ascii="Calibri" w:hAnsi="Calibri" w:eastAsia="Calibri"/>
-                <w:sz w:val="14"/>
+                <w:sz w:val="13"/>
               </w:rPr>
-              <w:t>132,520 (111,395-155,089)</w:t>
+              <w:t>115,697 (97,975-138,931)</w:t>
             </w:r>
           </w:p>
         </w:tc>
         <w:tc>
           <w:tcPr>
-            <w:tcW w:type="dxa" w:w="1195"/>
+            <w:tcW w:type="dxa" w:w="1179"/>
             <w:vAlign w:val="center"/>
             <w:tcMar>
               <w:top w:w="80" w:type="dxa"/>
@@ -607,20 +639,21 @@
           </w:tcPr>
           <w:p>
             <w:pPr>
+              <w:spacing w:line="240" w:lineRule="auto"/>
               <w:jc w:val="center"/>
             </w:pPr>
             <w:r>
               <w:rPr>
                 <w:rFonts w:ascii="Calibri" w:hAnsi="Calibri" w:eastAsia="Calibri"/>
-                <w:sz w:val="14"/>
+                <w:sz w:val="13"/>
               </w:rPr>
-              <w:t>14.5</w:t>
+              <w:t>132,520 (111,395-155,089)</w:t>
             </w:r>
           </w:p>
         </w:tc>
         <w:tc>
           <w:tcPr>
-            <w:tcW w:type="dxa" w:w="1028"/>
+            <w:tcW w:type="dxa" w:w="1019"/>
             <w:vAlign w:val="center"/>
             <w:tcMar>
               <w:top w:w="80" w:type="dxa"/>
@@ -631,20 +664,21 @@
           </w:tcPr>
           <w:p>
             <w:pPr>
+              <w:spacing w:line="240" w:lineRule="auto"/>
               <w:jc w:val="center"/>
             </w:pPr>
             <w:r>
               <w:rPr>
                 <w:rFonts w:ascii="Calibri" w:hAnsi="Calibri" w:eastAsia="Calibri"/>
-                <w:sz w:val="14"/>
+                <w:sz w:val="13"/>
               </w:rPr>
-              <w:t>18.35</w:t>
+              <w:t>14.5</w:t>
             </w:r>
           </w:p>
         </w:tc>
         <w:tc>
           <w:tcPr>
-            <w:tcW w:type="dxa" w:w="1261"/>
+            <w:tcW w:type="dxa" w:w="1068"/>
             <w:vAlign w:val="center"/>
             <w:tcMar>
               <w:top w:w="80" w:type="dxa"/>
@@ -655,20 +689,21 @@
           </w:tcPr>
           <w:p>
             <w:pPr>
+              <w:spacing w:line="240" w:lineRule="auto"/>
               <w:jc w:val="center"/>
             </w:pPr>
             <w:r>
               <w:rPr>
                 <w:rFonts w:ascii="Calibri" w:hAnsi="Calibri" w:eastAsia="Calibri"/>
-                <w:sz w:val="14"/>
+                <w:sz w:val="13"/>
               </w:rPr>
-              <w:t>18.42 (15.40-21.88)</w:t>
+              <w:t>18.35 (15.45-21.78)</w:t>
             </w:r>
           </w:p>
         </w:tc>
         <w:tc>
           <w:tcPr>
-            <w:tcW w:type="dxa" w:w="1298"/>
+            <w:tcW w:type="dxa" w:w="1068"/>
             <w:vAlign w:val="center"/>
             <w:tcMar>
               <w:top w:w="80" w:type="dxa"/>
@@ -679,12 +714,38 @@
           </w:tcPr>
           <w:p>
             <w:pPr>
+              <w:spacing w:line="240" w:lineRule="auto"/>
               <w:jc w:val="center"/>
             </w:pPr>
             <w:r>
               <w:rPr>
                 <w:rFonts w:ascii="Calibri" w:hAnsi="Calibri" w:eastAsia="Calibri"/>
-                <w:sz w:val="14"/>
+                <w:sz w:val="13"/>
+              </w:rPr>
+              <w:t>18.42 (15.40-21.88)</w:t>
+            </w:r>
+          </w:p>
+        </w:tc>
+        <w:tc>
+          <w:tcPr>
+            <w:tcW w:type="dxa" w:w="1099"/>
+            <w:vAlign w:val="center"/>
+            <w:tcMar>
+              <w:top w:w="80" w:type="dxa"/>
+              <w:start w:w="120" w:type="dxa"/>
+              <w:bottom w:w="80" w:type="dxa"/>
+              <w:end w:w="120" w:type="dxa"/>
+            </w:tcMar>
+          </w:tcPr>
+          <w:p>
+            <w:pPr>
+              <w:spacing w:line="240" w:lineRule="auto"/>
+              <w:jc w:val="center"/>
+            </w:pPr>
+            <w:r>
+              <w:rPr>
+                <w:rFonts w:ascii="Calibri" w:hAnsi="Calibri" w:eastAsia="Calibri"/>
+                <w:sz w:val="13"/>
               </w:rPr>
               <w:t>0.012</w:t>
             </w:r>
@@ -697,7 +758,7 @@
         </w:trPr>
         <w:tc>
           <w:tcPr>
-            <w:tcW w:type="dxa" w:w="1111"/>
+            <w:tcW w:type="dxa" w:w="957"/>
             <w:vAlign w:val="center"/>
             <w:tcMar>
               <w:top w:w="80" w:type="dxa"/>
@@ -708,12 +769,13 @@
           </w:tcPr>
           <w:p>
             <w:pPr>
+              <w:spacing w:line="240" w:lineRule="auto"/>
               <w:jc w:val="left"/>
             </w:pPr>
             <w:r>
               <w:rPr>
                 <w:rFonts w:ascii="Calibri" w:hAnsi="Calibri" w:eastAsia="Calibri"/>
-                <w:sz w:val="14"/>
+                <w:sz w:val="13"/>
               </w:rPr>
               <w:t>China</w:t>
             </w:r>
@@ -721,7 +783,7 @@
         </w:tc>
         <w:tc>
           <w:tcPr>
-            <w:tcW w:type="dxa" w:w="995"/>
+            <w:tcW w:type="dxa" w:w="871"/>
             <w:vAlign w:val="center"/>
             <w:tcMar>
               <w:top w:w="80" w:type="dxa"/>
@@ -732,12 +794,13 @@
           </w:tcPr>
           <w:p>
             <w:pPr>
+              <w:spacing w:line="240" w:lineRule="auto"/>
               <w:jc w:val="center"/>
             </w:pPr>
             <w:r>
               <w:rPr>
                 <w:rFonts w:ascii="Calibri" w:hAnsi="Calibri" w:eastAsia="Calibri"/>
-                <w:sz w:val="14"/>
+                <w:sz w:val="13"/>
               </w:rPr>
               <w:t>Female</w:t>
             </w:r>
@@ -745,7 +808,7 @@
         </w:tc>
         <w:tc>
           <w:tcPr>
-            <w:tcW w:type="dxa" w:w="1061"/>
+            <w:tcW w:type="dxa" w:w="920"/>
             <w:vAlign w:val="center"/>
             <w:tcMar>
               <w:top w:w="80" w:type="dxa"/>
@@ -756,12 +819,13 @@
           </w:tcPr>
           <w:p>
             <w:pPr>
+              <w:spacing w:line="240" w:lineRule="auto"/>
               <w:jc w:val="center"/>
             </w:pPr>
             <w:r>
               <w:rPr>
                 <w:rFonts w:ascii="Calibri" w:hAnsi="Calibri" w:eastAsia="Calibri"/>
-                <w:sz w:val="14"/>
+                <w:sz w:val="13"/>
               </w:rPr>
               <w:t>Prevalence</w:t>
             </w:r>
@@ -769,7 +833,7 @@
         </w:tc>
         <w:tc>
           <w:tcPr>
-            <w:tcW w:type="dxa" w:w="1411"/>
+            <w:tcW w:type="dxa" w:w="1179"/>
             <w:vAlign w:val="center"/>
             <w:tcMar>
               <w:top w:w="80" w:type="dxa"/>
@@ -780,20 +844,21 @@
           </w:tcPr>
           <w:p>
             <w:pPr>
+              <w:spacing w:line="240" w:lineRule="auto"/>
               <w:jc w:val="center"/>
             </w:pPr>
             <w:r>
               <w:rPr>
                 <w:rFonts w:ascii="Calibri" w:hAnsi="Calibri" w:eastAsia="Calibri"/>
-                <w:sz w:val="14"/>
+                <w:sz w:val="13"/>
               </w:rPr>
-              <w:t>2,469,230 (2,074,473-2,895,939)</w:t>
+              <w:t>1,544,462 (1,278,400-1,844,258)</w:t>
             </w:r>
           </w:p>
         </w:tc>
         <w:tc>
           <w:tcPr>
-            <w:tcW w:type="dxa" w:w="1195"/>
+            <w:tcW w:type="dxa" w:w="1179"/>
             <w:vAlign w:val="center"/>
             <w:tcMar>
               <w:top w:w="80" w:type="dxa"/>
@@ -804,20 +869,21 @@
           </w:tcPr>
           <w:p>
             <w:pPr>
+              <w:spacing w:line="240" w:lineRule="auto"/>
               <w:jc w:val="center"/>
             </w:pPr>
             <w:r>
               <w:rPr>
                 <w:rFonts w:ascii="Calibri" w:hAnsi="Calibri" w:eastAsia="Calibri"/>
-                <w:sz w:val="14"/>
+                <w:sz w:val="13"/>
               </w:rPr>
-              <w:t>59.9</w:t>
+              <w:t>2,469,230 (2,074,473-2,895,939)</w:t>
             </w:r>
           </w:p>
         </w:tc>
         <w:tc>
           <w:tcPr>
-            <w:tcW w:type="dxa" w:w="1028"/>
+            <w:tcW w:type="dxa" w:w="1019"/>
             <w:vAlign w:val="center"/>
             <w:tcMar>
               <w:top w:w="80" w:type="dxa"/>
@@ -828,20 +894,21 @@
           </w:tcPr>
           <w:p>
             <w:pPr>
+              <w:spacing w:line="240" w:lineRule="auto"/>
               <w:jc w:val="center"/>
             </w:pPr>
             <w:r>
               <w:rPr>
                 <w:rFonts w:ascii="Calibri" w:hAnsi="Calibri" w:eastAsia="Calibri"/>
-                <w:sz w:val="14"/>
+                <w:sz w:val="13"/>
               </w:rPr>
-              <w:t>276.90</w:t>
+              <w:t>59.9</w:t>
             </w:r>
           </w:p>
         </w:tc>
         <w:tc>
           <w:tcPr>
-            <w:tcW w:type="dxa" w:w="1261"/>
+            <w:tcW w:type="dxa" w:w="1068"/>
             <w:vAlign w:val="center"/>
             <w:tcMar>
               <w:top w:w="80" w:type="dxa"/>
@@ -852,20 +919,21 @@
           </w:tcPr>
           <w:p>
             <w:pPr>
+              <w:spacing w:line="240" w:lineRule="auto"/>
               <w:jc w:val="center"/>
             </w:pPr>
             <w:r>
               <w:rPr>
                 <w:rFonts w:ascii="Calibri" w:hAnsi="Calibri" w:eastAsia="Calibri"/>
-                <w:sz w:val="14"/>
+                <w:sz w:val="13"/>
               </w:rPr>
-              <w:t>278.86 (234.44-331.62)</w:t>
+              <w:t>276.90 (233.25-329.61)</w:t>
             </w:r>
           </w:p>
         </w:tc>
         <w:tc>
           <w:tcPr>
-            <w:tcW w:type="dxa" w:w="1298"/>
+            <w:tcW w:type="dxa" w:w="1068"/>
             <w:vAlign w:val="center"/>
             <w:tcMar>
               <w:top w:w="80" w:type="dxa"/>
@@ -876,12 +944,38 @@
           </w:tcPr>
           <w:p>
             <w:pPr>
+              <w:spacing w:line="240" w:lineRule="auto"/>
               <w:jc w:val="center"/>
             </w:pPr>
             <w:r>
               <w:rPr>
                 <w:rFonts w:ascii="Calibri" w:hAnsi="Calibri" w:eastAsia="Calibri"/>
-                <w:sz w:val="14"/>
+                <w:sz w:val="13"/>
+              </w:rPr>
+              <w:t>278.86 (234.44-331.62)</w:t>
+            </w:r>
+          </w:p>
+        </w:tc>
+        <w:tc>
+          <w:tcPr>
+            <w:tcW w:type="dxa" w:w="1099"/>
+            <w:vAlign w:val="center"/>
+            <w:tcMar>
+              <w:top w:w="80" w:type="dxa"/>
+              <w:start w:w="120" w:type="dxa"/>
+              <w:bottom w:w="80" w:type="dxa"/>
+              <w:end w:w="120" w:type="dxa"/>
+            </w:tcMar>
+          </w:tcPr>
+          <w:p>
+            <w:pPr>
+              <w:spacing w:line="240" w:lineRule="auto"/>
+              <w:jc w:val="center"/>
+            </w:pPr>
+            <w:r>
+              <w:rPr>
+                <w:rFonts w:ascii="Calibri" w:hAnsi="Calibri" w:eastAsia="Calibri"/>
+                <w:sz w:val="13"/>
               </w:rPr>
               <w:t>0.024</w:t>
             </w:r>
@@ -894,7 +988,7 @@
         </w:trPr>
         <w:tc>
           <w:tcPr>
-            <w:tcW w:type="dxa" w:w="1111"/>
+            <w:tcW w:type="dxa" w:w="957"/>
             <w:vAlign w:val="center"/>
             <w:tcMar>
               <w:top w:w="80" w:type="dxa"/>
@@ -905,12 +999,13 @@
           </w:tcPr>
           <w:p>
             <w:pPr>
+              <w:spacing w:line="240" w:lineRule="auto"/>
               <w:jc w:val="left"/>
             </w:pPr>
             <w:r>
               <w:rPr>
                 <w:rFonts w:ascii="Calibri" w:hAnsi="Calibri" w:eastAsia="Calibri"/>
-                <w:sz w:val="14"/>
+                <w:sz w:val="13"/>
               </w:rPr>
               <w:t>China</w:t>
             </w:r>
@@ -918,7 +1013,7 @@
         </w:tc>
         <w:tc>
           <w:tcPr>
-            <w:tcW w:type="dxa" w:w="995"/>
+            <w:tcW w:type="dxa" w:w="871"/>
             <w:vAlign w:val="center"/>
             <w:tcMar>
               <w:top w:w="80" w:type="dxa"/>
@@ -929,12 +1024,13 @@
           </w:tcPr>
           <w:p>
             <w:pPr>
+              <w:spacing w:line="240" w:lineRule="auto"/>
               <w:jc w:val="center"/>
             </w:pPr>
             <w:r>
               <w:rPr>
                 <w:rFonts w:ascii="Calibri" w:hAnsi="Calibri" w:eastAsia="Calibri"/>
-                <w:sz w:val="14"/>
+                <w:sz w:val="13"/>
               </w:rPr>
               <w:t>Female</w:t>
             </w:r>
@@ -942,7 +1038,7 @@
         </w:tc>
         <w:tc>
           <w:tcPr>
-            <w:tcW w:type="dxa" w:w="1061"/>
+            <w:tcW w:type="dxa" w:w="920"/>
             <w:vAlign w:val="center"/>
             <w:tcMar>
               <w:top w:w="80" w:type="dxa"/>
@@ -953,12 +1049,13 @@
           </w:tcPr>
           <w:p>
             <w:pPr>
+              <w:spacing w:line="240" w:lineRule="auto"/>
               <w:jc w:val="center"/>
             </w:pPr>
             <w:r>
               <w:rPr>
                 <w:rFonts w:ascii="Calibri" w:hAnsi="Calibri" w:eastAsia="Calibri"/>
-                <w:sz w:val="14"/>
+                <w:sz w:val="13"/>
               </w:rPr>
               <w:t>DALYs</w:t>
             </w:r>
@@ -966,7 +1063,7 @@
         </w:tc>
         <w:tc>
           <w:tcPr>
-            <w:tcW w:type="dxa" w:w="1411"/>
+            <w:tcW w:type="dxa" w:w="1179"/>
             <w:vAlign w:val="center"/>
             <w:tcMar>
               <w:top w:w="80" w:type="dxa"/>
@@ -977,20 +1074,21 @@
           </w:tcPr>
           <w:p>
             <w:pPr>
+              <w:spacing w:line="240" w:lineRule="auto"/>
               <w:jc w:val="center"/>
             </w:pPr>
             <w:r>
               <w:rPr>
                 <w:rFonts w:ascii="Calibri" w:hAnsi="Calibri" w:eastAsia="Calibri"/>
-                <w:sz w:val="14"/>
+                <w:sz w:val="13"/>
               </w:rPr>
-              <w:t>1,551,859 (1,120,102-1,948,123)</w:t>
+              <w:t>985,172 (724,062-1,242,487)</w:t>
             </w:r>
           </w:p>
         </w:tc>
         <w:tc>
           <w:tcPr>
-            <w:tcW w:type="dxa" w:w="1195"/>
+            <w:tcW w:type="dxa" w:w="1179"/>
             <w:vAlign w:val="center"/>
             <w:tcMar>
               <w:top w:w="80" w:type="dxa"/>
@@ -1001,20 +1099,21 @@
           </w:tcPr>
           <w:p>
             <w:pPr>
+              <w:spacing w:line="240" w:lineRule="auto"/>
               <w:jc w:val="center"/>
             </w:pPr>
             <w:r>
               <w:rPr>
                 <w:rFonts w:ascii="Calibri" w:hAnsi="Calibri" w:eastAsia="Calibri"/>
-                <w:sz w:val="14"/>
+                <w:sz w:val="13"/>
               </w:rPr>
-              <w:t>57.5</w:t>
+              <w:t>1,551,859 (1,120,102-1,948,123)</w:t>
             </w:r>
           </w:p>
         </w:tc>
         <w:tc>
           <w:tcPr>
-            <w:tcW w:type="dxa" w:w="1028"/>
+            <w:tcW w:type="dxa" w:w="1019"/>
             <w:vAlign w:val="center"/>
             <w:tcMar>
               <w:top w:w="80" w:type="dxa"/>
@@ -1025,20 +1124,21 @@
           </w:tcPr>
           <w:p>
             <w:pPr>
+              <w:spacing w:line="240" w:lineRule="auto"/>
               <w:jc w:val="center"/>
             </w:pPr>
             <w:r>
               <w:rPr>
                 <w:rFonts w:ascii="Calibri" w:hAnsi="Calibri" w:eastAsia="Calibri"/>
-                <w:sz w:val="14"/>
+                <w:sz w:val="13"/>
               </w:rPr>
-              <w:t>175.27</w:t>
+              <w:t>57.5</w:t>
             </w:r>
           </w:p>
         </w:tc>
         <w:tc>
           <w:tcPr>
-            <w:tcW w:type="dxa" w:w="1261"/>
+            <w:tcW w:type="dxa" w:w="1068"/>
             <w:vAlign w:val="center"/>
             <w:tcMar>
               <w:top w:w="80" w:type="dxa"/>
@@ -1049,20 +1149,21 @@
           </w:tcPr>
           <w:p>
             <w:pPr>
+              <w:spacing w:line="240" w:lineRule="auto"/>
               <w:jc w:val="center"/>
             </w:pPr>
             <w:r>
               <w:rPr>
                 <w:rFonts w:ascii="Calibri" w:hAnsi="Calibri" w:eastAsia="Calibri"/>
-                <w:sz w:val="14"/>
+                <w:sz w:val="13"/>
               </w:rPr>
-              <w:t>177.61 (129.65-223.14)</w:t>
+              <w:t>175.27 (131.54-219.91)</w:t>
             </w:r>
           </w:p>
         </w:tc>
         <w:tc>
           <w:tcPr>
-            <w:tcW w:type="dxa" w:w="1298"/>
+            <w:tcW w:type="dxa" w:w="1068"/>
             <w:vAlign w:val="center"/>
             <w:tcMar>
               <w:top w:w="80" w:type="dxa"/>
@@ -1073,12 +1174,38 @@
           </w:tcPr>
           <w:p>
             <w:pPr>
+              <w:spacing w:line="240" w:lineRule="auto"/>
               <w:jc w:val="center"/>
             </w:pPr>
             <w:r>
               <w:rPr>
                 <w:rFonts w:ascii="Calibri" w:hAnsi="Calibri" w:eastAsia="Calibri"/>
-                <w:sz w:val="14"/>
+                <w:sz w:val="13"/>
+              </w:rPr>
+              <w:t>177.61 (129.65-223.14)</w:t>
+            </w:r>
+          </w:p>
+        </w:tc>
+        <w:tc>
+          <w:tcPr>
+            <w:tcW w:type="dxa" w:w="1099"/>
+            <w:vAlign w:val="center"/>
+            <w:tcMar>
+              <w:top w:w="80" w:type="dxa"/>
+              <w:start w:w="120" w:type="dxa"/>
+              <w:bottom w:w="80" w:type="dxa"/>
+              <w:end w:w="120" w:type="dxa"/>
+            </w:tcMar>
+          </w:tcPr>
+          <w:p>
+            <w:pPr>
+              <w:spacing w:line="240" w:lineRule="auto"/>
+              <w:jc w:val="center"/>
+            </w:pPr>
+            <w:r>
+              <w:rPr>
+                <w:rFonts w:ascii="Calibri" w:hAnsi="Calibri" w:eastAsia="Calibri"/>
+                <w:sz w:val="13"/>
               </w:rPr>
               <w:t>0.048</w:t>
             </w:r>
@@ -1091,7 +1218,7 @@
         </w:trPr>
         <w:tc>
           <w:tcPr>
-            <w:tcW w:type="dxa" w:w="1111"/>
+            <w:tcW w:type="dxa" w:w="957"/>
             <w:vAlign w:val="center"/>
             <w:tcMar>
               <w:top w:w="80" w:type="dxa"/>
@@ -1102,12 +1229,13 @@
           </w:tcPr>
           <w:p>
             <w:pPr>
+              <w:spacing w:line="240" w:lineRule="auto"/>
               <w:jc w:val="left"/>
             </w:pPr>
             <w:r>
               <w:rPr>
                 <w:rFonts w:ascii="Calibri" w:hAnsi="Calibri" w:eastAsia="Calibri"/>
-                <w:sz w:val="14"/>
+                <w:sz w:val="13"/>
               </w:rPr>
               <w:t>China</w:t>
             </w:r>
@@ -1115,7 +1243,7 @@
         </w:tc>
         <w:tc>
           <w:tcPr>
-            <w:tcW w:type="dxa" w:w="995"/>
+            <w:tcW w:type="dxa" w:w="871"/>
             <w:vAlign w:val="center"/>
             <w:tcMar>
               <w:top w:w="80" w:type="dxa"/>
@@ -1126,12 +1254,13 @@
           </w:tcPr>
           <w:p>
             <w:pPr>
+              <w:spacing w:line="240" w:lineRule="auto"/>
               <w:jc w:val="center"/>
             </w:pPr>
             <w:r>
               <w:rPr>
                 <w:rFonts w:ascii="Calibri" w:hAnsi="Calibri" w:eastAsia="Calibri"/>
-                <w:sz w:val="14"/>
+                <w:sz w:val="13"/>
               </w:rPr>
               <w:t>Male</w:t>
             </w:r>
@@ -1139,7 +1268,7 @@
         </w:tc>
         <w:tc>
           <w:tcPr>
-            <w:tcW w:type="dxa" w:w="1061"/>
+            <w:tcW w:type="dxa" w:w="920"/>
             <w:vAlign w:val="center"/>
             <w:tcMar>
               <w:top w:w="80" w:type="dxa"/>
@@ -1150,12 +1279,13 @@
           </w:tcPr>
           <w:p>
             <w:pPr>
+              <w:spacing w:line="240" w:lineRule="auto"/>
               <w:jc w:val="center"/>
             </w:pPr>
             <w:r>
               <w:rPr>
                 <w:rFonts w:ascii="Calibri" w:hAnsi="Calibri" w:eastAsia="Calibri"/>
-                <w:sz w:val="14"/>
+                <w:sz w:val="13"/>
               </w:rPr>
               <w:t>Incidence</w:t>
             </w:r>
@@ -1163,7 +1293,7 @@
         </w:tc>
         <w:tc>
           <w:tcPr>
-            <w:tcW w:type="dxa" w:w="1411"/>
+            <w:tcW w:type="dxa" w:w="1179"/>
             <w:vAlign w:val="center"/>
             <w:tcMar>
               <w:top w:w="80" w:type="dxa"/>
@@ -1174,20 +1304,21 @@
           </w:tcPr>
           <w:p>
             <w:pPr>
+              <w:spacing w:line="240" w:lineRule="auto"/>
               <w:jc w:val="center"/>
             </w:pPr>
             <w:r>
               <w:rPr>
                 <w:rFonts w:ascii="Calibri" w:hAnsi="Calibri" w:eastAsia="Calibri"/>
-                <w:sz w:val="14"/>
+                <w:sz w:val="13"/>
               </w:rPr>
-              <w:t>174,592 (147,864-202,989)</w:t>
+              <w:t>152,989 (129,743-182,808)</w:t>
             </w:r>
           </w:p>
         </w:tc>
         <w:tc>
           <w:tcPr>
-            <w:tcW w:type="dxa" w:w="1195"/>
+            <w:tcW w:type="dxa" w:w="1179"/>
             <w:vAlign w:val="center"/>
             <w:tcMar>
               <w:top w:w="80" w:type="dxa"/>
@@ -1198,20 +1329,21 @@
           </w:tcPr>
           <w:p>
             <w:pPr>
+              <w:spacing w:line="240" w:lineRule="auto"/>
               <w:jc w:val="center"/>
             </w:pPr>
             <w:r>
               <w:rPr>
                 <w:rFonts w:ascii="Calibri" w:hAnsi="Calibri" w:eastAsia="Calibri"/>
-                <w:sz w:val="14"/>
+                <w:sz w:val="13"/>
               </w:rPr>
-              <w:t>14.1</w:t>
+              <w:t>174,592 (147,864-202,989)</w:t>
             </w:r>
           </w:p>
         </w:tc>
         <w:tc>
           <w:tcPr>
-            <w:tcW w:type="dxa" w:w="1028"/>
+            <w:tcW w:type="dxa" w:w="1019"/>
             <w:vAlign w:val="center"/>
             <w:tcMar>
               <w:top w:w="80" w:type="dxa"/>
@@ -1222,20 +1354,21 @@
           </w:tcPr>
           <w:p>
             <w:pPr>
+              <w:spacing w:line="240" w:lineRule="auto"/>
               <w:jc w:val="center"/>
             </w:pPr>
             <w:r>
               <w:rPr>
                 <w:rFonts w:ascii="Calibri" w:hAnsi="Calibri" w:eastAsia="Calibri"/>
-                <w:sz w:val="14"/>
+                <w:sz w:val="13"/>
               </w:rPr>
-              <w:t>22.78</w:t>
+              <w:t>14.1</w:t>
             </w:r>
           </w:p>
         </w:tc>
         <w:tc>
           <w:tcPr>
-            <w:tcW w:type="dxa" w:w="1261"/>
+            <w:tcW w:type="dxa" w:w="1068"/>
             <w:vAlign w:val="center"/>
             <w:tcMar>
               <w:top w:w="80" w:type="dxa"/>
@@ -1246,20 +1379,21 @@
           </w:tcPr>
           <w:p>
             <w:pPr>
+              <w:spacing w:line="240" w:lineRule="auto"/>
               <w:jc w:val="center"/>
             </w:pPr>
             <w:r>
               <w:rPr>
                 <w:rFonts w:ascii="Calibri" w:hAnsi="Calibri" w:eastAsia="Calibri"/>
-                <w:sz w:val="14"/>
+                <w:sz w:val="13"/>
               </w:rPr>
-              <w:t>22.77 (19.21-26.93)</w:t>
+              <w:t>22.78 (19.22-26.98)</w:t>
             </w:r>
           </w:p>
         </w:tc>
         <w:tc>
           <w:tcPr>
-            <w:tcW w:type="dxa" w:w="1298"/>
+            <w:tcW w:type="dxa" w:w="1068"/>
             <w:vAlign w:val="center"/>
             <w:tcMar>
               <w:top w:w="80" w:type="dxa"/>
@@ -1270,12 +1404,38 @@
           </w:tcPr>
           <w:p>
             <w:pPr>
+              <w:spacing w:line="240" w:lineRule="auto"/>
               <w:jc w:val="center"/>
             </w:pPr>
             <w:r>
               <w:rPr>
                 <w:rFonts w:ascii="Calibri" w:hAnsi="Calibri" w:eastAsia="Calibri"/>
-                <w:sz w:val="14"/>
+                <w:sz w:val="13"/>
+              </w:rPr>
+              <w:t>22.77 (19.21-26.93)</w:t>
+            </w:r>
+          </w:p>
+        </w:tc>
+        <w:tc>
+          <w:tcPr>
+            <w:tcW w:type="dxa" w:w="1099"/>
+            <w:vAlign w:val="center"/>
+            <w:tcMar>
+              <w:top w:w="80" w:type="dxa"/>
+              <w:start w:w="120" w:type="dxa"/>
+              <w:bottom w:w="80" w:type="dxa"/>
+              <w:end w:w="120" w:type="dxa"/>
+            </w:tcMar>
+          </w:tcPr>
+          <w:p>
+            <w:pPr>
+              <w:spacing w:line="240" w:lineRule="auto"/>
+              <w:jc w:val="center"/>
+            </w:pPr>
+            <w:r>
+              <w:rPr>
+                <w:rFonts w:ascii="Calibri" w:hAnsi="Calibri" w:eastAsia="Calibri"/>
+                <w:sz w:val="13"/>
               </w:rPr>
               <w:t>-0.001</w:t>
             </w:r>
@@ -1288,7 +1448,7 @@
         </w:trPr>
         <w:tc>
           <w:tcPr>
-            <w:tcW w:type="dxa" w:w="1111"/>
+            <w:tcW w:type="dxa" w:w="957"/>
             <w:vAlign w:val="center"/>
             <w:tcMar>
               <w:top w:w="80" w:type="dxa"/>
@@ -1299,12 +1459,13 @@
           </w:tcPr>
           <w:p>
             <w:pPr>
+              <w:spacing w:line="240" w:lineRule="auto"/>
               <w:jc w:val="left"/>
             </w:pPr>
             <w:r>
               <w:rPr>
                 <w:rFonts w:ascii="Calibri" w:hAnsi="Calibri" w:eastAsia="Calibri"/>
-                <w:sz w:val="14"/>
+                <w:sz w:val="13"/>
               </w:rPr>
               <w:t>China</w:t>
             </w:r>
@@ -1312,7 +1473,7 @@
         </w:tc>
         <w:tc>
           <w:tcPr>
-            <w:tcW w:type="dxa" w:w="995"/>
+            <w:tcW w:type="dxa" w:w="871"/>
             <w:vAlign w:val="center"/>
             <w:tcMar>
               <w:top w:w="80" w:type="dxa"/>
@@ -1323,12 +1484,13 @@
           </w:tcPr>
           <w:p>
             <w:pPr>
+              <w:spacing w:line="240" w:lineRule="auto"/>
               <w:jc w:val="center"/>
             </w:pPr>
             <w:r>
               <w:rPr>
                 <w:rFonts w:ascii="Calibri" w:hAnsi="Calibri" w:eastAsia="Calibri"/>
-                <w:sz w:val="14"/>
+                <w:sz w:val="13"/>
               </w:rPr>
               <w:t>Male</w:t>
             </w:r>
@@ -1336,7 +1498,7 @@
         </w:tc>
         <w:tc>
           <w:tcPr>
-            <w:tcW w:type="dxa" w:w="1061"/>
+            <w:tcW w:type="dxa" w:w="920"/>
             <w:vAlign w:val="center"/>
             <w:tcMar>
               <w:top w:w="80" w:type="dxa"/>
@@ -1347,12 +1509,13 @@
           </w:tcPr>
           <w:p>
             <w:pPr>
+              <w:spacing w:line="240" w:lineRule="auto"/>
               <w:jc w:val="center"/>
             </w:pPr>
             <w:r>
               <w:rPr>
                 <w:rFonts w:ascii="Calibri" w:hAnsi="Calibri" w:eastAsia="Calibri"/>
-                <w:sz w:val="14"/>
+                <w:sz w:val="13"/>
               </w:rPr>
               <w:t>Prevalence</w:t>
             </w:r>
@@ -1360,7 +1523,7 @@
         </w:tc>
         <w:tc>
           <w:tcPr>
-            <w:tcW w:type="dxa" w:w="1411"/>
+            <w:tcW w:type="dxa" w:w="1179"/>
             <w:vAlign w:val="center"/>
             <w:tcMar>
               <w:top w:w="80" w:type="dxa"/>
@@ -1371,20 +1534,21 @@
           </w:tcPr>
           <w:p>
             <w:pPr>
+              <w:spacing w:line="240" w:lineRule="auto"/>
               <w:jc w:val="center"/>
             </w:pPr>
             <w:r>
               <w:rPr>
                 <w:rFonts w:ascii="Calibri" w:hAnsi="Calibri" w:eastAsia="Calibri"/>
-                <w:sz w:val="14"/>
+                <w:sz w:val="13"/>
               </w:rPr>
-              <w:t>2,925,661 (2,451,025-3,441,426)</w:t>
+              <w:t>1,926,496 (1,592,841-2,282,654)</w:t>
             </w:r>
           </w:p>
         </w:tc>
         <w:tc>
           <w:tcPr>
-            <w:tcW w:type="dxa" w:w="1195"/>
+            <w:tcW w:type="dxa" w:w="1179"/>
             <w:vAlign w:val="center"/>
             <w:tcMar>
               <w:top w:w="80" w:type="dxa"/>
@@ -1395,20 +1559,21 @@
           </w:tcPr>
           <w:p>
             <w:pPr>
+              <w:spacing w:line="240" w:lineRule="auto"/>
               <w:jc w:val="center"/>
             </w:pPr>
             <w:r>
               <w:rPr>
                 <w:rFonts w:ascii="Calibri" w:hAnsi="Calibri" w:eastAsia="Calibri"/>
-                <w:sz w:val="14"/>
+                <w:sz w:val="13"/>
               </w:rPr>
-              <w:t>51.9</w:t>
+              <w:t>2,925,661 (2,451,025-3,441,426)</w:t>
             </w:r>
           </w:p>
         </w:tc>
         <w:tc>
           <w:tcPr>
-            <w:tcW w:type="dxa" w:w="1028"/>
+            <w:tcW w:type="dxa" w:w="1019"/>
             <w:vAlign w:val="center"/>
             <w:tcMar>
               <w:top w:w="80" w:type="dxa"/>
@@ -1419,20 +1584,21 @@
           </w:tcPr>
           <w:p>
             <w:pPr>
+              <w:spacing w:line="240" w:lineRule="auto"/>
               <w:jc w:val="center"/>
             </w:pPr>
             <w:r>
               <w:rPr>
                 <w:rFonts w:ascii="Calibri" w:hAnsi="Calibri" w:eastAsia="Calibri"/>
-                <w:sz w:val="14"/>
+                <w:sz w:val="13"/>
               </w:rPr>
-              <w:t>322.43</w:t>
+              <w:t>51.9</w:t>
             </w:r>
           </w:p>
         </w:tc>
         <w:tc>
           <w:tcPr>
-            <w:tcW w:type="dxa" w:w="1261"/>
+            <w:tcW w:type="dxa" w:w="1068"/>
             <w:vAlign w:val="center"/>
             <w:tcMar>
               <w:top w:w="80" w:type="dxa"/>
@@ -1443,20 +1609,21 @@
           </w:tcPr>
           <w:p>
             <w:pPr>
+              <w:spacing w:line="240" w:lineRule="auto"/>
               <w:jc w:val="center"/>
             </w:pPr>
             <w:r>
               <w:rPr>
                 <w:rFonts w:ascii="Calibri" w:hAnsi="Calibri" w:eastAsia="Calibri"/>
-                <w:sz w:val="14"/>
+                <w:sz w:val="13"/>
               </w:rPr>
-              <w:t>324.40 (272.30-383.47)</w:t>
+              <w:t>322.43 (269.45-380.65)</w:t>
             </w:r>
           </w:p>
         </w:tc>
         <w:tc>
           <w:tcPr>
-            <w:tcW w:type="dxa" w:w="1298"/>
+            <w:tcW w:type="dxa" w:w="1068"/>
             <w:vAlign w:val="center"/>
             <w:tcMar>
               <w:top w:w="80" w:type="dxa"/>
@@ -1467,12 +1634,38 @@
           </w:tcPr>
           <w:p>
             <w:pPr>
+              <w:spacing w:line="240" w:lineRule="auto"/>
               <w:jc w:val="center"/>
             </w:pPr>
             <w:r>
               <w:rPr>
                 <w:rFonts w:ascii="Calibri" w:hAnsi="Calibri" w:eastAsia="Calibri"/>
-                <w:sz w:val="14"/>
+                <w:sz w:val="13"/>
+              </w:rPr>
+              <w:t>324.40 (272.30-383.47)</w:t>
+            </w:r>
+          </w:p>
+        </w:tc>
+        <w:tc>
+          <w:tcPr>
+            <w:tcW w:type="dxa" w:w="1099"/>
+            <w:vAlign w:val="center"/>
+            <w:tcMar>
+              <w:top w:w="80" w:type="dxa"/>
+              <w:start w:w="120" w:type="dxa"/>
+              <w:bottom w:w="80" w:type="dxa"/>
+              <w:end w:w="120" w:type="dxa"/>
+            </w:tcMar>
+          </w:tcPr>
+          <w:p>
+            <w:pPr>
+              <w:spacing w:line="240" w:lineRule="auto"/>
+              <w:jc w:val="center"/>
+            </w:pPr>
+            <w:r>
+              <w:rPr>
+                <w:rFonts w:ascii="Calibri" w:hAnsi="Calibri" w:eastAsia="Calibri"/>
+                <w:sz w:val="13"/>
               </w:rPr>
               <w:t>0.015</w:t>
             </w:r>
@@ -1485,7 +1678,7 @@
         </w:trPr>
         <w:tc>
           <w:tcPr>
-            <w:tcW w:type="dxa" w:w="1111"/>
+            <w:tcW w:type="dxa" w:w="957"/>
             <w:vAlign w:val="center"/>
             <w:tcMar>
               <w:top w:w="80" w:type="dxa"/>
@@ -1496,12 +1689,13 @@
           </w:tcPr>
           <w:p>
             <w:pPr>
+              <w:spacing w:line="240" w:lineRule="auto"/>
               <w:jc w:val="left"/>
             </w:pPr>
             <w:r>
               <w:rPr>
                 <w:rFonts w:ascii="Calibri" w:hAnsi="Calibri" w:eastAsia="Calibri"/>
-                <w:sz w:val="14"/>
+                <w:sz w:val="13"/>
               </w:rPr>
               <w:t>China</w:t>
             </w:r>
@@ -1509,7 +1703,7 @@
         </w:tc>
         <w:tc>
           <w:tcPr>
-            <w:tcW w:type="dxa" w:w="995"/>
+            <w:tcW w:type="dxa" w:w="871"/>
             <w:vAlign w:val="center"/>
             <w:tcMar>
               <w:top w:w="80" w:type="dxa"/>
@@ -1520,12 +1714,13 @@
           </w:tcPr>
           <w:p>
             <w:pPr>
+              <w:spacing w:line="240" w:lineRule="auto"/>
               <w:jc w:val="center"/>
             </w:pPr>
             <w:r>
               <w:rPr>
                 <w:rFonts w:ascii="Calibri" w:hAnsi="Calibri" w:eastAsia="Calibri"/>
-                <w:sz w:val="14"/>
+                <w:sz w:val="13"/>
               </w:rPr>
               <w:t>Male</w:t>
             </w:r>
@@ -1533,7 +1728,7 @@
         </w:tc>
         <w:tc>
           <w:tcPr>
-            <w:tcW w:type="dxa" w:w="1061"/>
+            <w:tcW w:type="dxa" w:w="920"/>
             <w:vAlign w:val="center"/>
             <w:tcMar>
               <w:top w:w="80" w:type="dxa"/>
@@ -1544,12 +1739,13 @@
           </w:tcPr>
           <w:p>
             <w:pPr>
+              <w:spacing w:line="240" w:lineRule="auto"/>
               <w:jc w:val="center"/>
             </w:pPr>
             <w:r>
               <w:rPr>
                 <w:rFonts w:ascii="Calibri" w:hAnsi="Calibri" w:eastAsia="Calibri"/>
-                <w:sz w:val="14"/>
+                <w:sz w:val="13"/>
               </w:rPr>
               <w:t>DALYs</w:t>
             </w:r>
@@ -1557,7 +1753,7 @@
         </w:tc>
         <w:tc>
           <w:tcPr>
-            <w:tcW w:type="dxa" w:w="1411"/>
+            <w:tcW w:type="dxa" w:w="1179"/>
             <w:vAlign w:val="center"/>
             <w:tcMar>
               <w:top w:w="80" w:type="dxa"/>
@@ -1568,20 +1764,21 @@
           </w:tcPr>
           <w:p>
             <w:pPr>
+              <w:spacing w:line="240" w:lineRule="auto"/>
               <w:jc w:val="center"/>
             </w:pPr>
             <w:r>
               <w:rPr>
                 <w:rFonts w:ascii="Calibri" w:hAnsi="Calibri" w:eastAsia="Calibri"/>
-                <w:sz w:val="14"/>
+                <w:sz w:val="13"/>
               </w:rPr>
-              <w:t>1,867,497 (1,364,871-2,322,508)</w:t>
+              <w:t>1,249,021 (905,406-1,575,895)</w:t>
             </w:r>
           </w:p>
         </w:tc>
         <w:tc>
           <w:tcPr>
-            <w:tcW w:type="dxa" w:w="1195"/>
+            <w:tcW w:type="dxa" w:w="1179"/>
             <w:vAlign w:val="center"/>
             <w:tcMar>
               <w:top w:w="80" w:type="dxa"/>
@@ -1592,20 +1789,21 @@
           </w:tcPr>
           <w:p>
             <w:pPr>
+              <w:spacing w:line="240" w:lineRule="auto"/>
               <w:jc w:val="center"/>
             </w:pPr>
             <w:r>
               <w:rPr>
                 <w:rFonts w:ascii="Calibri" w:hAnsi="Calibri" w:eastAsia="Calibri"/>
-                <w:sz w:val="14"/>
+                <w:sz w:val="13"/>
               </w:rPr>
-              <w:t>49.5</w:t>
+              <w:t>1,867,497 (1,364,871-2,322,508)</w:t>
             </w:r>
           </w:p>
         </w:tc>
         <w:tc>
           <w:tcPr>
-            <w:tcW w:type="dxa" w:w="1028"/>
+            <w:tcW w:type="dxa" w:w="1019"/>
             <w:vAlign w:val="center"/>
             <w:tcMar>
               <w:top w:w="80" w:type="dxa"/>
@@ -1616,20 +1814,21 @@
           </w:tcPr>
           <w:p>
             <w:pPr>
+              <w:spacing w:line="240" w:lineRule="auto"/>
               <w:jc w:val="center"/>
             </w:pPr>
             <w:r>
               <w:rPr>
                 <w:rFonts w:ascii="Calibri" w:hAnsi="Calibri" w:eastAsia="Calibri"/>
-                <w:sz w:val="14"/>
+                <w:sz w:val="13"/>
               </w:rPr>
-              <w:t>207.25</w:t>
+              <w:t>49.5</w:t>
             </w:r>
           </w:p>
         </w:tc>
         <w:tc>
           <w:tcPr>
-            <w:tcW w:type="dxa" w:w="1261"/>
+            <w:tcW w:type="dxa" w:w="1068"/>
             <w:vAlign w:val="center"/>
             <w:tcMar>
               <w:top w:w="80" w:type="dxa"/>
@@ -1640,20 +1839,21 @@
           </w:tcPr>
           <w:p>
             <w:pPr>
+              <w:spacing w:line="240" w:lineRule="auto"/>
               <w:jc w:val="center"/>
             </w:pPr>
             <w:r>
               <w:rPr>
                 <w:rFonts w:ascii="Calibri" w:hAnsi="Calibri" w:eastAsia="Calibri"/>
-                <w:sz w:val="14"/>
+                <w:sz w:val="13"/>
               </w:rPr>
-              <w:t>209.14 (154.27-260.57)</w:t>
+              <w:t>207.25 (151.97-258.34)</w:t>
             </w:r>
           </w:p>
         </w:tc>
         <w:tc>
           <w:tcPr>
-            <w:tcW w:type="dxa" w:w="1298"/>
+            <w:tcW w:type="dxa" w:w="1068"/>
             <w:vAlign w:val="center"/>
             <w:tcMar>
               <w:top w:w="80" w:type="dxa"/>
@@ -1664,12 +1864,38 @@
           </w:tcPr>
           <w:p>
             <w:pPr>
+              <w:spacing w:line="240" w:lineRule="auto"/>
               <w:jc w:val="center"/>
             </w:pPr>
             <w:r>
               <w:rPr>
                 <w:rFonts w:ascii="Calibri" w:hAnsi="Calibri" w:eastAsia="Calibri"/>
-                <w:sz w:val="14"/>
+                <w:sz w:val="13"/>
+              </w:rPr>
+              <w:t>209.14 (154.27-260.57)</w:t>
+            </w:r>
+          </w:p>
+        </w:tc>
+        <w:tc>
+          <w:tcPr>
+            <w:tcW w:type="dxa" w:w="1099"/>
+            <w:vAlign w:val="center"/>
+            <w:tcMar>
+              <w:top w:w="80" w:type="dxa"/>
+              <w:start w:w="120" w:type="dxa"/>
+              <w:bottom w:w="80" w:type="dxa"/>
+              <w:end w:w="120" w:type="dxa"/>
+            </w:tcMar>
+          </w:tcPr>
+          <w:p>
+            <w:pPr>
+              <w:spacing w:line="240" w:lineRule="auto"/>
+              <w:jc w:val="center"/>
+            </w:pPr>
+            <w:r>
+              <w:rPr>
+                <w:rFonts w:ascii="Calibri" w:hAnsi="Calibri" w:eastAsia="Calibri"/>
+                <w:sz w:val="13"/>
               </w:rPr>
               <w:t>0.036</w:t>
             </w:r>
@@ -1682,7 +1908,7 @@
         </w:trPr>
         <w:tc>
           <w:tcPr>
-            <w:tcW w:type="dxa" w:w="1111"/>
+            <w:tcW w:type="dxa" w:w="957"/>
             <w:vAlign w:val="center"/>
             <w:tcMar>
               <w:top w:w="80" w:type="dxa"/>
@@ -1693,12 +1919,13 @@
           </w:tcPr>
           <w:p>
             <w:pPr>
+              <w:spacing w:line="240" w:lineRule="auto"/>
               <w:jc w:val="left"/>
             </w:pPr>
             <w:r>
               <w:rPr>
                 <w:rFonts w:ascii="Calibri" w:hAnsi="Calibri" w:eastAsia="Calibri"/>
-                <w:sz w:val="14"/>
+                <w:sz w:val="13"/>
               </w:rPr>
               <w:t>United States</w:t>
             </w:r>
@@ -1706,7 +1933,7 @@
         </w:tc>
         <w:tc>
           <w:tcPr>
-            <w:tcW w:type="dxa" w:w="995"/>
+            <w:tcW w:type="dxa" w:w="871"/>
             <w:vAlign w:val="center"/>
             <w:tcMar>
               <w:top w:w="80" w:type="dxa"/>
@@ -1717,12 +1944,13 @@
           </w:tcPr>
           <w:p>
             <w:pPr>
+              <w:spacing w:line="240" w:lineRule="auto"/>
               <w:jc w:val="center"/>
             </w:pPr>
             <w:r>
               <w:rPr>
                 <w:rFonts w:ascii="Calibri" w:hAnsi="Calibri" w:eastAsia="Calibri"/>
-                <w:sz w:val="14"/>
+                <w:sz w:val="13"/>
               </w:rPr>
               <w:t>Female</w:t>
             </w:r>
@@ -1730,7 +1958,7 @@
         </w:tc>
         <w:tc>
           <w:tcPr>
-            <w:tcW w:type="dxa" w:w="1061"/>
+            <w:tcW w:type="dxa" w:w="920"/>
             <w:vAlign w:val="center"/>
             <w:tcMar>
               <w:top w:w="80" w:type="dxa"/>
@@ -1741,12 +1969,13 @@
           </w:tcPr>
           <w:p>
             <w:pPr>
+              <w:spacing w:line="240" w:lineRule="auto"/>
               <w:jc w:val="center"/>
             </w:pPr>
             <w:r>
               <w:rPr>
                 <w:rFonts w:ascii="Calibri" w:hAnsi="Calibri" w:eastAsia="Calibri"/>
-                <w:sz w:val="14"/>
+                <w:sz w:val="13"/>
               </w:rPr>
               <w:t>Incidence</w:t>
             </w:r>
@@ -1754,7 +1983,7 @@
         </w:tc>
         <w:tc>
           <w:tcPr>
-            <w:tcW w:type="dxa" w:w="1411"/>
+            <w:tcW w:type="dxa" w:w="1179"/>
             <w:vAlign w:val="center"/>
             <w:tcMar>
               <w:top w:w="80" w:type="dxa"/>
@@ -1765,20 +1994,21 @@
           </w:tcPr>
           <w:p>
             <w:pPr>
+              <w:spacing w:line="240" w:lineRule="auto"/>
               <w:jc w:val="center"/>
             </w:pPr>
             <w:r>
               <w:rPr>
                 <w:rFonts w:ascii="Calibri" w:hAnsi="Calibri" w:eastAsia="Calibri"/>
-                <w:sz w:val="14"/>
+                <w:sz w:val="13"/>
               </w:rPr>
-              <w:t>36,071 (30,645-42,094)</w:t>
+              <w:t>31,876 (26,748-38,496)</w:t>
             </w:r>
           </w:p>
         </w:tc>
         <w:tc>
           <w:tcPr>
-            <w:tcW w:type="dxa" w:w="1195"/>
+            <w:tcW w:type="dxa" w:w="1179"/>
             <w:vAlign w:val="center"/>
             <w:tcMar>
               <w:top w:w="80" w:type="dxa"/>
@@ -1789,20 +2019,21 @@
           </w:tcPr>
           <w:p>
             <w:pPr>
+              <w:spacing w:line="240" w:lineRule="auto"/>
               <w:jc w:val="center"/>
             </w:pPr>
             <w:r>
               <w:rPr>
                 <w:rFonts w:ascii="Calibri" w:hAnsi="Calibri" w:eastAsia="Calibri"/>
-                <w:sz w:val="14"/>
+                <w:sz w:val="13"/>
               </w:rPr>
-              <w:t>13.2</w:t>
+              <w:t>36,071 (30,645-42,094)</w:t>
             </w:r>
           </w:p>
         </w:tc>
         <w:tc>
           <w:tcPr>
-            <w:tcW w:type="dxa" w:w="1028"/>
+            <w:tcW w:type="dxa" w:w="1019"/>
             <w:vAlign w:val="center"/>
             <w:tcMar>
               <w:top w:w="80" w:type="dxa"/>
@@ -1813,20 +2044,21 @@
           </w:tcPr>
           <w:p>
             <w:pPr>
+              <w:spacing w:line="240" w:lineRule="auto"/>
               <w:jc w:val="center"/>
             </w:pPr>
             <w:r>
               <w:rPr>
                 <w:rFonts w:ascii="Calibri" w:hAnsi="Calibri" w:eastAsia="Calibri"/>
-                <w:sz w:val="14"/>
+                <w:sz w:val="13"/>
               </w:rPr>
-              <w:t>24.55</w:t>
+              <w:t>13.2</w:t>
             </w:r>
           </w:p>
         </w:tc>
         <w:tc>
           <w:tcPr>
-            <w:tcW w:type="dxa" w:w="1261"/>
+            <w:tcW w:type="dxa" w:w="1068"/>
             <w:vAlign w:val="center"/>
             <w:tcMar>
               <w:top w:w="80" w:type="dxa"/>
@@ -1837,20 +2069,21 @@
           </w:tcPr>
           <w:p>
             <w:pPr>
+              <w:spacing w:line="240" w:lineRule="auto"/>
               <w:jc w:val="center"/>
             </w:pPr>
             <w:r>
               <w:rPr>
                 <w:rFonts w:ascii="Calibri" w:hAnsi="Calibri" w:eastAsia="Calibri"/>
-                <w:sz w:val="14"/>
+                <w:sz w:val="13"/>
               </w:rPr>
-              <w:t>23.04 (19.65-27.07)</w:t>
+              <w:t>24.55 (20.89-29.32)</w:t>
             </w:r>
           </w:p>
         </w:tc>
         <w:tc>
           <w:tcPr>
-            <w:tcW w:type="dxa" w:w="1298"/>
+            <w:tcW w:type="dxa" w:w="1068"/>
             <w:vAlign w:val="center"/>
             <w:tcMar>
               <w:top w:w="80" w:type="dxa"/>
@@ -1861,12 +2094,38 @@
           </w:tcPr>
           <w:p>
             <w:pPr>
+              <w:spacing w:line="240" w:lineRule="auto"/>
               <w:jc w:val="center"/>
             </w:pPr>
             <w:r>
               <w:rPr>
                 <w:rFonts w:ascii="Calibri" w:hAnsi="Calibri" w:eastAsia="Calibri"/>
-                <w:sz w:val="14"/>
+                <w:sz w:val="13"/>
+              </w:rPr>
+              <w:t>23.04 (19.65-27.07)</w:t>
+            </w:r>
+          </w:p>
+        </w:tc>
+        <w:tc>
+          <w:tcPr>
+            <w:tcW w:type="dxa" w:w="1099"/>
+            <w:vAlign w:val="center"/>
+            <w:tcMar>
+              <w:top w:w="80" w:type="dxa"/>
+              <w:start w:w="120" w:type="dxa"/>
+              <w:bottom w:w="80" w:type="dxa"/>
+              <w:end w:w="120" w:type="dxa"/>
+            </w:tcMar>
+          </w:tcPr>
+          <w:p>
+            <w:pPr>
+              <w:spacing w:line="240" w:lineRule="auto"/>
+              <w:jc w:val="center"/>
+            </w:pPr>
+            <w:r>
+              <w:rPr>
+                <w:rFonts w:ascii="Calibri" w:hAnsi="Calibri" w:eastAsia="Calibri"/>
+                <w:sz w:val="13"/>
               </w:rPr>
               <w:t>-0.210</w:t>
             </w:r>
@@ -1879,7 +2138,7 @@
         </w:trPr>
         <w:tc>
           <w:tcPr>
-            <w:tcW w:type="dxa" w:w="1111"/>
+            <w:tcW w:type="dxa" w:w="957"/>
             <w:vAlign w:val="center"/>
             <w:tcMar>
               <w:top w:w="80" w:type="dxa"/>
@@ -1890,12 +2149,13 @@
           </w:tcPr>
           <w:p>
             <w:pPr>
+              <w:spacing w:line="240" w:lineRule="auto"/>
               <w:jc w:val="left"/>
             </w:pPr>
             <w:r>
               <w:rPr>
                 <w:rFonts w:ascii="Calibri" w:hAnsi="Calibri" w:eastAsia="Calibri"/>
-                <w:sz w:val="14"/>
+                <w:sz w:val="13"/>
               </w:rPr>
               <w:t>United States</w:t>
             </w:r>
@@ -1903,7 +2163,7 @@
         </w:tc>
         <w:tc>
           <w:tcPr>
-            <w:tcW w:type="dxa" w:w="995"/>
+            <w:tcW w:type="dxa" w:w="871"/>
             <w:vAlign w:val="center"/>
             <w:tcMar>
               <w:top w:w="80" w:type="dxa"/>
@@ -1914,12 +2174,13 @@
           </w:tcPr>
           <w:p>
             <w:pPr>
+              <w:spacing w:line="240" w:lineRule="auto"/>
               <w:jc w:val="center"/>
             </w:pPr>
             <w:r>
               <w:rPr>
                 <w:rFonts w:ascii="Calibri" w:hAnsi="Calibri" w:eastAsia="Calibri"/>
-                <w:sz w:val="14"/>
+                <w:sz w:val="13"/>
               </w:rPr>
               <w:t>Female</w:t>
             </w:r>
@@ -1927,7 +2188,7 @@
         </w:tc>
         <w:tc>
           <w:tcPr>
-            <w:tcW w:type="dxa" w:w="1061"/>
+            <w:tcW w:type="dxa" w:w="920"/>
             <w:vAlign w:val="center"/>
             <w:tcMar>
               <w:top w:w="80" w:type="dxa"/>
@@ -1938,12 +2199,13 @@
           </w:tcPr>
           <w:p>
             <w:pPr>
+              <w:spacing w:line="240" w:lineRule="auto"/>
               <w:jc w:val="center"/>
             </w:pPr>
             <w:r>
               <w:rPr>
                 <w:rFonts w:ascii="Calibri" w:hAnsi="Calibri" w:eastAsia="Calibri"/>
-                <w:sz w:val="14"/>
+                <w:sz w:val="13"/>
               </w:rPr>
               <w:t>Prevalence</w:t>
             </w:r>
@@ -1951,7 +2213,7 @@
         </w:tc>
         <w:tc>
           <w:tcPr>
-            <w:tcW w:type="dxa" w:w="1411"/>
+            <w:tcW w:type="dxa" w:w="1179"/>
             <w:vAlign w:val="center"/>
             <w:tcMar>
               <w:top w:w="80" w:type="dxa"/>
@@ -1962,20 +2224,21 @@
           </w:tcPr>
           <w:p>
             <w:pPr>
+              <w:spacing w:line="240" w:lineRule="auto"/>
               <w:jc w:val="center"/>
             </w:pPr>
             <w:r>
               <w:rPr>
                 <w:rFonts w:ascii="Calibri" w:hAnsi="Calibri" w:eastAsia="Calibri"/>
-                <w:sz w:val="14"/>
+                <w:sz w:val="13"/>
               </w:rPr>
-              <w:t>767,642 (646,811-896,627)</w:t>
+              <w:t>625,836 (518,779-742,574)</w:t>
             </w:r>
           </w:p>
         </w:tc>
         <w:tc>
           <w:tcPr>
-            <w:tcW w:type="dxa" w:w="1195"/>
+            <w:tcW w:type="dxa" w:w="1179"/>
             <w:vAlign w:val="center"/>
             <w:tcMar>
               <w:top w:w="80" w:type="dxa"/>
@@ -1986,20 +2249,21 @@
           </w:tcPr>
           <w:p>
             <w:pPr>
+              <w:spacing w:line="240" w:lineRule="auto"/>
               <w:jc w:val="center"/>
             </w:pPr>
             <w:r>
               <w:rPr>
                 <w:rFonts w:ascii="Calibri" w:hAnsi="Calibri" w:eastAsia="Calibri"/>
-                <w:sz w:val="14"/>
+                <w:sz w:val="13"/>
               </w:rPr>
-              <w:t>22.7</w:t>
+              <w:t>767,642 (646,811-896,627)</w:t>
             </w:r>
           </w:p>
         </w:tc>
         <w:tc>
           <w:tcPr>
-            <w:tcW w:type="dxa" w:w="1028"/>
+            <w:tcW w:type="dxa" w:w="1019"/>
             <w:vAlign w:val="center"/>
             <w:tcMar>
               <w:top w:w="80" w:type="dxa"/>
@@ -2010,20 +2274,21 @@
           </w:tcPr>
           <w:p>
             <w:pPr>
+              <w:spacing w:line="240" w:lineRule="auto"/>
               <w:jc w:val="center"/>
             </w:pPr>
             <w:r>
               <w:rPr>
                 <w:rFonts w:ascii="Calibri" w:hAnsi="Calibri" w:eastAsia="Calibri"/>
-                <w:sz w:val="14"/>
+                <w:sz w:val="13"/>
               </w:rPr>
-              <w:t>435.19</w:t>
+              <w:t>22.7</w:t>
             </w:r>
           </w:p>
         </w:tc>
         <w:tc>
           <w:tcPr>
-            <w:tcW w:type="dxa" w:w="1261"/>
+            <w:tcW w:type="dxa" w:w="1068"/>
             <w:vAlign w:val="center"/>
             <w:tcMar>
               <w:top w:w="80" w:type="dxa"/>
@@ -2034,20 +2299,21 @@
           </w:tcPr>
           <w:p>
             <w:pPr>
+              <w:spacing w:line="240" w:lineRule="auto"/>
               <w:jc w:val="center"/>
             </w:pPr>
             <w:r>
               <w:rPr>
                 <w:rFonts w:ascii="Calibri" w:hAnsi="Calibri" w:eastAsia="Calibri"/>
-                <w:sz w:val="14"/>
+                <w:sz w:val="13"/>
               </w:rPr>
-              <w:t>403.27 (336.96-477.10)</w:t>
+              <w:t>435.19 (361.33-517.16)</w:t>
             </w:r>
           </w:p>
         </w:tc>
         <w:tc>
           <w:tcPr>
-            <w:tcW w:type="dxa" w:w="1298"/>
+            <w:tcW w:type="dxa" w:w="1068"/>
             <w:vAlign w:val="center"/>
             <w:tcMar>
               <w:top w:w="80" w:type="dxa"/>
@@ -2058,12 +2324,38 @@
           </w:tcPr>
           <w:p>
             <w:pPr>
+              <w:spacing w:line="240" w:lineRule="auto"/>
               <w:jc w:val="center"/>
             </w:pPr>
             <w:r>
               <w:rPr>
                 <w:rFonts w:ascii="Calibri" w:hAnsi="Calibri" w:eastAsia="Calibri"/>
-                <w:sz w:val="14"/>
+                <w:sz w:val="13"/>
+              </w:rPr>
+              <w:t>403.27 (336.96-477.10)</w:t>
+            </w:r>
+          </w:p>
+        </w:tc>
+        <w:tc>
+          <w:tcPr>
+            <w:tcW w:type="dxa" w:w="1099"/>
+            <w:vAlign w:val="center"/>
+            <w:tcMar>
+              <w:top w:w="80" w:type="dxa"/>
+              <w:start w:w="120" w:type="dxa"/>
+              <w:bottom w:w="80" w:type="dxa"/>
+              <w:end w:w="120" w:type="dxa"/>
+            </w:tcMar>
+          </w:tcPr>
+          <w:p>
+            <w:pPr>
+              <w:spacing w:line="240" w:lineRule="auto"/>
+              <w:jc w:val="center"/>
+            </w:pPr>
+            <w:r>
+              <w:rPr>
+                <w:rFonts w:ascii="Calibri" w:hAnsi="Calibri" w:eastAsia="Calibri"/>
+                <w:sz w:val="13"/>
               </w:rPr>
               <w:t>-0.230</w:t>
             </w:r>
@@ -2076,7 +2368,7 @@
         </w:trPr>
         <w:tc>
           <w:tcPr>
-            <w:tcW w:type="dxa" w:w="1111"/>
+            <w:tcW w:type="dxa" w:w="957"/>
             <w:vAlign w:val="center"/>
             <w:tcMar>
               <w:top w:w="80" w:type="dxa"/>
@@ -2087,12 +2379,13 @@
           </w:tcPr>
           <w:p>
             <w:pPr>
+              <w:spacing w:line="240" w:lineRule="auto"/>
               <w:jc w:val="left"/>
             </w:pPr>
             <w:r>
               <w:rPr>
                 <w:rFonts w:ascii="Calibri" w:hAnsi="Calibri" w:eastAsia="Calibri"/>
-                <w:sz w:val="14"/>
+                <w:sz w:val="13"/>
               </w:rPr>
               <w:t>United States</w:t>
             </w:r>
@@ -2100,7 +2393,7 @@
         </w:tc>
         <w:tc>
           <w:tcPr>
-            <w:tcW w:type="dxa" w:w="995"/>
+            <w:tcW w:type="dxa" w:w="871"/>
             <w:vAlign w:val="center"/>
             <w:tcMar>
               <w:top w:w="80" w:type="dxa"/>
@@ -2111,12 +2404,13 @@
           </w:tcPr>
           <w:p>
             <w:pPr>
+              <w:spacing w:line="240" w:lineRule="auto"/>
               <w:jc w:val="center"/>
             </w:pPr>
             <w:r>
               <w:rPr>
                 <w:rFonts w:ascii="Calibri" w:hAnsi="Calibri" w:eastAsia="Calibri"/>
-                <w:sz w:val="14"/>
+                <w:sz w:val="13"/>
               </w:rPr>
               <w:t>Female</w:t>
             </w:r>
@@ -2124,7 +2418,7 @@
         </w:tc>
         <w:tc>
           <w:tcPr>
-            <w:tcW w:type="dxa" w:w="1061"/>
+            <w:tcW w:type="dxa" w:w="920"/>
             <w:vAlign w:val="center"/>
             <w:tcMar>
               <w:top w:w="80" w:type="dxa"/>
@@ -2135,12 +2429,13 @@
           </w:tcPr>
           <w:p>
             <w:pPr>
+              <w:spacing w:line="240" w:lineRule="auto"/>
               <w:jc w:val="center"/>
             </w:pPr>
             <w:r>
               <w:rPr>
                 <w:rFonts w:ascii="Calibri" w:hAnsi="Calibri" w:eastAsia="Calibri"/>
-                <w:sz w:val="14"/>
+                <w:sz w:val="13"/>
               </w:rPr>
               <w:t>DALYs</w:t>
             </w:r>
@@ -2148,7 +2443,7 @@
         </w:tc>
         <w:tc>
           <w:tcPr>
-            <w:tcW w:type="dxa" w:w="1411"/>
+            <w:tcW w:type="dxa" w:w="1179"/>
             <w:vAlign w:val="center"/>
             <w:tcMar>
               <w:top w:w="80" w:type="dxa"/>
@@ -2159,20 +2454,21 @@
           </w:tcPr>
           <w:p>
             <w:pPr>
+              <w:spacing w:line="240" w:lineRule="auto"/>
               <w:jc w:val="center"/>
             </w:pPr>
             <w:r>
               <w:rPr>
                 <w:rFonts w:ascii="Calibri" w:hAnsi="Calibri" w:eastAsia="Calibri"/>
-                <w:sz w:val="14"/>
+                <w:sz w:val="13"/>
               </w:rPr>
-              <w:t>465,494 (334,682-564,154)</w:t>
+              <w:t>386,308 (272,674-478,016)</w:t>
             </w:r>
           </w:p>
         </w:tc>
         <w:tc>
           <w:tcPr>
-            <w:tcW w:type="dxa" w:w="1195"/>
+            <w:tcW w:type="dxa" w:w="1179"/>
             <w:vAlign w:val="center"/>
             <w:tcMar>
               <w:top w:w="80" w:type="dxa"/>
@@ -2183,20 +2479,21 @@
           </w:tcPr>
           <w:p>
             <w:pPr>
+              <w:spacing w:line="240" w:lineRule="auto"/>
               <w:jc w:val="center"/>
             </w:pPr>
             <w:r>
               <w:rPr>
                 <w:rFonts w:ascii="Calibri" w:hAnsi="Calibri" w:eastAsia="Calibri"/>
-                <w:sz w:val="14"/>
+                <w:sz w:val="13"/>
               </w:rPr>
-              <w:t>20.5</w:t>
+              <w:t>465,494 (334,682-564,154)</w:t>
             </w:r>
           </w:p>
         </w:tc>
         <w:tc>
           <w:tcPr>
-            <w:tcW w:type="dxa" w:w="1028"/>
+            <w:tcW w:type="dxa" w:w="1019"/>
             <w:vAlign w:val="center"/>
             <w:tcMar>
               <w:top w:w="80" w:type="dxa"/>
@@ -2207,20 +2504,21 @@
           </w:tcPr>
           <w:p>
             <w:pPr>
+              <w:spacing w:line="240" w:lineRule="auto"/>
               <w:jc w:val="center"/>
             </w:pPr>
             <w:r>
               <w:rPr>
                 <w:rFonts w:ascii="Calibri" w:hAnsi="Calibri" w:eastAsia="Calibri"/>
-                <w:sz w:val="14"/>
+                <w:sz w:val="13"/>
               </w:rPr>
-              <w:t>269.48</w:t>
+              <w:t>20.5</w:t>
             </w:r>
           </w:p>
         </w:tc>
         <w:tc>
           <w:tcPr>
-            <w:tcW w:type="dxa" w:w="1261"/>
+            <w:tcW w:type="dxa" w:w="1068"/>
             <w:vAlign w:val="center"/>
             <w:tcMar>
               <w:top w:w="80" w:type="dxa"/>
@@ -2231,20 +2529,21 @@
           </w:tcPr>
           <w:p>
             <w:pPr>
+              <w:spacing w:line="240" w:lineRule="auto"/>
               <w:jc w:val="center"/>
             </w:pPr>
             <w:r>
               <w:rPr>
                 <w:rFonts w:ascii="Calibri" w:hAnsi="Calibri" w:eastAsia="Calibri"/>
-                <w:sz w:val="14"/>
+                <w:sz w:val="13"/>
               </w:rPr>
-              <w:t>247.86 (176.81-305.03)</w:t>
+              <w:t>269.48 (190.04-335.42)</w:t>
             </w:r>
           </w:p>
         </w:tc>
         <w:tc>
           <w:tcPr>
-            <w:tcW w:type="dxa" w:w="1298"/>
+            <w:tcW w:type="dxa" w:w="1068"/>
             <w:vAlign w:val="center"/>
             <w:tcMar>
               <w:top w:w="80" w:type="dxa"/>
@@ -2255,12 +2554,38 @@
           </w:tcPr>
           <w:p>
             <w:pPr>
+              <w:spacing w:line="240" w:lineRule="auto"/>
               <w:jc w:val="center"/>
             </w:pPr>
             <w:r>
               <w:rPr>
                 <w:rFonts w:ascii="Calibri" w:hAnsi="Calibri" w:eastAsia="Calibri"/>
-                <w:sz w:val="14"/>
+                <w:sz w:val="13"/>
+              </w:rPr>
+              <w:t>247.86 (176.81-305.03)</w:t>
+            </w:r>
+          </w:p>
+        </w:tc>
+        <w:tc>
+          <w:tcPr>
+            <w:tcW w:type="dxa" w:w="1099"/>
+            <w:vAlign w:val="center"/>
+            <w:tcMar>
+              <w:top w:w="80" w:type="dxa"/>
+              <w:start w:w="120" w:type="dxa"/>
+              <w:bottom w:w="80" w:type="dxa"/>
+              <w:end w:w="120" w:type="dxa"/>
+            </w:tcMar>
+          </w:tcPr>
+          <w:p>
+            <w:pPr>
+              <w:spacing w:line="240" w:lineRule="auto"/>
+              <w:jc w:val="center"/>
+            </w:pPr>
+            <w:r>
+              <w:rPr>
+                <w:rFonts w:ascii="Calibri" w:hAnsi="Calibri" w:eastAsia="Calibri"/>
+                <w:sz w:val="13"/>
               </w:rPr>
               <w:t>-0.249</w:t>
             </w:r>
@@ -2273,7 +2598,7 @@
         </w:trPr>
         <w:tc>
           <w:tcPr>
-            <w:tcW w:type="dxa" w:w="1111"/>
+            <w:tcW w:type="dxa" w:w="957"/>
             <w:vAlign w:val="center"/>
             <w:tcMar>
               <w:top w:w="80" w:type="dxa"/>
@@ -2284,12 +2609,13 @@
           </w:tcPr>
           <w:p>
             <w:pPr>
+              <w:spacing w:line="240" w:lineRule="auto"/>
               <w:jc w:val="left"/>
             </w:pPr>
             <w:r>
               <w:rPr>
                 <w:rFonts w:ascii="Calibri" w:hAnsi="Calibri" w:eastAsia="Calibri"/>
-                <w:sz w:val="14"/>
+                <w:sz w:val="13"/>
               </w:rPr>
               <w:t>United States</w:t>
             </w:r>
@@ -2297,7 +2623,7 @@
         </w:tc>
         <w:tc>
           <w:tcPr>
-            <w:tcW w:type="dxa" w:w="995"/>
+            <w:tcW w:type="dxa" w:w="871"/>
             <w:vAlign w:val="center"/>
             <w:tcMar>
               <w:top w:w="80" w:type="dxa"/>
@@ -2308,12 +2634,13 @@
           </w:tcPr>
           <w:p>
             <w:pPr>
+              <w:spacing w:line="240" w:lineRule="auto"/>
               <w:jc w:val="center"/>
             </w:pPr>
             <w:r>
               <w:rPr>
                 <w:rFonts w:ascii="Calibri" w:hAnsi="Calibri" w:eastAsia="Calibri"/>
-                <w:sz w:val="14"/>
+                <w:sz w:val="13"/>
               </w:rPr>
               <w:t>Male</w:t>
             </w:r>
@@ -2321,7 +2648,7 @@
         </w:tc>
         <w:tc>
           <w:tcPr>
-            <w:tcW w:type="dxa" w:w="1061"/>
+            <w:tcW w:type="dxa" w:w="920"/>
             <w:vAlign w:val="center"/>
             <w:tcMar>
               <w:top w:w="80" w:type="dxa"/>
@@ -2332,12 +2659,13 @@
           </w:tcPr>
           <w:p>
             <w:pPr>
+              <w:spacing w:line="240" w:lineRule="auto"/>
               <w:jc w:val="center"/>
             </w:pPr>
             <w:r>
               <w:rPr>
                 <w:rFonts w:ascii="Calibri" w:hAnsi="Calibri" w:eastAsia="Calibri"/>
-                <w:sz w:val="14"/>
+                <w:sz w:val="13"/>
               </w:rPr>
               <w:t>Incidence</w:t>
             </w:r>
@@ -2345,7 +2673,7 @@
         </w:tc>
         <w:tc>
           <w:tcPr>
-            <w:tcW w:type="dxa" w:w="1411"/>
+            <w:tcW w:type="dxa" w:w="1179"/>
             <w:vAlign w:val="center"/>
             <w:tcMar>
               <w:top w:w="80" w:type="dxa"/>
@@ -2356,20 +2684,21 @@
           </w:tcPr>
           <w:p>
             <w:pPr>
+              <w:spacing w:line="240" w:lineRule="auto"/>
               <w:jc w:val="center"/>
             </w:pPr>
             <w:r>
               <w:rPr>
                 <w:rFonts w:ascii="Calibri" w:hAnsi="Calibri" w:eastAsia="Calibri"/>
-                <w:sz w:val="14"/>
+                <w:sz w:val="13"/>
               </w:rPr>
-              <w:t>42,426 (36,456-49,242)</w:t>
+              <w:t>35,897 (30,748-42,985)</w:t>
             </w:r>
           </w:p>
         </w:tc>
         <w:tc>
           <w:tcPr>
-            <w:tcW w:type="dxa" w:w="1195"/>
+            <w:tcW w:type="dxa" w:w="1179"/>
             <w:vAlign w:val="center"/>
             <w:tcMar>
               <w:top w:w="80" w:type="dxa"/>
@@ -2380,20 +2709,21 @@
           </w:tcPr>
           <w:p>
             <w:pPr>
+              <w:spacing w:line="240" w:lineRule="auto"/>
               <w:jc w:val="center"/>
             </w:pPr>
             <w:r>
               <w:rPr>
                 <w:rFonts w:ascii="Calibri" w:hAnsi="Calibri" w:eastAsia="Calibri"/>
-                <w:sz w:val="14"/>
+                <w:sz w:val="13"/>
               </w:rPr>
-              <w:t>18.2</w:t>
+              <w:t>42,426 (36,456-49,242)</w:t>
             </w:r>
           </w:p>
         </w:tc>
         <w:tc>
           <w:tcPr>
-            <w:tcW w:type="dxa" w:w="1028"/>
+            <w:tcW w:type="dxa" w:w="1019"/>
             <w:vAlign w:val="center"/>
             <w:tcMar>
               <w:top w:w="80" w:type="dxa"/>
@@ -2404,20 +2734,21 @@
           </w:tcPr>
           <w:p>
             <w:pPr>
+              <w:spacing w:line="240" w:lineRule="auto"/>
               <w:jc w:val="center"/>
             </w:pPr>
             <w:r>
               <w:rPr>
                 <w:rFonts w:ascii="Calibri" w:hAnsi="Calibri" w:eastAsia="Calibri"/>
-                <w:sz w:val="14"/>
+                <w:sz w:val="13"/>
               </w:rPr>
-              <w:t>27.28</w:t>
+              <w:t>18.2</w:t>
             </w:r>
           </w:p>
         </w:tc>
         <w:tc>
           <w:tcPr>
-            <w:tcW w:type="dxa" w:w="1261"/>
+            <w:tcW w:type="dxa" w:w="1068"/>
             <w:vAlign w:val="center"/>
             <w:tcMar>
               <w:top w:w="80" w:type="dxa"/>
@@ -2428,20 +2759,21 @@
           </w:tcPr>
           <w:p>
             <w:pPr>
+              <w:spacing w:line="240" w:lineRule="auto"/>
               <w:jc w:val="center"/>
             </w:pPr>
             <w:r>
               <w:rPr>
                 <w:rFonts w:ascii="Calibri" w:hAnsi="Calibri" w:eastAsia="Calibri"/>
-                <w:sz w:val="14"/>
+                <w:sz w:val="13"/>
               </w:rPr>
-              <w:t>26.42 (22.57-30.86)</w:t>
+              <w:t>27.28 (23.47-32.00)</w:t>
             </w:r>
           </w:p>
         </w:tc>
         <w:tc>
           <w:tcPr>
-            <w:tcW w:type="dxa" w:w="1298"/>
+            <w:tcW w:type="dxa" w:w="1068"/>
             <w:vAlign w:val="center"/>
             <w:tcMar>
               <w:top w:w="80" w:type="dxa"/>
@@ -2452,12 +2784,38 @@
           </w:tcPr>
           <w:p>
             <w:pPr>
+              <w:spacing w:line="240" w:lineRule="auto"/>
               <w:jc w:val="center"/>
             </w:pPr>
             <w:r>
               <w:rPr>
                 <w:rFonts w:ascii="Calibri" w:hAnsi="Calibri" w:eastAsia="Calibri"/>
-                <w:sz w:val="14"/>
+                <w:sz w:val="13"/>
+              </w:rPr>
+              <w:t>26.42 (22.57-30.86)</w:t>
+            </w:r>
+          </w:p>
+        </w:tc>
+        <w:tc>
+          <w:tcPr>
+            <w:tcW w:type="dxa" w:w="1099"/>
+            <w:vAlign w:val="center"/>
+            <w:tcMar>
+              <w:top w:w="80" w:type="dxa"/>
+              <w:start w:w="120" w:type="dxa"/>
+              <w:bottom w:w="80" w:type="dxa"/>
+              <w:end w:w="120" w:type="dxa"/>
+            </w:tcMar>
+          </w:tcPr>
+          <w:p>
+            <w:pPr>
+              <w:spacing w:line="240" w:lineRule="auto"/>
+              <w:jc w:val="center"/>
+            </w:pPr>
+            <w:r>
+              <w:rPr>
+                <w:rFonts w:ascii="Calibri" w:hAnsi="Calibri" w:eastAsia="Calibri"/>
+                <w:sz w:val="13"/>
               </w:rPr>
               <w:t>-0.076</w:t>
             </w:r>
@@ -2470,7 +2828,7 @@
         </w:trPr>
         <w:tc>
           <w:tcPr>
-            <w:tcW w:type="dxa" w:w="1111"/>
+            <w:tcW w:type="dxa" w:w="957"/>
             <w:vAlign w:val="center"/>
             <w:tcMar>
               <w:top w:w="80" w:type="dxa"/>
@@ -2481,12 +2839,13 @@
           </w:tcPr>
           <w:p>
             <w:pPr>
+              <w:spacing w:line="240" w:lineRule="auto"/>
               <w:jc w:val="left"/>
             </w:pPr>
             <w:r>
               <w:rPr>
                 <w:rFonts w:ascii="Calibri" w:hAnsi="Calibri" w:eastAsia="Calibri"/>
-                <w:sz w:val="14"/>
+                <w:sz w:val="13"/>
               </w:rPr>
               <w:t>United States</w:t>
             </w:r>
@@ -2494,7 +2853,7 @@
         </w:tc>
         <w:tc>
           <w:tcPr>
-            <w:tcW w:type="dxa" w:w="995"/>
+            <w:tcW w:type="dxa" w:w="871"/>
             <w:vAlign w:val="center"/>
             <w:tcMar>
               <w:top w:w="80" w:type="dxa"/>
@@ -2505,12 +2864,13 @@
           </w:tcPr>
           <w:p>
             <w:pPr>
+              <w:spacing w:line="240" w:lineRule="auto"/>
               <w:jc w:val="center"/>
             </w:pPr>
             <w:r>
               <w:rPr>
                 <w:rFonts w:ascii="Calibri" w:hAnsi="Calibri" w:eastAsia="Calibri"/>
-                <w:sz w:val="14"/>
+                <w:sz w:val="13"/>
               </w:rPr>
               <w:t>Male</w:t>
             </w:r>
@@ -2518,7 +2878,7 @@
         </w:tc>
         <w:tc>
           <w:tcPr>
-            <w:tcW w:type="dxa" w:w="1061"/>
+            <w:tcW w:type="dxa" w:w="920"/>
             <w:vAlign w:val="center"/>
             <w:tcMar>
               <w:top w:w="80" w:type="dxa"/>
@@ -2529,12 +2889,13 @@
           </w:tcPr>
           <w:p>
             <w:pPr>
+              <w:spacing w:line="240" w:lineRule="auto"/>
               <w:jc w:val="center"/>
             </w:pPr>
             <w:r>
               <w:rPr>
                 <w:rFonts w:ascii="Calibri" w:hAnsi="Calibri" w:eastAsia="Calibri"/>
-                <w:sz w:val="14"/>
+                <w:sz w:val="13"/>
               </w:rPr>
               <w:t>Prevalence</w:t>
             </w:r>
@@ -2542,7 +2903,7 @@
         </w:tc>
         <w:tc>
           <w:tcPr>
-            <w:tcW w:type="dxa" w:w="1411"/>
+            <w:tcW w:type="dxa" w:w="1179"/>
             <w:vAlign w:val="center"/>
             <w:tcMar>
               <w:top w:w="80" w:type="dxa"/>
@@ -2553,20 +2914,21 @@
           </w:tcPr>
           <w:p>
             <w:pPr>
+              <w:spacing w:line="240" w:lineRule="auto"/>
               <w:jc w:val="center"/>
             </w:pPr>
             <w:r>
               <w:rPr>
                 <w:rFonts w:ascii="Calibri" w:hAnsi="Calibri" w:eastAsia="Calibri"/>
-                <w:sz w:val="14"/>
+                <w:sz w:val="13"/>
               </w:rPr>
-              <w:t>800,475 (674,409-934,021)</w:t>
+              <w:t>608,106 (507,602-721,030)</w:t>
             </w:r>
           </w:p>
         </w:tc>
         <w:tc>
           <w:tcPr>
-            <w:tcW w:type="dxa" w:w="1195"/>
+            <w:tcW w:type="dxa" w:w="1179"/>
             <w:vAlign w:val="center"/>
             <w:tcMar>
               <w:top w:w="80" w:type="dxa"/>
@@ -2577,20 +2939,21 @@
           </w:tcPr>
           <w:p>
             <w:pPr>
+              <w:spacing w:line="240" w:lineRule="auto"/>
               <w:jc w:val="center"/>
             </w:pPr>
             <w:r>
               <w:rPr>
                 <w:rFonts w:ascii="Calibri" w:hAnsi="Calibri" w:eastAsia="Calibri"/>
-                <w:sz w:val="14"/>
+                <w:sz w:val="13"/>
               </w:rPr>
-              <w:t>31.6</w:t>
+              <w:t>800,475 (674,409-934,021)</w:t>
             </w:r>
           </w:p>
         </w:tc>
         <w:tc>
           <w:tcPr>
-            <w:tcW w:type="dxa" w:w="1028"/>
+            <w:tcW w:type="dxa" w:w="1019"/>
             <w:vAlign w:val="center"/>
             <w:tcMar>
               <w:top w:w="80" w:type="dxa"/>
@@ -2601,20 +2964,21 @@
           </w:tcPr>
           <w:p>
             <w:pPr>
+              <w:spacing w:line="240" w:lineRule="auto"/>
               <w:jc w:val="center"/>
             </w:pPr>
             <w:r>
               <w:rPr>
                 <w:rFonts w:ascii="Calibri" w:hAnsi="Calibri" w:eastAsia="Calibri"/>
-                <w:sz w:val="14"/>
+                <w:sz w:val="13"/>
               </w:rPr>
-              <w:t>443.11</w:t>
+              <w:t>31.6</w:t>
             </w:r>
           </w:p>
         </w:tc>
         <w:tc>
           <w:tcPr>
-            <w:tcW w:type="dxa" w:w="1261"/>
+            <w:tcW w:type="dxa" w:w="1068"/>
             <w:vAlign w:val="center"/>
             <w:tcMar>
               <w:top w:w="80" w:type="dxa"/>
@@ -2625,20 +2989,21 @@
           </w:tcPr>
           <w:p>
             <w:pPr>
+              <w:spacing w:line="240" w:lineRule="auto"/>
               <w:jc w:val="center"/>
             </w:pPr>
             <w:r>
               <w:rPr>
                 <w:rFonts w:ascii="Calibri" w:hAnsi="Calibri" w:eastAsia="Calibri"/>
-                <w:sz w:val="14"/>
+                <w:sz w:val="13"/>
               </w:rPr>
-              <w:t>428.80 (358.33-502.32)</w:t>
+              <w:t>443.11 (370.70-523.98)</w:t>
             </w:r>
           </w:p>
         </w:tc>
         <w:tc>
           <w:tcPr>
-            <w:tcW w:type="dxa" w:w="1298"/>
+            <w:tcW w:type="dxa" w:w="1068"/>
             <w:vAlign w:val="center"/>
             <w:tcMar>
               <w:top w:w="80" w:type="dxa"/>
@@ -2649,12 +3014,38 @@
           </w:tcPr>
           <w:p>
             <w:pPr>
+              <w:spacing w:line="240" w:lineRule="auto"/>
               <w:jc w:val="center"/>
             </w:pPr>
             <w:r>
               <w:rPr>
                 <w:rFonts w:ascii="Calibri" w:hAnsi="Calibri" w:eastAsia="Calibri"/>
-                <w:sz w:val="14"/>
+                <w:sz w:val="13"/>
+              </w:rPr>
+              <w:t>428.80 (358.33-502.32)</w:t>
+            </w:r>
+          </w:p>
+        </w:tc>
+        <w:tc>
+          <w:tcPr>
+            <w:tcW w:type="dxa" w:w="1099"/>
+            <w:vAlign w:val="center"/>
+            <w:tcMar>
+              <w:top w:w="80" w:type="dxa"/>
+              <w:start w:w="120" w:type="dxa"/>
+              <w:bottom w:w="80" w:type="dxa"/>
+              <w:end w:w="120" w:type="dxa"/>
+            </w:tcMar>
+          </w:tcPr>
+          <w:p>
+            <w:pPr>
+              <w:spacing w:line="240" w:lineRule="auto"/>
+              <w:jc w:val="center"/>
+            </w:pPr>
+            <w:r>
+              <w:rPr>
+                <w:rFonts w:ascii="Calibri" w:hAnsi="Calibri" w:eastAsia="Calibri"/>
+                <w:sz w:val="13"/>
               </w:rPr>
               <w:t>-0.079</w:t>
             </w:r>
@@ -2667,7 +3058,7 @@
         </w:trPr>
         <w:tc>
           <w:tcPr>
-            <w:tcW w:type="dxa" w:w="1111"/>
+            <w:tcW w:type="dxa" w:w="957"/>
             <w:vAlign w:val="center"/>
             <w:tcMar>
               <w:top w:w="80" w:type="dxa"/>
@@ -2678,12 +3069,13 @@
           </w:tcPr>
           <w:p>
             <w:pPr>
+              <w:spacing w:line="240" w:lineRule="auto"/>
               <w:jc w:val="left"/>
             </w:pPr>
             <w:r>
               <w:rPr>
                 <w:rFonts w:ascii="Calibri" w:hAnsi="Calibri" w:eastAsia="Calibri"/>
-                <w:sz w:val="14"/>
+                <w:sz w:val="13"/>
               </w:rPr>
               <w:t>United States</w:t>
             </w:r>
@@ -2691,7 +3083,7 @@
         </w:tc>
         <w:tc>
           <w:tcPr>
-            <w:tcW w:type="dxa" w:w="995"/>
+            <w:tcW w:type="dxa" w:w="871"/>
             <w:vAlign w:val="center"/>
             <w:tcMar>
               <w:top w:w="80" w:type="dxa"/>
@@ -2702,12 +3094,13 @@
           </w:tcPr>
           <w:p>
             <w:pPr>
+              <w:spacing w:line="240" w:lineRule="auto"/>
               <w:jc w:val="center"/>
             </w:pPr>
             <w:r>
               <w:rPr>
                 <w:rFonts w:ascii="Calibri" w:hAnsi="Calibri" w:eastAsia="Calibri"/>
-                <w:sz w:val="14"/>
+                <w:sz w:val="13"/>
               </w:rPr>
               <w:t>Male</w:t>
             </w:r>
@@ -2715,7 +3108,7 @@
         </w:tc>
         <w:tc>
           <w:tcPr>
-            <w:tcW w:type="dxa" w:w="1061"/>
+            <w:tcW w:type="dxa" w:w="920"/>
             <w:vAlign w:val="center"/>
             <w:tcMar>
               <w:top w:w="80" w:type="dxa"/>
@@ -2726,12 +3119,13 @@
           </w:tcPr>
           <w:p>
             <w:pPr>
+              <w:spacing w:line="240" w:lineRule="auto"/>
               <w:jc w:val="center"/>
             </w:pPr>
             <w:r>
               <w:rPr>
                 <w:rFonts w:ascii="Calibri" w:hAnsi="Calibri" w:eastAsia="Calibri"/>
-                <w:sz w:val="14"/>
+                <w:sz w:val="13"/>
               </w:rPr>
               <w:t>DALYs</w:t>
             </w:r>
@@ -2739,7 +3133,7 @@
         </w:tc>
         <w:tc>
           <w:tcPr>
-            <w:tcW w:type="dxa" w:w="1411"/>
+            <w:tcW w:type="dxa" w:w="1179"/>
             <w:vAlign w:val="center"/>
             <w:tcMar>
               <w:top w:w="80" w:type="dxa"/>
@@ -2750,20 +3144,21 @@
           </w:tcPr>
           <w:p>
             <w:pPr>
+              <w:spacing w:line="240" w:lineRule="auto"/>
               <w:jc w:val="center"/>
             </w:pPr>
             <w:r>
               <w:rPr>
                 <w:rFonts w:ascii="Calibri" w:hAnsi="Calibri" w:eastAsia="Calibri"/>
-                <w:sz w:val="14"/>
+                <w:sz w:val="13"/>
               </w:rPr>
-              <w:t>499,087 (362,580-610,406)</w:t>
+              <w:t>386,160 (278,483-478,712)</w:t>
             </w:r>
           </w:p>
         </w:tc>
         <w:tc>
           <w:tcPr>
-            <w:tcW w:type="dxa" w:w="1195"/>
+            <w:tcW w:type="dxa" w:w="1179"/>
             <w:vAlign w:val="center"/>
             <w:tcMar>
               <w:top w:w="80" w:type="dxa"/>
@@ -2774,20 +3169,21 @@
           </w:tcPr>
           <w:p>
             <w:pPr>
+              <w:spacing w:line="240" w:lineRule="auto"/>
               <w:jc w:val="center"/>
             </w:pPr>
             <w:r>
               <w:rPr>
                 <w:rFonts w:ascii="Calibri" w:hAnsi="Calibri" w:eastAsia="Calibri"/>
-                <w:sz w:val="14"/>
+                <w:sz w:val="13"/>
               </w:rPr>
-              <w:t>29.2</w:t>
+              <w:t>499,087 (362,580-610,406)</w:t>
             </w:r>
           </w:p>
         </w:tc>
         <w:tc>
           <w:tcPr>
-            <w:tcW w:type="dxa" w:w="1028"/>
+            <w:tcW w:type="dxa" w:w="1019"/>
             <w:vAlign w:val="center"/>
             <w:tcMar>
               <w:top w:w="80" w:type="dxa"/>
@@ -2798,20 +3194,21 @@
           </w:tcPr>
           <w:p>
             <w:pPr>
+              <w:spacing w:line="240" w:lineRule="auto"/>
               <w:jc w:val="center"/>
             </w:pPr>
             <w:r>
               <w:rPr>
                 <w:rFonts w:ascii="Calibri" w:hAnsi="Calibri" w:eastAsia="Calibri"/>
-                <w:sz w:val="14"/>
+                <w:sz w:val="13"/>
               </w:rPr>
-              <w:t>281.20</w:t>
+              <w:t>29.2</w:t>
             </w:r>
           </w:p>
         </w:tc>
         <w:tc>
           <w:tcPr>
-            <w:tcW w:type="dxa" w:w="1261"/>
+            <w:tcW w:type="dxa" w:w="1068"/>
             <w:vAlign w:val="center"/>
             <w:tcMar>
               <w:top w:w="80" w:type="dxa"/>
@@ -2822,20 +3219,21 @@
           </w:tcPr>
           <w:p>
             <w:pPr>
+              <w:spacing w:line="240" w:lineRule="auto"/>
               <w:jc w:val="center"/>
             </w:pPr>
             <w:r>
               <w:rPr>
                 <w:rFonts w:ascii="Calibri" w:hAnsi="Calibri" w:eastAsia="Calibri"/>
-                <w:sz w:val="14"/>
+                <w:sz w:val="13"/>
               </w:rPr>
-              <w:t>270.16 (194.75-334.97)</w:t>
+              <w:t>281.20 (202.44-346.56)</w:t>
             </w:r>
           </w:p>
         </w:tc>
         <w:tc>
           <w:tcPr>
-            <w:tcW w:type="dxa" w:w="1298"/>
+            <w:tcW w:type="dxa" w:w="1068"/>
             <w:vAlign w:val="center"/>
             <w:tcMar>
               <w:top w:w="80" w:type="dxa"/>
@@ -2846,12 +3244,38 @@
           </w:tcPr>
           <w:p>
             <w:pPr>
+              <w:spacing w:line="240" w:lineRule="auto"/>
               <w:jc w:val="center"/>
             </w:pPr>
             <w:r>
               <w:rPr>
                 <w:rFonts w:ascii="Calibri" w:hAnsi="Calibri" w:eastAsia="Calibri"/>
-                <w:sz w:val="14"/>
+                <w:sz w:val="13"/>
+              </w:rPr>
+              <w:t>270.16 (194.75-334.97)</w:t>
+            </w:r>
+          </w:p>
+        </w:tc>
+        <w:tc>
+          <w:tcPr>
+            <w:tcW w:type="dxa" w:w="1099"/>
+            <w:vAlign w:val="center"/>
+            <w:tcMar>
+              <w:top w:w="80" w:type="dxa"/>
+              <w:start w:w="120" w:type="dxa"/>
+              <w:bottom w:w="80" w:type="dxa"/>
+              <w:end w:w="120" w:type="dxa"/>
+            </w:tcMar>
+          </w:tcPr>
+          <w:p>
+            <w:pPr>
+              <w:spacing w:line="240" w:lineRule="auto"/>
+              <w:jc w:val="center"/>
+            </w:pPr>
+            <w:r>
+              <w:rPr>
+                <w:rFonts w:ascii="Calibri" w:hAnsi="Calibri" w:eastAsia="Calibri"/>
+                <w:sz w:val="13"/>
               </w:rPr>
               <w:t>-0.109</w:t>
             </w:r>
@@ -2929,7 +3353,7 @@
     </w:p>
     <w:p>
       <w:r>
-        <w:t>BIC-selected segmented curves summarized nonlinear features of the annual posterior means. Residual diagnostics indicated that an independent-error approximation was not uniformly plausible, reinforcing descriptive interpretation. No change point, slope, or between-group contrast was interpreted as a significance test.</w:t>
+        <w:t>BIC-selected segmented curves summarized nonlinear features of the annual posterior means. Eight of 12 primary fits had absolute lag-1 residual correlation of at least 0.5, so the independent-error approximation was not uniformly plausible. AR(1) feasible-GLS sensitivity retained the practical trajectory label in 12 of 12 panels, retained the breakpoint count in 11 of 12, and changed AAPC by at most 0.009 percentage points/year. Selected breakpoint years differed for some Chinese panels and remain descriptive. No change point, slope, or between-group contrast was interpreted as a significance test.</w:t>
       </w:r>
     </w:p>
     <w:p>
@@ -2966,7 +3390,7 @@
         <w:tc>
           <w:tcPr>
             <w:tcW w:type="dxa" w:w="1536"/>
-            <w:shd w:fill="F2F4F7"/>
+            <w:shd w:fill="FFFFFF"/>
             <w:tcMar>
               <w:top w:w="80" w:type="dxa"/>
               <w:start w:w="120" w:type="dxa"/>
@@ -2993,7 +3417,7 @@
         <w:tc>
           <w:tcPr>
             <w:tcW w:type="dxa" w:w="1679"/>
-            <w:shd w:fill="F2F4F7"/>
+            <w:shd w:fill="FFFFFF"/>
             <w:tcMar>
               <w:top w:w="80" w:type="dxa"/>
               <w:start w:w="120" w:type="dxa"/>
@@ -3020,7 +3444,7 @@
         <w:tc>
           <w:tcPr>
             <w:tcW w:type="dxa" w:w="1786"/>
-            <w:shd w:fill="F2F4F7"/>
+            <w:shd w:fill="FFFFFF"/>
             <w:tcMar>
               <w:top w:w="80" w:type="dxa"/>
               <w:start w:w="120" w:type="dxa"/>
@@ -3047,7 +3471,7 @@
         <w:tc>
           <w:tcPr>
             <w:tcW w:type="dxa" w:w="2071"/>
-            <w:shd w:fill="F2F4F7"/>
+            <w:shd w:fill="FFFFFF"/>
             <w:tcMar>
               <w:top w:w="80" w:type="dxa"/>
               <w:start w:w="120" w:type="dxa"/>
@@ -3074,7 +3498,7 @@
         <w:tc>
           <w:tcPr>
             <w:tcW w:type="dxa" w:w="2288"/>
-            <w:shd w:fill="F2F4F7"/>
+            <w:shd w:fill="FFFFFF"/>
             <w:tcMar>
               <w:top w:w="80" w:type="dxa"/>
               <w:start w:w="120" w:type="dxa"/>
@@ -3116,6 +3540,7 @@
           </w:tcPr>
           <w:p>
             <w:pPr>
+              <w:spacing w:line="240" w:lineRule="auto"/>
               <w:jc w:val="left"/>
             </w:pPr>
             <w:r>
@@ -3140,6 +3565,7 @@
           </w:tcPr>
           <w:p>
             <w:pPr>
+              <w:spacing w:line="240" w:lineRule="auto"/>
               <w:jc w:val="center"/>
             </w:pPr>
             <w:r>
@@ -3164,6 +3590,7 @@
           </w:tcPr>
           <w:p>
             <w:pPr>
+              <w:spacing w:line="240" w:lineRule="auto"/>
               <w:jc w:val="center"/>
             </w:pPr>
             <w:r>
@@ -3188,6 +3615,7 @@
           </w:tcPr>
           <w:p>
             <w:pPr>
+              <w:spacing w:line="240" w:lineRule="auto"/>
               <w:jc w:val="center"/>
             </w:pPr>
             <w:r>
@@ -3212,6 +3640,7 @@
           </w:tcPr>
           <w:p>
             <w:pPr>
+              <w:spacing w:line="240" w:lineRule="auto"/>
               <w:jc w:val="center"/>
             </w:pPr>
             <w:r>
@@ -3241,6 +3670,7 @@
           </w:tcPr>
           <w:p>
             <w:pPr>
+              <w:spacing w:line="240" w:lineRule="auto"/>
               <w:jc w:val="left"/>
             </w:pPr>
             <w:r>
@@ -3265,6 +3695,7 @@
           </w:tcPr>
           <w:p>
             <w:pPr>
+              <w:spacing w:line="240" w:lineRule="auto"/>
               <w:jc w:val="center"/>
             </w:pPr>
             <w:r>
@@ -3289,6 +3720,7 @@
           </w:tcPr>
           <w:p>
             <w:pPr>
+              <w:spacing w:line="240" w:lineRule="auto"/>
               <w:jc w:val="center"/>
             </w:pPr>
             <w:r>
@@ -3313,6 +3745,7 @@
           </w:tcPr>
           <w:p>
             <w:pPr>
+              <w:spacing w:line="240" w:lineRule="auto"/>
               <w:jc w:val="center"/>
             </w:pPr>
             <w:r>
@@ -3337,6 +3770,7 @@
           </w:tcPr>
           <w:p>
             <w:pPr>
+              <w:spacing w:line="240" w:lineRule="auto"/>
               <w:jc w:val="center"/>
             </w:pPr>
             <w:r>
@@ -3366,6 +3800,7 @@
           </w:tcPr>
           <w:p>
             <w:pPr>
+              <w:spacing w:line="240" w:lineRule="auto"/>
               <w:jc w:val="left"/>
             </w:pPr>
             <w:r>
@@ -3390,6 +3825,7 @@
           </w:tcPr>
           <w:p>
             <w:pPr>
+              <w:spacing w:line="240" w:lineRule="auto"/>
               <w:jc w:val="center"/>
             </w:pPr>
             <w:r>
@@ -3414,6 +3850,7 @@
           </w:tcPr>
           <w:p>
             <w:pPr>
+              <w:spacing w:line="240" w:lineRule="auto"/>
               <w:jc w:val="center"/>
             </w:pPr>
             <w:r>
@@ -3438,6 +3875,7 @@
           </w:tcPr>
           <w:p>
             <w:pPr>
+              <w:spacing w:line="240" w:lineRule="auto"/>
               <w:jc w:val="center"/>
             </w:pPr>
             <w:r>
@@ -3462,6 +3900,7 @@
           </w:tcPr>
           <w:p>
             <w:pPr>
+              <w:spacing w:line="240" w:lineRule="auto"/>
               <w:jc w:val="center"/>
             </w:pPr>
             <w:r>
@@ -3491,6 +3930,7 @@
           </w:tcPr>
           <w:p>
             <w:pPr>
+              <w:spacing w:line="240" w:lineRule="auto"/>
               <w:jc w:val="left"/>
             </w:pPr>
             <w:r>
@@ -3515,6 +3955,7 @@
           </w:tcPr>
           <w:p>
             <w:pPr>
+              <w:spacing w:line="240" w:lineRule="auto"/>
               <w:jc w:val="center"/>
             </w:pPr>
             <w:r>
@@ -3539,6 +3980,7 @@
           </w:tcPr>
           <w:p>
             <w:pPr>
+              <w:spacing w:line="240" w:lineRule="auto"/>
               <w:jc w:val="center"/>
             </w:pPr>
             <w:r>
@@ -3563,6 +4005,7 @@
           </w:tcPr>
           <w:p>
             <w:pPr>
+              <w:spacing w:line="240" w:lineRule="auto"/>
               <w:jc w:val="center"/>
             </w:pPr>
             <w:r>
@@ -3587,6 +4030,7 @@
           </w:tcPr>
           <w:p>
             <w:pPr>
+              <w:spacing w:line="240" w:lineRule="auto"/>
               <w:jc w:val="center"/>
             </w:pPr>
             <w:r>
@@ -3616,6 +4060,7 @@
           </w:tcPr>
           <w:p>
             <w:pPr>
+              <w:spacing w:line="240" w:lineRule="auto"/>
               <w:jc w:val="left"/>
             </w:pPr>
             <w:r>
@@ -3640,6 +4085,7 @@
           </w:tcPr>
           <w:p>
             <w:pPr>
+              <w:spacing w:line="240" w:lineRule="auto"/>
               <w:jc w:val="center"/>
             </w:pPr>
             <w:r>
@@ -3664,6 +4110,7 @@
           </w:tcPr>
           <w:p>
             <w:pPr>
+              <w:spacing w:line="240" w:lineRule="auto"/>
               <w:jc w:val="center"/>
             </w:pPr>
             <w:r>
@@ -3688,6 +4135,7 @@
           </w:tcPr>
           <w:p>
             <w:pPr>
+              <w:spacing w:line="240" w:lineRule="auto"/>
               <w:jc w:val="center"/>
             </w:pPr>
             <w:r>
@@ -3712,6 +4160,7 @@
           </w:tcPr>
           <w:p>
             <w:pPr>
+              <w:spacing w:line="240" w:lineRule="auto"/>
               <w:jc w:val="center"/>
             </w:pPr>
             <w:r>
@@ -3741,6 +4190,7 @@
           </w:tcPr>
           <w:p>
             <w:pPr>
+              <w:spacing w:line="240" w:lineRule="auto"/>
               <w:jc w:val="left"/>
             </w:pPr>
             <w:r>
@@ -3765,6 +4215,7 @@
           </w:tcPr>
           <w:p>
             <w:pPr>
+              <w:spacing w:line="240" w:lineRule="auto"/>
               <w:jc w:val="center"/>
             </w:pPr>
             <w:r>
@@ -3789,6 +4240,7 @@
           </w:tcPr>
           <w:p>
             <w:pPr>
+              <w:spacing w:line="240" w:lineRule="auto"/>
               <w:jc w:val="center"/>
             </w:pPr>
             <w:r>
@@ -3813,6 +4265,7 @@
           </w:tcPr>
           <w:p>
             <w:pPr>
+              <w:spacing w:line="240" w:lineRule="auto"/>
               <w:jc w:val="center"/>
             </w:pPr>
             <w:r>
@@ -3837,6 +4290,7 @@
           </w:tcPr>
           <w:p>
             <w:pPr>
+              <w:spacing w:line="240" w:lineRule="auto"/>
               <w:jc w:val="center"/>
             </w:pPr>
             <w:r>
@@ -3920,7 +4374,7 @@
     </w:p>
     <w:p>
       <w:r>
-        <w:t>The age profiles differed by outcome and sex, but male rates were generally higher. Incidence peaked in early adulthood, whereas prevalence and DALY rates remained substantial across middle adulthood. The fine-age production groups permitted late-life patterns to be retained through 95+ years.</w:t>
+        <w:t>The positive-valued age profiles differed by outcome and sex, and male point estimates were generally higher. Incidence peaked in early adulthood, whereas prevalence and DALY rates remained substantial across middle adulthood. Although fine-age categories extended through 95+, exact source-export zeros for incidence at ages 80+ prevent interpreting those plotted cells as observed absence of disease.</w:t>
       </w:r>
     </w:p>
     <w:p>
@@ -4021,7 +4475,7 @@
         <w:tc>
           <w:tcPr>
             <w:tcW w:type="dxa" w:w="1353"/>
-            <w:shd w:fill="F2F4F7"/>
+            <w:shd w:fill="FFFFFF"/>
             <w:tcMar>
               <w:top w:w="80" w:type="dxa"/>
               <w:start w:w="120" w:type="dxa"/>
@@ -4048,7 +4502,7 @@
         <w:tc>
           <w:tcPr>
             <w:tcW w:type="dxa" w:w="1189"/>
-            <w:shd w:fill="F2F4F7"/>
+            <w:shd w:fill="FFFFFF"/>
             <w:tcMar>
               <w:top w:w="80" w:type="dxa"/>
               <w:start w:w="120" w:type="dxa"/>
@@ -4075,7 +4529,7 @@
         <w:tc>
           <w:tcPr>
             <w:tcW w:type="dxa" w:w="1283"/>
-            <w:shd w:fill="F2F4F7"/>
+            <w:shd w:fill="FFFFFF"/>
             <w:tcMar>
               <w:top w:w="80" w:type="dxa"/>
               <w:start w:w="120" w:type="dxa"/>
@@ -4102,7 +4556,7 @@
         <w:tc>
           <w:tcPr>
             <w:tcW w:type="dxa" w:w="1400"/>
-            <w:shd w:fill="F2F4F7"/>
+            <w:shd w:fill="FFFFFF"/>
             <w:tcMar>
               <w:top w:w="80" w:type="dxa"/>
               <w:start w:w="120" w:type="dxa"/>
@@ -4129,7 +4583,7 @@
         <w:tc>
           <w:tcPr>
             <w:tcW w:type="dxa" w:w="1353"/>
-            <w:shd w:fill="F2F4F7"/>
+            <w:shd w:fill="FFFFFF"/>
             <w:tcMar>
               <w:top w:w="80" w:type="dxa"/>
               <w:start w:w="120" w:type="dxa"/>
@@ -4156,7 +4610,7 @@
         <w:tc>
           <w:tcPr>
             <w:tcW w:type="dxa" w:w="1447"/>
-            <w:shd w:fill="F2F4F7"/>
+            <w:shd w:fill="FFFFFF"/>
             <w:tcMar>
               <w:top w:w="80" w:type="dxa"/>
               <w:start w:w="120" w:type="dxa"/>
@@ -4183,7 +4637,7 @@
         <w:tc>
           <w:tcPr>
             <w:tcW w:type="dxa" w:w="1335"/>
-            <w:shd w:fill="F2F4F7"/>
+            <w:shd w:fill="FFFFFF"/>
             <w:tcMar>
               <w:top w:w="80" w:type="dxa"/>
               <w:start w:w="120" w:type="dxa"/>
@@ -4225,6 +4679,7 @@
           </w:tcPr>
           <w:p>
             <w:pPr>
+              <w:spacing w:line="240" w:lineRule="auto"/>
               <w:jc w:val="left"/>
             </w:pPr>
             <w:r>
@@ -4249,6 +4704,7 @@
           </w:tcPr>
           <w:p>
             <w:pPr>
+              <w:spacing w:line="240" w:lineRule="auto"/>
               <w:jc w:val="center"/>
             </w:pPr>
             <w:r>
@@ -4273,6 +4729,7 @@
           </w:tcPr>
           <w:p>
             <w:pPr>
+              <w:spacing w:line="240" w:lineRule="auto"/>
               <w:jc w:val="center"/>
             </w:pPr>
             <w:r>
@@ -4297,6 +4754,7 @@
           </w:tcPr>
           <w:p>
             <w:pPr>
+              <w:spacing w:line="240" w:lineRule="auto"/>
               <w:jc w:val="center"/>
             </w:pPr>
             <w:r>
@@ -4321,6 +4779,7 @@
           </w:tcPr>
           <w:p>
             <w:pPr>
+              <w:spacing w:line="240" w:lineRule="auto"/>
               <w:jc w:val="center"/>
             </w:pPr>
             <w:r>
@@ -4345,6 +4804,7 @@
           </w:tcPr>
           <w:p>
             <w:pPr>
+              <w:spacing w:line="240" w:lineRule="auto"/>
               <w:jc w:val="center"/>
             </w:pPr>
             <w:r>
@@ -4369,6 +4829,7 @@
           </w:tcPr>
           <w:p>
             <w:pPr>
+              <w:spacing w:line="240" w:lineRule="auto"/>
               <w:jc w:val="center"/>
             </w:pPr>
             <w:r>
@@ -4398,6 +4859,7 @@
           </w:tcPr>
           <w:p>
             <w:pPr>
+              <w:spacing w:line="240" w:lineRule="auto"/>
               <w:jc w:val="left"/>
             </w:pPr>
             <w:r>
@@ -4422,6 +4884,7 @@
           </w:tcPr>
           <w:p>
             <w:pPr>
+              <w:spacing w:line="240" w:lineRule="auto"/>
               <w:jc w:val="center"/>
             </w:pPr>
             <w:r>
@@ -4446,6 +4909,7 @@
           </w:tcPr>
           <w:p>
             <w:pPr>
+              <w:spacing w:line="240" w:lineRule="auto"/>
               <w:jc w:val="center"/>
             </w:pPr>
             <w:r>
@@ -4470,6 +4934,7 @@
           </w:tcPr>
           <w:p>
             <w:pPr>
+              <w:spacing w:line="240" w:lineRule="auto"/>
               <w:jc w:val="center"/>
             </w:pPr>
             <w:r>
@@ -4494,6 +4959,7 @@
           </w:tcPr>
           <w:p>
             <w:pPr>
+              <w:spacing w:line="240" w:lineRule="auto"/>
               <w:jc w:val="center"/>
             </w:pPr>
             <w:r>
@@ -4518,6 +4984,7 @@
           </w:tcPr>
           <w:p>
             <w:pPr>
+              <w:spacing w:line="240" w:lineRule="auto"/>
               <w:jc w:val="center"/>
             </w:pPr>
             <w:r>
@@ -4542,6 +5009,7 @@
           </w:tcPr>
           <w:p>
             <w:pPr>
+              <w:spacing w:line="240" w:lineRule="auto"/>
               <w:jc w:val="center"/>
             </w:pPr>
             <w:r>
@@ -4571,6 +5039,7 @@
           </w:tcPr>
           <w:p>
             <w:pPr>
+              <w:spacing w:line="240" w:lineRule="auto"/>
               <w:jc w:val="left"/>
             </w:pPr>
             <w:r>
@@ -4595,6 +5064,7 @@
           </w:tcPr>
           <w:p>
             <w:pPr>
+              <w:spacing w:line="240" w:lineRule="auto"/>
               <w:jc w:val="center"/>
             </w:pPr>
             <w:r>
@@ -4619,6 +5089,7 @@
           </w:tcPr>
           <w:p>
             <w:pPr>
+              <w:spacing w:line="240" w:lineRule="auto"/>
               <w:jc w:val="center"/>
             </w:pPr>
             <w:r>
@@ -4643,6 +5114,7 @@
           </w:tcPr>
           <w:p>
             <w:pPr>
+              <w:spacing w:line="240" w:lineRule="auto"/>
               <w:jc w:val="center"/>
             </w:pPr>
             <w:r>
@@ -4667,6 +5139,7 @@
           </w:tcPr>
           <w:p>
             <w:pPr>
+              <w:spacing w:line="240" w:lineRule="auto"/>
               <w:jc w:val="center"/>
             </w:pPr>
             <w:r>
@@ -4691,6 +5164,7 @@
           </w:tcPr>
           <w:p>
             <w:pPr>
+              <w:spacing w:line="240" w:lineRule="auto"/>
               <w:jc w:val="center"/>
             </w:pPr>
             <w:r>
@@ -4715,6 +5189,7 @@
           </w:tcPr>
           <w:p>
             <w:pPr>
+              <w:spacing w:line="240" w:lineRule="auto"/>
               <w:jc w:val="center"/>
             </w:pPr>
             <w:r>
@@ -4744,6 +5219,7 @@
           </w:tcPr>
           <w:p>
             <w:pPr>
+              <w:spacing w:line="240" w:lineRule="auto"/>
               <w:jc w:val="left"/>
             </w:pPr>
             <w:r>
@@ -4768,6 +5244,7 @@
           </w:tcPr>
           <w:p>
             <w:pPr>
+              <w:spacing w:line="240" w:lineRule="auto"/>
               <w:jc w:val="center"/>
             </w:pPr>
             <w:r>
@@ -4792,6 +5269,7 @@
           </w:tcPr>
           <w:p>
             <w:pPr>
+              <w:spacing w:line="240" w:lineRule="auto"/>
               <w:jc w:val="center"/>
             </w:pPr>
             <w:r>
@@ -4816,6 +5294,7 @@
           </w:tcPr>
           <w:p>
             <w:pPr>
+              <w:spacing w:line="240" w:lineRule="auto"/>
               <w:jc w:val="center"/>
             </w:pPr>
             <w:r>
@@ -4840,6 +5319,7 @@
           </w:tcPr>
           <w:p>
             <w:pPr>
+              <w:spacing w:line="240" w:lineRule="auto"/>
               <w:jc w:val="center"/>
             </w:pPr>
             <w:r>
@@ -4864,6 +5344,7 @@
           </w:tcPr>
           <w:p>
             <w:pPr>
+              <w:spacing w:line="240" w:lineRule="auto"/>
               <w:jc w:val="center"/>
             </w:pPr>
             <w:r>
@@ -4888,6 +5369,7 @@
           </w:tcPr>
           <w:p>
             <w:pPr>
+              <w:spacing w:line="240" w:lineRule="auto"/>
               <w:jc w:val="center"/>
             </w:pPr>
             <w:r>
@@ -4917,6 +5399,7 @@
           </w:tcPr>
           <w:p>
             <w:pPr>
+              <w:spacing w:line="240" w:lineRule="auto"/>
               <w:jc w:val="left"/>
             </w:pPr>
             <w:r>
@@ -4941,6 +5424,7 @@
           </w:tcPr>
           <w:p>
             <w:pPr>
+              <w:spacing w:line="240" w:lineRule="auto"/>
               <w:jc w:val="center"/>
             </w:pPr>
             <w:r>
@@ -4965,6 +5449,7 @@
           </w:tcPr>
           <w:p>
             <w:pPr>
+              <w:spacing w:line="240" w:lineRule="auto"/>
               <w:jc w:val="center"/>
             </w:pPr>
             <w:r>
@@ -4989,6 +5474,7 @@
           </w:tcPr>
           <w:p>
             <w:pPr>
+              <w:spacing w:line="240" w:lineRule="auto"/>
               <w:jc w:val="center"/>
             </w:pPr>
             <w:r>
@@ -5013,6 +5499,7 @@
           </w:tcPr>
           <w:p>
             <w:pPr>
+              <w:spacing w:line="240" w:lineRule="auto"/>
               <w:jc w:val="center"/>
             </w:pPr>
             <w:r>
@@ -5037,6 +5524,7 @@
           </w:tcPr>
           <w:p>
             <w:pPr>
+              <w:spacing w:line="240" w:lineRule="auto"/>
               <w:jc w:val="center"/>
             </w:pPr>
             <w:r>
@@ -5061,6 +5549,7 @@
           </w:tcPr>
           <w:p>
             <w:pPr>
+              <w:spacing w:line="240" w:lineRule="auto"/>
               <w:jc w:val="center"/>
             </w:pPr>
             <w:r>
@@ -5090,6 +5579,7 @@
           </w:tcPr>
           <w:p>
             <w:pPr>
+              <w:spacing w:line="240" w:lineRule="auto"/>
               <w:jc w:val="left"/>
             </w:pPr>
             <w:r>
@@ -5114,6 +5604,7 @@
           </w:tcPr>
           <w:p>
             <w:pPr>
+              <w:spacing w:line="240" w:lineRule="auto"/>
               <w:jc w:val="center"/>
             </w:pPr>
             <w:r>
@@ -5138,6 +5629,7 @@
           </w:tcPr>
           <w:p>
             <w:pPr>
+              <w:spacing w:line="240" w:lineRule="auto"/>
               <w:jc w:val="center"/>
             </w:pPr>
             <w:r>
@@ -5162,6 +5654,7 @@
           </w:tcPr>
           <w:p>
             <w:pPr>
+              <w:spacing w:line="240" w:lineRule="auto"/>
               <w:jc w:val="center"/>
             </w:pPr>
             <w:r>
@@ -5186,6 +5679,7 @@
           </w:tcPr>
           <w:p>
             <w:pPr>
+              <w:spacing w:line="240" w:lineRule="auto"/>
               <w:jc w:val="center"/>
             </w:pPr>
             <w:r>
@@ -5210,6 +5704,7 @@
           </w:tcPr>
           <w:p>
             <w:pPr>
+              <w:spacing w:line="240" w:lineRule="auto"/>
               <w:jc w:val="center"/>
             </w:pPr>
             <w:r>
@@ -5234,6 +5729,7 @@
           </w:tcPr>
           <w:p>
             <w:pPr>
+              <w:spacing w:line="240" w:lineRule="auto"/>
               <w:jc w:val="center"/>
             </w:pPr>
             <w:r>
@@ -5263,6 +5759,7 @@
           </w:tcPr>
           <w:p>
             <w:pPr>
+              <w:spacing w:line="240" w:lineRule="auto"/>
               <w:jc w:val="left"/>
             </w:pPr>
             <w:r>
@@ -5287,6 +5784,7 @@
           </w:tcPr>
           <w:p>
             <w:pPr>
+              <w:spacing w:line="240" w:lineRule="auto"/>
               <w:jc w:val="center"/>
             </w:pPr>
             <w:r>
@@ -5311,6 +5809,7 @@
           </w:tcPr>
           <w:p>
             <w:pPr>
+              <w:spacing w:line="240" w:lineRule="auto"/>
               <w:jc w:val="center"/>
             </w:pPr>
             <w:r>
@@ -5335,6 +5834,7 @@
           </w:tcPr>
           <w:p>
             <w:pPr>
+              <w:spacing w:line="240" w:lineRule="auto"/>
               <w:jc w:val="center"/>
             </w:pPr>
             <w:r>
@@ -5359,6 +5859,7 @@
           </w:tcPr>
           <w:p>
             <w:pPr>
+              <w:spacing w:line="240" w:lineRule="auto"/>
               <w:jc w:val="center"/>
             </w:pPr>
             <w:r>
@@ -5383,6 +5884,7 @@
           </w:tcPr>
           <w:p>
             <w:pPr>
+              <w:spacing w:line="240" w:lineRule="auto"/>
               <w:jc w:val="center"/>
             </w:pPr>
             <w:r>
@@ -5407,6 +5909,7 @@
           </w:tcPr>
           <w:p>
             <w:pPr>
+              <w:spacing w:line="240" w:lineRule="auto"/>
               <w:jc w:val="center"/>
             </w:pPr>
             <w:r>
@@ -5436,6 +5939,7 @@
           </w:tcPr>
           <w:p>
             <w:pPr>
+              <w:spacing w:line="240" w:lineRule="auto"/>
               <w:jc w:val="left"/>
             </w:pPr>
             <w:r>
@@ -5460,6 +5964,7 @@
           </w:tcPr>
           <w:p>
             <w:pPr>
+              <w:spacing w:line="240" w:lineRule="auto"/>
               <w:jc w:val="center"/>
             </w:pPr>
             <w:r>
@@ -5484,6 +5989,7 @@
           </w:tcPr>
           <w:p>
             <w:pPr>
+              <w:spacing w:line="240" w:lineRule="auto"/>
               <w:jc w:val="center"/>
             </w:pPr>
             <w:r>
@@ -5508,6 +6014,7 @@
           </w:tcPr>
           <w:p>
             <w:pPr>
+              <w:spacing w:line="240" w:lineRule="auto"/>
               <w:jc w:val="center"/>
             </w:pPr>
             <w:r>
@@ -5532,6 +6039,7 @@
           </w:tcPr>
           <w:p>
             <w:pPr>
+              <w:spacing w:line="240" w:lineRule="auto"/>
               <w:jc w:val="center"/>
             </w:pPr>
             <w:r>
@@ -5556,6 +6064,7 @@
           </w:tcPr>
           <w:p>
             <w:pPr>
+              <w:spacing w:line="240" w:lineRule="auto"/>
               <w:jc w:val="center"/>
             </w:pPr>
             <w:r>
@@ -5580,6 +6089,7 @@
           </w:tcPr>
           <w:p>
             <w:pPr>
+              <w:spacing w:line="240" w:lineRule="auto"/>
               <w:jc w:val="center"/>
             </w:pPr>
             <w:r>
@@ -5609,6 +6119,7 @@
           </w:tcPr>
           <w:p>
             <w:pPr>
+              <w:spacing w:line="240" w:lineRule="auto"/>
               <w:jc w:val="left"/>
             </w:pPr>
             <w:r>
@@ -5633,6 +6144,7 @@
           </w:tcPr>
           <w:p>
             <w:pPr>
+              <w:spacing w:line="240" w:lineRule="auto"/>
               <w:jc w:val="center"/>
             </w:pPr>
             <w:r>
@@ -5657,6 +6169,7 @@
           </w:tcPr>
           <w:p>
             <w:pPr>
+              <w:spacing w:line="240" w:lineRule="auto"/>
               <w:jc w:val="center"/>
             </w:pPr>
             <w:r>
@@ -5681,6 +6194,7 @@
           </w:tcPr>
           <w:p>
             <w:pPr>
+              <w:spacing w:line="240" w:lineRule="auto"/>
               <w:jc w:val="center"/>
             </w:pPr>
             <w:r>
@@ -5705,6 +6219,7 @@
           </w:tcPr>
           <w:p>
             <w:pPr>
+              <w:spacing w:line="240" w:lineRule="auto"/>
               <w:jc w:val="center"/>
             </w:pPr>
             <w:r>
@@ -5729,6 +6244,7 @@
           </w:tcPr>
           <w:p>
             <w:pPr>
+              <w:spacing w:line="240" w:lineRule="auto"/>
               <w:jc w:val="center"/>
             </w:pPr>
             <w:r>
@@ -5753,6 +6269,7 @@
           </w:tcPr>
           <w:p>
             <w:pPr>
+              <w:spacing w:line="240" w:lineRule="auto"/>
               <w:jc w:val="center"/>
             </w:pPr>
             <w:r>
@@ -5782,6 +6299,7 @@
           </w:tcPr>
           <w:p>
             <w:pPr>
+              <w:spacing w:line="240" w:lineRule="auto"/>
               <w:jc w:val="left"/>
             </w:pPr>
             <w:r>
@@ -5806,6 +6324,7 @@
           </w:tcPr>
           <w:p>
             <w:pPr>
+              <w:spacing w:line="240" w:lineRule="auto"/>
               <w:jc w:val="center"/>
             </w:pPr>
             <w:r>
@@ -5830,6 +6349,7 @@
           </w:tcPr>
           <w:p>
             <w:pPr>
+              <w:spacing w:line="240" w:lineRule="auto"/>
               <w:jc w:val="center"/>
             </w:pPr>
             <w:r>
@@ -5854,6 +6374,7 @@
           </w:tcPr>
           <w:p>
             <w:pPr>
+              <w:spacing w:line="240" w:lineRule="auto"/>
               <w:jc w:val="center"/>
             </w:pPr>
             <w:r>
@@ -5878,6 +6399,7 @@
           </w:tcPr>
           <w:p>
             <w:pPr>
+              <w:spacing w:line="240" w:lineRule="auto"/>
               <w:jc w:val="center"/>
             </w:pPr>
             <w:r>
@@ -5902,6 +6424,7 @@
           </w:tcPr>
           <w:p>
             <w:pPr>
+              <w:spacing w:line="240" w:lineRule="auto"/>
               <w:jc w:val="center"/>
             </w:pPr>
             <w:r>
@@ -5926,6 +6449,7 @@
           </w:tcPr>
           <w:p>
             <w:pPr>
+              <w:spacing w:line="240" w:lineRule="auto"/>
               <w:jc w:val="center"/>
             </w:pPr>
             <w:r>
@@ -5955,6 +6479,7 @@
           </w:tcPr>
           <w:p>
             <w:pPr>
+              <w:spacing w:line="240" w:lineRule="auto"/>
               <w:jc w:val="left"/>
             </w:pPr>
             <w:r>
@@ -5979,6 +6504,7 @@
           </w:tcPr>
           <w:p>
             <w:pPr>
+              <w:spacing w:line="240" w:lineRule="auto"/>
               <w:jc w:val="center"/>
             </w:pPr>
             <w:r>
@@ -6003,6 +6529,7 @@
           </w:tcPr>
           <w:p>
             <w:pPr>
+              <w:spacing w:line="240" w:lineRule="auto"/>
               <w:jc w:val="center"/>
             </w:pPr>
             <w:r>
@@ -6027,6 +6554,7 @@
           </w:tcPr>
           <w:p>
             <w:pPr>
+              <w:spacing w:line="240" w:lineRule="auto"/>
               <w:jc w:val="center"/>
             </w:pPr>
             <w:r>
@@ -6051,6 +6579,7 @@
           </w:tcPr>
           <w:p>
             <w:pPr>
+              <w:spacing w:line="240" w:lineRule="auto"/>
               <w:jc w:val="center"/>
             </w:pPr>
             <w:r>
@@ -6075,6 +6604,7 @@
           </w:tcPr>
           <w:p>
             <w:pPr>
+              <w:spacing w:line="240" w:lineRule="auto"/>
               <w:jc w:val="center"/>
             </w:pPr>
             <w:r>
@@ -6099,6 +6629,7 @@
           </w:tcPr>
           <w:p>
             <w:pPr>
+              <w:spacing w:line="240" w:lineRule="auto"/>
               <w:jc w:val="center"/>
             </w:pPr>
             <w:r>
@@ -6128,6 +6659,7 @@
           </w:tcPr>
           <w:p>
             <w:pPr>
+              <w:spacing w:line="240" w:lineRule="auto"/>
               <w:jc w:val="left"/>
             </w:pPr>
             <w:r>
@@ -6152,6 +6684,7 @@
           </w:tcPr>
           <w:p>
             <w:pPr>
+              <w:spacing w:line="240" w:lineRule="auto"/>
               <w:jc w:val="center"/>
             </w:pPr>
             <w:r>
@@ -6176,6 +6709,7 @@
           </w:tcPr>
           <w:p>
             <w:pPr>
+              <w:spacing w:line="240" w:lineRule="auto"/>
               <w:jc w:val="center"/>
             </w:pPr>
             <w:r>
@@ -6200,6 +6734,7 @@
           </w:tcPr>
           <w:p>
             <w:pPr>
+              <w:spacing w:line="240" w:lineRule="auto"/>
               <w:jc w:val="center"/>
             </w:pPr>
             <w:r>
@@ -6224,6 +6759,7 @@
           </w:tcPr>
           <w:p>
             <w:pPr>
+              <w:spacing w:line="240" w:lineRule="auto"/>
               <w:jc w:val="center"/>
             </w:pPr>
             <w:r>
@@ -6248,6 +6784,7 @@
           </w:tcPr>
           <w:p>
             <w:pPr>
+              <w:spacing w:line="240" w:lineRule="auto"/>
               <w:jc w:val="center"/>
             </w:pPr>
             <w:r>
@@ -6272,6 +6809,7 @@
           </w:tcPr>
           <w:p>
             <w:pPr>
+              <w:spacing w:line="240" w:lineRule="auto"/>
               <w:jc w:val="center"/>
             </w:pPr>
             <w:r>
@@ -6288,7 +6826,7 @@
     <w:p/>
     <w:p>
       <w:r>
-        <w:t>Population-size change contributed positively in 12 of 12 panels. Age-structure and age-specific-rate contributions varied by country, sex, and outcome (Table 3). Negative components represent countervailing forces; component percentages can therefore exceed 100% and were not treated as compositional shares. The age-bin sensitivity flagged material variation in 3 of 12 panels. The fine-age results are the production estimates; collapsed-bin comparisons remain an aggregation sensitivity.</w:t>
+        <w:t>Population-size change was positive in 12 of 12 panels. Age-structure and age-specific-rate components varied by country, sex, and outcome (Table 3). Negative components represent countervailing allocations; component percentages can exceed 100% and are not compositional shares. Annual- and five-year-chain allocations differed from endpoint allocations by at most 7.9% of total change. Restricting incidence decomposition to positive-valued ages 10-79 preserved every component sign (yes), although magnitudes changed. The age-bin sensitivity flagged material variation in 3 of 12 panels. The fine-age results are the production estimates; collapsed-bin comparisons remain an aggregation sensitivity.</w:t>
       </w:r>
     </w:p>
     <w:p>
@@ -6355,17 +6893,17 @@
     </w:p>
     <w:p>
       <w:r>
-        <w:t>Across the 12 country-sex-outcome panels, primary-window APC net drift ranged from -0.291%/year for female dalys in the United States to 0.038%/year for male incidence in the United States. Net-drift direction agreed between the primary and 1990-2019 sensitivity windows in 11 of 12 panels. Opposing age-specific local drifts occurred in 10 panels, showing that aggregate drift can conceal age-specific heterogeneity.</w:t>
+        <w:t>Across the 12 custom panels, the primary-window global period slope ranged from -0.291%/year for female dalys in the United States to 0.038%/year for male incidence in the United States. Practical-stability classifications agreed between the primary and 1990-2019 windows in 12 of 12 panels. Opposing separately fitted age-specific slopes occurred in 10 panels, showing that aggregate summaries can conceal age heterogeneity.</w:t>
       </w:r>
     </w:p>
     <w:p>
       <w:r>
-        <w:t>Across the normalized APC curves, nonlinear period relative risks ranged from 0.968 to 1.008, and cohort relative risks ranged from 0.925 to 1.018. These modest deviations summarize curvature around the selected reference categories and are not causal period or birth-cohort effects.</w:t>
+        <w:t>Period-curvature rate ratios ranged from 0.968 to 1.008, and cohort-curvature rate ratios ranged from 0.925 to 1.018. Equal weighting changed the global period slope by at most 0.002 percentage points/year. These custom contrasts are normalized to one at reference categories, are not claimed equivalent to conventional NCI APC functions, and do not identify causal period or cohort effects.</w:t>
       </w:r>
     </w:p>
     <w:p>
       <w:r>
-        <w:t>APC estimable functions were generated for all 12 country-sex-outcome panels. For the focused incidence comparison, the signs of APC net drift and primary segmented AAPC agreed in 2 of 4 country-sex strata, indicating partial rather than uniform directional corroboration. Exact numerical agreement is not expected because ASR segmented trends and selected-age APC net drift use different estimands, age coverage, standardization, weighting, model form, calendar aggregation, and identification constraints. Longitudinal age and nonlinear period and cohort relative risks are presented in the supplement and normalized to one at their reference categories. Interpretation remained descriptive because the exact linear dependency among age, period, and cohort prevents unique causal separation.</w:t>
+        <w:t>For the principal incidence comparison, practical labels for the custom global period slope and primary segmented AAPC agreed in 3 of 4 country-sex strata. This comparison is descriptive rather than corroborative: the summaries differ in age coverage, standardization, weighting, calendar aggregation, and model form. Prevalence and DALY panels are exploratory rate-surface summaries and are not incident-event risk models.</w:t>
       </w:r>
     </w:p>
     <w:p>
@@ -6378,17 +6916,22 @@
     </w:p>
     <w:p>
       <w:r>
-        <w:t>This comparative study found increases in estimated incident cases, people living with schizophrenia, and DALYs, alongside contrasting standardized-rate trajectories. Chinese ASRs were broadly stable, whereas U.S. ASRs declined, particularly among females. The combination of increasing absolute quantities and flat or falling ASRs is not contradictory: population growth, age composition, and age-specific rates contribute separately.</w:t>
+        <w:t>This comparative study found larger 2023 than 1990 point estimates of incident cases, people living with schizophrenia, and DALYs, alongside different standardized-rate trajectories. Chinese AAPCs were practically stable under the stated descriptive band, whereas U.S. AAPCs were negative, particularly among females. The combination of increasing absolute quantities and flat or negative ASR slopes is not contradictory: population size, age composition, and age-specific rates contribute separately. Without posterior draws, neither change nor between-group contrast was evaluated statistically.</w:t>
       </w:r>
     </w:p>
     <w:p>
       <w:r>
-        <w:t>The APC results add a distinct age-specific view rather than an independent replication of the ASR analysis. Opposing local drifts in 10 of 12 panels show that aggregate trajectories can conceal age groups moving in different directions. China-male incidence had concordant negative segmented and APC summaries after use of the fine-age official population inputs, whereas U.S.-male incidence retained a negative segmented AAPC but a small positive APC net drift. That retained discrepancy is consistent with differing calendar windows, selected-age population weighting, age standardization, piecewise versus global model form, and APC identification constraints. The normalized period and cohort curves describe population patterns around reference categories; they do not identify causal period shocks or cohort exposures.</w:t>
+        <w:t>The custom APC summaries add an age-specific view rather than an independent replication of the ASR analysis. Opposing age-specific slopes show that aggregate trajectories can conceal age groups moving in different directions. China-male incidence was practically stable by both segmented AAPC and custom global period slope; U.S.-male incidence had a negative segmented AAPC while its custom selected-age global slope fell within the practical-stability band. Differences are compatible with calendar window, selected-age population weighting, age standardization, piecewise versus global form, and APC identification constraints. Period- and cohort-curvature curves are descriptive population patterns, not causal effects.</w:t>
       </w:r>
     </w:p>
     <w:p>
       <w:r>
-        <w:t>The China endpoint point estimates overlap those reported by Song and colleagues because both studies use the same GBD 2023 source [4]; this is expected data overlap, not independent validation. The decomposition extends that descriptive context by applying the same population-size, age-structure, and age-specific-rate accounting to both countries and sexes. Component signs and magnitudes are reported directly rather than treated as causal explanations. These deterministic decompositions allocate endpoint differences under the specified identity; they do not identify causes of the demographic or rate changes.</w:t>
+        <w:t>The count-rate divergence is consistent with earlier releases but should not be treated as independent validation. GBD 2019 estimates summarized by Solmi and colleagues increased globally from 14.2 to 23.6 million prevalent cases, 0.941 to 1.3 million incident cases, and 9.1 to 15.1 million DALYs between 1990 and 2019, while age-standardized estimates were comparatively stable [3]. In GBD 2023, Song and colleagues reported the same Chinese sex-specific endpoints used here: incidence increased by 14.1% among males and 14.5% among females, prevalence by 51.9% and 59.9%, and DALYs by 49.5% and 57.5%, respectively [4]. Their exact agreement with our Chinese endpoints is expected because both studies query the same release. By contrast, a GBD 2021 China analysis reported a both-sex ASPR change from 374.60 to 388.99 per 100,000 through 2021 [5]; that aggregate from an earlier release is not numerically interchangeable with the present sex-specific GBD 2023 series. Release revision, sex aggregation, and calendar window are therefore plausible reasons for differences across papers.</w:t>
+      </w:r>
+    </w:p>
+    <w:p>
+      <w:r>
+        <w:t>The present decomposition extends that descriptive context by applying the same population-size, age-structure, and age-specific-rate accounting to both countries and sexes. Component signs and magnitudes are reported directly rather than treated as causal explanations. These deterministic decompositions allocate endpoint differences under the specified identity; they do not identify causes of the demographic or rate changes.</w:t>
       </w:r>
     </w:p>
     <w:p>
@@ -6411,12 +6954,12 @@
     </w:p>
     <w:p>
       <w:r>
-        <w:t>Strengths include a focused comparative question, consistent GBD 2023 outcome definitions, explicit separation of native UIs from derived point summaries, deterministic and reproducible trend selection, exact Shapley decomposition, a dedicated APC module with synthetic recovery tests, and restriction of APC interpretation to identifiable estimable functions. The pipeline records exclusions and prevents incomplete age or provenance inputs from being silently treated as submission-ready.</w:t>
+        <w:t>Strengths include a focused comparative question, consistent GBD 2023 outcome definitions, explicit separation of native UIs from derived point summaries, deterministic trend selection, exact Shapley closure, source-level verification of zero cells, AR(1) and decomposition sensitivities, and a dedicated custom APC module with synthetic recovery and weighting tests. The pipeline now separates data/computational readiness from editorial scientific readiness.</w:t>
       </w:r>
     </w:p>
     <w:p>
       <w:r>
-        <w:t>Several limitations are important. First, GBD values are modeled estimates rather than direct observations and may share smoothing assumptions across years, sexes, outcomes, and countries. Annual posterior means therefore cannot be treated as independent observations; segmented curves, change points, AAPCs, and pairwise contrasts are descriptive. Second, posterior draws were unavailable, so uncertainty could not be propagated to changes, ratios, decomposition components, or trajectory contrasts. Third, even the production five-year groups aggregate heterogeneity within age intervals, and the explicit collapse sensitivity shows how age grouping can alter decomposition components. APC estimates cover ages 10-14 to 65-69, are sensitive to grouping, and cannot identify independent causal age, period, and cohort effects. Comparisons with ASR trends are qualitative because the estimands differ. Ecological country contrasts cannot support causal attribution to policy or health systems. Registered NCI Joinpoint output and posterior draws would provide useful validation and uncertainty propagation, respectively, but are not mandatory for the primary open analysis.</w:t>
+        <w:t>Several limitations are important. First, GBD values are modeled estimates rather than direct observations and may share smoothing assumptions across years, sexes, outcomes, and countries; source availability, diagnostic recognition, and smoothing may differ between China and the United States. Annual posterior means cannot be treated as independent observations, and synchronized U.S. curve changes may partly reflect shared GBD inputs or model structure. Second, posterior draws and cross-estimate covariance were unavailable, so uncertainty could not be propagated to changes, ratios, breakpoints, slopes, decomposition components, rankings, or custom APC summaries. Native endpoint UIs do not solve that problem. Third, even the production five-year groups aggregate heterogeneity within age intervals, and the explicit collapse sensitivity shows how age grouping can alter decomposition components. Exact zero-valued age cells originated in the source export, but their model-support meaning was unavailable. Custom APC summaries cover ages 10-14 to 65-69, use constrained descriptive functions, and are not asserted equivalent to conventional NCI estimable functions. Exploratory prevalence and DALY panels are rate-surface summaries rather than event-risk models. Ecological country contrasts cannot support causal attribution to policy or health systems.</w:t>
       </w:r>
     </w:p>
     <w:p>
@@ -6429,7 +6972,47 @@
     </w:p>
     <w:p>
       <w:r>
-        <w:t>Between 1990 and 2023, estimated incident and prevalent case counts and DALYs increased in China and the United States while standardized-rate trajectories differed. Population growth contributed positively throughout, but age-composition and rate components contrasted between countries. These modeled patterns support considering potential service volume, health loss, standardized rates, age structure, and sex jointly in planning; they do not establish causal effects of policy or health systems.</w:t>
+        <w:t>Between 1990 and 2023, point estimates of incident and prevalent case counts and DALYs increased in China and the United States, while Chinese ASR slopes were practically stable and U.S. slopes were negative under the specified descriptive rule. Demographic allocations differed by outcome and setting, but their rankings lack propagated posterior uncertainty. These modeled patterns support considering potential service volume, health loss, standardized rates, age structure, and sex jointly; they do not establish causal policy or health-system effects.</w:t>
+      </w:r>
+    </w:p>
+    <w:p>
+      <w:pPr>
+        <w:pStyle w:val="Heading1"/>
+      </w:pPr>
+      <w:r>
+        <w:t>Supplementary information</w:t>
+      </w:r>
+    </w:p>
+    <w:p>
+      <w:pPr>
+        <w:pStyle w:val="ListBullet"/>
+      </w:pPr>
+      <w:r>
+        <w:t>Supplementary file 1: supplementary_material.docx, containing Tables S1-S19 and Figures S1-S2.</w:t>
+      </w:r>
+    </w:p>
+    <w:p>
+      <w:pPr>
+        <w:pStyle w:val="ListBullet"/>
+      </w:pPr>
+      <w:r>
+        <w:t>Supplementary file 2: statistical_methods_appendix.docx, containing complete estimating equations, constraints, sensitivities, and the uncertainty taxonomy.</w:t>
+      </w:r>
+    </w:p>
+    <w:p>
+      <w:pPr>
+        <w:pStyle w:val="ListBullet"/>
+      </w:pPr>
+      <w:r>
+        <w:t>Supplementary file 3: publication_tables.xlsx and companion CSV files, containing all machine-readable analysis results and data definitions.</w:t>
+      </w:r>
+    </w:p>
+    <w:p>
+      <w:pPr>
+        <w:pStyle w:val="ListBullet"/>
+      </w:pPr>
+      <w:r>
+        <w:t>Reporting checklist: GATHER_checklist.docx, using the official 18-item WHO wording and order.</w:t>
       </w:r>
     </w:p>
     <w:p>
@@ -6489,7 +7072,7 @@
     </w:p>
     <w:p>
       <w:r>
-        <w:t>GBD estimates are available through the IHME GBD Results Tool subject to IHME terms [8]. Analytic code, derived tables, provenance metadata, and exact model settings are prepared for archiving, but a persistent repository link must be added before submission. The repository will not redistribute source data beyond applicable IHME terms.</w:t>
+        <w:t>GBD estimates are available through the IHME GBD Results Tool subject to IHME terms [8]. The analytic code, derived tables, provenance metadata, exact model settings, and validation records accompany this blinded submission package. No persistent public repository or archive DOI was designated for this build, and the package does not redistribute source data beyond applicable IHME terms.</w:t>
       </w:r>
     </w:p>
     <w:p>
@@ -6502,7 +7085,7 @@
     </w:p>
     <w:p>
       <w:r>
-        <w:t>The authors declare no competing interests.</w:t>
+        <w:t>Author-controlled competing-interest disclosures are intentionally omitted from this blinded generated package and are to be entered by the submitting author in the journal submission system.</w:t>
       </w:r>
     </w:p>
     <w:p>
@@ -6515,7 +7098,7 @@
     </w:p>
     <w:p>
       <w:r>
-        <w:t>Funding for this secondary analysis and any funder roles must be confirmed by the authors before submission.</w:t>
+        <w:t>Author-controlled funding and funder-role disclosures are intentionally omitted from this blinded generated package and are to be entered by the submitting author in the journal submission system.</w:t>
       </w:r>
     </w:p>
     <w:p>
@@ -6528,7 +7111,7 @@
     </w:p>
     <w:p>
       <w:r>
-        <w:t>Contributor roles will be reported using the CRediT taxonomy in the unblinded submission file.</w:t>
+        <w:t>Author identities and CRediT roles are intentionally omitted from this blinded generated package and are to be entered by the submitting author in the journal submission system.</w:t>
       </w:r>
     </w:p>
     <w:p>
@@ -6750,6 +7333,7 @@
       <w:pgMar w:top="1440" w:right="1440" w:bottom="1440" w:left="1440" w:header="708" w:footer="708" w:gutter="0"/>
       <w:cols w:space="720"/>
       <w:docGrid w:linePitch="360"/>
+      <w:lnNumType w:countBy="1" w:restart="continuous"/>
     </w:sectPr>
   </w:body>
 </w:document>
@@ -7134,7 +7718,7 @@
     <w:qFormat/>
     <w:rsid w:val="00FC693F"/>
     <w:pPr>
-      <w:spacing w:after="120" w:line="264" w:lineRule="auto"/>
+      <w:spacing w:after="120" w:line="480" w:lineRule="auto"/>
     </w:pPr>
     <w:rPr>
       <w:rFonts w:ascii="Calibri" w:hAnsi="Calibri"/>
